--- a/out/pf_consultiva.docx
+++ b/out/pf_consultiva.docx
@@ -86,7 +86,7 @@
           <w:sz w:val="20"/>
           <w:szCs w:val="20"/>
         </w:rPr>
-        <w:t>1. IDENTIFICAÇÃO D</w:t>
+        <w:t>IDENTIFICAÇÃO D</w:t>
       </w:r>
       <w:r>
         <w:rPr>
@@ -532,7 +532,7 @@
           <w:szCs w:val="20"/>
         </w:rPr>
         <w:lastRenderedPageBreak/>
-        <w:t>2. QUADRO RESUMO DA CONTRATAÇÃO</w:t>
+        <w:t>QUADRO RESUMO DA CONTRATAÇÃO</w:t>
       </w:r>
     </w:p>
     <w:p>
@@ -682,8 +682,11 @@
     </w:p>
     <w:p>
       <w:pPr>
-        <w:snapToGrid w:val="0"/>
-        <w:rPr>
+        <w:keepNext/>
+        <w:snapToGrid w:val="0"/>
+        <w:rPr>
+          <w:b/>
+          <w:bCs/>
           <w:sz w:val="20"/>
           <w:szCs w:val="20"/>
         </w:rPr>
@@ -718,7 +721,7 @@
           <w:sz w:val="20"/>
           <w:szCs w:val="20"/>
         </w:rPr>
-        <w:t xml:space="preserve">3. HONORÁRIOS </w:t>
+        <w:t xml:space="preserve">HONORÁRIOS </w:t>
       </w:r>
       <w:r>
         <w:rPr>
@@ -1437,7 +1440,7 @@
           <w:sz w:val="20"/>
           <w:szCs w:val="20"/>
         </w:rPr>
-        <w:t>5. DESPESAS APLICÁVEIS A ESTE ESCOPO</w:t>
+        <w:t>DESPESAS APLICÁVEIS A ESTE ESCOPO</w:t>
       </w:r>
     </w:p>
     <w:p>
@@ -1499,7 +1502,7 @@
           <w:sz w:val="20"/>
           <w:szCs w:val="20"/>
         </w:rPr>
-        <w:t>.</w:t>
+        <w:t xml:space="preserve">.</w:t>
       </w:r>
     </w:p>
     <w:p>
@@ -1566,16 +1569,7 @@
                 <w:sz w:val="20"/>
                 <w:szCs w:val="20"/>
               </w:rPr>
-              <w:t xml:space="preserve">Despesas </w:t>
-            </w:r>
-            <w:r>
-              <w:rPr>
-                <w:b/>
-                <w:bCs/>
-                <w:sz w:val="20"/>
-                <w:szCs w:val="20"/>
-              </w:rPr>
-              <w:t xml:space="preserve">Gerais</w:t>
+              <w:t xml:space="preserve">Despesas Gerais</w:t>
             </w:r>
           </w:p>
         </w:tc>
@@ -1609,7 +1603,7 @@
                 <w:sz w:val="20"/>
                 <w:szCs w:val="20"/>
               </w:rPr>
-              <w:t xml:space="preserve">Deslocamento em veículo próprio: R$ 2,50 por km e estacionamento, táxi, transporte por aplicativo, hospedagem e alimentação.</w:t>
+              <w:t xml:space="preserve">Deslocamento em veículo próprio: R$ 2,50 por km e estacionamento, táxi, transporte por aplicativo, hospedagem e alimentação;</w:t>
             </w:r>
           </w:p>
         </w:tc>
@@ -1647,17 +1641,7 @@
                 <w:sz w:val="20"/>
                 <w:szCs w:val="20"/>
               </w:rPr>
-              <w:lastRenderedPageBreak/>
-              <w:t xml:space="preserve">Despesas </w:t>
-            </w:r>
-            <w:r>
-              <w:rPr>
-                <w:b/>
-                <w:bCs/>
-                <w:sz w:val="20"/>
-                <w:szCs w:val="20"/>
-              </w:rPr>
-              <w:t xml:space="preserve">Específicas</w:t>
+              <w:t xml:space="preserve">Despesas Específicas</w:t>
             </w:r>
           </w:p>
         </w:tc>
@@ -4679,6 +4663,19 @@
         </w:rPr>
         <w:t>As Partes reconhecem a veracidade, autenticidade, validade e eficácia desta Proposta em formato eletrônico, assinada por meio de plataforma de assinaturas eletrônicas (DocuSign ou similar), nos termos do artigo 10, § 2º, da Medida Provisória n. 2.200-2/2001 e do artigo 219 do Código Civil, dispensando expressamente a colheita de assinaturas de testemunhas, na forma do artigo 34 da Lei n. 14.620/2023.</w:t>
       </w:r>
+    </w:p>
+    <w:p>
+      <w:pPr>
+        <w:keepNext/>
+        <w:snapToGrid w:val="0"/>
+        <w:jc w:val="center"/>
+        <w:rPr>
+          <w:b/>
+          <w:bCs/>
+          <w:sz w:val="20"/>
+          <w:szCs w:val="20"/>
+        </w:rPr>
+      </w:pPr>
     </w:p>
     <w:p>
       <w:pPr>
@@ -6128,6 +6125,26 @@
 </file>
 
 <file path=customXml/item1.xml><?xml version="1.0" encoding="utf-8"?>
+<p:properties xmlns:p="http://schemas.microsoft.com/office/2006/metadata/properties" xmlns:xsi="http://www.w3.org/2001/XMLSchema-instance" xmlns:pc="http://schemas.microsoft.com/office/infopath/2007/PartnerControls">
+  <documentManagement>
+    <lcf76f155ced4ddcb4097134ff3c332f xmlns="e5b1cd33-4eca-41a4-b7d8-fdf3e6200119">
+      <Terms xmlns="http://schemas.microsoft.com/office/infopath/2007/PartnerControls"/>
+    </lcf76f155ced4ddcb4097134ff3c332f>
+    <TaxCatchAll xmlns="c710a95f-4097-48d0-b72e-528dcf24b561" xsi:nil="true"/>
+  </documentManagement>
+</p:properties>
+</file>
+
+<file path=customXml/item2.xml><?xml version="1.0" encoding="utf-8"?>
+<?mso-contentType ?>
+<FormTemplates xmlns="http://schemas.microsoft.com/sharepoint/v3/contenttype/forms">
+  <Display>DocumentLibraryForm</Display>
+  <Edit>DocumentLibraryForm</Edit>
+  <New>DocumentLibraryForm</New>
+</FormTemplates>
+</file>
+
+<file path=customXml/item3.xml><?xml version="1.0" encoding="utf-8"?>
 <ct:contentTypeSchema xmlns:ct="http://schemas.microsoft.com/office/2006/metadata/contentType" xmlns:ma="http://schemas.microsoft.com/office/2006/metadata/properties/metaAttributes" ct:_="" ma:_="" ma:contentTypeName="Documento" ma:contentTypeID="0x010100C538FE3DE9F5C249B208F757A39C9CF1" ma:contentTypeVersion="13" ma:contentTypeDescription="Crie um novo documento." ma:contentTypeScope="" ma:versionID="f58841031a2b8acc55807e179e1eb129">
   <xsd:schema xmlns:xsd="http://www.w3.org/2001/XMLSchema" xmlns:xs="http://www.w3.org/2001/XMLSchema" xmlns:p="http://schemas.microsoft.com/office/2006/metadata/properties" xmlns:ns2="e5b1cd33-4eca-41a4-b7d8-fdf3e6200119" xmlns:ns3="c710a95f-4097-48d0-b72e-528dcf24b561" targetNamespace="http://schemas.microsoft.com/office/2006/metadata/properties" ma:root="true" ma:fieldsID="eabb80da9e4a7645788b9624de58e5c8" ns2:_="" ns3:_="">
     <xsd:import namespace="e5b1cd33-4eca-41a4-b7d8-fdf3e6200119"/>
@@ -6334,27 +6351,26 @@
 </ct:contentTypeSchema>
 </file>
 
-<file path=customXml/item2.xml><?xml version="1.0" encoding="utf-8"?>
-<?mso-contentType ?>
-<FormTemplates xmlns="http://schemas.microsoft.com/sharepoint/v3/contenttype/forms">
-  <Display>DocumentLibraryForm</Display>
-  <Edit>DocumentLibraryForm</Edit>
-  <New>DocumentLibraryForm</New>
-</FormTemplates>
+<file path=customXml/itemProps1.xml><?xml version="1.0" encoding="utf-8"?>
+<ds:datastoreItem xmlns:ds="http://schemas.openxmlformats.org/officeDocument/2006/customXml" ds:itemID="{CB7613A1-A0CB-4E22-AF85-27793339D14D}">
+  <ds:schemaRefs>
+    <ds:schemaRef ds:uri="http://schemas.microsoft.com/office/2006/metadata/properties"/>
+    <ds:schemaRef ds:uri="http://schemas.microsoft.com/office/infopath/2007/PartnerControls"/>
+    <ds:schemaRef ds:uri="e5b1cd33-4eca-41a4-b7d8-fdf3e6200119"/>
+    <ds:schemaRef ds:uri="c710a95f-4097-48d0-b72e-528dcf24b561"/>
+  </ds:schemaRefs>
+</ds:datastoreItem>
 </file>
 
-<file path=customXml/item3.xml><?xml version="1.0" encoding="utf-8"?>
-<p:properties xmlns:p="http://schemas.microsoft.com/office/2006/metadata/properties" xmlns:xsi="http://www.w3.org/2001/XMLSchema-instance" xmlns:pc="http://schemas.microsoft.com/office/infopath/2007/PartnerControls">
-  <documentManagement>
-    <lcf76f155ced4ddcb4097134ff3c332f xmlns="e5b1cd33-4eca-41a4-b7d8-fdf3e6200119">
-      <Terms xmlns="http://schemas.microsoft.com/office/infopath/2007/PartnerControls"/>
-    </lcf76f155ced4ddcb4097134ff3c332f>
-    <TaxCatchAll xmlns="c710a95f-4097-48d0-b72e-528dcf24b561" xsi:nil="true"/>
-  </documentManagement>
-</p:properties>
+<file path=customXml/itemProps2.xml><?xml version="1.0" encoding="utf-8"?>
+<ds:datastoreItem xmlns:ds="http://schemas.openxmlformats.org/officeDocument/2006/customXml" ds:itemID="{A5ED3DFB-4F39-4BF8-995C-27FE2C86527B}">
+  <ds:schemaRefs>
+    <ds:schemaRef ds:uri="http://schemas.microsoft.com/sharepoint/v3/contenttype/forms"/>
+  </ds:schemaRefs>
+</ds:datastoreItem>
 </file>
 
-<file path=customXml/itemProps1.xml><?xml version="1.0" encoding="utf-8"?>
+<file path=customXml/itemProps3.xml><?xml version="1.0" encoding="utf-8"?>
 <ds:datastoreItem xmlns:ds="http://schemas.openxmlformats.org/officeDocument/2006/customXml" ds:itemID="{527C8FAF-F895-460C-92FD-63B7C6027339}">
   <ds:schemaRefs>
     <ds:schemaRef ds:uri="http://schemas.microsoft.com/office/2006/metadata/contentType"/>
@@ -6371,23 +6387,4 @@
     <ds:schemaRef ds:uri="http://schemas.microsoft.com/internal/obd"/>
   </ds:schemaRefs>
 </ds:datastoreItem>
-</file>
-
-<file path=customXml/itemProps2.xml><?xml version="1.0" encoding="utf-8"?>
-<ds:datastoreItem xmlns:ds="http://schemas.openxmlformats.org/officeDocument/2006/customXml" ds:itemID="{A5ED3DFB-4F39-4BF8-995C-27FE2C86527B}">
-  <ds:schemaRefs>
-    <ds:schemaRef ds:uri="http://schemas.microsoft.com/sharepoint/v3/contenttype/forms"/>
-  </ds:schemaRefs>
-</ds:datastoreItem>
-</file>
-
-<file path=customXml/itemProps3.xml><?xml version="1.0" encoding="utf-8"?>
-<ds:datastoreItem xmlns:ds="http://schemas.openxmlformats.org/officeDocument/2006/customXml" ds:itemID="{CB7613A1-A0CB-4E22-AF85-27793339D14D}">
-  <ds:schemaRefs>
-    <ds:schemaRef ds:uri="http://schemas.microsoft.com/office/2006/metadata/properties"/>
-    <ds:schemaRef ds:uri="http://schemas.microsoft.com/office/infopath/2007/PartnerControls"/>
-    <ds:schemaRef ds:uri="e5b1cd33-4eca-41a4-b7d8-fdf3e6200119"/>
-    <ds:schemaRef ds:uri="c710a95f-4097-48d0-b72e-528dcf24b561"/>
-  </ds:schemaRefs>
-</ds:datastoreItem>
 </file>
--- a/out/pf_consultiva.docx
+++ b/out/pf_consultiva.docx
@@ -281,7 +281,7 @@
                 <w:sz w:val="20"/>
                 <w:szCs w:val="20"/>
               </w:rPr>
-              <w:t xml:space="preserve">123.456.789-00</w:t>
+              <w:t xml:space="preserve">111.444.777-35</w:t>
             </w:r>
           </w:p>
         </w:tc>

--- a/out/pf_consultiva.docx
+++ b/out/pf_consultiva.docx
@@ -1569,7 +1569,7 @@
                 <w:sz w:val="20"/>
                 <w:szCs w:val="20"/>
               </w:rPr>
-              <w:t xml:space="preserve">Despesas Gerais</w:t>
+              <w:t xml:space="preserve">Despesas Logísticas</w:t>
             </w:r>
           </w:p>
         </w:tc>
@@ -1641,7 +1641,7 @@
                 <w:sz w:val="20"/>
                 <w:szCs w:val="20"/>
               </w:rPr>
-              <w:t xml:space="preserve">Despesas Específicas</w:t>
+              <w:t xml:space="preserve">Despesas Gerais</w:t>
             </w:r>
           </w:p>
         </w:tc>

--- a/out/pf_consultiva.docx
+++ b/out/pf_consultiva.docx
@@ -45,35 +45,34 @@
     <w:p>
       <w:pPr>
         <w:snapToGrid w:val="0"/>
-        <w:jc w:val="center"/>
-        <w:rPr>
-          <w:sz w:val="20"/>
-          <w:szCs w:val="20"/>
-        </w:rPr>
-      </w:pPr>
-      <w:r>
-        <w:rPr>
-          <w:sz w:val="20"/>
-          <w:szCs w:val="20"/>
-        </w:rPr>
-        <w:t>Escopo de Trabalho</w:t>
-      </w:r>
-      <w:r>
-        <w:rPr>
-          <w:sz w:val="20"/>
-          <w:szCs w:val="20"/>
-        </w:rPr>
-        <w:br/>
-      </w:r>
-    </w:p>
-    <w:p>
-      <w:pPr>
-        <w:keepNext/>
+        <w:rPr>
+          <w:sz w:val="20"/>
+          <w:szCs w:val="20"/>
+        </w:rPr>
+      </w:pPr>
+    </w:p>
+    <w:p>
+      <w:pPr>
+        <w:snapToGrid w:val="0"/>
+        <w:rPr>
+          <w:sz w:val="20"/>
+          <w:szCs w:val="20"/>
+        </w:rPr>
+      </w:pPr>
+      <w:r>
+        <w:rPr>
+          <w:sz w:val="20"/>
+          <w:szCs w:val="20"/>
+        </w:rPr>
+        <w:t>A</w:t>
+      </w:r>
+    </w:p>
+    <w:p>
+      <w:pPr>
         <w:snapToGrid w:val="0"/>
         <w:rPr>
           <w:b/>
           <w:bCs/>
-          <w:smallCaps/>
           <w:sz w:val="20"/>
           <w:szCs w:val="20"/>
         </w:rPr>
@@ -82,443 +81,217 @@
         <w:rPr>
           <w:b/>
           <w:bCs/>
-          <w:smallCaps/>
-          <w:sz w:val="20"/>
-          <w:szCs w:val="20"/>
-        </w:rPr>
-        <w:t>IDENTIFICAÇÃO D</w:t>
+          <w:sz w:val="20"/>
+          <w:szCs w:val="20"/>
+        </w:rPr>
+        <w:t xml:space="preserve">Joao da Silva</w:t>
+      </w:r>
+    </w:p>
+    <w:p>
+      <w:pPr>
+        <w:snapToGrid w:val="0"/>
+        <w:rPr>
+          <w:sz w:val="20"/>
+          <w:szCs w:val="20"/>
+        </w:rPr>
+      </w:pPr>
+      <w:r>
+        <w:rPr>
+          <w:sz w:val="20"/>
+          <w:szCs w:val="20"/>
+        </w:rPr>
+        <w:t xml:space="preserve">111.444.777-35</w:t>
+      </w:r>
+    </w:p>
+    <w:p>
+      <w:pPr>
+        <w:snapToGrid w:val="0"/>
+        <w:rPr>
+          <w:sz w:val="20"/>
+          <w:szCs w:val="20"/>
+        </w:rPr>
+      </w:pPr>
+      <w:r>
+        <w:rPr>
+          <w:sz w:val="20"/>
+          <w:szCs w:val="20"/>
+        </w:rPr>
+        <w:t xml:space="preserve">Rua das Flores, 100, Centro, 30000-000, Belo Horizonte/MG</w:t>
+      </w:r>
+    </w:p>
+    <w:p>
+      <w:pPr>
+        <w:snapToGrid w:val="0"/>
+        <w:rPr>
+          <w:sz w:val="20"/>
+          <w:szCs w:val="20"/>
+        </w:rPr>
+      </w:pPr>
+      <w:r>
+        <w:rPr>
+          <w:sz w:val="20"/>
+          <w:szCs w:val="20"/>
+        </w:rPr>
+        <w:t xml:space="preserve">A/C: </w:t>
+      </w:r>
+      <w:r>
+        <w:rPr>
+          <w:sz w:val="20"/>
+          <w:szCs w:val="20"/>
+        </w:rPr>
+        <w:t xml:space="preserve">Joao da Silva</w:t>
+      </w:r>
+    </w:p>
+    <w:p>
+      <w:pPr>
+        <w:snapToGrid w:val="0"/>
+        <w:rPr>
+          <w:sz w:val="20"/>
+          <w:szCs w:val="20"/>
+        </w:rPr>
+      </w:pPr>
+      <w:r>
+        <w:rPr>
+          <w:sz w:val="20"/>
+          <w:szCs w:val="20"/>
+        </w:rPr>
+        <w:t xml:space="preserve">Telefone: (31) 99999-0000; E-mail: joao@example.com</w:t>
+      </w:r>
+    </w:p>
+    <w:p>
+      <w:pPr>
+        <w:snapToGrid w:val="0"/>
+        <w:rPr>
+          <w:sz w:val="20"/>
+          <w:szCs w:val="20"/>
+        </w:rPr>
+      </w:pPr>
+    </w:p>
+    <w:p>
+      <w:pPr>
+        <w:snapToGrid w:val="0"/>
+        <w:jc w:val="both"/>
+        <w:rPr>
+          <w:sz w:val="20"/>
+          <w:szCs w:val="20"/>
+        </w:rPr>
+      </w:pPr>
+      <w:r>
+        <w:rPr>
+          <w:sz w:val="20"/>
+          <w:szCs w:val="20"/>
+        </w:rPr>
+        <w:t>Prezado(a) Cliente,</w:t>
+      </w:r>
+    </w:p>
+    <w:p>
+      <w:pPr>
+        <w:snapToGrid w:val="0"/>
+        <w:jc w:val="both"/>
+        <w:rPr>
+          <w:sz w:val="20"/>
+          <w:szCs w:val="20"/>
+        </w:rPr>
+      </w:pPr>
+    </w:p>
+    <w:p>
+      <w:pPr>
+        <w:snapToGrid w:val="0"/>
+        <w:jc w:val="both"/>
+        <w:rPr>
+          <w:sz w:val="20"/>
+          <w:szCs w:val="20"/>
+        </w:rPr>
+      </w:pPr>
+      <w:r>
+        <w:rPr>
+          <w:sz w:val="20"/>
+          <w:szCs w:val="20"/>
+        </w:rPr>
+        <w:t xml:space="preserve">Acreditamos que a advocacia moderna vai além da simples resolução de problemas; ela é um investimento estratégico que impulsiona o crescimento e blinda o seu negócio. Com mais de 25 anos de sólida trajetória e um reconhecimento consistente em anuários de prestígio como o </w:t>
       </w:r>
       <w:r>
         <w:rPr>
           <w:b/>
           <w:bCs/>
-          <w:smallCaps/>
-          <w:sz w:val="20"/>
-          <w:szCs w:val="20"/>
-        </w:rPr>
-        <w:t xml:space="preserve">O</w:t>
+          <w:sz w:val="20"/>
+          <w:szCs w:val="20"/>
+        </w:rPr>
+        <w:t>Análise Advocacia 500</w:t>
+      </w:r>
+      <w:r>
+        <w:rPr>
+          <w:sz w:val="20"/>
+          <w:szCs w:val="20"/>
+        </w:rPr>
+        <w:t xml:space="preserve">, o </w:t>
       </w:r>
       <w:r>
         <w:rPr>
           <w:b/>
           <w:bCs/>
-          <w:smallCaps/>
-          <w:sz w:val="20"/>
-          <w:szCs w:val="20"/>
-        </w:rPr>
-        <w:t xml:space="preserve"> CONTRATANTE</w:t>
-      </w:r>
-    </w:p>
-    <w:p>
-      <w:pPr>
-        <w:keepNext/>
-        <w:snapToGrid w:val="0"/>
-        <w:rPr>
-          <w:sz w:val="20"/>
-          <w:szCs w:val="20"/>
-        </w:rPr>
-      </w:pPr>
-    </w:p>
-    <w:tbl>
-      <w:tblPr>
-        <w:tblW w:w="9634" w:type="dxa"/>
-        <w:tblBorders>
-          <w:top w:val="single" w:sz="4" w:space="0" w:color="auto"/>
-          <w:left w:val="single" w:sz="4" w:space="0" w:color="auto"/>
-          <w:bottom w:val="single" w:sz="4" w:space="0" w:color="auto"/>
-          <w:right w:val="single" w:sz="4" w:space="0" w:color="auto"/>
-          <w:insideH w:val="single" w:sz="4" w:space="0" w:color="auto"/>
-          <w:insideV w:val="single" w:sz="4" w:space="0" w:color="auto"/>
-        </w:tblBorders>
-        <w:tblCellMar>
-          <w:left w:w="10" w:type="dxa"/>
-          <w:right w:w="10" w:type="dxa"/>
-        </w:tblCellMar>
-        <w:tblLook w:val="04A0" w:firstRow="1" w:lastRow="0" w:firstColumn="1" w:lastColumn="0" w:noHBand="0" w:noVBand="1"/>
-      </w:tblPr>
-      <w:tblGrid>
-        <w:gridCol w:w="2017"/>
-        <w:gridCol w:w="7617"/>
-      </w:tblGrid>
-      <w:tr>
-        <w:tc>
-          <w:tcPr>
-            <w:tcW w:w="1980" w:type="dxa"/>
-            <w:tcBorders>
-              <w:top w:val="single" w:sz="4" w:space="0" w:color="1A3557"/>
-              <w:left w:val="single" w:sz="4" w:space="0" w:color="1A3557"/>
-              <w:bottom w:val="single" w:sz="4" w:space="0" w:color="1A3557"/>
-              <w:right w:val="single" w:sz="4" w:space="0" w:color="1A3557"/>
-            </w:tcBorders>
-            <w:shd w:val="clear" w:color="auto" w:fill="FFF9F4"/>
-            <w:tcMar>
-              <w:top w:w="100" w:type="dxa"/>
-              <w:left w:w="120" w:type="dxa"/>
-              <w:bottom w:w="100" w:type="dxa"/>
-              <w:right w:w="120" w:type="dxa"/>
-            </w:tcMar>
-          </w:tcPr>
-          <w:p>
-            <w:pPr>
-              <w:snapToGrid w:val="0"/>
-              <w:rPr>
-                <w:sz w:val="20"/>
-                <w:szCs w:val="20"/>
-              </w:rPr>
-            </w:pPr>
-            <w:r>
-              <w:rPr>
-                <w:b/>
-                <w:bCs/>
-                <w:sz w:val="20"/>
-                <w:szCs w:val="20"/>
-              </w:rPr>
-              <w:t xml:space="preserve">Nome</w:t>
-            </w:r>
-          </w:p>
-        </w:tc>
-        <w:tc>
-          <w:tcPr>
-            <w:tcW w:w="7654" w:type="dxa"/>
-            <w:tcBorders>
-              <w:top w:val="single" w:sz="4" w:space="0" w:color="1A3557"/>
-              <w:left w:val="single" w:sz="4" w:space="0" w:color="1A3557"/>
-              <w:bottom w:val="single" w:sz="4" w:space="0" w:color="1A3557"/>
-              <w:right w:val="single" w:sz="4" w:space="0" w:color="1A3557"/>
-            </w:tcBorders>
-            <w:tcMar>
-              <w:top w:w="100" w:type="dxa"/>
-              <w:left w:w="120" w:type="dxa"/>
-              <w:bottom w:w="100" w:type="dxa"/>
-              <w:right w:w="120" w:type="dxa"/>
-            </w:tcMar>
-          </w:tcPr>
-          <w:p>
-            <w:pPr>
-              <w:snapToGrid w:val="0"/>
-              <w:rPr>
-                <w:b/>
-                <w:bCs/>
-                <w:sz w:val="20"/>
-                <w:szCs w:val="20"/>
-              </w:rPr>
-            </w:pPr>
-            <w:r>
-              <w:rPr>
-                <w:b/>
-                <w:bCs/>
-                <w:sz w:val="20"/>
-                <w:szCs w:val="20"/>
-              </w:rPr>
-              <w:t xml:space="preserve">Joao da Silva</w:t>
-            </w:r>
-          </w:p>
-        </w:tc>
-      </w:tr>
-      <w:tr>
-        <w:tc>
-          <w:tcPr>
-            <w:tcW w:w="1980" w:type="dxa"/>
-            <w:tcBorders>
-              <w:top w:val="single" w:sz="4" w:space="0" w:color="1A3557"/>
-              <w:left w:val="single" w:sz="4" w:space="0" w:color="1A3557"/>
-              <w:bottom w:val="single" w:sz="4" w:space="0" w:color="1A3557"/>
-              <w:right w:val="single" w:sz="4" w:space="0" w:color="1A3557"/>
-            </w:tcBorders>
-            <w:shd w:val="clear" w:color="auto" w:fill="FFF9F4"/>
-            <w:tcMar>
-              <w:top w:w="100" w:type="dxa"/>
-              <w:left w:w="120" w:type="dxa"/>
-              <w:bottom w:w="100" w:type="dxa"/>
-              <w:right w:w="120" w:type="dxa"/>
-            </w:tcMar>
-          </w:tcPr>
-          <w:p>
-            <w:pPr>
-              <w:snapToGrid w:val="0"/>
-              <w:rPr>
-                <w:sz w:val="20"/>
-                <w:szCs w:val="20"/>
-              </w:rPr>
-            </w:pPr>
-            <w:r>
-              <w:rPr>
-                <w:b/>
-                <w:bCs/>
-                <w:sz w:val="20"/>
-                <w:szCs w:val="20"/>
-              </w:rPr>
-              <w:t xml:space="preserve">CPF</w:t>
-            </w:r>
-          </w:p>
-        </w:tc>
-        <w:tc>
-          <w:tcPr>
-            <w:tcW w:w="7654" w:type="dxa"/>
-            <w:tcBorders>
-              <w:top w:val="single" w:sz="4" w:space="0" w:color="1A3557"/>
-              <w:left w:val="single" w:sz="4" w:space="0" w:color="1A3557"/>
-              <w:bottom w:val="single" w:sz="4" w:space="0" w:color="1A3557"/>
-              <w:right w:val="single" w:sz="4" w:space="0" w:color="1A3557"/>
-            </w:tcBorders>
-            <w:tcMar>
-              <w:top w:w="100" w:type="dxa"/>
-              <w:left w:w="120" w:type="dxa"/>
-              <w:bottom w:w="100" w:type="dxa"/>
-              <w:right w:w="120" w:type="dxa"/>
-            </w:tcMar>
-          </w:tcPr>
-          <w:p>
-            <w:pPr>
-              <w:snapToGrid w:val="0"/>
-              <w:rPr>
-                <w:sz w:val="20"/>
-                <w:szCs w:val="20"/>
-              </w:rPr>
-            </w:pPr>
-            <w:r>
-              <w:rPr>
-                <w:sz w:val="20"/>
-                <w:szCs w:val="20"/>
-              </w:rPr>
-              <w:t xml:space="preserve">111.444.777-35</w:t>
-            </w:r>
-          </w:p>
-        </w:tc>
-      </w:tr>
-      <w:tr>
-        <w:tc>
-          <w:tcPr>
-            <w:tcW w:w="1980" w:type="dxa"/>
-            <w:tcBorders>
-              <w:top w:val="single" w:sz="4" w:space="0" w:color="1A3557"/>
-              <w:left w:val="single" w:sz="4" w:space="0" w:color="1A3557"/>
-              <w:bottom w:val="single" w:sz="4" w:space="0" w:color="1A3557"/>
-              <w:right w:val="single" w:sz="4" w:space="0" w:color="1A3557"/>
-            </w:tcBorders>
-            <w:shd w:val="clear" w:color="auto" w:fill="FFF9F4"/>
-            <w:tcMar>
-              <w:top w:w="100" w:type="dxa"/>
-              <w:left w:w="120" w:type="dxa"/>
-              <w:bottom w:w="100" w:type="dxa"/>
-              <w:right w:w="120" w:type="dxa"/>
-            </w:tcMar>
-          </w:tcPr>
-          <w:p>
-            <w:pPr>
-              <w:snapToGrid w:val="0"/>
-              <w:rPr>
-                <w:sz w:val="20"/>
-                <w:szCs w:val="20"/>
-              </w:rPr>
-            </w:pPr>
-            <w:r>
-              <w:rPr>
-                <w:b/>
-                <w:bCs/>
-                <w:sz w:val="20"/>
-                <w:szCs w:val="20"/>
-              </w:rPr>
-              <w:t>Endereço</w:t>
-            </w:r>
-          </w:p>
-        </w:tc>
-        <w:tc>
-          <w:tcPr>
-            <w:tcW w:w="7654" w:type="dxa"/>
-            <w:tcBorders>
-              <w:top w:val="single" w:sz="4" w:space="0" w:color="1A3557"/>
-              <w:left w:val="single" w:sz="4" w:space="0" w:color="1A3557"/>
-              <w:bottom w:val="single" w:sz="4" w:space="0" w:color="1A3557"/>
-              <w:right w:val="single" w:sz="4" w:space="0" w:color="1A3557"/>
-            </w:tcBorders>
-            <w:tcMar>
-              <w:top w:w="100" w:type="dxa"/>
-              <w:left w:w="120" w:type="dxa"/>
-              <w:bottom w:w="100" w:type="dxa"/>
-              <w:right w:w="120" w:type="dxa"/>
-            </w:tcMar>
-          </w:tcPr>
-          <w:p>
-            <w:pPr>
-              <w:snapToGrid w:val="0"/>
-              <w:rPr>
-                <w:sz w:val="20"/>
-                <w:szCs w:val="20"/>
-              </w:rPr>
-            </w:pPr>
-            <w:proofErr w:type="spellStart"/>
-            <w:proofErr w:type="spellEnd"/>
-            <w:r>
-              <w:rPr>
-                <w:sz w:val="20"/>
-                <w:szCs w:val="20"/>
-              </w:rPr>
-              <w:t xml:space="preserve">Rua das Flores, 100, Centro, 30000-000, Belo Horizonte/MG</w:t>
-            </w:r>
-          </w:p>
-        </w:tc>
-      </w:tr>
-      <w:tr>
-        <w:tc>
-          <w:tcPr>
-            <w:tcW w:w="1980" w:type="dxa"/>
-            <w:tcBorders>
-              <w:top w:val="single" w:sz="4" w:space="0" w:color="1A3557"/>
-              <w:left w:val="single" w:sz="4" w:space="0" w:color="1A3557"/>
-              <w:bottom w:val="single" w:sz="4" w:space="0" w:color="1A3557"/>
-              <w:right w:val="single" w:sz="4" w:space="0" w:color="1A3557"/>
-            </w:tcBorders>
-            <w:shd w:val="clear" w:color="auto" w:fill="FFF9F4"/>
-            <w:tcMar>
-              <w:top w:w="100" w:type="dxa"/>
-              <w:left w:w="120" w:type="dxa"/>
-              <w:bottom w:w="100" w:type="dxa"/>
-              <w:right w:w="120" w:type="dxa"/>
-            </w:tcMar>
-          </w:tcPr>
-          <w:p>
-            <w:pPr>
-              <w:snapToGrid w:val="0"/>
-              <w:rPr>
-                <w:sz w:val="20"/>
-                <w:szCs w:val="20"/>
-              </w:rPr>
-            </w:pPr>
-            <w:r>
-              <w:rPr>
-                <w:b/>
-                <w:bCs/>
-                <w:sz w:val="20"/>
-                <w:szCs w:val="20"/>
-              </w:rPr>
-              <w:t>Responsável</w:t>
-            </w:r>
-          </w:p>
-        </w:tc>
-        <w:tc>
-          <w:tcPr>
-            <w:tcW w:w="7654" w:type="dxa"/>
-            <w:tcBorders>
-              <w:top w:val="single" w:sz="4" w:space="0" w:color="1A3557"/>
-              <w:left w:val="single" w:sz="4" w:space="0" w:color="1A3557"/>
-              <w:bottom w:val="single" w:sz="4" w:space="0" w:color="1A3557"/>
-              <w:right w:val="single" w:sz="4" w:space="0" w:color="1A3557"/>
-            </w:tcBorders>
-            <w:tcMar>
-              <w:top w:w="100" w:type="dxa"/>
-              <w:left w:w="120" w:type="dxa"/>
-              <w:bottom w:w="100" w:type="dxa"/>
-              <w:right w:w="120" w:type="dxa"/>
-            </w:tcMar>
-          </w:tcPr>
-          <w:p>
-            <w:pPr>
-              <w:snapToGrid w:val="0"/>
-              <w:rPr>
-                <w:sz w:val="20"/>
-                <w:szCs w:val="20"/>
-              </w:rPr>
-            </w:pPr>
-            <w:r>
-              <w:rPr>
-                <w:sz w:val="20"/>
-                <w:szCs w:val="20"/>
-              </w:rPr>
-              <w:t xml:space="preserve">Joao da Silva</w:t>
-            </w:r>
-          </w:p>
-        </w:tc>
-      </w:tr>
-      <w:tr>
-        <w:tc>
-          <w:tcPr>
-            <w:tcW w:w="1980" w:type="dxa"/>
-            <w:tcBorders>
-              <w:top w:val="single" w:sz="4" w:space="0" w:color="1A3557"/>
-              <w:left w:val="single" w:sz="4" w:space="0" w:color="1A3557"/>
-              <w:bottom w:val="single" w:sz="4" w:space="0" w:color="1A3557"/>
-              <w:right w:val="single" w:sz="4" w:space="0" w:color="1A3557"/>
-            </w:tcBorders>
-            <w:shd w:val="clear" w:color="auto" w:fill="FFF9F4"/>
-            <w:tcMar>
-              <w:top w:w="100" w:type="dxa"/>
-              <w:left w:w="120" w:type="dxa"/>
-              <w:bottom w:w="100" w:type="dxa"/>
-              <w:right w:w="120" w:type="dxa"/>
-            </w:tcMar>
-          </w:tcPr>
-          <w:p>
-            <w:pPr>
-              <w:snapToGrid w:val="0"/>
-              <w:rPr>
-                <w:sz w:val="20"/>
-                <w:szCs w:val="20"/>
-              </w:rPr>
-            </w:pPr>
-            <w:r>
-              <w:rPr>
-                <w:b/>
-                <w:bCs/>
-                <w:sz w:val="20"/>
-                <w:szCs w:val="20"/>
-              </w:rPr>
-              <w:t xml:space="preserve">Contatos</w:t>
-            </w:r>
-          </w:p>
-        </w:tc>
-        <w:tc>
-          <w:tcPr>
-            <w:tcW w:w="7654" w:type="dxa"/>
-            <w:tcBorders>
-              <w:top w:val="single" w:sz="4" w:space="0" w:color="1A3557"/>
-              <w:left w:val="single" w:sz="4" w:space="0" w:color="1A3557"/>
-              <w:bottom w:val="single" w:sz="4" w:space="0" w:color="1A3557"/>
-              <w:right w:val="single" w:sz="4" w:space="0" w:color="1A3557"/>
-            </w:tcBorders>
-            <w:tcMar>
-              <w:top w:w="100" w:type="dxa"/>
-              <w:left w:w="120" w:type="dxa"/>
-              <w:bottom w:w="100" w:type="dxa"/>
-              <w:right w:w="120" w:type="dxa"/>
-            </w:tcMar>
-          </w:tcPr>
-          <w:p>
-            <w:pPr>
-              <w:snapToGrid w:val="0"/>
-              <w:rPr>
-                <w:sz w:val="20"/>
-                <w:szCs w:val="20"/>
-              </w:rPr>
-            </w:pPr>
-            <w:r>
-              <w:rPr>
-                <w:sz w:val="20"/>
-                <w:szCs w:val="20"/>
-              </w:rPr>
-              <w:t xml:space="preserve">Telefone: (31) 99999-0000; E-mail: joao@example.com</w:t>
-            </w:r>
-          </w:p>
-        </w:tc>
-      </w:tr>
-    </w:tbl>
-    <w:p>
-      <w:pPr>
-        <w:snapToGrid w:val="0"/>
-        <w:rPr>
-          <w:sz w:val="20"/>
-          <w:szCs w:val="20"/>
-        </w:rPr>
-      </w:pPr>
-    </w:p>
-    <w:p>
-      <w:pPr>
-        <w:keepNext/>
-        <w:snapToGrid w:val="0"/>
+          <w:sz w:val="20"/>
+          <w:szCs w:val="20"/>
+        </w:rPr>
+        <w:t>PMRA PORTO MIRANDA ROCHA ADVOGADOS</w:t>
+      </w:r>
+      <w:r>
+        <w:rPr>
+          <w:sz w:val="20"/>
+          <w:szCs w:val="20"/>
+        </w:rPr>
+        <w:t xml:space="preserve"> se posiciona como seu o parceiro jurídico ideal.</w:t>
+      </w:r>
+    </w:p>
+    <w:p>
+      <w:pPr>
+        <w:snapToGrid w:val="0"/>
+        <w:rPr>
+          <w:sz w:val="20"/>
+          <w:szCs w:val="20"/>
+        </w:rPr>
+      </w:pPr>
+      <w:r>
+        <w:rPr>
+          <w:sz w:val="20"/>
+          <w:szCs w:val="20"/>
+        </w:rPr>
+        <w:t xml:space="preserve"> </w:t>
+      </w:r>
+    </w:p>
+    <w:p>
+      <w:pPr>
+        <w:snapToGrid w:val="0"/>
+        <w:jc w:val="both"/>
+        <w:rPr>
+          <w:sz w:val="20"/>
+          <w:szCs w:val="20"/>
+        </w:rPr>
+      </w:pPr>
+      <w:r>
+        <w:rPr>
+          <w:sz w:val="20"/>
+          <w:szCs w:val="20"/>
+        </w:rPr>
+        <w:t>Nosso compromisso é com uma advocacia altamente especializada, inovadora e profundamente personalizada, que traduz complexidades jurídicas em soluções práticas e resultados superiores. Esta proposta reflete a essência de nosso escritório: atuar como um guardião estratégico, minimizando riscos e maximizando o valor em cada etapa de suas operações mais críticas.</w:t>
+      </w:r>
+    </w:p>
+    <w:p>
+      <w:pPr>
+        <w:snapToGrid w:val="0"/>
+        <w:rPr>
+          <w:sz w:val="20"/>
+          <w:szCs w:val="20"/>
+        </w:rPr>
+      </w:pPr>
+    </w:p>
+    <w:p>
+      <w:pPr>
+        <w:snapToGrid w:val="0"/>
+        <w:jc w:val="center"/>
         <w:rPr>
           <w:b/>
           <w:bCs/>
-          <w:smallCaps/>
           <w:sz w:val="20"/>
           <w:szCs w:val="20"/>
         </w:rPr>
@@ -527,34 +300,27 @@
         <w:rPr>
           <w:b/>
           <w:bCs/>
-          <w:smallCaps/>
-          <w:sz w:val="20"/>
-          <w:szCs w:val="20"/>
-        </w:rPr>
-        <w:lastRenderedPageBreak/>
-        <w:t>QUADRO RESUMO DA CONTRATAÇÃO</w:t>
-      </w:r>
-    </w:p>
-    <w:p>
-      <w:pPr>
-        <w:keepNext/>
-        <w:snapToGrid w:val="0"/>
-        <w:rPr>
-          <w:sz w:val="20"/>
-          <w:szCs w:val="20"/>
-        </w:rPr>
-      </w:pPr>
-    </w:p>
-    <w:p>
-      <w:pPr>
-        <w:keepNext/>
-        <w:snapToGrid w:val="0"/>
+          <w:sz w:val="20"/>
+          <w:szCs w:val="20"/>
+        </w:rPr>
+        <w:t>Escopo de Trabalho</w:t>
+      </w:r>
+      <w:r>
         <w:rPr>
           <w:b/>
           <w:bCs/>
           <w:sz w:val="20"/>
           <w:szCs w:val="20"/>
         </w:rPr>
+        <w:br/>
+      </w:r>
+    </w:p>
+    <w:p>
+      <w:pPr>
+        <w:rPr>
+          <w:sz w:val="20"/>
+          <w:szCs w:val="20"/>
+        </w:rPr>
       </w:pPr>
       <w:r>
         <w:rPr>
@@ -563,175 +329,106 @@
           <w:sz w:val="20"/>
           <w:szCs w:val="20"/>
         </w:rPr>
-        <w:t xml:space="preserve">Escopo</w:t>
-      </w:r>
-    </w:p>
-    <w:p>
-      <w:pPr>
-        <w:keepNext/>
-        <w:snapToGrid w:val="0"/>
-        <w:rPr>
-          <w:sz w:val="20"/>
-          <w:szCs w:val="20"/>
-        </w:rPr>
-      </w:pPr>
-    </w:p>
-    <w:tbl>
-      <w:tblPr>
-        <w:tblW w:w="9634" w:type="dxa"/>
-        <w:tblBorders>
-          <w:top w:val="single" w:sz="4" w:space="0" w:color="auto"/>
-          <w:left w:val="single" w:sz="4" w:space="0" w:color="auto"/>
-          <w:bottom w:val="single" w:sz="4" w:space="0" w:color="auto"/>
-          <w:right w:val="single" w:sz="4" w:space="0" w:color="auto"/>
-          <w:insideH w:val="single" w:sz="4" w:space="0" w:color="auto"/>
-          <w:insideV w:val="single" w:sz="4" w:space="0" w:color="auto"/>
-        </w:tblBorders>
-        <w:tblCellMar>
-          <w:left w:w="10" w:type="dxa"/>
-          <w:right w:w="10" w:type="dxa"/>
-        </w:tblCellMar>
-        <w:tblLook w:val="04A0" w:firstRow="1" w:lastRow="0" w:firstColumn="1" w:lastColumn="0" w:noHBand="0" w:noVBand="1"/>
-      </w:tblPr>
-      <w:tblGrid>
-        <w:gridCol w:w="1980"/>
-        <w:gridCol w:w="7654"/>
-      </w:tblGrid>
-      <w:tr>
-        <w:tc>
-          <w:tcPr>
-            <w:tcW w:w="1980" w:type="dxa"/>
-            <w:tcBorders>
-              <w:top w:val="single" w:sz="4" w:space="0" w:color="1A3557"/>
-              <w:left w:val="single" w:sz="4" w:space="0" w:color="1A3557"/>
-              <w:bottom w:val="single" w:sz="4" w:space="0" w:color="1A3557"/>
-              <w:right w:val="single" w:sz="4" w:space="0" w:color="1A3557"/>
-            </w:tcBorders>
-            <w:shd w:val="clear" w:color="auto" w:fill="FFF9F4"/>
-            <w:tcMar>
-              <w:top w:w="100" w:type="dxa"/>
-              <w:left w:w="120" w:type="dxa"/>
-              <w:bottom w:w="100" w:type="dxa"/>
-              <w:right w:w="120" w:type="dxa"/>
-            </w:tcMar>
-          </w:tcPr>
-          <w:p>
-            <w:pPr>
-              <w:snapToGrid w:val="0"/>
-              <w:rPr>
-                <w:sz w:val="20"/>
-                <w:szCs w:val="20"/>
-              </w:rPr>
-            </w:pPr>
-            <w:r>
-              <w:rPr>
-                <w:b/>
-                <w:bCs/>
-                <w:sz w:val="20"/>
-                <w:szCs w:val="20"/>
-              </w:rPr>
-              <w:t>Atuação Consultiva</w:t>
-            </w:r>
-          </w:p>
-        </w:tc>
-        <w:tc>
-          <w:tcPr>
-            <w:tcW w:w="7654" w:type="dxa"/>
-            <w:tcBorders>
-              <w:top w:val="single" w:sz="4" w:space="0" w:color="1A3557"/>
-              <w:left w:val="single" w:sz="4" w:space="0" w:color="1A3557"/>
-              <w:bottom w:val="single" w:sz="4" w:space="0" w:color="1A3557"/>
-              <w:right w:val="single" w:sz="4" w:space="0" w:color="1A3557"/>
-            </w:tcBorders>
-            <w:tcMar>
-              <w:top w:w="100" w:type="dxa"/>
-              <w:left w:w="120" w:type="dxa"/>
-              <w:bottom w:w="100" w:type="dxa"/>
-              <w:right w:w="120" w:type="dxa"/>
-            </w:tcMar>
-          </w:tcPr>
-          <w:p>
-            <w:pPr>
-              <w:snapToGrid w:val="0"/>
-              <w:rPr>
-                <w:sz w:val="20"/>
-                <w:szCs w:val="20"/>
-              </w:rPr>
-            </w:pPr>
-            <w:r>
-              <w:rPr>
-                <w:sz w:val="20"/>
-                <w:szCs w:val="20"/>
-              </w:rPr>
-              <w:t xml:space="preserve">Consultoria em direito societario.</w:t>
-              <w:br/>
-              <w:t xml:space="preserve">Revisao de contratos.</w:t>
-            </w:r>
-          </w:p>
-        </w:tc>
-      </w:tr>
-    </w:tbl>
-    <w:p>
-      <w:pPr>
-        <w:snapToGrid w:val="0"/>
-        <w:rPr>
-          <w:sz w:val="20"/>
-          <w:szCs w:val="20"/>
-        </w:rPr>
-      </w:pPr>
-    </w:p>
-    <w:p>
-      <w:pPr>
-        <w:keepNext/>
-        <w:snapToGrid w:val="0"/>
+        <w:t>Escopo</w:t>
+      </w:r>
+      <w:r>
         <w:rPr>
           <w:b/>
           <w:bCs/>
           <w:sz w:val="20"/>
           <w:szCs w:val="20"/>
         </w:rPr>
-      </w:pPr>
-    </w:p>
-    <w:p>
-      <w:pPr>
-        <w:snapToGrid w:val="0"/>
-        <w:rPr>
-          <w:sz w:val="20"/>
-          <w:szCs w:val="20"/>
-        </w:rPr>
-      </w:pPr>
-    </w:p>
-    <w:p>
-      <w:pPr>
-        <w:keepNext/>
-        <w:snapToGrid w:val="0"/>
+        <w:t xml:space="preserve"> Consultiv</w:t>
+      </w:r>
+      <w:r>
         <w:rPr>
           <w:b/>
           <w:bCs/>
-          <w:smallCaps/>
-          <w:sz w:val="20"/>
-          <w:szCs w:val="20"/>
-        </w:rPr>
-      </w:pPr>
+          <w:sz w:val="20"/>
+          <w:szCs w:val="20"/>
+        </w:rPr>
+        <w:t>o</w:t>
+      </w:r>
       <w:r>
         <w:rPr>
           <w:b/>
           <w:bCs/>
-          <w:smallCaps/>
-          <w:sz w:val="20"/>
-          <w:szCs w:val="20"/>
-        </w:rPr>
-        <w:t xml:space="preserve">HONORÁRIOS </w:t>
-      </w:r>
-      <w:r>
+          <w:sz w:val="20"/>
+          <w:szCs w:val="20"/>
+        </w:rPr>
+        <w:t>:</w:t>
+      </w:r>
+      <w:r>
+        <w:rPr>
+          <w:sz w:val="20"/>
+          <w:szCs w:val="20"/>
+        </w:rPr>
+        <w:t xml:space="preserve"> </w:t>
+      </w:r>
+    </w:p>
+    <w:p>
+      <w:pPr>
+        <w:rPr>
+          <w:sz w:val="20"/>
+          <w:szCs w:val="20"/>
+        </w:rPr>
+      </w:pPr>
+      <w:r>
+        <w:rPr>
+          <w:sz w:val="20"/>
+          <w:szCs w:val="20"/>
+        </w:rPr>
+        <w:t xml:space="preserve">Consultoria em direito societario.</w:t>
+        <w:br/>
+        <w:t xml:space="preserve">Revisao de contratos.</w:t>
+      </w:r>
+    </w:p>
+    <w:p>
+      <w:pPr>
+        <w:snapToGrid w:val="0"/>
+        <w:rPr>
+          <w:sz w:val="20"/>
+          <w:szCs w:val="20"/>
+        </w:rPr>
+      </w:pPr>
+    </w:p>
+    <w:p>
+      <w:pPr>
+        <w:snapToGrid w:val="0"/>
+        <w:rPr>
+          <w:sz w:val="20"/>
+          <w:szCs w:val="20"/>
+        </w:rPr>
+      </w:pPr>
+    </w:p>
+    <w:p>
+      <w:pPr>
+        <w:snapToGrid w:val="0"/>
+        <w:rPr>
+          <w:sz w:val="20"/>
+          <w:szCs w:val="20"/>
+        </w:rPr>
+      </w:pPr>
+    </w:p>
+    <w:p>
+      <w:pPr>
+        <w:keepNext/>
+        <w:snapToGrid w:val="0"/>
         <w:rPr>
           <w:b/>
           <w:bCs/>
-          <w:smallCaps/>
-          <w:sz w:val="20"/>
-          <w:szCs w:val="20"/>
-        </w:rPr>
-        <w:t xml:space="preserve">DA ATUAÇÃO CONSULTIVA</w:t>
+          <w:sz w:val="20"/>
+          <w:szCs w:val="20"/>
+        </w:rPr>
+      </w:pPr>
+      <w:r>
+        <w:rPr>
+          <w:b/>
+          <w:bCs/>
+          <w:sz w:val="20"/>
+          <w:szCs w:val="20"/>
+        </w:rPr>
+        <w:t>Honorários Propostos para o Escopo Consultivo</w:t>
       </w:r>
     </w:p>
     <w:p>
@@ -894,7 +591,7 @@
                 <w:sz w:val="20"/>
                 <w:szCs w:val="20"/>
               </w:rPr>
-              <w:t xml:space="preserve">Valor por Hora (R$)</w:t>
+              <w:t>Valor por Hora (R$)</w:t>
             </w:r>
           </w:p>
         </w:tc>
@@ -1262,7 +959,6 @@
     </w:tbl>
     <w:p>
       <w:pPr>
-        <w:snapToGrid w:val="0"/>
         <w:rPr>
           <w:sz w:val="20"/>
           <w:szCs w:val="20"/>
@@ -1304,7 +1000,144 @@
           <w:sz w:val="20"/>
           <w:szCs w:val="20"/>
         </w:rPr>
-        <w:t>Os honorários serão apurados com base em valor horário único, aplicável indistintamente a qualquer profissional alocado na prestação dos serviços consultivos.</w:t>
+        <w:t>Os honorários serão apurados com base em valor horário único, aplicável indistintamente a qualquer profissional alocado na prestação dos serviços consultivos</w:t>
+      </w:r>
+      <w:r>
+        <w:rPr>
+          <w:sz w:val="20"/>
+          <w:szCs w:val="20"/>
+        </w:rPr>
+        <w:t xml:space="preserve">, ao valor de </w:t>
+      </w:r>
+      <w:r>
+        <w:rPr>
+          <w:sz w:val="20"/>
+          <w:szCs w:val="20"/>
+        </w:rPr>
+        <w:t xml:space="preserve">R$ 700,00</w:t>
+      </w:r>
+      <w:r>
+        <w:rPr>
+          <w:sz w:val="20"/>
+          <w:szCs w:val="20"/>
+        </w:rPr>
+        <w:t xml:space="preserve"> por hora dedicada.</w:t>
+      </w:r>
+    </w:p>
+    <w:p>
+      <w:pPr>
+        <w:rPr>
+          <w:sz w:val="20"/>
+          <w:szCs w:val="20"/>
+        </w:rPr>
+      </w:pPr>
+    </w:p>
+    <w:p>
+      <w:pPr>
+        <w:rPr>
+          <w:sz w:val="20"/>
+          <w:szCs w:val="20"/>
+        </w:rPr>
+      </w:pPr>
+    </w:p>
+    <w:p>
+      <w:pPr>
+        <w:rPr>
+          <w:sz w:val="20"/>
+          <w:szCs w:val="20"/>
+        </w:rPr>
+      </w:pPr>
+    </w:p>
+    <w:p>
+      <w:pPr>
+        <w:keepNext/>
+        <w:snapToGrid w:val="0"/>
+        <w:rPr>
+          <w:b/>
+          <w:bCs/>
+          <w:smallCaps/>
+          <w:sz w:val="20"/>
+          <w:szCs w:val="20"/>
+        </w:rPr>
+      </w:pPr>
+      <w:r>
+        <w:rPr>
+          <w:b/>
+          <w:bCs/>
+          <w:smallCaps/>
+          <w:sz w:val="20"/>
+          <w:szCs w:val="20"/>
+        </w:rPr>
+        <w:t>DESPESAS APLICÁVEIS A ESTE ESCOPO</w:t>
+      </w:r>
+    </w:p>
+    <w:p>
+      <w:pPr>
+        <w:keepNext/>
+        <w:snapToGrid w:val="0"/>
+        <w:rPr>
+          <w:sz w:val="20"/>
+          <w:szCs w:val="20"/>
+        </w:rPr>
+      </w:pPr>
+    </w:p>
+    <w:p>
+      <w:pPr>
+        <w:snapToGrid w:val="0"/>
+        <w:jc w:val="both"/>
+        <w:rPr>
+          <w:sz w:val="20"/>
+          <w:szCs w:val="20"/>
+        </w:rPr>
+      </w:pPr>
+      <w:r>
+        <w:rPr>
+          <w:sz w:val="20"/>
+          <w:szCs w:val="20"/>
+        </w:rPr>
+        <w:t>Serão aplicáveis a este Escopo,</w:t>
+      </w:r>
+      <w:r>
+        <w:rPr>
+          <w:sz w:val="20"/>
+          <w:szCs w:val="20"/>
+        </w:rPr>
+        <w:t xml:space="preserve"> </w:t>
+      </w:r>
+      <w:r>
+        <w:rPr>
+          <w:sz w:val="20"/>
+          <w:szCs w:val="20"/>
+        </w:rPr>
+        <w:t xml:space="preserve">as categorias de despesa abaixo indicadas, </w:t>
+      </w:r>
+      <w:r>
+        <w:rPr>
+          <w:sz w:val="20"/>
+          <w:szCs w:val="20"/>
+        </w:rPr>
+        <w:t>conforme</w:t>
+      </w:r>
+      <w:r>
+        <w:rPr>
+          <w:sz w:val="20"/>
+          <w:szCs w:val="20"/>
+        </w:rPr>
+        <w:t xml:space="preserve"> disposições gerais de reembolso previstas no</w:t>
+      </w:r>
+      <w:r>
+        <w:rPr>
+          <w:sz w:val="20"/>
+          <w:szCs w:val="20"/>
+        </w:rPr>
+        <w:t>s Termos e Condições desta Proposta</w:t>
+      </w:r>
+      <w:r>
+        <w:rPr>
+          <w:sz w:val="20"/>
+          <w:szCs w:val="20"/>
+        </w:rPr>
+        <w:t>.</w:t>
       </w:r>
     </w:p>
     <w:p>
@@ -1371,211 +1204,13 @@
                 <w:sz w:val="20"/>
                 <w:szCs w:val="20"/>
               </w:rPr>
-              <w:t>Valor por Hora</w:t>
+              <w:t xml:space="preserve">Despesas Logísticas</w:t>
             </w:r>
           </w:p>
         </w:tc>
         <w:tc>
           <w:tcPr>
             <w:tcW w:w="6378" w:type="dxa"/>
-            <w:tcBorders>
-              <w:top w:val="single" w:sz="4" w:space="0" w:color="1A3557"/>
-              <w:left w:val="single" w:sz="4" w:space="0" w:color="1A3557"/>
-              <w:bottom w:val="single" w:sz="4" w:space="0" w:color="1A3557"/>
-              <w:right w:val="single" w:sz="4" w:space="0" w:color="1A3557"/>
-            </w:tcBorders>
-            <w:tcMar>
-              <w:top w:w="100" w:type="dxa"/>
-              <w:left w:w="120" w:type="dxa"/>
-              <w:bottom w:w="100" w:type="dxa"/>
-              <w:right w:w="120" w:type="dxa"/>
-            </w:tcMar>
-          </w:tcPr>
-          <w:p>
-            <w:pPr>
-              <w:snapToGrid w:val="0"/>
-              <w:jc w:val="center"/>
-              <w:rPr>
-                <w:sz w:val="20"/>
-                <w:szCs w:val="20"/>
-              </w:rPr>
-            </w:pPr>
-            <w:r>
-              <w:rPr>
-                <w:sz w:val="20"/>
-                <w:szCs w:val="20"/>
-              </w:rPr>
-              <w:t xml:space="preserve">R$ 700,00</w:t>
-            </w:r>
-          </w:p>
-        </w:tc>
-      </w:tr>
-    </w:tbl>
-    <w:p>
-      <w:pPr>
-        <w:snapToGrid w:val="0"/>
-        <w:rPr>
-          <w:sz w:val="20"/>
-          <w:szCs w:val="20"/>
-        </w:rPr>
-      </w:pPr>
-    </w:p>
-    <w:p>
-      <w:pPr>
-        <w:keepNext/>
-        <w:snapToGrid w:val="0"/>
-        <w:rPr>
-          <w:b/>
-          <w:bCs/>
-          <w:smallCaps/>
-          <w:sz w:val="20"/>
-          <w:szCs w:val="20"/>
-        </w:rPr>
-      </w:pPr>
-      <w:r>
-        <w:rPr>
-          <w:b/>
-          <w:bCs/>
-          <w:smallCaps/>
-          <w:sz w:val="20"/>
-          <w:szCs w:val="20"/>
-        </w:rPr>
-        <w:t>DESPESAS APLICÁVEIS A ESTE ESCOPO</w:t>
-      </w:r>
-    </w:p>
-    <w:p>
-      <w:pPr>
-        <w:keepNext/>
-        <w:snapToGrid w:val="0"/>
-        <w:rPr>
-          <w:sz w:val="20"/>
-          <w:szCs w:val="20"/>
-        </w:rPr>
-      </w:pPr>
-    </w:p>
-    <w:p>
-      <w:pPr>
-        <w:snapToGrid w:val="0"/>
-        <w:jc w:val="both"/>
-        <w:rPr>
-          <w:sz w:val="20"/>
-          <w:szCs w:val="20"/>
-        </w:rPr>
-      </w:pPr>
-      <w:r>
-        <w:rPr>
-          <w:sz w:val="20"/>
-          <w:szCs w:val="20"/>
-        </w:rPr>
-        <w:t>Serão aplicáveis a este Escopo,</w:t>
-      </w:r>
-      <w:r>
-        <w:rPr>
-          <w:sz w:val="20"/>
-          <w:szCs w:val="20"/>
-        </w:rPr>
-        <w:t xml:space="preserve"> </w:t>
-      </w:r>
-      <w:r>
-        <w:rPr>
-          <w:sz w:val="20"/>
-          <w:szCs w:val="20"/>
-        </w:rPr>
-        <w:t>as categorias de despesa abaixo indicadas, sem prejuízo das disposições gerais de reembolso previstas no</w:t>
-      </w:r>
-      <w:r>
-        <w:rPr>
-          <w:sz w:val="20"/>
-          <w:szCs w:val="20"/>
-        </w:rPr>
-        <w:t>s Termos e Condições desta Proposta</w:t>
-      </w:r>
-      <w:r>
-        <w:rPr>
-          <w:sz w:val="20"/>
-          <w:szCs w:val="20"/>
-        </w:rPr>
-        <w:t>, conforme previamente aprovadas, apuradas e posteriormente comprovadas</w:t>
-      </w:r>
-      <w:r>
-        <w:rPr>
-          <w:sz w:val="20"/>
-          <w:szCs w:val="20"/>
-        </w:rPr>
-        <w:t xml:space="preserve">.</w:t>
-      </w:r>
-    </w:p>
-    <w:p>
-      <w:pPr>
-        <w:snapToGrid w:val="0"/>
-        <w:jc w:val="both"/>
-        <w:rPr>
-          <w:sz w:val="20"/>
-          <w:szCs w:val="20"/>
-        </w:rPr>
-      </w:pPr>
-    </w:p>
-    <w:tbl>
-      <w:tblPr>
-        <w:tblW w:w="9634" w:type="dxa"/>
-        <w:tblBorders>
-          <w:top w:val="single" w:sz="4" w:space="0" w:color="auto"/>
-          <w:left w:val="single" w:sz="4" w:space="0" w:color="auto"/>
-          <w:bottom w:val="single" w:sz="4" w:space="0" w:color="auto"/>
-          <w:right w:val="single" w:sz="4" w:space="0" w:color="auto"/>
-          <w:insideH w:val="single" w:sz="4" w:space="0" w:color="auto"/>
-          <w:insideV w:val="single" w:sz="4" w:space="0" w:color="auto"/>
-        </w:tblBorders>
-        <w:tblCellMar>
-          <w:left w:w="10" w:type="dxa"/>
-          <w:right w:w="10" w:type="dxa"/>
-        </w:tblCellMar>
-        <w:tblLook w:val="04A0" w:firstRow="1" w:lastRow="0" w:firstColumn="1" w:lastColumn="0" w:noHBand="0" w:noVBand="1"/>
-      </w:tblPr>
-      <w:tblGrid>
-        <w:gridCol w:w="3000"/>
-        <w:gridCol w:w="6634"/>
-      </w:tblGrid>
-      <w:tr>
-        <w:tc>
-          <w:tcPr>
-            <w:tcW w:w="3000" w:type="dxa"/>
-            <w:tcBorders>
-              <w:top w:val="single" w:sz="4" w:space="0" w:color="1A3557"/>
-              <w:left w:val="single" w:sz="4" w:space="0" w:color="1A3557"/>
-              <w:bottom w:val="single" w:sz="4" w:space="0" w:color="1A3557"/>
-              <w:right w:val="single" w:sz="4" w:space="0" w:color="1A3557"/>
-            </w:tcBorders>
-            <w:shd w:val="clear" w:color="auto" w:fill="FFF9F4"/>
-            <w:tcMar>
-              <w:top w:w="100" w:type="dxa"/>
-              <w:left w:w="120" w:type="dxa"/>
-              <w:bottom w:w="100" w:type="dxa"/>
-              <w:right w:w="120" w:type="dxa"/>
-            </w:tcMar>
-          </w:tcPr>
-          <w:p>
-            <w:pPr>
-              <w:snapToGrid w:val="0"/>
-              <w:rPr>
-                <w:sz w:val="20"/>
-                <w:szCs w:val="20"/>
-              </w:rPr>
-            </w:pPr>
-            <w:r>
-              <w:rPr>
-                <w:b/>
-                <w:bCs/>
-                <w:sz w:val="20"/>
-                <w:szCs w:val="20"/>
-              </w:rPr>
-              <w:t xml:space="preserve">Despesas Logísticas</w:t>
-            </w:r>
-          </w:p>
-        </w:tc>
-        <w:tc>
-          <w:tcPr>
-            <w:tcW w:w="6634" w:type="dxa"/>
             <w:tcBorders>
               <w:top w:val="single" w:sz="4" w:space="0" w:color="1A3557"/>
               <w:left w:val="single" w:sz="4" w:space="0" w:color="1A3557"/>
@@ -1611,7 +1246,7 @@
       <w:tr>
         <w:tc>
           <w:tcPr>
-            <w:tcW w:w="3000" w:type="dxa"/>
+            <w:tcW w:w="3256" w:type="dxa"/>
             <w:tcBorders>
               <w:top w:val="single" w:sz="4" w:space="0" w:color="1A3557"/>
               <w:left w:val="single" w:sz="4" w:space="0" w:color="1A3557"/>
@@ -1647,7 +1282,7 @@
         </w:tc>
         <w:tc>
           <w:tcPr>
-            <w:tcW w:w="6634" w:type="dxa"/>
+            <w:tcW w:w="6378" w:type="dxa"/>
             <w:tcBorders>
               <w:top w:val="single" w:sz="4" w:space="0" w:color="1A3557"/>
               <w:left w:val="single" w:sz="4" w:space="0" w:color="1A3557"/>
@@ -1696,63 +1331,6 @@
     <w:p>
       <w:pPr>
         <w:snapToGrid w:val="0"/>
-        <w:jc w:val="both"/>
-        <w:rPr>
-          <w:i/>
-          <w:iCs/>
-          <w:sz w:val="20"/>
-          <w:szCs w:val="20"/>
-        </w:rPr>
-      </w:pPr>
-      <w:r>
-        <w:rPr>
-          <w:i/>
-          <w:iCs/>
-          <w:sz w:val="20"/>
-          <w:szCs w:val="20"/>
-        </w:rPr>
-        <w:t>As condições gerais de reembolso de despesas, inclusive autorizações prévias, limites, comprovação e prestação de contas, são aquelas previstas n</w:t>
-      </w:r>
-      <w:r>
-        <w:rPr>
-          <w:i/>
-          <w:iCs/>
-          <w:sz w:val="20"/>
-          <w:szCs w:val="20"/>
-        </w:rPr>
-        <w:t>o</w:t>
-      </w:r>
-      <w:r>
-        <w:rPr>
-          <w:i/>
-          <w:iCs/>
-          <w:sz w:val="20"/>
-          <w:szCs w:val="20"/>
-        </w:rPr>
-        <w:t>s Termos e Condições desta Proposta</w:t>
-      </w:r>
-      <w:r>
-        <w:rPr>
-          <w:i/>
-          <w:iCs/>
-          <w:sz w:val="20"/>
-          <w:szCs w:val="20"/>
-        </w:rPr>
-        <w:t xml:space="preserve">.</w:t>
-      </w:r>
-    </w:p>
-    <w:p>
-      <w:pPr>
-        <w:snapToGrid w:val="0"/>
-        <w:rPr>
-          <w:sz w:val="20"/>
-          <w:szCs w:val="20"/>
-        </w:rPr>
-      </w:pPr>
-    </w:p>
-    <w:p>
-      <w:pPr>
-        <w:snapToGrid w:val="0"/>
         <w:jc w:val="center"/>
         <w:rPr>
           <w:b/>
@@ -2054,7 +1632,35 @@
           <w:sz w:val="20"/>
           <w:szCs w:val="20"/>
         </w:rPr>
-        <w:t xml:space="preserve"> descritos no Escopo de Trabalho integrante deste instrumento, nas modalidades de atuação e condições comerciais ali estabelecidas, </w:t>
+        <w:t xml:space="preserve"> descritos no Escopo de Trabalho integrante deste instrumento, nas modalidades de atuação e </w:t>
+      </w:r>
+      <w:r>
+        <w:rPr>
+          <w:sz w:val="20"/>
+          <w:szCs w:val="20"/>
+        </w:rPr>
+        <w:t>Condições</w:t>
+      </w:r>
+      <w:r>
+        <w:rPr>
+          <w:sz w:val="20"/>
+          <w:szCs w:val="20"/>
+        </w:rPr>
+        <w:t xml:space="preserve"> </w:t>
+      </w:r>
+      <w:r>
+        <w:rPr>
+          <w:sz w:val="20"/>
+          <w:szCs w:val="20"/>
+        </w:rPr>
+        <w:t>Específicas</w:t>
+      </w:r>
+      <w:r>
+        <w:rPr>
+          <w:sz w:val="20"/>
+          <w:szCs w:val="20"/>
+        </w:rPr>
+        <w:t xml:space="preserve"> ali estabelecidas, </w:t>
       </w:r>
       <w:r>
         <w:rPr>
@@ -2145,14 +1751,29 @@
           <w:sz w:val="20"/>
           <w:szCs w:val="20"/>
         </w:rPr>
-        <w:t>O Escopo de Trabalho e os presentes Termos e Condições formam um corpo único e indivisível. Em caso de divergência entre os instrumentos, prevalecerão as disposições do Escopo de Trabalho quanto às condições comerciais específicas e os presentes Termos e Condições quanto às demais disposições de caráter geral.</w:t>
-      </w:r>
-    </w:p>
-    <w:p>
-      <w:pPr>
-        <w:pStyle w:val="PargrafodaLista"/>
-        <w:rPr>
-          <w:sz w:val="20"/>
+        <w:t>O Escopo de Trabalho e os presentes Termos e Condições formam um corpo único e indivisível. Em caso de divergência entre os instrumentos, prevalecerão as disposições do Escopo de Trabalho quanto às condições comerciais específicas e os presentes Termos e Condições quanto às demais disposições de caráter geral</w:t>
+      </w:r>
+      <w:r>
+        <w:rPr>
+          <w:sz w:val="20"/>
+          <w:szCs w:val="20"/>
+        </w:rPr>
+        <w:t>, conforme aplicável</w:t>
+      </w:r>
+      <w:r>
+        <w:rPr>
+          <w:sz w:val="20"/>
+          <w:szCs w:val="20"/>
+        </w:rPr>
+        <w:t>.</w:t>
+      </w:r>
+    </w:p>
+    <w:p>
+      <w:pPr>
+        <w:pStyle w:val="PargrafodaLista"/>
+        <w:rPr>
+          <w:sz w:val="20"/>
+          <w:szCs w:val="20"/>
         </w:rPr>
       </w:pPr>
     </w:p>
@@ -2182,6 +1803,7 @@
           <w:sz w:val="20"/>
           <w:szCs w:val="20"/>
         </w:rPr>
+        <w:lastRenderedPageBreak/>
         <w:t>HONORÁRIOS E FORMA DE PAGAMENTO</w:t>
       </w:r>
     </w:p>
@@ -2215,7 +1837,7 @@
           <w:sz w:val="20"/>
           <w:szCs w:val="20"/>
         </w:rPr>
-        <w:t>Os honorários devidos em razão da prestação dos serviços jurídicos e as respectivas condições de pagamento</w:t>
+        <w:t>Os honorários devidos em razão da prestação dos serviços jurídicos e as condições de pagamento</w:t>
       </w:r>
       <w:r>
         <w:rPr>
@@ -2257,7 +1879,14 @@
           <w:sz w:val="20"/>
           <w:szCs w:val="20"/>
         </w:rPr>
-        <w:t>Os valores estabelecidos serão anualmente reajustados</w:t>
+        <w:t>Todos os</w:t>
+      </w:r>
+      <w:r>
+        <w:rPr>
+          <w:sz w:val="20"/>
+          <w:szCs w:val="20"/>
+        </w:rPr>
+        <w:t xml:space="preserve"> valores estabelecidos serão anualmente reajustados</w:t>
       </w:r>
       <w:r>
         <w:rPr>
@@ -2395,7 +2024,6 @@
           <w:sz w:val="20"/>
           <w:szCs w:val="20"/>
         </w:rPr>
-        <w:lastRenderedPageBreak/>
         <w:t xml:space="preserve">O inadimplemento de qualquer obrigação pecuniária prevista </w:t>
       </w:r>
       <w:r>
@@ -2424,7 +2052,7 @@
           <w:sz w:val="20"/>
           <w:szCs w:val="20"/>
         </w:rPr>
-        <w:t xml:space="preserve"> de correção monetária pelo IPCA/IBGE, acumulado entre o vencimento e a data do efetivo pagamento, juros moratórios </w:t>
+        <w:t xml:space="preserve"> de juros moratórios </w:t>
       </w:r>
       <w:r>
         <w:rPr>
@@ -2438,7 +2066,14 @@
           <w:sz w:val="20"/>
           <w:szCs w:val="20"/>
         </w:rPr>
-        <w:t xml:space="preserve"> e multa moratória de </w:t>
+        <w:t>,</w:t>
+      </w:r>
+      <w:r>
+        <w:rPr>
+          <w:sz w:val="20"/>
+          <w:szCs w:val="20"/>
+        </w:rPr>
+        <w:t xml:space="preserve"> multa moratória de </w:t>
       </w:r>
       <w:r>
         <w:rPr>
@@ -2466,7 +2101,28 @@
           <w:sz w:val="20"/>
           <w:szCs w:val="20"/>
         </w:rPr>
-        <w:t xml:space="preserve"> por cento) sobre o valor em aberto, apurados </w:t>
+        <w:t xml:space="preserve"> por cento) sobre o valor em </w:t>
+      </w:r>
+      <w:r>
+        <w:rPr>
+          <w:sz w:val="20"/>
+          <w:szCs w:val="20"/>
+        </w:rPr>
+        <w:t xml:space="preserve">atraso e </w:t>
+      </w:r>
+      <w:r>
+        <w:rPr>
+          <w:sz w:val="20"/>
+          <w:szCs w:val="20"/>
+        </w:rPr>
+        <w:t>correção monetária pelo IPCA/IBGE, acumulado entre o vencimento e a data do efetivo pagamento</w:t>
+      </w:r>
+      <w:r>
+        <w:rPr>
+          <w:sz w:val="20"/>
+          <w:szCs w:val="20"/>
+        </w:rPr>
+        <w:t xml:space="preserve">, apurados </w:t>
       </w:r>
       <w:r>
         <w:rPr>
@@ -2482,7 +2138,49 @@
           <w:sz w:val="20"/>
           <w:szCs w:val="20"/>
         </w:rPr>
-        <w:t>, sem prejuízo das demais medidas legais cabíveis.</w:t>
+        <w:t>.</w:t>
+      </w:r>
+      <w:r>
+        <w:rPr>
+          <w:sz w:val="20"/>
+          <w:szCs w:val="20"/>
+        </w:rPr>
+        <w:t xml:space="preserve"> </w:t>
+      </w:r>
+      <w:r>
+        <w:rPr>
+          <w:sz w:val="20"/>
+          <w:szCs w:val="20"/>
+        </w:rPr>
+        <w:t>Em caso de atraso superior a 10 (dez) dias, será facultado ao Contratado suspender a prestação dos serviços</w:t>
+      </w:r>
+      <w:r>
+        <w:rPr>
+          <w:sz w:val="20"/>
+          <w:szCs w:val="20"/>
+        </w:rPr>
+        <w:t>,</w:t>
+      </w:r>
+      <w:r>
+        <w:rPr>
+          <w:sz w:val="20"/>
+          <w:szCs w:val="20"/>
+        </w:rPr>
+        <w:t xml:space="preserve"> </w:t>
+      </w:r>
+      <w:r>
+        <w:rPr>
+          <w:sz w:val="20"/>
+          <w:szCs w:val="20"/>
+        </w:rPr>
+        <w:t>sem prejuízo das demais medidas legais cabíveis.</w:t>
+      </w:r>
+      <w:r>
+        <w:rPr>
+          <w:sz w:val="20"/>
+          <w:szCs w:val="20"/>
+        </w:rPr>
+        <w:t xml:space="preserve"> </w:t>
       </w:r>
     </w:p>
     <w:p>
@@ -2852,7 +2550,35 @@
           <w:sz w:val="20"/>
           <w:szCs w:val="20"/>
         </w:rPr>
-        <w:t>as Partes, sendo facultado a qualquer delas promover o seu encerramento mediante notificação por escrito à outra Parte, com antecedência mínima de 60 (sessenta) dias.</w:t>
+        <w:t>as Partes, sendo facultado a qualquer delas promover o seu encerramento mediante notificação por escrito à outra Parte, com antecedência mínima de 60 (sessenta) dias</w:t>
+      </w:r>
+      <w:r>
+        <w:rPr>
+          <w:sz w:val="20"/>
+          <w:szCs w:val="20"/>
+        </w:rPr>
+        <w:t xml:space="preserve">, </w:t>
+      </w:r>
+      <w:r>
+        <w:rPr>
+          <w:sz w:val="20"/>
+          <w:szCs w:val="20"/>
+        </w:rPr>
+        <w:t>durante os quais o Contratado permanecerá obrigado a prestar os serviços em curso e a adotar as providências necessárias à regular transição</w:t>
+      </w:r>
+      <w:r>
+        <w:rPr>
+          <w:sz w:val="20"/>
+          <w:szCs w:val="20"/>
+        </w:rPr>
+        <w:t>, caso aplicável</w:t>
+      </w:r>
+      <w:r>
+        <w:rPr>
+          <w:sz w:val="20"/>
+          <w:szCs w:val="20"/>
+        </w:rPr>
+        <w:t>.</w:t>
       </w:r>
     </w:p>
     <w:p>
@@ -3215,7 +2941,6 @@
           <w:sz w:val="20"/>
           <w:szCs w:val="20"/>
         </w:rPr>
-        <w:lastRenderedPageBreak/>
         <w:t>Emitir os documentos fiscais correspondentes aos honorários e despesas cobrados, na forma da legislação tributária aplicável.</w:t>
       </w:r>
     </w:p>
@@ -3787,7 +3512,6 @@
           <w:sz w:val="20"/>
           <w:szCs w:val="20"/>
         </w:rPr>
-        <w:lastRenderedPageBreak/>
         <w:t>As obrigações desta cláusula s</w:t>
       </w:r>
       <w:r>
@@ -4264,53 +3988,21 @@
           <w:sz w:val="20"/>
           <w:szCs w:val="20"/>
         </w:rPr>
-        <w:t>A rescisão imotivada poderá ser promovida por qualquer das Partes mediante notificação escrita com antecedência mínima de 60 (sessenta) dias, durante os quais o Contratado permanecerá obrigado a prestar os serviços em curso e a adotar as providências necessárias à regular transição.</w:t>
-      </w:r>
-    </w:p>
-    <w:p>
-      <w:pPr>
-        <w:pStyle w:val="PargrafodaLista"/>
-        <w:rPr>
-          <w:sz w:val="20"/>
-          <w:szCs w:val="20"/>
-        </w:rPr>
-      </w:pPr>
-    </w:p>
-    <w:p>
-      <w:pPr>
-        <w:pStyle w:val="PargrafodaLista"/>
-        <w:numPr>
-          <w:ilvl w:val="1"/>
-          <w:numId w:val="2"/>
-        </w:numPr>
-        <w:snapToGrid w:val="0"/>
-        <w:ind w:left="709" w:hanging="709"/>
-        <w:jc w:val="both"/>
-        <w:rPr>
-          <w:sz w:val="20"/>
-          <w:szCs w:val="20"/>
-        </w:rPr>
-      </w:pPr>
-      <w:r>
-        <w:rPr>
-          <w:sz w:val="20"/>
-          <w:szCs w:val="20"/>
-        </w:rPr>
-        <w:t xml:space="preserve">Em qualquer hipótese, serão devidos ao Contratado os honorários pelos serviços efetivamente prestados até a data de cessação, o reembolso das despesas incorridas no período, </w:t>
-      </w:r>
-      <w:r>
-        <w:rPr>
-          <w:sz w:val="20"/>
-          <w:szCs w:val="20"/>
-        </w:rPr>
-        <w:t xml:space="preserve">nos termos da </w:t>
-      </w:r>
-      <w:r>
-        <w:rPr>
-          <w:sz w:val="20"/>
-          <w:szCs w:val="20"/>
-        </w:rPr>
-        <w:t>cláusula de Reembolso de Despesas</w:t>
+        <w:t>Em qualquer hipótese</w:t>
+      </w:r>
+      <w:r>
+        <w:rPr>
+          <w:sz w:val="20"/>
+          <w:szCs w:val="20"/>
+        </w:rPr>
+        <w:t xml:space="preserve"> de rescisão</w:t>
+      </w:r>
+      <w:r>
+        <w:rPr>
+          <w:sz w:val="20"/>
+          <w:szCs w:val="20"/>
+        </w:rPr>
+        <w:t>, serão devidos ao Contratado os honorários pelos serviços efetivamente prestados até a data de cessação, o reembolso das despesas incorridas no período</w:t>
       </w:r>
       <w:r>
         <w:rPr>
@@ -4324,7 +4016,21 @@
           <w:sz w:val="20"/>
           <w:szCs w:val="20"/>
         </w:rPr>
-        <w:t xml:space="preserve"> os honorários de projeto ou fase já concluídos e aqueles devidos em razão de evento futuro e certo vinculado a serviços prestados antes da rescisão.</w:t>
+        <w:t xml:space="preserve"> os honorários de projeto ou fase já concluídos e aqueles devidos em razão de evento futuro e certo vinculado a serviços prestados antes da rescisão</w:t>
+      </w:r>
+      <w:r>
+        <w:rPr>
+          <w:sz w:val="20"/>
+          <w:szCs w:val="20"/>
+        </w:rPr>
+        <w:t>, como honorários por êxito e/ou de sucumbência, conforme aplicável</w:t>
+      </w:r>
+      <w:r>
+        <w:rPr>
+          <w:sz w:val="20"/>
+          <w:szCs w:val="20"/>
+        </w:rPr>
+        <w:t>.</w:t>
       </w:r>
     </w:p>
     <w:p>
@@ -4389,7 +4095,6 @@
           <w:sz w:val="20"/>
           <w:szCs w:val="20"/>
         </w:rPr>
-        <w:lastRenderedPageBreak/>
         <w:t>A presente Proposta</w:t>
       </w:r>
       <w:r>
@@ -4397,35 +4102,14 @@
           <w:sz w:val="20"/>
           <w:szCs w:val="20"/>
         </w:rPr>
-        <w:t xml:space="preserve">, </w:t>
-      </w:r>
-      <w:r>
-        <w:rPr>
-          <w:sz w:val="20"/>
-          <w:szCs w:val="20"/>
-        </w:rPr>
-        <w:t>composta pelo Escopo</w:t>
-      </w:r>
-      <w:r>
-        <w:rPr>
-          <w:sz w:val="20"/>
-          <w:szCs w:val="20"/>
-        </w:rPr>
-        <w:t xml:space="preserve"> de Trabalho </w:t>
-      </w:r>
-      <w:r>
-        <w:rPr>
-          <w:sz w:val="20"/>
-          <w:szCs w:val="20"/>
-        </w:rPr>
-        <w:t>e pelos presentes Termos e Condiçõe</w:t>
-      </w:r>
-      <w:r>
-        <w:rPr>
-          <w:sz w:val="20"/>
-          <w:szCs w:val="20"/>
-        </w:rPr>
-        <w:t>s, representa a integralidade do entendimento entre as Partes, prevalecendo sobre quaisquer ajustes, entendimentos ou comunicações anteriores que lhe sejam contrários. Qualquer modificação somente produzirá efeitos se formalizada por escrito e subscrita por representantes autorizados de ambas as Partes.</w:t>
+        <w:t xml:space="preserve"> prevalece</w:t>
+      </w:r>
+      <w:r>
+        <w:rPr>
+          <w:sz w:val="20"/>
+          <w:szCs w:val="20"/>
+        </w:rPr>
+        <w:t xml:space="preserve"> sobre quaisquer ajustes, entendimentos ou comunicações anteriores. Qualquer modificação somente produzirá efeitos se formalizada por escrito e subscrita por representantes autorizados de ambas as Partes.</w:t>
       </w:r>
     </w:p>
     <w:p>
@@ -4661,7 +4345,35 @@
           <w:sz w:val="20"/>
           <w:szCs w:val="20"/>
         </w:rPr>
-        <w:t>As Partes reconhecem a veracidade, autenticidade, validade e eficácia desta Proposta em formato eletrônico, assinada por meio de plataforma de assinaturas eletrônicas (DocuSign ou similar), nos termos do artigo 10, § 2º, da Medida Provisória n. 2.200-2/2001 e do artigo 219 do Código Civil, dispensando expressamente a colheita de assinaturas de testemunhas, na forma do artigo 34 da Lei n. 14.620/2023.</w:t>
+        <w:t xml:space="preserve">As Partes reconhecem a veracidade, autenticidade, validade e eficácia desta Proposta </w:t>
+      </w:r>
+      <w:r>
+        <w:rPr>
+          <w:sz w:val="20"/>
+          <w:szCs w:val="20"/>
+        </w:rPr>
+        <w:t>caso firmada caso</w:t>
+      </w:r>
+      <w:r>
+        <w:rPr>
+          <w:sz w:val="20"/>
+          <w:szCs w:val="20"/>
+        </w:rPr>
+        <w:t xml:space="preserve"> assinada por meio de plataforma de assinaturas eletrônicas (DocuSign ou similar), nos termos do artigo 10, § 2º, da Medida Provisória n. 2.200-2/2001 e do artigo 219 do Código Civil, </w:t>
+      </w:r>
+      <w:r>
+        <w:rPr>
+          <w:sz w:val="20"/>
+          <w:szCs w:val="20"/>
+        </w:rPr>
+        <w:t xml:space="preserve">neste caso </w:t>
+      </w:r>
+      <w:r>
+        <w:rPr>
+          <w:sz w:val="20"/>
+          <w:szCs w:val="20"/>
+        </w:rPr>
+        <w:t>dispensando expressamente a colheita de assinaturas de testemunhas, na forma do artigo 34 da Lei n. 14.620/2023.</w:t>
       </w:r>
     </w:p>
     <w:p>
@@ -4679,57 +4391,357 @@
     </w:p>
     <w:p>
       <w:pPr>
-        <w:pStyle w:val="PargrafodaLista"/>
+        <w:keepNext/>
+        <w:snapToGrid w:val="0"/>
         <w:jc w:val="center"/>
-        <w:rPr>
-          <w:sz w:val="20"/>
-          <w:szCs w:val="20"/>
-        </w:rPr>
-      </w:pPr>
-      <w:r>
-        <w:rPr>
-          <w:sz w:val="20"/>
-          <w:szCs w:val="20"/>
-        </w:rPr>
-        <w:t>____________________________________________</w:t>
-      </w:r>
-    </w:p>
-    <w:p>
-      <w:pPr>
-        <w:snapToGrid w:val="0"/>
-        <w:jc w:val="center"/>
-        <w:rPr>
-          <w:sz w:val="20"/>
-          <w:szCs w:val="20"/>
-        </w:rPr>
-      </w:pPr>
-      <w:r>
         <w:rPr>
           <w:b/>
           <w:bCs/>
           <w:sz w:val="20"/>
           <w:szCs w:val="20"/>
         </w:rPr>
-        <w:t xml:space="preserve">Joao da Silva</w:t>
-      </w:r>
-    </w:p>
-    <w:p>
-      <w:pPr>
-        <w:snapToGrid w:val="0"/>
-        <w:jc w:val="center"/>
-        <w:rPr>
-          <w:sz w:val="2"/>
+      </w:pPr>
+    </w:p>
+    <w:tbl>
+      <w:tblPr>
+        <w:tblStyle w:val="Tabelacomgrade"/>
+        <w:tblW w:w="0" w:type="auto"/>
+        <w:tblBorders>
+          <w:top w:val="none" w:sz="0" w:space="0" w:color="auto"/>
+          <w:left w:val="none" w:sz="0" w:space="0" w:color="auto"/>
+          <w:bottom w:val="none" w:sz="0" w:space="0" w:color="auto"/>
+          <w:right w:val="none" w:sz="0" w:space="0" w:color="auto"/>
+          <w:insideH w:val="none" w:sz="0" w:space="0" w:color="auto"/>
+          <w:insideV w:val="none" w:sz="0" w:space="0" w:color="auto"/>
+        </w:tblBorders>
+        <w:tblLook w:val="04A0" w:firstRow="1" w:lastRow="0" w:firstColumn="1" w:lastColumn="0" w:noHBand="0" w:noVBand="1"/>
+      </w:tblPr>
+      <w:tblGrid>
+        <w:gridCol w:w="4814"/>
+        <w:gridCol w:w="4814"/>
+      </w:tblGrid>
+      <w:tr>
+        <w:tc>
+          <w:tcPr>
+            <w:tcW w:w="4814" w:type="dxa"/>
+          </w:tcPr>
+          <w:p>
+            <w:pPr>
+              <w:pStyle w:val="PargrafodaLista"/>
+              <w:rPr>
+                <w:sz w:val="20"/>
+                <w:szCs w:val="20"/>
+              </w:rPr>
+            </w:pPr>
+            <w:r>
+              <w:rPr>
+                <w:sz w:val="20"/>
+                <w:szCs w:val="20"/>
+              </w:rPr>
+              <w:t>____________________________________________</w:t>
+            </w:r>
+          </w:p>
+          <w:p>
+            <w:pPr>
+              <w:snapToGrid w:val="0"/>
+              <w:rPr>
+                <w:sz w:val="20"/>
+                <w:szCs w:val="20"/>
+              </w:rPr>
+            </w:pPr>
+            <w:r>
+              <w:rPr>
+                <w:b/>
+                <w:bCs/>
+                <w:sz w:val="20"/>
+                <w:szCs w:val="20"/>
+              </w:rPr>
+              <w:t xml:space="preserve">Joao da Silva</w:t>
+            </w:r>
+          </w:p>
+          <w:p>
+            <w:pPr>
+              <w:keepNext/>
+              <w:snapToGrid w:val="0"/>
+              <w:jc w:val="center"/>
+              <w:rPr>
+                <w:b/>
+                <w:bCs/>
+                <w:sz w:val="20"/>
+                <w:szCs w:val="20"/>
+              </w:rPr>
+            </w:pPr>
+          </w:p>
+        </w:tc>
+        <w:tc>
+          <w:tcPr>
+            <w:tcW w:w="4814" w:type="dxa"/>
+          </w:tcPr>
+          <w:p>
+            <w:pPr>
+              <w:pStyle w:val="PargrafodaLista"/>
+              <w:rPr>
+                <w:sz w:val="20"/>
+                <w:szCs w:val="20"/>
+              </w:rPr>
+            </w:pPr>
+            <w:r>
+              <w:rPr>
+                <w:sz w:val="20"/>
+                <w:szCs w:val="20"/>
+              </w:rPr>
+              <w:t>____________________________________________</w:t>
+            </w:r>
+          </w:p>
+          <w:p>
+            <w:pPr>
+              <w:snapToGrid w:val="0"/>
+              <w:rPr>
+                <w:sz w:val="20"/>
+                <w:szCs w:val="20"/>
+              </w:rPr>
+            </w:pPr>
+            <w:r>
+              <w:rPr>
+                <w:b/>
+                <w:bCs/>
+                <w:sz w:val="20"/>
+                <w:szCs w:val="20"/>
+              </w:rPr>
+              <w:t>PMRA PORTO MIRANDA ROCHA ADVOGADOS</w:t>
+            </w:r>
+          </w:p>
+          <w:p>
+            <w:pPr>
+              <w:keepNext/>
+              <w:snapToGrid w:val="0"/>
+              <w:jc w:val="center"/>
+              <w:rPr>
+                <w:b/>
+                <w:bCs/>
+                <w:sz w:val="20"/>
+                <w:szCs w:val="20"/>
+              </w:rPr>
+            </w:pPr>
+          </w:p>
+        </w:tc>
+      </w:tr>
+    </w:tbl>
+    <w:p>
+      <w:pPr>
+        <w:keepNext/>
+        <w:snapToGrid w:val="0"/>
+        <w:rPr>
+          <w:b/>
+          <w:bCs/>
+          <w:sz w:val="20"/>
+          <w:szCs w:val="20"/>
+        </w:rPr>
+      </w:pPr>
+    </w:p>
+    <w:p>
+      <w:pPr>
+        <w:keepNext/>
+        <w:snapToGrid w:val="0"/>
+        <w:rPr>
+          <w:b/>
+          <w:bCs/>
+          <w:sz w:val="20"/>
+          <w:szCs w:val="20"/>
+        </w:rPr>
+      </w:pPr>
+    </w:p>
+    <w:p>
+      <w:pPr>
+        <w:snapToGrid w:val="0"/>
+        <w:rPr>
+          <w:b/>
+          <w:bCs/>
+          <w:sz w:val="20"/>
+          <w:szCs w:val="20"/>
+        </w:rPr>
+      </w:pPr>
+      <w:r>
+        <w:rPr>
+          <w:b/>
+          <w:bCs/>
+          <w:sz w:val="20"/>
+          <w:szCs w:val="20"/>
+        </w:rPr>
+        <w:t>Testemunhas:</w:t>
+      </w:r>
+    </w:p>
+    <w:p>
+      <w:pPr>
+        <w:snapToGrid w:val="0"/>
+        <w:rPr>
+          <w:i/>
+          <w:iCs/>
+          <w:sz w:val="20"/>
+          <w:szCs w:val="20"/>
+        </w:rPr>
+      </w:pPr>
+      <w:r>
+        <w:rPr>
+          <w:i/>
+          <w:iCs/>
+          <w:sz w:val="20"/>
+          <w:szCs w:val="20"/>
+        </w:rPr>
+        <w:t>(preencher e assinar caso firmado com assinaturas físicas ou por meio de certificado digital)</w:t>
+      </w:r>
+    </w:p>
+    <w:p>
+      <w:pPr>
+        <w:snapToGrid w:val="0"/>
+        <w:rPr>
+          <w:b/>
+          <w:bCs/>
+          <w:sz w:val="20"/>
+          <w:szCs w:val="20"/>
+        </w:rPr>
+      </w:pPr>
+    </w:p>
+    <w:tbl>
+      <w:tblPr>
+        <w:tblStyle w:val="Tabelacomgrade"/>
+        <w:tblW w:w="0" w:type="auto"/>
+        <w:tblBorders>
+          <w:top w:val="none" w:sz="0" w:space="0" w:color="auto"/>
+          <w:left w:val="none" w:sz="0" w:space="0" w:color="auto"/>
+          <w:bottom w:val="none" w:sz="0" w:space="0" w:color="auto"/>
+          <w:right w:val="none" w:sz="0" w:space="0" w:color="auto"/>
+          <w:insideH w:val="none" w:sz="0" w:space="0" w:color="auto"/>
+          <w:insideV w:val="none" w:sz="0" w:space="0" w:color="auto"/>
+        </w:tblBorders>
+        <w:tblLook w:val="04A0" w:firstRow="1" w:lastRow="0" w:firstColumn="1" w:lastColumn="0" w:noHBand="0" w:noVBand="1"/>
+      </w:tblPr>
+      <w:tblGrid>
+        <w:gridCol w:w="4814"/>
+        <w:gridCol w:w="4814"/>
+      </w:tblGrid>
+      <w:tr>
+        <w:tc>
+          <w:tcPr>
+            <w:tcW w:w="4814" w:type="dxa"/>
+          </w:tcPr>
+          <w:p>
+            <w:pPr>
+              <w:pStyle w:val="PargrafodaLista"/>
+              <w:rPr>
+                <w:sz w:val="20"/>
+                <w:szCs w:val="20"/>
+              </w:rPr>
+            </w:pPr>
+            <w:r>
+              <w:rPr>
+                <w:sz w:val="20"/>
+                <w:szCs w:val="20"/>
+              </w:rPr>
+              <w:t>____________________________________________</w:t>
+            </w:r>
+          </w:p>
+          <w:p>
+            <w:pPr>
+              <w:snapToGrid w:val="0"/>
+              <w:rPr>
+                <w:sz w:val="20"/>
+                <w:szCs w:val="20"/>
+              </w:rPr>
+            </w:pPr>
+            <w:r>
+              <w:rPr>
+                <w:b/>
+                <w:bCs/>
+                <w:sz w:val="20"/>
+                <w:szCs w:val="20"/>
+              </w:rPr>
+              <w:t>Nome:</w:t>
+            </w:r>
+          </w:p>
+          <w:p>
+            <w:pPr>
+              <w:keepNext/>
+              <w:snapToGrid w:val="0"/>
+              <w:jc w:val="center"/>
+              <w:rPr>
+                <w:b/>
+                <w:bCs/>
+                <w:sz w:val="20"/>
+                <w:szCs w:val="20"/>
+              </w:rPr>
+            </w:pPr>
+          </w:p>
+        </w:tc>
+        <w:tc>
+          <w:tcPr>
+            <w:tcW w:w="4814" w:type="dxa"/>
+          </w:tcPr>
+          <w:p>
+            <w:pPr>
+              <w:pStyle w:val="PargrafodaLista"/>
+              <w:rPr>
+                <w:sz w:val="20"/>
+                <w:szCs w:val="20"/>
+              </w:rPr>
+            </w:pPr>
+            <w:r>
+              <w:rPr>
+                <w:sz w:val="20"/>
+                <w:szCs w:val="20"/>
+              </w:rPr>
+              <w:t>____________________________________________</w:t>
+            </w:r>
+          </w:p>
+          <w:p>
+            <w:pPr>
+              <w:snapToGrid w:val="0"/>
+              <w:rPr>
+                <w:sz w:val="20"/>
+                <w:szCs w:val="20"/>
+              </w:rPr>
+            </w:pPr>
+            <w:r>
+              <w:rPr>
+                <w:b/>
+                <w:bCs/>
+                <w:sz w:val="20"/>
+                <w:szCs w:val="20"/>
+              </w:rPr>
+              <w:t>Nome:</w:t>
+            </w:r>
+          </w:p>
+          <w:p>
+            <w:pPr>
+              <w:keepNext/>
+              <w:snapToGrid w:val="0"/>
+              <w:jc w:val="center"/>
+              <w:rPr>
+                <w:b/>
+                <w:bCs/>
+                <w:sz w:val="20"/>
+                <w:szCs w:val="20"/>
+              </w:rPr>
+            </w:pPr>
+          </w:p>
+        </w:tc>
+      </w:tr>
+    </w:tbl>
+    <w:p>
+      <w:pPr>
+        <w:snapToGrid w:val="0"/>
+        <w:rPr>
+          <w:b/>
+          <w:bCs/>
+          <w:sz w:val="20"/>
           <w:szCs w:val="20"/>
         </w:rPr>
       </w:pPr>
     </w:p>
     <w:sectPr>
-      <w:headerReference w:type="even" r:id="rId10"/>
-      <w:headerReference w:type="default" r:id="rId11"/>
-      <w:footerReference w:type="even" r:id="rId12"/>
-      <w:footerReference w:type="default" r:id="rId13"/>
-      <w:headerReference w:type="first" r:id="rId14"/>
-      <w:footerReference w:type="first" r:id="rId15"/>
+      <w:headerReference w:type="default" r:id="rId10"/>
+      <w:footerReference w:type="even" r:id="rId11"/>
+      <w:footerReference w:type="default" r:id="rId12"/>
       <w:pgSz w:w="11906" w:h="16838"/>
       <w:pgMar w:top="2268" w:right="1134" w:bottom="2268" w:left="1134" w:header="720" w:footer="720" w:gutter="0"/>
       <w:cols w:space="720"/>
@@ -4760,9 +4772,57 @@
 
 <file path=word/footer1.xml><?xml version="1.0" encoding="utf-8"?>
 <w:ftr xmlns:wpc="http://schemas.microsoft.com/office/word/2010/wordprocessingCanvas" xmlns:cx="http://schemas.microsoft.com/office/drawing/2014/chartex" xmlns:cx1="http://schemas.microsoft.com/office/drawing/2015/9/8/chartex" xmlns:cx2="http://schemas.microsoft.com/office/drawing/2015/10/21/chartex" xmlns:cx3="http://schemas.microsoft.com/office/drawing/2016/5/9/chartex" xmlns:cx4="http://schemas.microsoft.com/office/drawing/2016/5/10/chartex" xmlns:cx5="http://schemas.microsoft.com/office/drawing/2016/5/11/chartex" xmlns:cx6="http://schemas.microsoft.com/office/drawing/2016/5/12/chartex" xmlns:cx7="http://schemas.microsoft.com/office/drawing/2016/5/13/chartex" xmlns:cx8="http://schemas.microsoft.com/office/drawing/2016/5/14/chartex" xmlns:mc="http://schemas.openxmlformats.org/markup-compatibility/2006" xmlns:aink="http://schemas.microsoft.com/office/drawing/2016/ink" xmlns:am3d="http://schemas.microsoft.com/office/drawing/2017/model3d" xmlns:o="urn:schemas-microsoft-com:office:office" xmlns:oel="http://schemas.microsoft.com/office/2019/extlst" xmlns:r="http://schemas.openxmlformats.org/officeDocument/2006/relationships" xmlns:m="http://schemas.openxmlformats.org/officeDocument/2006/math" xmlns:v="urn:schemas-microsoft-com:vml" xmlns:wp14="http://schemas.microsoft.com/office/word/2010/wordprocessingDrawing" xmlns:wp="http://schemas.openxmlformats.org/drawingml/2006/wordprocessingDrawing" xmlns:w10="urn:schemas-microsoft-com:office:word" xmlns:w="http://schemas.openxmlformats.org/wordprocessingml/2006/main" xmlns:w14="http://schemas.microsoft.com/office/word/2010/wordml" xmlns:w15="http://schemas.microsoft.com/office/word/2012/wordml" xmlns:w16cex="http://schemas.microsoft.com/office/word/2018/wordml/cex" xmlns:w16cid="http://schemas.microsoft.com/office/word/2016/wordml/cid" xmlns:w16="http://schemas.microsoft.com/office/word/2018/wordml" xmlns:w16du="http://schemas.microsoft.com/office/word/2023/wordml/word16du" xmlns:w16sdtdh="http://schemas.microsoft.com/office/word/2020/wordml/sdtdatahash" xmlns:w16sdtfl="http://schemas.microsoft.com/office/word/2024/wordml/sdtformatlock" xmlns:w16se="http://schemas.microsoft.com/office/word/2015/wordml/symex" xmlns:wpg="http://schemas.microsoft.com/office/word/2010/wordprocessingGroup" xmlns:wpi="http://schemas.microsoft.com/office/word/2010/wordprocessingInk" xmlns:wne="http://schemas.microsoft.com/office/word/2006/wordml" xmlns:wps="http://schemas.microsoft.com/office/word/2010/wordprocessingShape" mc:Ignorable="w14 w15 w16se w16cid w16 w16cex w16sdtdh w16sdtfl w16du wp14">
+  <w:sdt>
+    <w:sdtPr>
+      <w:rPr>
+        <w:rStyle w:val="Nmerodepgina"/>
+      </w:rPr>
+      <w:id w:val="1008332648"/>
+      <w:docPartObj>
+        <w:docPartGallery w:val="Page Numbers (Bottom of Page)"/>
+        <w:docPartUnique/>
+      </w:docPartObj>
+    </w:sdtPr>
+    <w:sdtContent>
+      <w:p>
+        <w:pPr>
+          <w:pStyle w:val="Rodap"/>
+          <w:framePr w:wrap="none" w:vAnchor="text" w:hAnchor="margin" w:xAlign="right" w:y="1"/>
+          <w:rPr>
+            <w:rStyle w:val="Nmerodepgina"/>
+          </w:rPr>
+        </w:pPr>
+        <w:r>
+          <w:rPr>
+            <w:rStyle w:val="Nmerodepgina"/>
+          </w:rPr>
+          <w:fldChar w:fldCharType="begin"/>
+        </w:r>
+        <w:r>
+          <w:rPr>
+            <w:rStyle w:val="Nmerodepgina"/>
+          </w:rPr>
+          <w:instrText xml:space="preserve"> PAGE </w:instrText>
+        </w:r>
+        <w:r>
+          <w:rPr>
+            <w:rStyle w:val="Nmerodepgina"/>
+          </w:rPr>
+          <w:fldChar w:fldCharType="separate"/>
+        </w:r>
+        <w:r>
+          <w:rPr>
+            <w:rStyle w:val="Nmerodepgina"/>
+          </w:rPr>
+          <w:fldChar w:fldCharType="end"/>
+        </w:r>
+      </w:p>
+    </w:sdtContent>
+  </w:sdt>
   <w:p>
     <w:pPr>
       <w:pStyle w:val="Rodap"/>
+      <w:ind w:right="360"/>
     </w:pPr>
   </w:p>
 </w:ftr>
@@ -4770,6 +4830,60 @@
 
 <file path=word/footer2.xml><?xml version="1.0" encoding="utf-8"?>
 <w:ftr xmlns:wpc="http://schemas.microsoft.com/office/word/2010/wordprocessingCanvas" xmlns:cx="http://schemas.microsoft.com/office/drawing/2014/chartex" xmlns:cx1="http://schemas.microsoft.com/office/drawing/2015/9/8/chartex" xmlns:cx2="http://schemas.microsoft.com/office/drawing/2015/10/21/chartex" xmlns:cx3="http://schemas.microsoft.com/office/drawing/2016/5/9/chartex" xmlns:cx4="http://schemas.microsoft.com/office/drawing/2016/5/10/chartex" xmlns:cx5="http://schemas.microsoft.com/office/drawing/2016/5/11/chartex" xmlns:cx6="http://schemas.microsoft.com/office/drawing/2016/5/12/chartex" xmlns:cx7="http://schemas.microsoft.com/office/drawing/2016/5/13/chartex" xmlns:cx8="http://schemas.microsoft.com/office/drawing/2016/5/14/chartex" xmlns:mc="http://schemas.openxmlformats.org/markup-compatibility/2006" xmlns:aink="http://schemas.microsoft.com/office/drawing/2016/ink" xmlns:am3d="http://schemas.microsoft.com/office/drawing/2017/model3d" xmlns:o="urn:schemas-microsoft-com:office:office" xmlns:oel="http://schemas.microsoft.com/office/2019/extlst" xmlns:r="http://schemas.openxmlformats.org/officeDocument/2006/relationships" xmlns:m="http://schemas.openxmlformats.org/officeDocument/2006/math" xmlns:v="urn:schemas-microsoft-com:vml" xmlns:wp14="http://schemas.microsoft.com/office/word/2010/wordprocessingDrawing" xmlns:wp="http://schemas.openxmlformats.org/drawingml/2006/wordprocessingDrawing" xmlns:w10="urn:schemas-microsoft-com:office:word" xmlns:w="http://schemas.openxmlformats.org/wordprocessingml/2006/main" xmlns:w14="http://schemas.microsoft.com/office/word/2010/wordml" xmlns:w15="http://schemas.microsoft.com/office/word/2012/wordml" xmlns:w16cex="http://schemas.microsoft.com/office/word/2018/wordml/cex" xmlns:w16cid="http://schemas.microsoft.com/office/word/2016/wordml/cid" xmlns:w16="http://schemas.microsoft.com/office/word/2018/wordml" xmlns:w16du="http://schemas.microsoft.com/office/word/2023/wordml/word16du" xmlns:w16sdtdh="http://schemas.microsoft.com/office/word/2020/wordml/sdtdatahash" xmlns:w16sdtfl="http://schemas.microsoft.com/office/word/2024/wordml/sdtformatlock" xmlns:w16se="http://schemas.microsoft.com/office/word/2015/wordml/symex" xmlns:wpg="http://schemas.microsoft.com/office/word/2010/wordprocessingGroup" xmlns:wpi="http://schemas.microsoft.com/office/word/2010/wordprocessingInk" xmlns:wne="http://schemas.microsoft.com/office/word/2006/wordml" xmlns:wps="http://schemas.microsoft.com/office/word/2010/wordprocessingShape" mc:Ignorable="w14 w15 w16se w16cid w16 w16cex w16sdtdh w16sdtfl w16du wp14">
+  <w:sdt>
+    <w:sdtPr>
+      <w:rPr>
+        <w:rStyle w:val="Nmerodepgina"/>
+      </w:rPr>
+      <w:id w:val="1444961039"/>
+      <w:docPartObj>
+        <w:docPartGallery w:val="Page Numbers (Bottom of Page)"/>
+        <w:docPartUnique/>
+      </w:docPartObj>
+    </w:sdtPr>
+    <w:sdtContent>
+      <w:p>
+        <w:pPr>
+          <w:pStyle w:val="Rodap"/>
+          <w:framePr w:wrap="none" w:vAnchor="text" w:hAnchor="margin" w:xAlign="right" w:y="1"/>
+          <w:rPr>
+            <w:rStyle w:val="Nmerodepgina"/>
+          </w:rPr>
+        </w:pPr>
+        <w:r>
+          <w:rPr>
+            <w:rStyle w:val="Nmerodepgina"/>
+          </w:rPr>
+          <w:fldChar w:fldCharType="begin"/>
+        </w:r>
+        <w:r>
+          <w:rPr>
+            <w:rStyle w:val="Nmerodepgina"/>
+          </w:rPr>
+          <w:instrText xml:space="preserve"> PAGE </w:instrText>
+        </w:r>
+        <w:r>
+          <w:rPr>
+            <w:rStyle w:val="Nmerodepgina"/>
+          </w:rPr>
+          <w:fldChar w:fldCharType="separate"/>
+        </w:r>
+        <w:r>
+          <w:rPr>
+            <w:rStyle w:val="Nmerodepgina"/>
+            <w:noProof/>
+          </w:rPr>
+          <w:t>8</w:t>
+        </w:r>
+        <w:r>
+          <w:rPr>
+            <w:rStyle w:val="Nmerodepgina"/>
+          </w:rPr>
+          <w:fldChar w:fldCharType="end"/>
+        </w:r>
+      </w:p>
+    </w:sdtContent>
+  </w:sdt>
   <w:p>
     <w:pPr>
       <w:tabs>
@@ -4777,16 +4891,7 @@
         <w:tab w:val="right" w:pos="9072"/>
       </w:tabs>
       <w:spacing w:before="60"/>
-    </w:pPr>
-  </w:p>
-</w:ftr>
-</file>
-
-<file path=word/footer3.xml><?xml version="1.0" encoding="utf-8"?>
-<w:ftr xmlns:wpc="http://schemas.microsoft.com/office/word/2010/wordprocessingCanvas" xmlns:cx="http://schemas.microsoft.com/office/drawing/2014/chartex" xmlns:cx1="http://schemas.microsoft.com/office/drawing/2015/9/8/chartex" xmlns:cx2="http://schemas.microsoft.com/office/drawing/2015/10/21/chartex" xmlns:cx3="http://schemas.microsoft.com/office/drawing/2016/5/9/chartex" xmlns:cx4="http://schemas.microsoft.com/office/drawing/2016/5/10/chartex" xmlns:cx5="http://schemas.microsoft.com/office/drawing/2016/5/11/chartex" xmlns:cx6="http://schemas.microsoft.com/office/drawing/2016/5/12/chartex" xmlns:cx7="http://schemas.microsoft.com/office/drawing/2016/5/13/chartex" xmlns:cx8="http://schemas.microsoft.com/office/drawing/2016/5/14/chartex" xmlns:mc="http://schemas.openxmlformats.org/markup-compatibility/2006" xmlns:aink="http://schemas.microsoft.com/office/drawing/2016/ink" xmlns:am3d="http://schemas.microsoft.com/office/drawing/2017/model3d" xmlns:o="urn:schemas-microsoft-com:office:office" xmlns:oel="http://schemas.microsoft.com/office/2019/extlst" xmlns:r="http://schemas.openxmlformats.org/officeDocument/2006/relationships" xmlns:m="http://schemas.openxmlformats.org/officeDocument/2006/math" xmlns:v="urn:schemas-microsoft-com:vml" xmlns:wp14="http://schemas.microsoft.com/office/word/2010/wordprocessingDrawing" xmlns:wp="http://schemas.openxmlformats.org/drawingml/2006/wordprocessingDrawing" xmlns:w10="urn:schemas-microsoft-com:office:word" xmlns:w="http://schemas.openxmlformats.org/wordprocessingml/2006/main" xmlns:w14="http://schemas.microsoft.com/office/word/2010/wordml" xmlns:w15="http://schemas.microsoft.com/office/word/2012/wordml" xmlns:w16cex="http://schemas.microsoft.com/office/word/2018/wordml/cex" xmlns:w16cid="http://schemas.microsoft.com/office/word/2016/wordml/cid" xmlns:w16="http://schemas.microsoft.com/office/word/2018/wordml" xmlns:w16du="http://schemas.microsoft.com/office/word/2023/wordml/word16du" xmlns:w16sdtdh="http://schemas.microsoft.com/office/word/2020/wordml/sdtdatahash" xmlns:w16sdtfl="http://schemas.microsoft.com/office/word/2024/wordml/sdtformatlock" xmlns:w16se="http://schemas.microsoft.com/office/word/2015/wordml/symex" xmlns:wpg="http://schemas.microsoft.com/office/word/2010/wordprocessingGroup" xmlns:wpi="http://schemas.microsoft.com/office/word/2010/wordprocessingInk" xmlns:wne="http://schemas.microsoft.com/office/word/2006/wordml" xmlns:wps="http://schemas.microsoft.com/office/word/2010/wordprocessingShape" mc:Ignorable="w14 w15 w16se w16cid w16 w16cex w16sdtdh w16sdtfl w16du wp14">
-  <w:p>
-    <w:pPr>
-      <w:pStyle w:val="Rodap"/>
+      <w:ind w:right="360"/>
     </w:pPr>
   </w:p>
 </w:ftr>
@@ -4812,16 +4917,6 @@
 </file>
 
 <file path=word/header1.xml><?xml version="1.0" encoding="utf-8"?>
-<w:hdr xmlns:wpc="http://schemas.microsoft.com/office/word/2010/wordprocessingCanvas" xmlns:cx="http://schemas.microsoft.com/office/drawing/2014/chartex" xmlns:cx1="http://schemas.microsoft.com/office/drawing/2015/9/8/chartex" xmlns:cx2="http://schemas.microsoft.com/office/drawing/2015/10/21/chartex" xmlns:cx3="http://schemas.microsoft.com/office/drawing/2016/5/9/chartex" xmlns:cx4="http://schemas.microsoft.com/office/drawing/2016/5/10/chartex" xmlns:cx5="http://schemas.microsoft.com/office/drawing/2016/5/11/chartex" xmlns:cx6="http://schemas.microsoft.com/office/drawing/2016/5/12/chartex" xmlns:cx7="http://schemas.microsoft.com/office/drawing/2016/5/13/chartex" xmlns:cx8="http://schemas.microsoft.com/office/drawing/2016/5/14/chartex" xmlns:mc="http://schemas.openxmlformats.org/markup-compatibility/2006" xmlns:aink="http://schemas.microsoft.com/office/drawing/2016/ink" xmlns:am3d="http://schemas.microsoft.com/office/drawing/2017/model3d" xmlns:o="urn:schemas-microsoft-com:office:office" xmlns:oel="http://schemas.microsoft.com/office/2019/extlst" xmlns:r="http://schemas.openxmlformats.org/officeDocument/2006/relationships" xmlns:m="http://schemas.openxmlformats.org/officeDocument/2006/math" xmlns:v="urn:schemas-microsoft-com:vml" xmlns:wp14="http://schemas.microsoft.com/office/word/2010/wordprocessingDrawing" xmlns:wp="http://schemas.openxmlformats.org/drawingml/2006/wordprocessingDrawing" xmlns:w10="urn:schemas-microsoft-com:office:word" xmlns:w="http://schemas.openxmlformats.org/wordprocessingml/2006/main" xmlns:w14="http://schemas.microsoft.com/office/word/2010/wordml" xmlns:w15="http://schemas.microsoft.com/office/word/2012/wordml" xmlns:w16cex="http://schemas.microsoft.com/office/word/2018/wordml/cex" xmlns:w16cid="http://schemas.microsoft.com/office/word/2016/wordml/cid" xmlns:w16="http://schemas.microsoft.com/office/word/2018/wordml" xmlns:w16du="http://schemas.microsoft.com/office/word/2023/wordml/word16du" xmlns:w16sdtdh="http://schemas.microsoft.com/office/word/2020/wordml/sdtdatahash" xmlns:w16sdtfl="http://schemas.microsoft.com/office/word/2024/wordml/sdtformatlock" xmlns:w16se="http://schemas.microsoft.com/office/word/2015/wordml/symex" xmlns:wpg="http://schemas.microsoft.com/office/word/2010/wordprocessingGroup" xmlns:wpi="http://schemas.microsoft.com/office/word/2010/wordprocessingInk" xmlns:wne="http://schemas.microsoft.com/office/word/2006/wordml" xmlns:wps="http://schemas.microsoft.com/office/word/2010/wordprocessingShape" mc:Ignorable="w14 w15 w16se w16cid w16 w16cex w16sdtdh w16sdtfl w16du wp14">
-  <w:p>
-    <w:pPr>
-      <w:pStyle w:val="Cabealho"/>
-    </w:pPr>
-  </w:p>
-</w:hdr>
-</file>
-
-<file path=word/header2.xml><?xml version="1.0" encoding="utf-8"?>
 <w:hdr xmlns:wpc="http://schemas.microsoft.com/office/word/2010/wordprocessingCanvas" xmlns:cx="http://schemas.microsoft.com/office/drawing/2014/chartex" xmlns:cx1="http://schemas.microsoft.com/office/drawing/2015/9/8/chartex" xmlns:cx2="http://schemas.microsoft.com/office/drawing/2015/10/21/chartex" xmlns:cx3="http://schemas.microsoft.com/office/drawing/2016/5/9/chartex" xmlns:cx4="http://schemas.microsoft.com/office/drawing/2016/5/10/chartex" xmlns:cx5="http://schemas.microsoft.com/office/drawing/2016/5/11/chartex" xmlns:cx6="http://schemas.microsoft.com/office/drawing/2016/5/12/chartex" xmlns:cx7="http://schemas.microsoft.com/office/drawing/2016/5/13/chartex" xmlns:cx8="http://schemas.microsoft.com/office/drawing/2016/5/14/chartex" xmlns:mc="http://schemas.openxmlformats.org/markup-compatibility/2006" xmlns:aink="http://schemas.microsoft.com/office/drawing/2016/ink" xmlns:am3d="http://schemas.microsoft.com/office/drawing/2017/model3d" xmlns:o="urn:schemas-microsoft-com:office:office" xmlns:oel="http://schemas.microsoft.com/office/2019/extlst" xmlns:r="http://schemas.openxmlformats.org/officeDocument/2006/relationships" xmlns:m="http://schemas.openxmlformats.org/officeDocument/2006/math" xmlns:v="urn:schemas-microsoft-com:vml" xmlns:wp14="http://schemas.microsoft.com/office/word/2010/wordprocessingDrawing" xmlns:wp="http://schemas.openxmlformats.org/drawingml/2006/wordprocessingDrawing" xmlns:w10="urn:schemas-microsoft-com:office:word" xmlns:w="http://schemas.openxmlformats.org/wordprocessingml/2006/main" xmlns:w14="http://schemas.microsoft.com/office/word/2010/wordml" xmlns:w15="http://schemas.microsoft.com/office/word/2012/wordml" xmlns:w16cex="http://schemas.microsoft.com/office/word/2018/wordml/cex" xmlns:w16cid="http://schemas.microsoft.com/office/word/2016/wordml/cid" xmlns:w16="http://schemas.microsoft.com/office/word/2018/wordml" xmlns:w16du="http://schemas.microsoft.com/office/word/2023/wordml/word16du" xmlns:w16sdtdh="http://schemas.microsoft.com/office/word/2020/wordml/sdtdatahash" xmlns:w16sdtfl="http://schemas.microsoft.com/office/word/2024/wordml/sdtformatlock" xmlns:w16se="http://schemas.microsoft.com/office/word/2015/wordml/symex" xmlns:wpg="http://schemas.microsoft.com/office/word/2010/wordprocessingGroup" xmlns:wpi="http://schemas.microsoft.com/office/word/2010/wordprocessingInk" xmlns:wne="http://schemas.microsoft.com/office/word/2006/wordml" xmlns:wps="http://schemas.microsoft.com/office/word/2010/wordprocessingShape" mc:Ignorable="w14 w15 w16se w16cid w16 w16cex w16sdtdh w16sdtfl w16du wp14">
   <w:p>
     <w:r>
@@ -4885,16 +4980,6 @@
         </wp:anchor>
       </w:drawing>
     </w:r>
-  </w:p>
-</w:hdr>
-</file>
-
-<file path=word/header3.xml><?xml version="1.0" encoding="utf-8"?>
-<w:hdr xmlns:wpc="http://schemas.microsoft.com/office/word/2010/wordprocessingCanvas" xmlns:cx="http://schemas.microsoft.com/office/drawing/2014/chartex" xmlns:cx1="http://schemas.microsoft.com/office/drawing/2015/9/8/chartex" xmlns:cx2="http://schemas.microsoft.com/office/drawing/2015/10/21/chartex" xmlns:cx3="http://schemas.microsoft.com/office/drawing/2016/5/9/chartex" xmlns:cx4="http://schemas.microsoft.com/office/drawing/2016/5/10/chartex" xmlns:cx5="http://schemas.microsoft.com/office/drawing/2016/5/11/chartex" xmlns:cx6="http://schemas.microsoft.com/office/drawing/2016/5/12/chartex" xmlns:cx7="http://schemas.microsoft.com/office/drawing/2016/5/13/chartex" xmlns:cx8="http://schemas.microsoft.com/office/drawing/2016/5/14/chartex" xmlns:mc="http://schemas.openxmlformats.org/markup-compatibility/2006" xmlns:aink="http://schemas.microsoft.com/office/drawing/2016/ink" xmlns:am3d="http://schemas.microsoft.com/office/drawing/2017/model3d" xmlns:o="urn:schemas-microsoft-com:office:office" xmlns:oel="http://schemas.microsoft.com/office/2019/extlst" xmlns:r="http://schemas.openxmlformats.org/officeDocument/2006/relationships" xmlns:m="http://schemas.openxmlformats.org/officeDocument/2006/math" xmlns:v="urn:schemas-microsoft-com:vml" xmlns:wp14="http://schemas.microsoft.com/office/word/2010/wordprocessingDrawing" xmlns:wp="http://schemas.openxmlformats.org/drawingml/2006/wordprocessingDrawing" xmlns:w10="urn:schemas-microsoft-com:office:word" xmlns:w="http://schemas.openxmlformats.org/wordprocessingml/2006/main" xmlns:w14="http://schemas.microsoft.com/office/word/2010/wordml" xmlns:w15="http://schemas.microsoft.com/office/word/2012/wordml" xmlns:w16cex="http://schemas.microsoft.com/office/word/2018/wordml/cex" xmlns:w16cid="http://schemas.microsoft.com/office/word/2016/wordml/cid" xmlns:w16="http://schemas.microsoft.com/office/word/2018/wordml" xmlns:w16du="http://schemas.microsoft.com/office/word/2023/wordml/word16du" xmlns:w16sdtdh="http://schemas.microsoft.com/office/word/2020/wordml/sdtdatahash" xmlns:w16sdtfl="http://schemas.microsoft.com/office/word/2024/wordml/sdtformatlock" xmlns:w16se="http://schemas.microsoft.com/office/word/2015/wordml/symex" xmlns:wpg="http://schemas.microsoft.com/office/word/2010/wordprocessingGroup" xmlns:wpi="http://schemas.microsoft.com/office/word/2010/wordprocessingInk" xmlns:wne="http://schemas.microsoft.com/office/word/2006/wordml" xmlns:wps="http://schemas.microsoft.com/office/word/2010/wordprocessingShape" mc:Ignorable="w14 w15 w16se w16cid w16 w16cex w16sdtdh w16sdtfl w16du wp14">
-  <w:p>
-    <w:pPr>
-      <w:pStyle w:val="Cabealho"/>
-    </w:pPr>
   </w:p>
 </w:hdr>
 </file>
@@ -5784,6 +5869,14 @@
     <w:semiHidden/>
     <w:rsid w:val="00674224"/>
   </w:style>
+  <w:style w:type="character" w:styleId="Nmerodepgina">
+    <w:name w:val="page number"/>
+    <w:basedOn w:val="Fontepargpadro"/>
+    <w:uiPriority w:val="99"/>
+    <w:semiHidden/>
+    <w:unhideWhenUsed/>
+    <w:rsid w:val="005121E2"/>
+  </w:style>
 </w:styles>
 </file>
 
@@ -6136,15 +6229,6 @@
 </file>
 
 <file path=customXml/item2.xml><?xml version="1.0" encoding="utf-8"?>
-<?mso-contentType ?>
-<FormTemplates xmlns="http://schemas.microsoft.com/sharepoint/v3/contenttype/forms">
-  <Display>DocumentLibraryForm</Display>
-  <Edit>DocumentLibraryForm</Edit>
-  <New>DocumentLibraryForm</New>
-</FormTemplates>
-</file>
-
-<file path=customXml/item3.xml><?xml version="1.0" encoding="utf-8"?>
 <ct:contentTypeSchema xmlns:ct="http://schemas.microsoft.com/office/2006/metadata/contentType" xmlns:ma="http://schemas.microsoft.com/office/2006/metadata/properties/metaAttributes" ct:_="" ma:_="" ma:contentTypeName="Documento" ma:contentTypeID="0x010100C538FE3DE9F5C249B208F757A39C9CF1" ma:contentTypeVersion="13" ma:contentTypeDescription="Crie um novo documento." ma:contentTypeScope="" ma:versionID="f58841031a2b8acc55807e179e1eb129">
   <xsd:schema xmlns:xsd="http://www.w3.org/2001/XMLSchema" xmlns:xs="http://www.w3.org/2001/XMLSchema" xmlns:p="http://schemas.microsoft.com/office/2006/metadata/properties" xmlns:ns2="e5b1cd33-4eca-41a4-b7d8-fdf3e6200119" xmlns:ns3="c710a95f-4097-48d0-b72e-528dcf24b561" targetNamespace="http://schemas.microsoft.com/office/2006/metadata/properties" ma:root="true" ma:fieldsID="eabb80da9e4a7645788b9624de58e5c8" ns2:_="" ns3:_="">
     <xsd:import namespace="e5b1cd33-4eca-41a4-b7d8-fdf3e6200119"/>
@@ -6351,6 +6435,15 @@
 </ct:contentTypeSchema>
 </file>
 
+<file path=customXml/item3.xml><?xml version="1.0" encoding="utf-8"?>
+<?mso-contentType ?>
+<FormTemplates xmlns="http://schemas.microsoft.com/sharepoint/v3/contenttype/forms">
+  <Display>DocumentLibraryForm</Display>
+  <Edit>DocumentLibraryForm</Edit>
+  <New>DocumentLibraryForm</New>
+</FormTemplates>
+</file>
+
 <file path=customXml/itemProps1.xml><?xml version="1.0" encoding="utf-8"?>
 <ds:datastoreItem xmlns:ds="http://schemas.openxmlformats.org/officeDocument/2006/customXml" ds:itemID="{CB7613A1-A0CB-4E22-AF85-27793339D14D}">
   <ds:schemaRefs>
@@ -6363,14 +6456,6 @@
 </file>
 
 <file path=customXml/itemProps2.xml><?xml version="1.0" encoding="utf-8"?>
-<ds:datastoreItem xmlns:ds="http://schemas.openxmlformats.org/officeDocument/2006/customXml" ds:itemID="{A5ED3DFB-4F39-4BF8-995C-27FE2C86527B}">
-  <ds:schemaRefs>
-    <ds:schemaRef ds:uri="http://schemas.microsoft.com/sharepoint/v3/contenttype/forms"/>
-  </ds:schemaRefs>
-</ds:datastoreItem>
-</file>
-
-<file path=customXml/itemProps3.xml><?xml version="1.0" encoding="utf-8"?>
 <ds:datastoreItem xmlns:ds="http://schemas.openxmlformats.org/officeDocument/2006/customXml" ds:itemID="{527C8FAF-F895-460C-92FD-63B7C6027339}">
   <ds:schemaRefs>
     <ds:schemaRef ds:uri="http://schemas.microsoft.com/office/2006/metadata/contentType"/>
@@ -6387,4 +6472,12 @@
     <ds:schemaRef ds:uri="http://schemas.microsoft.com/internal/obd"/>
   </ds:schemaRefs>
 </ds:datastoreItem>
+</file>
+
+<file path=customXml/itemProps3.xml><?xml version="1.0" encoding="utf-8"?>
+<ds:datastoreItem xmlns:ds="http://schemas.openxmlformats.org/officeDocument/2006/customXml" ds:itemID="{A5ED3DFB-4F39-4BF8-995C-27FE2C86527B}">
+  <ds:schemaRefs>
+    <ds:schemaRef ds:uri="http://schemas.microsoft.com/sharepoint/v3/contenttype/forms"/>
+  </ds:schemaRefs>
+</ds:datastoreItem>
 </file>
--- a/out/pf_consultiva.docx
+++ b/out/pf_consultiva.docx
@@ -84,7 +84,16 @@
           <w:sz w:val="20"/>
           <w:szCs w:val="20"/>
         </w:rPr>
-        <w:t xml:space="preserve">Joao da Silva</w:t>
+        <w:t xml:space="preserve"/>
+      </w:r>
+      <w:r>
+        <w:rPr>
+          <w:b/>
+        </w:rPr>
+        <w:t xml:space="preserve">JOAO DA SILVA</w:t>
+      </w:r>
+      <w:r>
+        <w:t xml:space="preserve"/>
       </w:r>
     </w:p>
     <w:p>
@@ -4456,7 +4465,16 @@
                 <w:sz w:val="20"/>
                 <w:szCs w:val="20"/>
               </w:rPr>
-              <w:t xml:space="preserve">Joao da Silva</w:t>
+              <w:t xml:space="preserve"/>
+            </w:r>
+            <w:r>
+              <w:rPr>
+                <w:b/>
+              </w:rPr>
+              <w:t xml:space="preserve">JOAO DA SILVA</w:t>
+            </w:r>
+            <w:r>
+              <w:t xml:space="preserve"/>
             </w:r>
           </w:p>
           <w:p>

--- a/out/pf_consultiva.docx
+++ b/out/pf_consultiva.docx
@@ -5,115 +5,613 @@
     <w:p>
       <w:pPr>
         <w:snapToGrid w:val="0"/>
+        <w:spacing w:line="276" w:lineRule="auto"/>
+        <w:jc w:val="right"/>
+        <w:rPr>
+          <w:rFonts w:ascii="Arvo" w:hAnsi="Arvo"/>
+          <w:sz w:val="20"/>
+          <w:szCs w:val="20"/>
+        </w:rPr>
+      </w:pPr>
+      <w:r>
+        <w:rPr>
+          <w:rFonts w:ascii="Arvo" w:hAnsi="Arvo"/>
+          <w:sz w:val="20"/>
+          <w:szCs w:val="20"/>
+        </w:rPr>
+        <w:fldChar w:fldCharType="begin"/>
+      </w:r>
+      <w:r>
+        <w:rPr>
+          <w:rFonts w:ascii="Arvo" w:hAnsi="Arvo"/>
+          <w:sz w:val="20"/>
+          <w:szCs w:val="20"/>
+        </w:rPr>
+        <w:instrText xml:space="preserve"> TIME \@ "d 'de' MMMM 'de' yyyy" </w:instrText>
+      </w:r>
+      <w:r>
+        <w:rPr>
+          <w:rFonts w:ascii="Arvo" w:hAnsi="Arvo"/>
+          <w:sz w:val="20"/>
+          <w:szCs w:val="20"/>
+        </w:rPr>
+        <w:fldChar w:fldCharType="separate"/>
+      </w:r>
+      <w:r>
+        <w:rPr>
+          <w:rFonts w:ascii="Arvo" w:hAnsi="Arvo"/>
+          <w:noProof/>
+          <w:sz w:val="20"/>
+          <w:szCs w:val="20"/>
+        </w:rPr>
+        <w:t>2 de junho de 2026</w:t>
+      </w:r>
+      <w:r>
+        <w:rPr>
+          <w:rFonts w:ascii="Arvo" w:hAnsi="Arvo"/>
+          <w:sz w:val="20"/>
+          <w:szCs w:val="20"/>
+        </w:rPr>
+        <w:fldChar w:fldCharType="end"/>
+      </w:r>
+      <w:r>
+        <w:rPr>
+          <w:rFonts w:ascii="Arvo" w:hAnsi="Arvo"/>
+          <w:sz w:val="20"/>
+          <w:szCs w:val="20"/>
+        </w:rPr>
+        <w:t>.</w:t>
+      </w:r>
+    </w:p>
+    <w:p>
+      <w:pPr>
+        <w:snapToGrid w:val="0"/>
+        <w:spacing w:line="276" w:lineRule="auto"/>
         <w:jc w:val="center"/>
         <w:rPr>
-          <w:sz w:val="20"/>
-          <w:szCs w:val="20"/>
-        </w:rPr>
-      </w:pPr>
-      <w:r>
-        <w:rPr>
+          <w:rFonts w:ascii="Arvo" w:hAnsi="Arvo"/>
           <w:b/>
           <w:bCs/>
-          <w:smallCaps/>
-          <w:sz w:val="20"/>
-          <w:szCs w:val="20"/>
-        </w:rPr>
-        <w:t xml:space="preserve">PROPOSTA </w:t>
-      </w:r>
-      <w:r>
-        <w:rPr>
+          <w:sz w:val="20"/>
+          <w:szCs w:val="20"/>
+        </w:rPr>
+      </w:pPr>
+    </w:p>
+    <w:p>
+      <w:pPr>
+        <w:snapToGrid w:val="0"/>
+        <w:spacing w:line="276" w:lineRule="auto"/>
+        <w:jc w:val="center"/>
+        <w:rPr>
+          <w:rFonts w:ascii="Arvo" w:hAnsi="Arvo"/>
+          <w:sz w:val="20"/>
+          <w:szCs w:val="20"/>
+        </w:rPr>
+      </w:pPr>
+      <w:r>
+        <w:rPr>
+          <w:rFonts w:ascii="Arvo" w:hAnsi="Arvo"/>
           <w:b/>
           <w:bCs/>
-          <w:smallCaps/>
-          <w:sz w:val="20"/>
-          <w:szCs w:val="20"/>
-        </w:rPr>
-        <w:t xml:space="preserve">PARA PRESTAÇÃO DE SERVIÇOS </w:t>
-      </w:r>
-      <w:r>
-        <w:rPr>
+          <w:sz w:val="20"/>
+          <w:szCs w:val="20"/>
+        </w:rPr>
+        <w:t xml:space="preserve">Proposta </w:t>
+      </w:r>
+      <w:r>
+        <w:rPr>
+          <w:rFonts w:ascii="Arvo" w:hAnsi="Arvo"/>
           <w:b/>
           <w:bCs/>
-          <w:smallCaps/>
-          <w:sz w:val="20"/>
-          <w:szCs w:val="20"/>
-        </w:rPr>
-        <w:t>JURÍDICOS</w:t>
-      </w:r>
-    </w:p>
-    <w:p>
-      <w:pPr>
-        <w:snapToGrid w:val="0"/>
-        <w:jc w:val="center"/>
-        <w:rPr>
-          <w:sz w:val="20"/>
-          <w:szCs w:val="20"/>
-        </w:rPr>
-      </w:pPr>
-      <w:r>
-        <w:rPr>
-          <w:sz w:val="20"/>
-          <w:szCs w:val="20"/>
-        </w:rPr>
-        <w:t>Escopo de Trabalho</w:t>
-      </w:r>
-      <w:r>
-        <w:rPr>
-          <w:sz w:val="20"/>
-          <w:szCs w:val="20"/>
-        </w:rPr>
-        <w:br/>
-      </w:r>
-    </w:p>
-    <w:p>
-      <w:pPr>
-        <w:keepNext/>
-        <w:snapToGrid w:val="0"/>
-        <w:rPr>
+          <w:sz w:val="20"/>
+          <w:szCs w:val="20"/>
+        </w:rPr>
+        <w:t>para</w:t>
+      </w:r>
+      <w:r>
+        <w:rPr>
+          <w:rFonts w:ascii="Arvo" w:hAnsi="Arvo"/>
           <w:b/>
           <w:bCs/>
-          <w:smallCaps/>
-          <w:sz w:val="20"/>
-          <w:szCs w:val="20"/>
-        </w:rPr>
-      </w:pPr>
-      <w:r>
-        <w:rPr>
+          <w:sz w:val="20"/>
+          <w:szCs w:val="20"/>
+        </w:rPr>
+        <w:t xml:space="preserve"> Prestação </w:t>
+      </w:r>
+      <w:r>
+        <w:rPr>
+          <w:rFonts w:ascii="Arvo" w:hAnsi="Arvo"/>
           <w:b/>
           <w:bCs/>
-          <w:smallCaps/>
-          <w:sz w:val="20"/>
-          <w:szCs w:val="20"/>
-        </w:rPr>
-        <w:t>1. IDENTIFICAÇÃO D</w:t>
-      </w:r>
-      <w:r>
-        <w:rPr>
+          <w:sz w:val="20"/>
+          <w:szCs w:val="20"/>
+        </w:rPr>
+        <w:t>d</w:t>
+      </w:r>
+      <w:r>
+        <w:rPr>
+          <w:rFonts w:ascii="Arvo" w:hAnsi="Arvo"/>
           <w:b/>
           <w:bCs/>
-          <w:smallCaps/>
-          <w:sz w:val="20"/>
-          <w:szCs w:val="20"/>
-        </w:rPr>
-        <w:t xml:space="preserve">O</w:t>
-      </w:r>
-      <w:r>
-        <w:rPr>
+          <w:sz w:val="20"/>
+          <w:szCs w:val="20"/>
+        </w:rPr>
+        <w:t xml:space="preserve">e Serviços </w:t>
+      </w:r>
+      <w:r>
+        <w:rPr>
+          <w:rFonts w:ascii="Arvo" w:hAnsi="Arvo"/>
           <w:b/>
           <w:bCs/>
-          <w:smallCaps/>
-          <w:sz w:val="20"/>
-          <w:szCs w:val="20"/>
-        </w:rPr>
-        <w:t xml:space="preserve"> CONTRATANTE</w:t>
-      </w:r>
+          <w:sz w:val="20"/>
+          <w:szCs w:val="20"/>
+        </w:rPr>
+        <w:t>Advocatícios</w:t>
+      </w:r>
+    </w:p>
+    <w:p>
+      <w:pPr>
+        <w:snapToGrid w:val="0"/>
+        <w:spacing w:line="276" w:lineRule="auto"/>
+        <w:jc w:val="right"/>
+        <w:rPr>
+          <w:rFonts w:ascii="Arvo" w:hAnsi="Arvo"/>
+          <w:sz w:val="20"/>
+          <w:szCs w:val="20"/>
+        </w:rPr>
+      </w:pPr>
+    </w:p>
+    <w:p>
+      <w:pPr>
+        <w:snapToGrid w:val="0"/>
+        <w:spacing w:line="276" w:lineRule="auto"/>
+        <w:rPr>
+          <w:rFonts w:ascii="Arvo" w:hAnsi="Arvo"/>
+          <w:sz w:val="20"/>
+          <w:szCs w:val="20"/>
+        </w:rPr>
+      </w:pPr>
+      <w:r>
+        <w:rPr>
+          <w:rFonts w:ascii="Arvo" w:hAnsi="Arvo"/>
+          <w:sz w:val="20"/>
+          <w:szCs w:val="20"/>
+        </w:rPr>
+        <w:t>Para</w:t>
+      </w:r>
+    </w:p>
+    <w:p>
+      <w:pPr>
+        <w:snapToGrid w:val="0"/>
+        <w:spacing w:line="276" w:lineRule="auto"/>
+        <w:rPr>
+          <w:rFonts w:ascii="Arvo" w:hAnsi="Arvo"/>
+          <w:b/>
+          <w:bCs/>
+          <w:sz w:val="20"/>
+          <w:szCs w:val="20"/>
+        </w:rPr>
+      </w:pPr>
+      <w:r>
+        <w:rPr>
+          <w:rFonts w:ascii="Arvo" w:hAnsi="Arvo"/>
+          <w:b/>
+          <w:bCs/>
+          <w:sz w:val="20"/>
+          <w:szCs w:val="20"/>
+        </w:rPr>
+        <w:t xml:space="preserve"/>
+      </w:r>
+      <w:r>
+        <w:rPr>
+          <w:sz w:val="20"/>
+          <w:szCs w:val="20"/>
+          <w:b/>
+          <w:rFonts w:ascii="Arvo" w:hAnsi="Arvo" w:cs="Arvo"/>
+        </w:rPr>
+        <w:t xml:space="preserve">JOAO DA SILVA</w:t>
+      </w:r>
+      <w:r>
+        <w:t xml:space="preserve"/>
+      </w:r>
+    </w:p>
+    <w:p>
+      <w:pPr>
+        <w:snapToGrid w:val="0"/>
+        <w:spacing w:line="276" w:lineRule="auto"/>
+        <w:rPr>
+          <w:rFonts w:ascii="Arvo" w:hAnsi="Arvo"/>
+          <w:sz w:val="20"/>
+          <w:szCs w:val="20"/>
+        </w:rPr>
+      </w:pPr>
+      <w:r>
+        <w:rPr>
+          <w:rFonts w:ascii="Arvo" w:hAnsi="Arvo"/>
+          <w:sz w:val="20"/>
+          <w:szCs w:val="20"/>
+        </w:rPr>
+        <w:t xml:space="preserve">CPF</w:t>
+      </w:r>
+      <w:r>
+        <w:rPr>
+          <w:rFonts w:ascii="Arvo" w:hAnsi="Arvo"/>
+          <w:sz w:val="20"/>
+          <w:szCs w:val="20"/>
+        </w:rPr>
+        <w:t xml:space="preserve">: </w:t>
+      </w:r>
+      <w:r>
+        <w:rPr>
+          <w:rFonts w:ascii="Arvo" w:hAnsi="Arvo"/>
+          <w:sz w:val="20"/>
+          <w:szCs w:val="20"/>
+        </w:rPr>
+        <w:t xml:space="preserve">111.444.777-35</w:t>
+      </w:r>
+    </w:p>
+    <w:p>
+      <w:pPr>
+        <w:snapToGrid w:val="0"/>
+        <w:spacing w:line="276" w:lineRule="auto"/>
+        <w:jc w:val="both"/>
+        <w:rPr>
+          <w:rFonts w:ascii="Arvo" w:hAnsi="Arvo"/>
+          <w:sz w:val="20"/>
+          <w:szCs w:val="20"/>
+        </w:rPr>
+      </w:pPr>
+      <w:r>
+        <w:rPr>
+          <w:rFonts w:ascii="Arvo" w:hAnsi="Arvo"/>
+          <w:sz w:val="20"/>
+          <w:szCs w:val="20"/>
+        </w:rPr>
+        <w:t xml:space="preserve">Rua das Flores, 100, Centro, 30000-000, Belo Horizonte/MG</w:t>
+      </w:r>
+    </w:p>
+    <w:p>
+      <w:pPr>
+        <w:snapToGrid w:val="0"/>
+        <w:spacing w:line="276" w:lineRule="auto"/>
+        <w:rPr>
+          <w:rFonts w:ascii="Arvo" w:hAnsi="Arvo"/>
+          <w:sz w:val="20"/>
+          <w:szCs w:val="20"/>
+        </w:rPr>
+      </w:pPr>
+      <w:r>
+        <w:rPr>
+          <w:rFonts w:ascii="Arvo" w:hAnsi="Arvo"/>
+          <w:sz w:val="20"/>
+          <w:szCs w:val="20"/>
+        </w:rPr>
+        <w:t xml:space="preserve">A/C: Joao da Silva</w:t>
+      </w:r>
+    </w:p>
+    <w:p>
+      <w:pPr>
+        <w:snapToGrid w:val="0"/>
+        <w:spacing w:line="276" w:lineRule="auto"/>
+        <w:jc w:val="both"/>
+        <w:rPr>
+          <w:rFonts w:ascii="Arvo" w:hAnsi="Arvo"/>
+          <w:sz w:val="20"/>
+          <w:szCs w:val="20"/>
+        </w:rPr>
+      </w:pPr>
+      <w:r>
+        <w:rPr>
+          <w:rFonts w:ascii="Arvo" w:hAnsi="Arvo"/>
+          <w:sz w:val="20"/>
+          <w:szCs w:val="20"/>
+        </w:rPr>
+        <w:t xml:space="preserve">Telefone: (31) 99999-0000; E-mail: joao@example.com</w:t>
+      </w:r>
+    </w:p>
+    <w:p>
+      <w:pPr>
+        <w:snapToGrid w:val="0"/>
+        <w:spacing w:line="276" w:lineRule="auto"/>
+        <w:rPr>
+          <w:rFonts w:ascii="Arvo" w:hAnsi="Arvo"/>
+          <w:sz w:val="20"/>
+          <w:szCs w:val="20"/>
+        </w:rPr>
+      </w:pPr>
+    </w:p>
+    <w:p>
+      <w:pPr>
+        <w:snapToGrid w:val="0"/>
+        <w:spacing w:line="276" w:lineRule="auto"/>
+        <w:jc w:val="both"/>
+        <w:rPr>
+          <w:rFonts w:ascii="Arvo" w:hAnsi="Arvo"/>
+          <w:sz w:val="20"/>
+          <w:szCs w:val="20"/>
+        </w:rPr>
+      </w:pPr>
+      <w:r>
+        <w:rPr>
+          <w:rFonts w:ascii="Arvo" w:hAnsi="Arvo"/>
+          <w:sz w:val="20"/>
+          <w:szCs w:val="20"/>
+        </w:rPr>
+        <w:t>Prezado(a) Cliente,</w:t>
+      </w:r>
+    </w:p>
+    <w:p>
+      <w:pPr>
+        <w:snapToGrid w:val="0"/>
+        <w:spacing w:line="276" w:lineRule="auto"/>
+        <w:jc w:val="both"/>
+        <w:rPr>
+          <w:rFonts w:ascii="Arvo" w:hAnsi="Arvo"/>
+          <w:sz w:val="20"/>
+          <w:szCs w:val="20"/>
+        </w:rPr>
+      </w:pPr>
+    </w:p>
+    <w:p>
+      <w:pPr>
+        <w:snapToGrid w:val="0"/>
+        <w:spacing w:line="276" w:lineRule="auto"/>
+        <w:jc w:val="both"/>
+        <w:rPr>
+          <w:rFonts w:ascii="Arvo" w:hAnsi="Arvo"/>
+          <w:sz w:val="20"/>
+          <w:szCs w:val="20"/>
+        </w:rPr>
+      </w:pPr>
+      <w:r>
+        <w:rPr>
+          <w:rFonts w:ascii="Arvo" w:hAnsi="Arvo"/>
+          <w:sz w:val="20"/>
+          <w:szCs w:val="20"/>
+        </w:rPr>
+        <w:t xml:space="preserve">Acreditamos que a advocacia moderna vai além da simples resolução de problemas; ela é um investimento estratégico que impulsiona o crescimento e blinda o seu negócio. Com mais de 25 anos de sólida trajetória e um reconhecimento consistente em anuários de prestígio como o </w:t>
+      </w:r>
+      <w:r>
+        <w:rPr>
+          <w:rFonts w:ascii="Arvo" w:hAnsi="Arvo"/>
+          <w:b/>
+          <w:bCs/>
+          <w:sz w:val="20"/>
+          <w:szCs w:val="20"/>
+        </w:rPr>
+        <w:t>Análise Advocacia 500</w:t>
+      </w:r>
+      <w:r>
+        <w:rPr>
+          <w:rFonts w:ascii="Arvo" w:hAnsi="Arvo"/>
+          <w:sz w:val="20"/>
+          <w:szCs w:val="20"/>
+        </w:rPr>
+        <w:t xml:space="preserve">, o </w:t>
+      </w:r>
+      <w:r>
+        <w:rPr>
+          <w:rFonts w:ascii="Arvo" w:hAnsi="Arvo"/>
+          <w:b/>
+          <w:bCs/>
+          <w:sz w:val="20"/>
+          <w:szCs w:val="20"/>
+        </w:rPr>
+        <w:t>PMRA PORTO MIRANDA ROCHA ADVOGADOS</w:t>
+      </w:r>
+      <w:r>
+        <w:rPr>
+          <w:rFonts w:ascii="Arvo" w:hAnsi="Arvo"/>
+          <w:sz w:val="20"/>
+          <w:szCs w:val="20"/>
+        </w:rPr>
+        <w:t xml:space="preserve"> se posiciona como seu o parceiro jurídico ideal.</w:t>
+      </w:r>
+    </w:p>
+    <w:p>
+      <w:pPr>
+        <w:snapToGrid w:val="0"/>
+        <w:spacing w:line="276" w:lineRule="auto"/>
+        <w:rPr>
+          <w:rFonts w:ascii="Arvo" w:hAnsi="Arvo"/>
+          <w:sz w:val="20"/>
+          <w:szCs w:val="20"/>
+        </w:rPr>
+      </w:pPr>
+      <w:r>
+        <w:rPr>
+          <w:rFonts w:ascii="Arvo" w:hAnsi="Arvo"/>
+          <w:sz w:val="20"/>
+          <w:szCs w:val="20"/>
+        </w:rPr>
+        <w:t xml:space="preserve"> </w:t>
+      </w:r>
+    </w:p>
+    <w:p>
+      <w:pPr>
+        <w:snapToGrid w:val="0"/>
+        <w:spacing w:line="276" w:lineRule="auto"/>
+        <w:jc w:val="both"/>
+        <w:rPr>
+          <w:rFonts w:ascii="Arvo" w:hAnsi="Arvo"/>
+          <w:sz w:val="20"/>
+          <w:szCs w:val="20"/>
+        </w:rPr>
+      </w:pPr>
+      <w:r>
+        <w:rPr>
+          <w:rFonts w:ascii="Arvo" w:hAnsi="Arvo"/>
+          <w:sz w:val="20"/>
+          <w:szCs w:val="20"/>
+        </w:rPr>
+        <w:t>Nosso compromisso é com uma advocacia altamente especializada, inovadora e profundamente personalizada, que traduz complexidades jurídicas em soluções práticas e resultados superiores. Esta proposta reflete a essência de nosso escritório: atuar como um guardião estratégico, minimizando riscos e maximizando o valor em cada etapa de suas operações mais críticas.</w:t>
+      </w:r>
+    </w:p>
+    <w:p>
+      <w:pPr>
+        <w:snapToGrid w:val="0"/>
+        <w:spacing w:line="276" w:lineRule="auto"/>
+        <w:rPr>
+          <w:rFonts w:ascii="Arvo" w:hAnsi="Arvo"/>
+          <w:sz w:val="20"/>
+          <w:szCs w:val="20"/>
+        </w:rPr>
+      </w:pPr>
+    </w:p>
+    <w:p>
+      <w:pPr>
+        <w:snapToGrid w:val="0"/>
+        <w:spacing w:line="276" w:lineRule="auto"/>
+        <w:rPr>
+          <w:rFonts w:ascii="Arvo" w:hAnsi="Arvo"/>
+          <w:b/>
+          <w:bCs/>
+          <w:sz w:val="20"/>
+          <w:szCs w:val="20"/>
+          <w:u w:val="single"/>
+        </w:rPr>
+      </w:pPr>
+      <w:r>
+        <w:rPr>
+          <w:rFonts w:ascii="Arvo" w:hAnsi="Arvo"/>
+          <w:b/>
+          <w:bCs/>
+          <w:sz w:val="20"/>
+          <w:szCs w:val="20"/>
+          <w:u w:val="single"/>
+        </w:rPr>
+        <w:t xml:space="preserve">Escopo de Trabalho</w:t>
+      </w:r>
+    </w:p>
+    <w:p>
+      <w:pPr>
+        <w:spacing w:line="276" w:lineRule="auto"/>
+        <w:jc w:val="both"/>
+        <w:rPr>
+          <w:rFonts w:ascii="Arvo" w:hAnsi="Arvo"/>
+          <w:sz w:val="20"/>
+          <w:szCs w:val="20"/>
+        </w:rPr>
+      </w:pPr>
+      <w:r>
+        <w:rPr>
+          <w:rFonts w:ascii="Arvo" w:hAnsi="Arvo"/>
+          <w:sz w:val="20"/>
+          <w:szCs w:val="20"/>
+        </w:rPr>
+        <w:t xml:space="preserve">Consultoria em direito societario.</w:t>
+        <w:br/>
+        <w:t xml:space="preserve">Revisao de contratos.</w:t>
+      </w:r>
+    </w:p>
+    <w:p>
+      <w:pPr>
+        <w:snapToGrid w:val="0"/>
+        <w:spacing w:line="276" w:lineRule="auto"/>
+        <w:rPr>
+          <w:rFonts w:ascii="Arvo" w:hAnsi="Arvo"/>
+          <w:sz w:val="20"/>
+          <w:szCs w:val="20"/>
+        </w:rPr>
+      </w:pPr>
     </w:p>
     <w:p>
       <w:pPr>
         <w:keepNext/>
         <w:snapToGrid w:val="0"/>
-        <w:rPr>
+        <w:spacing w:line="276" w:lineRule="auto"/>
+        <w:rPr>
+          <w:rFonts w:ascii="Arvo" w:hAnsi="Arvo"/>
+          <w:b/>
+          <w:bCs/>
+          <w:sz w:val="20"/>
+          <w:szCs w:val="20"/>
+          <w:u w:val="single"/>
+        </w:rPr>
+      </w:pPr>
+      <w:r>
+        <w:rPr>
+          <w:rFonts w:ascii="Arvo" w:hAnsi="Arvo"/>
+          <w:b/>
+          <w:bCs/>
+          <w:sz w:val="20"/>
+          <w:szCs w:val="20"/>
+          <w:u w:val="single"/>
+        </w:rPr>
+        <w:t>Honorários Propostos para o Escopo Consultivo</w:t>
+      </w:r>
+    </w:p>
+    <w:p>
+      <w:pPr>
+        <w:snapToGrid w:val="0"/>
+        <w:spacing w:line="276" w:lineRule="auto"/>
+        <w:jc w:val="both"/>
+        <w:rPr>
+          <w:rFonts w:ascii="Arvo" w:hAnsi="Arvo"/>
+          <w:sz w:val="20"/>
+          <w:szCs w:val="20"/>
+        </w:rPr>
+      </w:pPr>
+    </w:p>
+    <w:p>
+      <w:pPr>
+        <w:keepNext/>
+        <w:snapToGrid w:val="0"/>
+        <w:spacing w:line="276" w:lineRule="auto"/>
+        <w:rPr>
+          <w:rFonts w:ascii="Arvo" w:hAnsi="Arvo"/>
+          <w:b/>
+          <w:bCs/>
+          <w:sz w:val="20"/>
+          <w:szCs w:val="20"/>
+        </w:rPr>
+      </w:pPr>
+      <w:r>
+        <w:rPr>
+          <w:rFonts w:ascii="Arvo" w:hAnsi="Arvo"/>
+          <w:b/>
+          <w:bCs/>
+          <w:sz w:val="20"/>
+          <w:szCs w:val="20"/>
+        </w:rPr>
+        <w:t>Hora por Nível de Senioridade</w:t>
+      </w:r>
+    </w:p>
+    <w:p>
+      <w:pPr>
+        <w:snapToGrid w:val="0"/>
+        <w:spacing w:line="276" w:lineRule="auto"/>
+        <w:jc w:val="both"/>
+        <w:rPr>
+          <w:rFonts w:ascii="Arvo" w:hAnsi="Arvo"/>
+          <w:sz w:val="20"/>
+          <w:szCs w:val="20"/>
+        </w:rPr>
+      </w:pPr>
+      <w:r>
+        <w:rPr>
+          <w:rFonts w:ascii="Arvo" w:hAnsi="Arvo"/>
+          <w:sz w:val="20"/>
+          <w:szCs w:val="20"/>
+        </w:rPr>
+        <w:t xml:space="preserve">Os honorários serão apurados com base nas horas efetivamente dedicadas à prestação dos serviços consultivos, pelos profissionais designados, conforme os valores constantes da tabela abaixo, apurados mensalmente em relatório a ser </w:t>
+      </w:r>
+      <w:r>
+        <w:rPr>
+          <w:rFonts w:ascii="Arvo" w:hAnsi="Arvo"/>
+          <w:sz w:val="20"/>
+          <w:szCs w:val="20"/>
+        </w:rPr>
+        <w:t>encaminhado pelo Contratado ao Contratante.</w:t>
+      </w:r>
+    </w:p>
+    <w:p>
+      <w:pPr>
+        <w:snapToGrid w:val="0"/>
+        <w:spacing w:line="276" w:lineRule="auto"/>
+        <w:jc w:val="both"/>
+        <w:rPr>
+          <w:rFonts w:ascii="Arvo" w:hAnsi="Arvo"/>
           <w:sz w:val="20"/>
           <w:szCs w:val="20"/>
         </w:rPr>
@@ -125,7 +623,6 @@
         <w:tblBorders>
           <w:top w:val="single" w:sz="4" w:space="0" w:color="auto"/>
           <w:left w:val="single" w:sz="4" w:space="0" w:color="auto"/>
-          <w:bottom w:val="single" w:sz="4" w:space="0" w:color="auto"/>
           <w:right w:val="single" w:sz="4" w:space="0" w:color="auto"/>
           <w:insideH w:val="single" w:sz="4" w:space="0" w:color="auto"/>
           <w:insideV w:val="single" w:sz="4" w:space="0" w:color="auto"/>
@@ -137,690 +634,10 @@
         <w:tblLook w:val="04A0" w:firstRow="1" w:lastRow="0" w:firstColumn="1" w:lastColumn="0" w:noHBand="0" w:noVBand="1"/>
       </w:tblPr>
       <w:tblGrid>
-        <w:gridCol w:w="2017"/>
-        <w:gridCol w:w="7617"/>
+        <w:gridCol w:w="3208"/>
+        <w:gridCol w:w="6426"/>
       </w:tblGrid>
       <w:tr>
-        <w:tc>
-          <w:tcPr>
-            <w:tcW w:w="1980" w:type="dxa"/>
-            <w:tcBorders>
-              <w:top w:val="single" w:sz="4" w:space="0" w:color="1A3557"/>
-              <w:left w:val="single" w:sz="4" w:space="0" w:color="1A3557"/>
-              <w:bottom w:val="single" w:sz="4" w:space="0" w:color="1A3557"/>
-              <w:right w:val="single" w:sz="4" w:space="0" w:color="1A3557"/>
-            </w:tcBorders>
-            <w:shd w:val="clear" w:color="auto" w:fill="FFF9F4"/>
-            <w:tcMar>
-              <w:top w:w="100" w:type="dxa"/>
-              <w:left w:w="120" w:type="dxa"/>
-              <w:bottom w:w="100" w:type="dxa"/>
-              <w:right w:w="120" w:type="dxa"/>
-            </w:tcMar>
-          </w:tcPr>
-          <w:p>
-            <w:pPr>
-              <w:snapToGrid w:val="0"/>
-              <w:rPr>
-                <w:sz w:val="20"/>
-                <w:szCs w:val="20"/>
-              </w:rPr>
-            </w:pPr>
-            <w:r>
-              <w:rPr>
-                <w:b/>
-                <w:bCs/>
-                <w:sz w:val="20"/>
-                <w:szCs w:val="20"/>
-              </w:rPr>
-              <w:t xml:space="preserve">Nome</w:t>
-            </w:r>
-          </w:p>
-        </w:tc>
-        <w:tc>
-          <w:tcPr>
-            <w:tcW w:w="7654" w:type="dxa"/>
-            <w:tcBorders>
-              <w:top w:val="single" w:sz="4" w:space="0" w:color="1A3557"/>
-              <w:left w:val="single" w:sz="4" w:space="0" w:color="1A3557"/>
-              <w:bottom w:val="single" w:sz="4" w:space="0" w:color="1A3557"/>
-              <w:right w:val="single" w:sz="4" w:space="0" w:color="1A3557"/>
-            </w:tcBorders>
-            <w:tcMar>
-              <w:top w:w="100" w:type="dxa"/>
-              <w:left w:w="120" w:type="dxa"/>
-              <w:bottom w:w="100" w:type="dxa"/>
-              <w:right w:w="120" w:type="dxa"/>
-            </w:tcMar>
-          </w:tcPr>
-          <w:p>
-            <w:pPr>
-              <w:snapToGrid w:val="0"/>
-              <w:rPr>
-                <w:b/>
-                <w:bCs/>
-                <w:sz w:val="20"/>
-                <w:szCs w:val="20"/>
-              </w:rPr>
-            </w:pPr>
-            <w:r>
-              <w:rPr>
-                <w:b/>
-                <w:bCs/>
-                <w:sz w:val="20"/>
-                <w:szCs w:val="20"/>
-              </w:rPr>
-              <w:t xml:space="preserve">Joao da Silva</w:t>
-            </w:r>
-          </w:p>
-        </w:tc>
-      </w:tr>
-      <w:tr>
-        <w:tc>
-          <w:tcPr>
-            <w:tcW w:w="1980" w:type="dxa"/>
-            <w:tcBorders>
-              <w:top w:val="single" w:sz="4" w:space="0" w:color="1A3557"/>
-              <w:left w:val="single" w:sz="4" w:space="0" w:color="1A3557"/>
-              <w:bottom w:val="single" w:sz="4" w:space="0" w:color="1A3557"/>
-              <w:right w:val="single" w:sz="4" w:space="0" w:color="1A3557"/>
-            </w:tcBorders>
-            <w:shd w:val="clear" w:color="auto" w:fill="FFF9F4"/>
-            <w:tcMar>
-              <w:top w:w="100" w:type="dxa"/>
-              <w:left w:w="120" w:type="dxa"/>
-              <w:bottom w:w="100" w:type="dxa"/>
-              <w:right w:w="120" w:type="dxa"/>
-            </w:tcMar>
-          </w:tcPr>
-          <w:p>
-            <w:pPr>
-              <w:snapToGrid w:val="0"/>
-              <w:rPr>
-                <w:sz w:val="20"/>
-                <w:szCs w:val="20"/>
-              </w:rPr>
-            </w:pPr>
-            <w:r>
-              <w:rPr>
-                <w:b/>
-                <w:bCs/>
-                <w:sz w:val="20"/>
-                <w:szCs w:val="20"/>
-              </w:rPr>
-              <w:t xml:space="preserve">CPF</w:t>
-            </w:r>
-          </w:p>
-        </w:tc>
-        <w:tc>
-          <w:tcPr>
-            <w:tcW w:w="7654" w:type="dxa"/>
-            <w:tcBorders>
-              <w:top w:val="single" w:sz="4" w:space="0" w:color="1A3557"/>
-              <w:left w:val="single" w:sz="4" w:space="0" w:color="1A3557"/>
-              <w:bottom w:val="single" w:sz="4" w:space="0" w:color="1A3557"/>
-              <w:right w:val="single" w:sz="4" w:space="0" w:color="1A3557"/>
-            </w:tcBorders>
-            <w:tcMar>
-              <w:top w:w="100" w:type="dxa"/>
-              <w:left w:w="120" w:type="dxa"/>
-              <w:bottom w:w="100" w:type="dxa"/>
-              <w:right w:w="120" w:type="dxa"/>
-            </w:tcMar>
-          </w:tcPr>
-          <w:p>
-            <w:pPr>
-              <w:snapToGrid w:val="0"/>
-              <w:rPr>
-                <w:sz w:val="20"/>
-                <w:szCs w:val="20"/>
-              </w:rPr>
-            </w:pPr>
-            <w:r>
-              <w:rPr>
-                <w:sz w:val="20"/>
-                <w:szCs w:val="20"/>
-              </w:rPr>
-              <w:t xml:space="preserve">123.456.789-00</w:t>
-            </w:r>
-          </w:p>
-        </w:tc>
-      </w:tr>
-      <w:tr>
-        <w:tc>
-          <w:tcPr>
-            <w:tcW w:w="1980" w:type="dxa"/>
-            <w:tcBorders>
-              <w:top w:val="single" w:sz="4" w:space="0" w:color="1A3557"/>
-              <w:left w:val="single" w:sz="4" w:space="0" w:color="1A3557"/>
-              <w:bottom w:val="single" w:sz="4" w:space="0" w:color="1A3557"/>
-              <w:right w:val="single" w:sz="4" w:space="0" w:color="1A3557"/>
-            </w:tcBorders>
-            <w:shd w:val="clear" w:color="auto" w:fill="FFF9F4"/>
-            <w:tcMar>
-              <w:top w:w="100" w:type="dxa"/>
-              <w:left w:w="120" w:type="dxa"/>
-              <w:bottom w:w="100" w:type="dxa"/>
-              <w:right w:w="120" w:type="dxa"/>
-            </w:tcMar>
-          </w:tcPr>
-          <w:p>
-            <w:pPr>
-              <w:snapToGrid w:val="0"/>
-              <w:rPr>
-                <w:sz w:val="20"/>
-                <w:szCs w:val="20"/>
-              </w:rPr>
-            </w:pPr>
-            <w:r>
-              <w:rPr>
-                <w:b/>
-                <w:bCs/>
-                <w:sz w:val="20"/>
-                <w:szCs w:val="20"/>
-              </w:rPr>
-              <w:t>Endereço</w:t>
-            </w:r>
-          </w:p>
-        </w:tc>
-        <w:tc>
-          <w:tcPr>
-            <w:tcW w:w="7654" w:type="dxa"/>
-            <w:tcBorders>
-              <w:top w:val="single" w:sz="4" w:space="0" w:color="1A3557"/>
-              <w:left w:val="single" w:sz="4" w:space="0" w:color="1A3557"/>
-              <w:bottom w:val="single" w:sz="4" w:space="0" w:color="1A3557"/>
-              <w:right w:val="single" w:sz="4" w:space="0" w:color="1A3557"/>
-            </w:tcBorders>
-            <w:tcMar>
-              <w:top w:w="100" w:type="dxa"/>
-              <w:left w:w="120" w:type="dxa"/>
-              <w:bottom w:w="100" w:type="dxa"/>
-              <w:right w:w="120" w:type="dxa"/>
-            </w:tcMar>
-          </w:tcPr>
-          <w:p>
-            <w:pPr>
-              <w:snapToGrid w:val="0"/>
-              <w:rPr>
-                <w:sz w:val="20"/>
-                <w:szCs w:val="20"/>
-              </w:rPr>
-            </w:pPr>
-            <w:proofErr w:type="spellStart"/>
-            <w:proofErr w:type="spellEnd"/>
-            <w:r>
-              <w:rPr>
-                <w:sz w:val="20"/>
-                <w:szCs w:val="20"/>
-              </w:rPr>
-              <w:t xml:space="preserve">Rua das Flores, 100, Centro, 30000-000, Belo Horizonte/MG</w:t>
-            </w:r>
-          </w:p>
-        </w:tc>
-      </w:tr>
-      <w:tr>
-        <w:tc>
-          <w:tcPr>
-            <w:tcW w:w="1980" w:type="dxa"/>
-            <w:tcBorders>
-              <w:top w:val="single" w:sz="4" w:space="0" w:color="1A3557"/>
-              <w:left w:val="single" w:sz="4" w:space="0" w:color="1A3557"/>
-              <w:bottom w:val="single" w:sz="4" w:space="0" w:color="1A3557"/>
-              <w:right w:val="single" w:sz="4" w:space="0" w:color="1A3557"/>
-            </w:tcBorders>
-            <w:shd w:val="clear" w:color="auto" w:fill="FFF9F4"/>
-            <w:tcMar>
-              <w:top w:w="100" w:type="dxa"/>
-              <w:left w:w="120" w:type="dxa"/>
-              <w:bottom w:w="100" w:type="dxa"/>
-              <w:right w:w="120" w:type="dxa"/>
-            </w:tcMar>
-          </w:tcPr>
-          <w:p>
-            <w:pPr>
-              <w:snapToGrid w:val="0"/>
-              <w:rPr>
-                <w:sz w:val="20"/>
-                <w:szCs w:val="20"/>
-              </w:rPr>
-            </w:pPr>
-            <w:r>
-              <w:rPr>
-                <w:b/>
-                <w:bCs/>
-                <w:sz w:val="20"/>
-                <w:szCs w:val="20"/>
-              </w:rPr>
-              <w:t>Responsável</w:t>
-            </w:r>
-          </w:p>
-        </w:tc>
-        <w:tc>
-          <w:tcPr>
-            <w:tcW w:w="7654" w:type="dxa"/>
-            <w:tcBorders>
-              <w:top w:val="single" w:sz="4" w:space="0" w:color="1A3557"/>
-              <w:left w:val="single" w:sz="4" w:space="0" w:color="1A3557"/>
-              <w:bottom w:val="single" w:sz="4" w:space="0" w:color="1A3557"/>
-              <w:right w:val="single" w:sz="4" w:space="0" w:color="1A3557"/>
-            </w:tcBorders>
-            <w:tcMar>
-              <w:top w:w="100" w:type="dxa"/>
-              <w:left w:w="120" w:type="dxa"/>
-              <w:bottom w:w="100" w:type="dxa"/>
-              <w:right w:w="120" w:type="dxa"/>
-            </w:tcMar>
-          </w:tcPr>
-          <w:p>
-            <w:pPr>
-              <w:snapToGrid w:val="0"/>
-              <w:rPr>
-                <w:sz w:val="20"/>
-                <w:szCs w:val="20"/>
-              </w:rPr>
-            </w:pPr>
-            <w:r>
-              <w:rPr>
-                <w:sz w:val="20"/>
-                <w:szCs w:val="20"/>
-              </w:rPr>
-              <w:t xml:space="preserve">Joao da Silva</w:t>
-            </w:r>
-          </w:p>
-        </w:tc>
-      </w:tr>
-      <w:tr>
-        <w:tc>
-          <w:tcPr>
-            <w:tcW w:w="1980" w:type="dxa"/>
-            <w:tcBorders>
-              <w:top w:val="single" w:sz="4" w:space="0" w:color="1A3557"/>
-              <w:left w:val="single" w:sz="4" w:space="0" w:color="1A3557"/>
-              <w:bottom w:val="single" w:sz="4" w:space="0" w:color="1A3557"/>
-              <w:right w:val="single" w:sz="4" w:space="0" w:color="1A3557"/>
-            </w:tcBorders>
-            <w:shd w:val="clear" w:color="auto" w:fill="FFF9F4"/>
-            <w:tcMar>
-              <w:top w:w="100" w:type="dxa"/>
-              <w:left w:w="120" w:type="dxa"/>
-              <w:bottom w:w="100" w:type="dxa"/>
-              <w:right w:w="120" w:type="dxa"/>
-            </w:tcMar>
-          </w:tcPr>
-          <w:p>
-            <w:pPr>
-              <w:snapToGrid w:val="0"/>
-              <w:rPr>
-                <w:sz w:val="20"/>
-                <w:szCs w:val="20"/>
-              </w:rPr>
-            </w:pPr>
-            <w:r>
-              <w:rPr>
-                <w:b/>
-                <w:bCs/>
-                <w:sz w:val="20"/>
-                <w:szCs w:val="20"/>
-              </w:rPr>
-              <w:t xml:space="preserve">Contatos</w:t>
-            </w:r>
-          </w:p>
-        </w:tc>
-        <w:tc>
-          <w:tcPr>
-            <w:tcW w:w="7654" w:type="dxa"/>
-            <w:tcBorders>
-              <w:top w:val="single" w:sz="4" w:space="0" w:color="1A3557"/>
-              <w:left w:val="single" w:sz="4" w:space="0" w:color="1A3557"/>
-              <w:bottom w:val="single" w:sz="4" w:space="0" w:color="1A3557"/>
-              <w:right w:val="single" w:sz="4" w:space="0" w:color="1A3557"/>
-            </w:tcBorders>
-            <w:tcMar>
-              <w:top w:w="100" w:type="dxa"/>
-              <w:left w:w="120" w:type="dxa"/>
-              <w:bottom w:w="100" w:type="dxa"/>
-              <w:right w:w="120" w:type="dxa"/>
-            </w:tcMar>
-          </w:tcPr>
-          <w:p>
-            <w:pPr>
-              <w:snapToGrid w:val="0"/>
-              <w:rPr>
-                <w:sz w:val="20"/>
-                <w:szCs w:val="20"/>
-              </w:rPr>
-            </w:pPr>
-            <w:r>
-              <w:rPr>
-                <w:sz w:val="20"/>
-                <w:szCs w:val="20"/>
-              </w:rPr>
-              <w:t xml:space="preserve">Telefone: (31) 99999-0000; E-mail: joao@example.com</w:t>
-            </w:r>
-          </w:p>
-        </w:tc>
-      </w:tr>
-    </w:tbl>
-    <w:p>
-      <w:pPr>
-        <w:snapToGrid w:val="0"/>
-        <w:rPr>
-          <w:sz w:val="20"/>
-          <w:szCs w:val="20"/>
-        </w:rPr>
-      </w:pPr>
-    </w:p>
-    <w:p>
-      <w:pPr>
-        <w:keepNext/>
-        <w:snapToGrid w:val="0"/>
-        <w:rPr>
-          <w:b/>
-          <w:bCs/>
-          <w:smallCaps/>
-          <w:sz w:val="20"/>
-          <w:szCs w:val="20"/>
-        </w:rPr>
-      </w:pPr>
-      <w:r>
-        <w:rPr>
-          <w:b/>
-          <w:bCs/>
-          <w:smallCaps/>
-          <w:sz w:val="20"/>
-          <w:szCs w:val="20"/>
-        </w:rPr>
-        <w:lastRenderedPageBreak/>
-        <w:t>2. QUADRO RESUMO DA CONTRATAÇÃO</w:t>
-      </w:r>
-    </w:p>
-    <w:p>
-      <w:pPr>
-        <w:keepNext/>
-        <w:snapToGrid w:val="0"/>
-        <w:rPr>
-          <w:sz w:val="20"/>
-          <w:szCs w:val="20"/>
-        </w:rPr>
-      </w:pPr>
-    </w:p>
-    <w:p>
-      <w:pPr>
-        <w:keepNext/>
-        <w:snapToGrid w:val="0"/>
-        <w:rPr>
-          <w:b/>
-          <w:bCs/>
-          <w:sz w:val="20"/>
-          <w:szCs w:val="20"/>
-        </w:rPr>
-      </w:pPr>
-      <w:r>
-        <w:rPr>
-          <w:b/>
-          <w:bCs/>
-          <w:sz w:val="20"/>
-          <w:szCs w:val="20"/>
-        </w:rPr>
-        <w:t xml:space="preserve">Escopo</w:t>
-      </w:r>
-    </w:p>
-    <w:p>
-      <w:pPr>
-        <w:keepNext/>
-        <w:snapToGrid w:val="0"/>
-        <w:rPr>
-          <w:sz w:val="20"/>
-          <w:szCs w:val="20"/>
-        </w:rPr>
-      </w:pPr>
-    </w:p>
-    <w:tbl>
-      <w:tblPr>
-        <w:tblW w:w="9634" w:type="dxa"/>
-        <w:tblBorders>
-          <w:top w:val="single" w:sz="4" w:space="0" w:color="auto"/>
-          <w:left w:val="single" w:sz="4" w:space="0" w:color="auto"/>
-          <w:bottom w:val="single" w:sz="4" w:space="0" w:color="auto"/>
-          <w:right w:val="single" w:sz="4" w:space="0" w:color="auto"/>
-          <w:insideH w:val="single" w:sz="4" w:space="0" w:color="auto"/>
-          <w:insideV w:val="single" w:sz="4" w:space="0" w:color="auto"/>
-        </w:tblBorders>
-        <w:tblCellMar>
-          <w:left w:w="10" w:type="dxa"/>
-          <w:right w:w="10" w:type="dxa"/>
-        </w:tblCellMar>
-        <w:tblLook w:val="04A0" w:firstRow="1" w:lastRow="0" w:firstColumn="1" w:lastColumn="0" w:noHBand="0" w:noVBand="1"/>
-      </w:tblPr>
-      <w:tblGrid>
-        <w:gridCol w:w="1980"/>
-        <w:gridCol w:w="7654"/>
-      </w:tblGrid>
-      <w:tr>
-        <w:tc>
-          <w:tcPr>
-            <w:tcW w:w="1980" w:type="dxa"/>
-            <w:tcBorders>
-              <w:top w:val="single" w:sz="4" w:space="0" w:color="1A3557"/>
-              <w:left w:val="single" w:sz="4" w:space="0" w:color="1A3557"/>
-              <w:bottom w:val="single" w:sz="4" w:space="0" w:color="1A3557"/>
-              <w:right w:val="single" w:sz="4" w:space="0" w:color="1A3557"/>
-            </w:tcBorders>
-            <w:shd w:val="clear" w:color="auto" w:fill="FFF9F4"/>
-            <w:tcMar>
-              <w:top w:w="100" w:type="dxa"/>
-              <w:left w:w="120" w:type="dxa"/>
-              <w:bottom w:w="100" w:type="dxa"/>
-              <w:right w:w="120" w:type="dxa"/>
-            </w:tcMar>
-          </w:tcPr>
-          <w:p>
-            <w:pPr>
-              <w:snapToGrid w:val="0"/>
-              <w:rPr>
-                <w:sz w:val="20"/>
-                <w:szCs w:val="20"/>
-              </w:rPr>
-            </w:pPr>
-            <w:r>
-              <w:rPr>
-                <w:b/>
-                <w:bCs/>
-                <w:sz w:val="20"/>
-                <w:szCs w:val="20"/>
-              </w:rPr>
-              <w:t>Atuação Consultiva</w:t>
-            </w:r>
-          </w:p>
-        </w:tc>
-        <w:tc>
-          <w:tcPr>
-            <w:tcW w:w="7654" w:type="dxa"/>
-            <w:tcBorders>
-              <w:top w:val="single" w:sz="4" w:space="0" w:color="1A3557"/>
-              <w:left w:val="single" w:sz="4" w:space="0" w:color="1A3557"/>
-              <w:bottom w:val="single" w:sz="4" w:space="0" w:color="1A3557"/>
-              <w:right w:val="single" w:sz="4" w:space="0" w:color="1A3557"/>
-            </w:tcBorders>
-            <w:tcMar>
-              <w:top w:w="100" w:type="dxa"/>
-              <w:left w:w="120" w:type="dxa"/>
-              <w:bottom w:w="100" w:type="dxa"/>
-              <w:right w:w="120" w:type="dxa"/>
-            </w:tcMar>
-          </w:tcPr>
-          <w:p>
-            <w:pPr>
-              <w:snapToGrid w:val="0"/>
-              <w:rPr>
-                <w:sz w:val="20"/>
-                <w:szCs w:val="20"/>
-              </w:rPr>
-            </w:pPr>
-            <w:r>
-              <w:rPr>
-                <w:sz w:val="20"/>
-                <w:szCs w:val="20"/>
-              </w:rPr>
-              <w:t xml:space="preserve">Consultoria em direito societario.</w:t>
-              <w:br/>
-              <w:t xml:space="preserve">Revisao de contratos.</w:t>
-            </w:r>
-          </w:p>
-        </w:tc>
-      </w:tr>
-    </w:tbl>
-    <w:p>
-      <w:pPr>
-        <w:snapToGrid w:val="0"/>
-        <w:rPr>
-          <w:sz w:val="20"/>
-          <w:szCs w:val="20"/>
-        </w:rPr>
-      </w:pPr>
-    </w:p>
-    <w:p>
-      <w:pPr>
-        <w:snapToGrid w:val="0"/>
-        <w:rPr>
-          <w:sz w:val="20"/>
-          <w:szCs w:val="20"/>
-        </w:rPr>
-      </w:pPr>
-    </w:p>
-    <w:p>
-      <w:pPr>
-        <w:snapToGrid w:val="0"/>
-        <w:rPr>
-          <w:sz w:val="20"/>
-          <w:szCs w:val="20"/>
-        </w:rPr>
-      </w:pPr>
-    </w:p>
-    <w:p>
-      <w:pPr>
-        <w:keepNext/>
-        <w:snapToGrid w:val="0"/>
-        <w:rPr>
-          <w:b/>
-          <w:bCs/>
-          <w:smallCaps/>
-          <w:sz w:val="20"/>
-          <w:szCs w:val="20"/>
-        </w:rPr>
-      </w:pPr>
-      <w:r>
-        <w:rPr>
-          <w:b/>
-          <w:bCs/>
-          <w:smallCaps/>
-          <w:sz w:val="20"/>
-          <w:szCs w:val="20"/>
-        </w:rPr>
-        <w:t xml:space="preserve">3. HONORÁRIOS </w:t>
-      </w:r>
-      <w:r>
-        <w:rPr>
-          <w:b/>
-          <w:bCs/>
-          <w:smallCaps/>
-          <w:sz w:val="20"/>
-          <w:szCs w:val="20"/>
-        </w:rPr>
-        <w:t xml:space="preserve">DA ATUAÇÃO CONSULTIVA</w:t>
-      </w:r>
-    </w:p>
-    <w:p>
-      <w:pPr>
-        <w:snapToGrid w:val="0"/>
-        <w:jc w:val="both"/>
-        <w:rPr>
-          <w:sz w:val="20"/>
-          <w:szCs w:val="20"/>
-        </w:rPr>
-      </w:pPr>
-    </w:p>
-    <w:p>
-      <w:pPr>
-        <w:keepNext/>
-        <w:snapToGrid w:val="0"/>
-        <w:rPr>
-          <w:b/>
-          <w:bCs/>
-          <w:sz w:val="20"/>
-          <w:szCs w:val="20"/>
-        </w:rPr>
-      </w:pPr>
-      <w:r>
-        <w:rPr>
-          <w:b/>
-          <w:bCs/>
-          <w:sz w:val="20"/>
-          <w:szCs w:val="20"/>
-        </w:rPr>
-        <w:t>Hora por Nível de Senioridade</w:t>
-      </w:r>
-    </w:p>
-    <w:p>
-      <w:pPr>
-        <w:snapToGrid w:val="0"/>
-        <w:jc w:val="both"/>
-        <w:rPr>
-          <w:sz w:val="20"/>
-          <w:szCs w:val="20"/>
-        </w:rPr>
-      </w:pPr>
-      <w:r>
-        <w:rPr>
-          <w:sz w:val="20"/>
-          <w:szCs w:val="20"/>
-        </w:rPr>
-        <w:t xml:space="preserve">Os honorários serão apurados com base nas horas efetivamente dedicadas à prestação dos serviços consultivos, pelos profissionais designados, conforme os valores constantes da tabela abaixo, apurados mensalmente em relatório a ser </w:t>
-      </w:r>
-      <w:r>
-        <w:rPr>
-          <w:sz w:val="20"/>
-          <w:szCs w:val="20"/>
-        </w:rPr>
-        <w:t>encaminhado pelo Contratado ao Contratante.</w:t>
-      </w:r>
-    </w:p>
-    <w:p>
-      <w:pPr>
-        <w:snapToGrid w:val="0"/>
-        <w:jc w:val="both"/>
-        <w:rPr>
-          <w:sz w:val="20"/>
-          <w:szCs w:val="20"/>
-        </w:rPr>
-      </w:pPr>
-    </w:p>
-    <w:tbl>
-      <w:tblPr>
-        <w:tblW w:w="9634" w:type="dxa"/>
-        <w:tblBorders>
-          <w:top w:val="single" w:sz="4" w:space="0" w:color="auto"/>
-          <w:left w:val="single" w:sz="4" w:space="0" w:color="auto"/>
-          <w:bottom w:val="single" w:sz="4" w:space="0" w:color="auto"/>
-          <w:right w:val="single" w:sz="4" w:space="0" w:color="auto"/>
-          <w:insideH w:val="single" w:sz="4" w:space="0" w:color="auto"/>
-          <w:insideV w:val="single" w:sz="4" w:space="0" w:color="auto"/>
-        </w:tblBorders>
-        <w:tblCellMar>
-          <w:left w:w="10" w:type="dxa"/>
-          <w:right w:w="10" w:type="dxa"/>
-        </w:tblCellMar>
-        <w:tblLook w:val="04A0" w:firstRow="1" w:lastRow="0" w:firstColumn="1" w:lastColumn="0" w:noHBand="0" w:noVBand="1"/>
-      </w:tblPr>
-      <w:tblGrid>
-        <w:gridCol w:w="3200"/>
-        <w:gridCol w:w="6434"/>
-      </w:tblGrid>
-      <w:tr>
-        <w:trPr>
-          <w:tblHeader/>
-        </w:trPr>
         <w:tc>
           <w:tcPr>
             <w:tcW w:w="3200" w:type="dxa"/>
@@ -841,14 +658,17 @@
           <w:p>
             <w:pPr>
               <w:snapToGrid w:val="0"/>
+              <w:spacing w:line="276" w:lineRule="auto"/>
               <w:jc w:val="center"/>
               <w:rPr>
+                <w:rFonts w:ascii="Arvo" w:hAnsi="Arvo"/>
                 <w:sz w:val="20"/>
                 <w:szCs w:val="20"/>
               </w:rPr>
             </w:pPr>
             <w:r>
               <w:rPr>
+                <w:rFonts w:ascii="Arvo" w:hAnsi="Arvo"/>
                 <w:b/>
                 <w:bCs/>
                 <w:sz w:val="20"/>
@@ -878,20 +698,23 @@
           <w:p>
             <w:pPr>
               <w:snapToGrid w:val="0"/>
+              <w:spacing w:line="276" w:lineRule="auto"/>
               <w:jc w:val="center"/>
               <w:rPr>
+                <w:rFonts w:ascii="Arvo" w:hAnsi="Arvo"/>
                 <w:sz w:val="20"/>
                 <w:szCs w:val="20"/>
               </w:rPr>
             </w:pPr>
             <w:r>
               <w:rPr>
+                <w:rFonts w:ascii="Arvo" w:hAnsi="Arvo"/>
                 <w:b/>
                 <w:bCs/>
                 <w:sz w:val="20"/>
                 <w:szCs w:val="20"/>
               </w:rPr>
-              <w:t xml:space="preserve">Valor por Hora (R$)</w:t>
+              <w:t>Valor por Hora (R$)</w:t>
             </w:r>
           </w:p>
         </w:tc>
@@ -917,13 +740,16 @@
           <w:p>
             <w:pPr>
               <w:snapToGrid w:val="0"/>
+              <w:spacing w:line="276" w:lineRule="auto"/>
               <w:rPr>
+                <w:rFonts w:ascii="Arvo" w:hAnsi="Arvo"/>
                 <w:sz w:val="20"/>
                 <w:szCs w:val="20"/>
               </w:rPr>
             </w:pPr>
             <w:r>
               <w:rPr>
+                <w:rFonts w:ascii="Arvo" w:hAnsi="Arvo"/>
                 <w:b/>
                 <w:bCs/>
                 <w:sz w:val="20"/>
@@ -952,14 +778,17 @@
           <w:p>
             <w:pPr>
               <w:snapToGrid w:val="0"/>
+              <w:spacing w:line="276" w:lineRule="auto"/>
               <w:jc w:val="center"/>
               <w:rPr>
+                <w:rFonts w:ascii="Arvo" w:hAnsi="Arvo"/>
                 <w:sz w:val="20"/>
                 <w:szCs w:val="20"/>
               </w:rPr>
             </w:pPr>
             <w:r>
               <w:rPr>
+                <w:rFonts w:ascii="Arvo" w:hAnsi="Arvo"/>
                 <w:sz w:val="20"/>
                 <w:szCs w:val="20"/>
               </w:rPr>
@@ -989,13 +818,16 @@
           <w:p>
             <w:pPr>
               <w:snapToGrid w:val="0"/>
+              <w:spacing w:line="276" w:lineRule="auto"/>
               <w:rPr>
+                <w:rFonts w:ascii="Arvo" w:hAnsi="Arvo"/>
                 <w:sz w:val="20"/>
                 <w:szCs w:val="20"/>
               </w:rPr>
             </w:pPr>
             <w:r>
               <w:rPr>
+                <w:rFonts w:ascii="Arvo" w:hAnsi="Arvo"/>
                 <w:b/>
                 <w:bCs/>
                 <w:sz w:val="20"/>
@@ -1024,14 +856,17 @@
           <w:p>
             <w:pPr>
               <w:snapToGrid w:val="0"/>
+              <w:spacing w:line="276" w:lineRule="auto"/>
               <w:jc w:val="center"/>
               <w:rPr>
+                <w:rFonts w:ascii="Arvo" w:hAnsi="Arvo"/>
                 <w:sz w:val="20"/>
                 <w:szCs w:val="20"/>
               </w:rPr>
             </w:pPr>
             <w:r>
               <w:rPr>
+                <w:rFonts w:ascii="Arvo" w:hAnsi="Arvo"/>
                 <w:sz w:val="20"/>
                 <w:szCs w:val="20"/>
               </w:rPr>
@@ -1061,13 +896,16 @@
           <w:p>
             <w:pPr>
               <w:snapToGrid w:val="0"/>
+              <w:spacing w:line="276" w:lineRule="auto"/>
               <w:rPr>
+                <w:rFonts w:ascii="Arvo" w:hAnsi="Arvo"/>
                 <w:sz w:val="20"/>
                 <w:szCs w:val="20"/>
               </w:rPr>
             </w:pPr>
             <w:r>
               <w:rPr>
+                <w:rFonts w:ascii="Arvo" w:hAnsi="Arvo"/>
                 <w:b/>
                 <w:bCs/>
                 <w:sz w:val="20"/>
@@ -1096,14 +934,17 @@
           <w:p>
             <w:pPr>
               <w:snapToGrid w:val="0"/>
+              <w:spacing w:line="276" w:lineRule="auto"/>
               <w:jc w:val="center"/>
               <w:rPr>
+                <w:rFonts w:ascii="Arvo" w:hAnsi="Arvo"/>
                 <w:sz w:val="20"/>
                 <w:szCs w:val="20"/>
               </w:rPr>
             </w:pPr>
             <w:r>
               <w:rPr>
+                <w:rFonts w:ascii="Arvo" w:hAnsi="Arvo"/>
                 <w:sz w:val="20"/>
                 <w:szCs w:val="20"/>
               </w:rPr>
@@ -1133,13 +974,16 @@
           <w:p>
             <w:pPr>
               <w:snapToGrid w:val="0"/>
+              <w:spacing w:line="276" w:lineRule="auto"/>
               <w:rPr>
+                <w:rFonts w:ascii="Arvo" w:hAnsi="Arvo"/>
                 <w:sz w:val="20"/>
                 <w:szCs w:val="20"/>
               </w:rPr>
             </w:pPr>
             <w:r>
               <w:rPr>
+                <w:rFonts w:ascii="Arvo" w:hAnsi="Arvo"/>
                 <w:b/>
                 <w:bCs/>
                 <w:sz w:val="20"/>
@@ -1168,14 +1012,17 @@
           <w:p>
             <w:pPr>
               <w:snapToGrid w:val="0"/>
+              <w:spacing w:line="276" w:lineRule="auto"/>
               <w:jc w:val="center"/>
               <w:rPr>
+                <w:rFonts w:ascii="Arvo" w:hAnsi="Arvo"/>
                 <w:sz w:val="20"/>
                 <w:szCs w:val="20"/>
               </w:rPr>
             </w:pPr>
             <w:r>
               <w:rPr>
+                <w:rFonts w:ascii="Arvo" w:hAnsi="Arvo"/>
                 <w:sz w:val="20"/>
                 <w:szCs w:val="20"/>
               </w:rPr>
@@ -1205,13 +1052,16 @@
           <w:p>
             <w:pPr>
               <w:snapToGrid w:val="0"/>
+              <w:spacing w:line="276" w:lineRule="auto"/>
               <w:rPr>
+                <w:rFonts w:ascii="Arvo" w:hAnsi="Arvo"/>
                 <w:sz w:val="20"/>
                 <w:szCs w:val="20"/>
               </w:rPr>
             </w:pPr>
             <w:r>
               <w:rPr>
+                <w:rFonts w:ascii="Arvo" w:hAnsi="Arvo"/>
                 <w:b/>
                 <w:bCs/>
                 <w:sz w:val="20"/>
@@ -1240,14 +1090,17 @@
           <w:p>
             <w:pPr>
               <w:snapToGrid w:val="0"/>
+              <w:spacing w:line="276" w:lineRule="auto"/>
               <w:jc w:val="center"/>
               <w:rPr>
+                <w:rFonts w:ascii="Arvo" w:hAnsi="Arvo"/>
                 <w:sz w:val="20"/>
                 <w:szCs w:val="20"/>
               </w:rPr>
             </w:pPr>
             <w:r>
               <w:rPr>
+                <w:rFonts w:ascii="Arvo" w:hAnsi="Arvo"/>
                 <w:sz w:val="20"/>
                 <w:szCs w:val="20"/>
               </w:rPr>
@@ -1259,8 +1112,9 @@
     </w:tbl>
     <w:p>
       <w:pPr>
-        <w:snapToGrid w:val="0"/>
-        <w:rPr>
+        <w:spacing w:line="276" w:lineRule="auto"/>
+        <w:rPr>
+          <w:rFonts w:ascii="Arvo" w:hAnsi="Arvo"/>
           <w:sz w:val="20"/>
           <w:szCs w:val="20"/>
         </w:rPr>
@@ -1270,7 +1124,9 @@
       <w:pPr>
         <w:keepNext/>
         <w:snapToGrid w:val="0"/>
-        <w:rPr>
+        <w:spacing w:line="276" w:lineRule="auto"/>
+        <w:rPr>
+          <w:rFonts w:ascii="Arvo" w:hAnsi="Arvo"/>
           <w:b/>
           <w:bCs/>
           <w:sz w:val="20"/>
@@ -1279,6 +1135,7 @@
       </w:pPr>
       <w:r>
         <w:rPr>
+          <w:rFonts w:ascii="Arvo" w:hAnsi="Arvo"/>
           <w:b/>
           <w:bCs/>
           <w:sz w:val="20"/>
@@ -1290,25 +1147,170 @@
     <w:p>
       <w:pPr>
         <w:snapToGrid w:val="0"/>
+        <w:spacing w:line="276" w:lineRule="auto"/>
         <w:jc w:val="both"/>
         <w:rPr>
-          <w:sz w:val="20"/>
-          <w:szCs w:val="20"/>
-        </w:rPr>
-      </w:pPr>
-      <w:r>
-        <w:rPr>
-          <w:sz w:val="20"/>
-          <w:szCs w:val="20"/>
-        </w:rPr>
-        <w:t>Os honorários serão apurados com base em valor horário único, aplicável indistintamente a qualquer profissional alocado na prestação dos serviços consultivos.</w:t>
-      </w:r>
-    </w:p>
-    <w:p>
-      <w:pPr>
-        <w:snapToGrid w:val="0"/>
+          <w:rFonts w:ascii="Arvo" w:hAnsi="Arvo"/>
+          <w:sz w:val="20"/>
+          <w:szCs w:val="20"/>
+        </w:rPr>
+      </w:pPr>
+      <w:r>
+        <w:rPr>
+          <w:rFonts w:ascii="Arvo" w:hAnsi="Arvo"/>
+          <w:sz w:val="20"/>
+          <w:szCs w:val="20"/>
+        </w:rPr>
+        <w:t>Os honorários serão apurados com base em valor horário único, aplicável indistintamente a qualquer profissional alocado na prestação dos serviços consultivos</w:t>
+      </w:r>
+      <w:r>
+        <w:rPr>
+          <w:rFonts w:ascii="Arvo" w:hAnsi="Arvo"/>
+          <w:sz w:val="20"/>
+          <w:szCs w:val="20"/>
+        </w:rPr>
+        <w:t xml:space="preserve">, ao valor de </w:t>
+      </w:r>
+      <w:r>
+        <w:rPr>
+          <w:rFonts w:ascii="Arvo" w:hAnsi="Arvo"/>
+          <w:b/>
+          <w:bCs/>
+          <w:sz w:val="20"/>
+          <w:szCs w:val="20"/>
+        </w:rPr>
+        <w:t xml:space="preserve">R$ 700,00</w:t>
+      </w:r>
+      <w:r>
+        <w:rPr>
+          <w:rFonts w:ascii="Arvo" w:hAnsi="Arvo"/>
+          <w:sz w:val="20"/>
+          <w:szCs w:val="20"/>
+        </w:rPr>
+        <w:t xml:space="preserve"> por hora dedicada.</w:t>
+      </w:r>
+    </w:p>
+    <w:p>
+      <w:pPr>
+        <w:spacing w:line="276" w:lineRule="auto"/>
+        <w:rPr>
+          <w:rFonts w:ascii="Arvo" w:hAnsi="Arvo"/>
+          <w:sz w:val="20"/>
+          <w:szCs w:val="20"/>
+        </w:rPr>
+      </w:pPr>
+    </w:p>
+    <w:p>
+      <w:pPr>
+        <w:keepNext/>
+        <w:snapToGrid w:val="0"/>
+        <w:spacing w:line="276" w:lineRule="auto"/>
+        <w:rPr>
+          <w:rFonts w:ascii="Arvo" w:hAnsi="Arvo"/>
+          <w:b/>
+          <w:bCs/>
+          <w:sz w:val="20"/>
+          <w:szCs w:val="20"/>
+        </w:rPr>
+      </w:pPr>
+      <w:r>
+        <w:rPr>
+          <w:rFonts w:ascii="Arvo" w:hAnsi="Arvo"/>
+          <w:b/>
+          <w:bCs/>
+          <w:sz w:val="20"/>
+          <w:szCs w:val="20"/>
+        </w:rPr>
+        <w:t>Despesas Aplicáveis a Este Escopo</w:t>
+      </w:r>
+    </w:p>
+    <w:p>
+      <w:pPr>
+        <w:keepNext/>
+        <w:snapToGrid w:val="0"/>
+        <w:spacing w:line="276" w:lineRule="auto"/>
+        <w:rPr>
+          <w:rFonts w:ascii="Arvo" w:hAnsi="Arvo"/>
+          <w:sz w:val="20"/>
+          <w:szCs w:val="20"/>
+        </w:rPr>
+      </w:pPr>
+    </w:p>
+    <w:p>
+      <w:pPr>
+        <w:snapToGrid w:val="0"/>
+        <w:spacing w:line="276" w:lineRule="auto"/>
         <w:jc w:val="both"/>
         <w:rPr>
+          <w:rFonts w:ascii="Arvo" w:hAnsi="Arvo"/>
+          <w:sz w:val="20"/>
+          <w:szCs w:val="20"/>
+        </w:rPr>
+      </w:pPr>
+      <w:r>
+        <w:rPr>
+          <w:rFonts w:ascii="Arvo" w:hAnsi="Arvo"/>
+          <w:sz w:val="20"/>
+          <w:szCs w:val="20"/>
+        </w:rPr>
+        <w:t>Serão aplicáveis a este Escopo,</w:t>
+      </w:r>
+      <w:r>
+        <w:rPr>
+          <w:rFonts w:ascii="Arvo" w:hAnsi="Arvo"/>
+          <w:sz w:val="20"/>
+          <w:szCs w:val="20"/>
+        </w:rPr>
+        <w:t xml:space="preserve"> </w:t>
+      </w:r>
+      <w:r>
+        <w:rPr>
+          <w:rFonts w:ascii="Arvo" w:hAnsi="Arvo"/>
+          <w:sz w:val="20"/>
+          <w:szCs w:val="20"/>
+        </w:rPr>
+        <w:t xml:space="preserve">as categorias de despesa abaixo indicadas, </w:t>
+      </w:r>
+      <w:r>
+        <w:rPr>
+          <w:rFonts w:ascii="Arvo" w:hAnsi="Arvo"/>
+          <w:sz w:val="20"/>
+          <w:szCs w:val="20"/>
+        </w:rPr>
+        <w:t>conforme</w:t>
+      </w:r>
+      <w:r>
+        <w:rPr>
+          <w:rFonts w:ascii="Arvo" w:hAnsi="Arvo"/>
+          <w:sz w:val="20"/>
+          <w:szCs w:val="20"/>
+        </w:rPr>
+        <w:t xml:space="preserve"> disposições gerais de reembolso previstas no</w:t>
+      </w:r>
+      <w:r>
+        <w:rPr>
+          <w:rFonts w:ascii="Arvo" w:hAnsi="Arvo"/>
+          <w:sz w:val="20"/>
+          <w:szCs w:val="20"/>
+        </w:rPr>
+        <w:t>s Termos e Condições desta Proposta</w:t>
+      </w:r>
+      <w:r>
+        <w:rPr>
+          <w:rFonts w:ascii="Arvo" w:hAnsi="Arvo"/>
+          <w:sz w:val="20"/>
+          <w:szCs w:val="20"/>
+        </w:rPr>
+        <w:t>.</w:t>
+      </w:r>
+    </w:p>
+    <w:p>
+      <w:pPr>
+        <w:snapToGrid w:val="0"/>
+        <w:spacing w:line="276" w:lineRule="auto"/>
+        <w:jc w:val="both"/>
+        <w:rPr>
+          <w:rFonts w:ascii="Arvo" w:hAnsi="Arvo"/>
           <w:sz w:val="20"/>
           <w:szCs w:val="20"/>
         </w:rPr>
@@ -1320,7 +1322,6 @@
         <w:tblBorders>
           <w:top w:val="single" w:sz="4" w:space="0" w:color="auto"/>
           <w:left w:val="single" w:sz="4" w:space="0" w:color="auto"/>
-          <w:bottom w:val="single" w:sz="4" w:space="0" w:color="auto"/>
           <w:right w:val="single" w:sz="4" w:space="0" w:color="auto"/>
           <w:insideH w:val="single" w:sz="4" w:space="0" w:color="auto"/>
           <w:insideV w:val="single" w:sz="4" w:space="0" w:color="auto"/>
@@ -1332,8 +1333,8 @@
         <w:tblLook w:val="04A0" w:firstRow="1" w:lastRow="0" w:firstColumn="1" w:lastColumn="0" w:noHBand="0" w:noVBand="1"/>
       </w:tblPr>
       <w:tblGrid>
-        <w:gridCol w:w="3256"/>
-        <w:gridCol w:w="6378"/>
+        <w:gridCol w:w="3761"/>
+        <w:gridCol w:w="5873"/>
       </w:tblGrid>
       <w:tr>
         <w:tc>
@@ -1356,19 +1357,22 @@
           <w:p>
             <w:pPr>
               <w:snapToGrid w:val="0"/>
+              <w:spacing w:line="276" w:lineRule="auto"/>
               <w:rPr>
+                <w:rFonts w:ascii="Arvo" w:hAnsi="Arvo"/>
                 <w:sz w:val="20"/>
                 <w:szCs w:val="20"/>
               </w:rPr>
             </w:pPr>
             <w:r>
               <w:rPr>
+                <w:rFonts w:ascii="Arvo" w:hAnsi="Arvo"/>
                 <w:b/>
                 <w:bCs/>
                 <w:sz w:val="20"/>
                 <w:szCs w:val="20"/>
               </w:rPr>
-              <w:t>Valor por Hora</w:t>
+              <w:t xml:space="preserve">Despesas Logísticas</w:t>
             </w:r>
           </w:p>
         </w:tc>
@@ -1391,152 +1395,29 @@
           <w:p>
             <w:pPr>
               <w:snapToGrid w:val="0"/>
-              <w:jc w:val="center"/>
+              <w:spacing w:line="276" w:lineRule="auto"/>
+              <w:jc w:val="both"/>
               <w:rPr>
+                <w:rFonts w:ascii="Arvo" w:hAnsi="Arvo"/>
                 <w:sz w:val="20"/>
                 <w:szCs w:val="20"/>
               </w:rPr>
             </w:pPr>
             <w:r>
               <w:rPr>
+                <w:rFonts w:ascii="Arvo" w:hAnsi="Arvo"/>
                 <w:sz w:val="20"/>
                 <w:szCs w:val="20"/>
               </w:rPr>
-              <w:t xml:space="preserve">R$ 700,00</w:t>
+              <w:t xml:space="preserve">Deslocamento em veículo próprio: R$ 2,50 por km e estacionamento, táxi, transporte por aplicativo, hospedagem e alimentação;</w:t>
             </w:r>
           </w:p>
         </w:tc>
       </w:tr>
-    </w:tbl>
-    <w:p>
-      <w:pPr>
-        <w:snapToGrid w:val="0"/>
-        <w:rPr>
-          <w:sz w:val="20"/>
-          <w:szCs w:val="20"/>
-        </w:rPr>
-      </w:pPr>
-    </w:p>
-    <w:p>
-      <w:pPr>
-        <w:keepNext/>
-        <w:snapToGrid w:val="0"/>
-        <w:rPr>
-          <w:b/>
-          <w:bCs/>
-          <w:smallCaps/>
-          <w:sz w:val="20"/>
-          <w:szCs w:val="20"/>
-        </w:rPr>
-      </w:pPr>
-      <w:r>
-        <w:rPr>
-          <w:b/>
-          <w:bCs/>
-          <w:smallCaps/>
-          <w:sz w:val="20"/>
-          <w:szCs w:val="20"/>
-        </w:rPr>
-        <w:t>5. DESPESAS APLICÁVEIS A ESTE ESCOPO</w:t>
-      </w:r>
-    </w:p>
-    <w:p>
-      <w:pPr>
-        <w:keepNext/>
-        <w:snapToGrid w:val="0"/>
-        <w:rPr>
-          <w:sz w:val="20"/>
-          <w:szCs w:val="20"/>
-        </w:rPr>
-      </w:pPr>
-    </w:p>
-    <w:p>
-      <w:pPr>
-        <w:snapToGrid w:val="0"/>
-        <w:jc w:val="both"/>
-        <w:rPr>
-          <w:sz w:val="20"/>
-          <w:szCs w:val="20"/>
-        </w:rPr>
-      </w:pPr>
-      <w:r>
-        <w:rPr>
-          <w:sz w:val="20"/>
-          <w:szCs w:val="20"/>
-        </w:rPr>
-        <w:t>Serão aplicáveis a este Escopo,</w:t>
-      </w:r>
-      <w:r>
-        <w:rPr>
-          <w:sz w:val="20"/>
-          <w:szCs w:val="20"/>
-        </w:rPr>
-        <w:t xml:space="preserve"> </w:t>
-      </w:r>
-      <w:r>
-        <w:rPr>
-          <w:sz w:val="20"/>
-          <w:szCs w:val="20"/>
-        </w:rPr>
-        <w:t>as categorias de despesa abaixo indicadas, sem prejuízo das disposições gerais de reembolso previstas no</w:t>
-      </w:r>
-      <w:r>
-        <w:rPr>
-          <w:sz w:val="20"/>
-          <w:szCs w:val="20"/>
-        </w:rPr>
-        <w:t>s Termos e Condições desta Proposta</w:t>
-      </w:r>
-      <w:r>
-        <w:rPr>
-          <w:sz w:val="20"/>
-          <w:szCs w:val="20"/>
-        </w:rPr>
-        <w:t>, conforme previamente aprovadas, apuradas e posteriormente comprovadas</w:t>
-      </w:r>
-      <w:r>
-        <w:rPr>
-          <w:sz w:val="20"/>
-          <w:szCs w:val="20"/>
-        </w:rPr>
-        <w:t>.</w:t>
-      </w:r>
-    </w:p>
-    <w:p>
-      <w:pPr>
-        <w:snapToGrid w:val="0"/>
-        <w:jc w:val="both"/>
-        <w:rPr>
-          <w:sz w:val="20"/>
-          <w:szCs w:val="20"/>
-        </w:rPr>
-      </w:pPr>
-    </w:p>
-    <w:tbl>
-      <w:tblPr>
-        <w:tblW w:w="9634" w:type="dxa"/>
-        <w:tblBorders>
-          <w:top w:val="single" w:sz="4" w:space="0" w:color="auto"/>
-          <w:left w:val="single" w:sz="4" w:space="0" w:color="auto"/>
-          <w:bottom w:val="single" w:sz="4" w:space="0" w:color="auto"/>
-          <w:right w:val="single" w:sz="4" w:space="0" w:color="auto"/>
-          <w:insideH w:val="single" w:sz="4" w:space="0" w:color="auto"/>
-          <w:insideV w:val="single" w:sz="4" w:space="0" w:color="auto"/>
-        </w:tblBorders>
-        <w:tblCellMar>
-          <w:left w:w="10" w:type="dxa"/>
-          <w:right w:w="10" w:type="dxa"/>
-        </w:tblCellMar>
-        <w:tblLook w:val="04A0" w:firstRow="1" w:lastRow="0" w:firstColumn="1" w:lastColumn="0" w:noHBand="0" w:noVBand="1"/>
-      </w:tblPr>
-      <w:tblGrid>
-        <w:gridCol w:w="3000"/>
-        <w:gridCol w:w="6634"/>
-      </w:tblGrid>
       <w:tr>
         <w:tc>
           <w:tcPr>
-            <w:tcW w:w="3000" w:type="dxa"/>
+            <w:tcW w:w="3256" w:type="dxa"/>
             <w:tcBorders>
               <w:top w:val="single" w:sz="4" w:space="0" w:color="1A3557"/>
               <w:left w:val="single" w:sz="4" w:space="0" w:color="1A3557"/>
@@ -1554,34 +1435,28 @@
           <w:p>
             <w:pPr>
               <w:snapToGrid w:val="0"/>
+              <w:spacing w:line="276" w:lineRule="auto"/>
               <w:rPr>
+                <w:rFonts w:ascii="Arvo" w:hAnsi="Arvo"/>
                 <w:sz w:val="20"/>
                 <w:szCs w:val="20"/>
               </w:rPr>
             </w:pPr>
             <w:r>
               <w:rPr>
+                <w:rFonts w:ascii="Arvo" w:hAnsi="Arvo"/>
                 <w:b/>
                 <w:bCs/>
                 <w:sz w:val="20"/>
                 <w:szCs w:val="20"/>
               </w:rPr>
-              <w:t xml:space="preserve">Despesas </w:t>
-            </w:r>
-            <w:r>
-              <w:rPr>
-                <w:b/>
-                <w:bCs/>
-                <w:sz w:val="20"/>
-                <w:szCs w:val="20"/>
-              </w:rPr>
-              <w:t xml:space="preserve">Gerais</w:t>
+              <w:t xml:space="preserve">Despesas Gerais</w:t>
             </w:r>
           </w:p>
         </w:tc>
         <w:tc>
           <w:tcPr>
-            <w:tcW w:w="6634" w:type="dxa"/>
+            <w:tcW w:w="6378" w:type="dxa"/>
             <w:tcBorders>
               <w:top w:val="single" w:sz="4" w:space="0" w:color="1A3557"/>
               <w:left w:val="single" w:sz="4" w:space="0" w:color="1A3557"/>
@@ -1598,96 +1473,17 @@
           <w:p>
             <w:pPr>
               <w:snapToGrid w:val="0"/>
+              <w:spacing w:line="276" w:lineRule="auto"/>
               <w:jc w:val="both"/>
               <w:rPr>
+                <w:rFonts w:ascii="Arvo" w:hAnsi="Arvo"/>
                 <w:sz w:val="20"/>
                 <w:szCs w:val="20"/>
               </w:rPr>
             </w:pPr>
             <w:r>
               <w:rPr>
-                <w:sz w:val="20"/>
-                <w:szCs w:val="20"/>
-              </w:rPr>
-              <w:t xml:space="preserve">Deslocamento em veículo próprio: R$ 2,50 por km e estacionamento, táxi, transporte por aplicativo, hospedagem e alimentação.</w:t>
-            </w:r>
-          </w:p>
-        </w:tc>
-      </w:tr>
-      <w:tr>
-        <w:tc>
-          <w:tcPr>
-            <w:tcW w:w="3000" w:type="dxa"/>
-            <w:tcBorders>
-              <w:top w:val="single" w:sz="4" w:space="0" w:color="1A3557"/>
-              <w:left w:val="single" w:sz="4" w:space="0" w:color="1A3557"/>
-              <w:bottom w:val="single" w:sz="4" w:space="0" w:color="1A3557"/>
-              <w:right w:val="single" w:sz="4" w:space="0" w:color="1A3557"/>
-            </w:tcBorders>
-            <w:shd w:val="clear" w:color="auto" w:fill="FFF9F4"/>
-            <w:tcMar>
-              <w:top w:w="100" w:type="dxa"/>
-              <w:left w:w="120" w:type="dxa"/>
-              <w:bottom w:w="100" w:type="dxa"/>
-              <w:right w:w="120" w:type="dxa"/>
-            </w:tcMar>
-          </w:tcPr>
-          <w:p>
-            <w:pPr>
-              <w:snapToGrid w:val="0"/>
-              <w:rPr>
-                <w:sz w:val="20"/>
-                <w:szCs w:val="20"/>
-              </w:rPr>
-            </w:pPr>
-            <w:r>
-              <w:rPr>
-                <w:b/>
-                <w:bCs/>
-                <w:sz w:val="20"/>
-                <w:szCs w:val="20"/>
-              </w:rPr>
-              <w:lastRenderedPageBreak/>
-              <w:t xml:space="preserve">Despesas </w:t>
-            </w:r>
-            <w:r>
-              <w:rPr>
-                <w:b/>
-                <w:bCs/>
-                <w:sz w:val="20"/>
-                <w:szCs w:val="20"/>
-              </w:rPr>
-              <w:t xml:space="preserve">Específicas</w:t>
-            </w:r>
-          </w:p>
-        </w:tc>
-        <w:tc>
-          <w:tcPr>
-            <w:tcW w:w="6634" w:type="dxa"/>
-            <w:tcBorders>
-              <w:top w:val="single" w:sz="4" w:space="0" w:color="1A3557"/>
-              <w:left w:val="single" w:sz="4" w:space="0" w:color="1A3557"/>
-              <w:bottom w:val="single" w:sz="4" w:space="0" w:color="1A3557"/>
-              <w:right w:val="single" w:sz="4" w:space="0" w:color="1A3557"/>
-            </w:tcBorders>
-            <w:tcMar>
-              <w:top w:w="100" w:type="dxa"/>
-              <w:left w:w="120" w:type="dxa"/>
-              <w:bottom w:w="100" w:type="dxa"/>
-              <w:right w:w="120" w:type="dxa"/>
-            </w:tcMar>
-          </w:tcPr>
-          <w:p>
-            <w:pPr>
-              <w:snapToGrid w:val="0"/>
-              <w:jc w:val="both"/>
-              <w:rPr>
-                <w:sz w:val="20"/>
-                <w:szCs w:val="20"/>
-              </w:rPr>
-            </w:pPr>
-            <w:r>
-              <w:rPr>
+                <w:rFonts w:ascii="Arvo" w:hAnsi="Arvo"/>
                 <w:sz w:val="20"/>
                 <w:szCs w:val="20"/>
               </w:rPr>
@@ -1700,8 +1496,10 @@
     <w:p>
       <w:pPr>
         <w:snapToGrid w:val="0"/>
+        <w:spacing w:line="276" w:lineRule="auto"/>
         <w:jc w:val="both"/>
         <w:rPr>
+          <w:rFonts w:ascii="Arvo" w:hAnsi="Arvo"/>
           <w:i/>
           <w:iCs/>
           <w:sz w:val="20"/>
@@ -1712,65 +1510,10 @@
     <w:p>
       <w:pPr>
         <w:snapToGrid w:val="0"/>
-        <w:jc w:val="both"/>
-        <w:rPr>
-          <w:i/>
-          <w:iCs/>
-          <w:sz w:val="20"/>
-          <w:szCs w:val="20"/>
-        </w:rPr>
-      </w:pPr>
-      <w:r>
-        <w:rPr>
-          <w:i/>
-          <w:iCs/>
-          <w:sz w:val="20"/>
-          <w:szCs w:val="20"/>
-        </w:rPr>
-        <w:t>As condições gerais de reembolso de despesas, inclusive autorizações prévias, limites, comprovação e prestação de contas, são aquelas previstas n</w:t>
-      </w:r>
-      <w:r>
-        <w:rPr>
-          <w:i/>
-          <w:iCs/>
-          <w:sz w:val="20"/>
-          <w:szCs w:val="20"/>
-        </w:rPr>
-        <w:t>o</w:t>
-      </w:r>
-      <w:r>
-        <w:rPr>
-          <w:i/>
-          <w:iCs/>
-          <w:sz w:val="20"/>
-          <w:szCs w:val="20"/>
-        </w:rPr>
-        <w:t>s Termos e Condições desta Proposta</w:t>
-      </w:r>
-      <w:r>
-        <w:rPr>
-          <w:i/>
-          <w:iCs/>
-          <w:sz w:val="20"/>
-          <w:szCs w:val="20"/>
-        </w:rPr>
-        <w:t xml:space="preserve">.</w:t>
-      </w:r>
-    </w:p>
-    <w:p>
-      <w:pPr>
-        <w:snapToGrid w:val="0"/>
-        <w:rPr>
-          <w:sz w:val="20"/>
-          <w:szCs w:val="20"/>
-        </w:rPr>
-      </w:pPr>
-    </w:p>
-    <w:p>
-      <w:pPr>
-        <w:snapToGrid w:val="0"/>
+        <w:spacing w:line="276" w:lineRule="auto"/>
         <w:jc w:val="center"/>
         <w:rPr>
+          <w:rFonts w:ascii="Arvo" w:hAnsi="Arvo"/>
           <w:b/>
           <w:bCs/>
           <w:smallCaps/>
@@ -1780,6 +1523,7 @@
       </w:pPr>
       <w:r>
         <w:rPr>
+          <w:rFonts w:ascii="Arvo" w:hAnsi="Arvo"/>
           <w:b/>
           <w:bCs/>
           <w:smallCaps/>
@@ -1790,6 +1534,7 @@
       </w:r>
       <w:r>
         <w:rPr>
+          <w:rFonts w:ascii="Arvo" w:hAnsi="Arvo"/>
           <w:b/>
           <w:bCs/>
           <w:smallCaps/>
@@ -1800,6 +1545,7 @@
       </w:r>
       <w:r>
         <w:rPr>
+          <w:rFonts w:ascii="Arvo" w:hAnsi="Arvo"/>
           <w:b/>
           <w:bCs/>
           <w:smallCaps/>
@@ -1810,6 +1556,7 @@
       </w:r>
       <w:r>
         <w:rPr>
+          <w:rFonts w:ascii="Arvo" w:hAnsi="Arvo"/>
           <w:b/>
           <w:bCs/>
           <w:smallCaps/>
@@ -1822,24 +1569,29 @@
     <w:p>
       <w:pPr>
         <w:snapToGrid w:val="0"/>
+        <w:spacing w:line="276" w:lineRule="auto"/>
         <w:jc w:val="center"/>
         <w:rPr>
-          <w:sz w:val="20"/>
-          <w:szCs w:val="20"/>
-        </w:rPr>
-      </w:pPr>
-    </w:p>
-    <w:p>
-      <w:pPr>
-        <w:snapToGrid w:val="0"/>
+          <w:rFonts w:ascii="Arvo" w:hAnsi="Arvo"/>
+          <w:sz w:val="20"/>
+          <w:szCs w:val="20"/>
+        </w:rPr>
+      </w:pPr>
+    </w:p>
+    <w:p>
+      <w:pPr>
+        <w:snapToGrid w:val="0"/>
+        <w:spacing w:line="276" w:lineRule="auto"/>
         <w:jc w:val="both"/>
         <w:rPr>
-          <w:sz w:val="20"/>
-          <w:szCs w:val="20"/>
-        </w:rPr>
-      </w:pPr>
-      <w:r>
-        <w:rPr>
+          <w:rFonts w:ascii="Arvo" w:hAnsi="Arvo"/>
+          <w:sz w:val="20"/>
+          <w:szCs w:val="20"/>
+        </w:rPr>
+      </w:pPr>
+      <w:r>
+        <w:rPr>
+          <w:rFonts w:ascii="Arvo" w:hAnsi="Arvo"/>
           <w:sz w:val="20"/>
           <w:szCs w:val="20"/>
         </w:rPr>
@@ -1847,6 +1599,7 @@
       </w:r>
       <w:r>
         <w:rPr>
+          <w:rFonts w:ascii="Arvo" w:hAnsi="Arvo"/>
           <w:sz w:val="20"/>
           <w:szCs w:val="20"/>
         </w:rPr>
@@ -1854,6 +1607,7 @@
       </w:r>
       <w:r>
         <w:rPr>
+          <w:rFonts w:ascii="Arvo" w:hAnsi="Arvo"/>
           <w:sz w:val="20"/>
           <w:szCs w:val="20"/>
         </w:rPr>
@@ -1861,6 +1615,7 @@
       </w:r>
       <w:r>
         <w:rPr>
+          <w:rFonts w:ascii="Arvo" w:hAnsi="Arvo"/>
           <w:sz w:val="20"/>
           <w:szCs w:val="20"/>
         </w:rPr>
@@ -1868,6 +1623,7 @@
       </w:r>
       <w:r>
         <w:rPr>
+          <w:rFonts w:ascii="Arvo" w:hAnsi="Arvo"/>
           <w:sz w:val="20"/>
           <w:szCs w:val="20"/>
         </w:rPr>
@@ -1875,6 +1631,7 @@
       </w:r>
       <w:r>
         <w:rPr>
+          <w:rFonts w:ascii="Arvo" w:hAnsi="Arvo"/>
           <w:b/>
           <w:bCs/>
           <w:sz w:val="20"/>
@@ -1884,6 +1641,7 @@
       </w:r>
       <w:r>
         <w:rPr>
+          <w:rFonts w:ascii="Arvo" w:hAnsi="Arvo"/>
           <w:sz w:val="20"/>
           <w:szCs w:val="20"/>
         </w:rPr>
@@ -1891,6 +1649,7 @@
       </w:r>
       <w:r>
         <w:rPr>
+          <w:rFonts w:ascii="Arvo" w:hAnsi="Arvo"/>
           <w:sz w:val="20"/>
           <w:szCs w:val="20"/>
         </w:rPr>
@@ -1898,6 +1657,7 @@
       </w:r>
       <w:r>
         <w:rPr>
+          <w:rFonts w:ascii="Arvo" w:hAnsi="Arvo"/>
           <w:sz w:val="20"/>
           <w:szCs w:val="20"/>
         </w:rPr>
@@ -1905,6 +1665,7 @@
       </w:r>
       <w:r>
         <w:rPr>
+          <w:rFonts w:ascii="Arvo" w:hAnsi="Arvo"/>
           <w:sz w:val="20"/>
           <w:szCs w:val="20"/>
         </w:rPr>
@@ -1912,6 +1673,7 @@
       </w:r>
       <w:r>
         <w:rPr>
+          <w:rFonts w:ascii="Arvo" w:hAnsi="Arvo"/>
           <w:sz w:val="20"/>
           <w:szCs w:val="20"/>
         </w:rPr>
@@ -1919,6 +1681,7 @@
       </w:r>
       <w:r>
         <w:rPr>
+          <w:rFonts w:ascii="Arvo" w:hAnsi="Arvo"/>
           <w:sz w:val="20"/>
           <w:szCs w:val="20"/>
         </w:rPr>
@@ -1926,6 +1689,7 @@
       </w:r>
       <w:r>
         <w:rPr>
+          <w:rFonts w:ascii="Arvo" w:hAnsi="Arvo"/>
           <w:sz w:val="20"/>
           <w:szCs w:val="20"/>
         </w:rPr>
@@ -1933,6 +1697,7 @@
       </w:r>
       <w:r>
         <w:rPr>
+          <w:rFonts w:ascii="Arvo" w:hAnsi="Arvo"/>
           <w:sz w:val="20"/>
           <w:szCs w:val="20"/>
         </w:rPr>
@@ -1940,6 +1705,7 @@
       </w:r>
       <w:r>
         <w:rPr>
+          <w:rFonts w:ascii="Arvo" w:hAnsi="Arvo"/>
           <w:sz w:val="20"/>
           <w:szCs w:val="20"/>
         </w:rPr>
@@ -1947,6 +1713,7 @@
       </w:r>
       <w:r>
         <w:rPr>
+          <w:rFonts w:ascii="Arvo" w:hAnsi="Arvo"/>
           <w:sz w:val="20"/>
           <w:szCs w:val="20"/>
         </w:rPr>
@@ -1954,6 +1721,7 @@
       </w:r>
       <w:r>
         <w:rPr>
+          <w:rFonts w:ascii="Arvo" w:hAnsi="Arvo"/>
           <w:sz w:val="20"/>
           <w:szCs w:val="20"/>
         </w:rPr>
@@ -1961,6 +1729,7 @@
       </w:r>
       <w:r>
         <w:rPr>
+          <w:rFonts w:ascii="Arvo" w:hAnsi="Arvo"/>
           <w:sz w:val="20"/>
           <w:szCs w:val="20"/>
         </w:rPr>
@@ -1968,6 +1737,7 @@
       </w:r>
       <w:r>
         <w:rPr>
+          <w:rFonts w:ascii="Arvo" w:hAnsi="Arvo"/>
           <w:sz w:val="20"/>
           <w:szCs w:val="20"/>
         </w:rPr>
@@ -1975,6 +1745,7 @@
       </w:r>
       <w:r>
         <w:rPr>
+          <w:rFonts w:ascii="Arvo" w:hAnsi="Arvo"/>
           <w:sz w:val="20"/>
           <w:szCs w:val="20"/>
         </w:rPr>
@@ -1982,6 +1753,7 @@
       </w:r>
       <w:r>
         <w:rPr>
+          <w:rFonts w:ascii="Arvo" w:hAnsi="Arvo"/>
           <w:sz w:val="20"/>
           <w:szCs w:val="20"/>
         </w:rPr>
@@ -1991,8 +1763,10 @@
     <w:p>
       <w:pPr>
         <w:snapToGrid w:val="0"/>
+        <w:spacing w:line="276" w:lineRule="auto"/>
         <w:jc w:val="both"/>
         <w:rPr>
+          <w:rFonts w:ascii="Arvo" w:hAnsi="Arvo"/>
           <w:sz w:val="20"/>
           <w:szCs w:val="20"/>
         </w:rPr>
@@ -2007,14 +1781,17 @@
           <w:numId w:val="2"/>
         </w:numPr>
         <w:snapToGrid w:val="0"/>
+        <w:spacing w:line="276" w:lineRule="auto"/>
         <w:ind w:left="709" w:hanging="709"/>
         <w:rPr>
-          <w:sz w:val="20"/>
-          <w:szCs w:val="20"/>
-        </w:rPr>
-      </w:pPr>
-      <w:r>
-        <w:rPr>
+          <w:rFonts w:ascii="Arvo" w:hAnsi="Arvo"/>
+          <w:sz w:val="20"/>
+          <w:szCs w:val="20"/>
+        </w:rPr>
+      </w:pPr>
+      <w:r>
+        <w:rPr>
+          <w:rFonts w:ascii="Arvo" w:hAnsi="Arvo"/>
           <w:b/>
           <w:bCs/>
           <w:smallCaps/>
@@ -2029,8 +1806,10 @@
         <w:pStyle w:val="PargrafodaLista"/>
         <w:keepNext/>
         <w:snapToGrid w:val="0"/>
+        <w:spacing w:line="276" w:lineRule="auto"/>
         <w:ind w:left="709" w:hanging="709"/>
         <w:rPr>
+          <w:rFonts w:ascii="Arvo" w:hAnsi="Arvo"/>
           <w:sz w:val="20"/>
           <w:szCs w:val="20"/>
         </w:rPr>
@@ -2044,15 +1823,18 @@
           <w:numId w:val="2"/>
         </w:numPr>
         <w:snapToGrid w:val="0"/>
+        <w:spacing w:line="276" w:lineRule="auto"/>
         <w:ind w:left="709" w:hanging="709"/>
         <w:jc w:val="both"/>
         <w:rPr>
-          <w:sz w:val="20"/>
-          <w:szCs w:val="20"/>
-        </w:rPr>
-      </w:pPr>
-      <w:r>
-        <w:rPr>
+          <w:rFonts w:ascii="Arvo" w:hAnsi="Arvo"/>
+          <w:sz w:val="20"/>
+          <w:szCs w:val="20"/>
+        </w:rPr>
+      </w:pPr>
+      <w:r>
+        <w:rPr>
+          <w:rFonts w:ascii="Arvo" w:hAnsi="Arvo"/>
           <w:sz w:val="20"/>
           <w:szCs w:val="20"/>
         </w:rPr>
@@ -2060,6 +1842,7 @@
       </w:r>
       <w:r>
         <w:rPr>
+          <w:rFonts w:ascii="Arvo" w:hAnsi="Arvo"/>
           <w:sz w:val="20"/>
           <w:szCs w:val="20"/>
         </w:rPr>
@@ -2067,13 +1850,47 @@
       </w:r>
       <w:r>
         <w:rPr>
-          <w:sz w:val="20"/>
-          <w:szCs w:val="20"/>
-        </w:rPr>
-        <w:t xml:space="preserve"> descritos no Escopo de Trabalho integrante deste instrumento, nas modalidades de atuação e condições comerciais ali estabelecidas, </w:t>
-      </w:r>
-      <w:r>
-        <w:rPr>
+          <w:rFonts w:ascii="Arvo" w:hAnsi="Arvo"/>
+          <w:sz w:val="20"/>
+          <w:szCs w:val="20"/>
+        </w:rPr>
+        <w:t xml:space="preserve"> descritos no Escopo de Trabalho integrante deste instrumento, nas modalidades de atuação e </w:t>
+      </w:r>
+      <w:r>
+        <w:rPr>
+          <w:rFonts w:ascii="Arvo" w:hAnsi="Arvo"/>
+          <w:sz w:val="20"/>
+          <w:szCs w:val="20"/>
+        </w:rPr>
+        <w:t>Condições</w:t>
+      </w:r>
+      <w:r>
+        <w:rPr>
+          <w:rFonts w:ascii="Arvo" w:hAnsi="Arvo"/>
+          <w:sz w:val="20"/>
+          <w:szCs w:val="20"/>
+        </w:rPr>
+        <w:t xml:space="preserve"> </w:t>
+      </w:r>
+      <w:r>
+        <w:rPr>
+          <w:rFonts w:ascii="Arvo" w:hAnsi="Arvo"/>
+          <w:sz w:val="20"/>
+          <w:szCs w:val="20"/>
+        </w:rPr>
+        <w:t>Específicas</w:t>
+      </w:r>
+      <w:r>
+        <w:rPr>
+          <w:rFonts w:ascii="Arvo" w:hAnsi="Arvo"/>
+          <w:sz w:val="20"/>
+          <w:szCs w:val="20"/>
+        </w:rPr>
+        <w:t xml:space="preserve"> ali estabelecidas, </w:t>
+      </w:r>
+      <w:r>
+        <w:rPr>
+          <w:rFonts w:ascii="Arvo" w:hAnsi="Arvo"/>
           <w:sz w:val="20"/>
           <w:szCs w:val="20"/>
         </w:rPr>
@@ -2081,6 +1898,7 @@
       </w:r>
       <w:r>
         <w:rPr>
+          <w:rFonts w:ascii="Arvo" w:hAnsi="Arvo"/>
           <w:sz w:val="20"/>
           <w:szCs w:val="20"/>
         </w:rPr>
@@ -2088,6 +1906,7 @@
       </w:r>
       <w:r>
         <w:rPr>
+          <w:rFonts w:ascii="Arvo" w:hAnsi="Arvo"/>
           <w:sz w:val="20"/>
           <w:szCs w:val="20"/>
         </w:rPr>
@@ -2095,6 +1914,7 @@
       </w:r>
       <w:r>
         <w:rPr>
+          <w:rFonts w:ascii="Arvo" w:hAnsi="Arvo"/>
           <w:sz w:val="20"/>
           <w:szCs w:val="20"/>
         </w:rPr>
@@ -2102,6 +1922,7 @@
       </w:r>
       <w:r>
         <w:rPr>
+          <w:rFonts w:ascii="Arvo" w:hAnsi="Arvo"/>
           <w:sz w:val="20"/>
           <w:szCs w:val="20"/>
         </w:rPr>
@@ -2109,6 +1930,7 @@
       </w:r>
       <w:r>
         <w:rPr>
+          <w:rFonts w:ascii="Arvo" w:hAnsi="Arvo"/>
           <w:sz w:val="20"/>
           <w:szCs w:val="20"/>
         </w:rPr>
@@ -2116,6 +1938,7 @@
       </w:r>
       <w:r>
         <w:rPr>
+          <w:rFonts w:ascii="Arvo" w:hAnsi="Arvo"/>
           <w:sz w:val="20"/>
           <w:szCs w:val="20"/>
         </w:rPr>
@@ -2123,6 +1946,7 @@
       </w:r>
       <w:r>
         <w:rPr>
+          <w:rFonts w:ascii="Arvo" w:hAnsi="Arvo"/>
           <w:sz w:val="20"/>
           <w:szCs w:val="20"/>
         </w:rPr>
@@ -2133,9 +1957,11 @@
       <w:pPr>
         <w:pStyle w:val="PargrafodaLista"/>
         <w:snapToGrid w:val="0"/>
+        <w:spacing w:line="276" w:lineRule="auto"/>
         <w:ind w:left="709" w:hanging="709"/>
         <w:jc w:val="both"/>
         <w:rPr>
+          <w:rFonts w:ascii="Arvo" w:hAnsi="Arvo"/>
           <w:sz w:val="20"/>
           <w:szCs w:val="20"/>
         </w:rPr>
@@ -2149,26 +1975,48 @@
           <w:numId w:val="2"/>
         </w:numPr>
         <w:snapToGrid w:val="0"/>
+        <w:spacing w:line="276" w:lineRule="auto"/>
         <w:ind w:left="709" w:hanging="709"/>
         <w:jc w:val="both"/>
         <w:rPr>
-          <w:sz w:val="20"/>
-          <w:szCs w:val="20"/>
-        </w:rPr>
-      </w:pPr>
-      <w:r>
-        <w:rPr>
-          <w:sz w:val="20"/>
-          <w:szCs w:val="20"/>
-        </w:rPr>
-        <w:t>O Escopo de Trabalho e os presentes Termos e Condições formam um corpo único e indivisível. Em caso de divergência entre os instrumentos, prevalecerão as disposições do Escopo de Trabalho quanto às condições comerciais específicas e os presentes Termos e Condições quanto às demais disposições de caráter geral.</w:t>
-      </w:r>
-    </w:p>
-    <w:p>
-      <w:pPr>
-        <w:pStyle w:val="PargrafodaLista"/>
-        <w:rPr>
-          <w:sz w:val="20"/>
+          <w:rFonts w:ascii="Arvo" w:hAnsi="Arvo"/>
+          <w:sz w:val="20"/>
+          <w:szCs w:val="20"/>
+        </w:rPr>
+      </w:pPr>
+      <w:r>
+        <w:rPr>
+          <w:rFonts w:ascii="Arvo" w:hAnsi="Arvo"/>
+          <w:sz w:val="20"/>
+          <w:szCs w:val="20"/>
+        </w:rPr>
+        <w:t>O Escopo de Trabalho e os presentes Termos e Condições formam um corpo único e indivisível. Em caso de divergência entre os instrumentos, prevalecerão as disposições do Escopo de Trabalho quanto às condições comerciais específicas e os presentes Termos e Condições quanto às demais disposições de caráter geral</w:t>
+      </w:r>
+      <w:r>
+        <w:rPr>
+          <w:rFonts w:ascii="Arvo" w:hAnsi="Arvo"/>
+          <w:sz w:val="20"/>
+          <w:szCs w:val="20"/>
+        </w:rPr>
+        <w:t>, conforme aplicável</w:t>
+      </w:r>
+      <w:r>
+        <w:rPr>
+          <w:rFonts w:ascii="Arvo" w:hAnsi="Arvo"/>
+          <w:sz w:val="20"/>
+          <w:szCs w:val="20"/>
+        </w:rPr>
+        <w:t>.</w:t>
+      </w:r>
+    </w:p>
+    <w:p>
+      <w:pPr>
+        <w:pStyle w:val="PargrafodaLista"/>
+        <w:spacing w:line="276" w:lineRule="auto"/>
+        <w:rPr>
+          <w:rFonts w:ascii="Arvo" w:hAnsi="Arvo"/>
+          <w:sz w:val="20"/>
+          <w:szCs w:val="20"/>
         </w:rPr>
       </w:pPr>
     </w:p>
@@ -2181,8 +2029,10 @@
           <w:numId w:val="2"/>
         </w:numPr>
         <w:snapToGrid w:val="0"/>
+        <w:spacing w:line="276" w:lineRule="auto"/>
         <w:ind w:left="709" w:hanging="709"/>
         <w:rPr>
+          <w:rFonts w:ascii="Arvo" w:hAnsi="Arvo"/>
           <w:b/>
           <w:bCs/>
           <w:smallCaps/>
@@ -2192,6 +2042,7 @@
       </w:pPr>
       <w:r>
         <w:rPr>
+          <w:rFonts w:ascii="Arvo" w:hAnsi="Arvo"/>
           <w:b/>
           <w:bCs/>
           <w:smallCaps/>
@@ -2205,7 +2056,9 @@
       <w:pPr>
         <w:keepNext/>
         <w:snapToGrid w:val="0"/>
-        <w:rPr>
+        <w:spacing w:line="276" w:lineRule="auto"/>
+        <w:rPr>
+          <w:rFonts w:ascii="Arvo" w:hAnsi="Arvo"/>
           <w:sz w:val="20"/>
           <w:szCs w:val="20"/>
         </w:rPr>
@@ -2219,22 +2072,26 @@
           <w:numId w:val="2"/>
         </w:numPr>
         <w:snapToGrid w:val="0"/>
+        <w:spacing w:line="276" w:lineRule="auto"/>
         <w:ind w:hanging="720"/>
         <w:jc w:val="both"/>
         <w:rPr>
-          <w:sz w:val="20"/>
-          <w:szCs w:val="20"/>
-        </w:rPr>
-      </w:pPr>
-      <w:r>
-        <w:rPr>
-          <w:sz w:val="20"/>
-          <w:szCs w:val="20"/>
-        </w:rPr>
-        <w:t>Os honorários devidos em razão da prestação dos serviços jurídicos e as respectivas condições de pagamento</w:t>
-      </w:r>
-      <w:r>
-        <w:rPr>
+          <w:rFonts w:ascii="Arvo" w:hAnsi="Arvo"/>
+          <w:sz w:val="20"/>
+          <w:szCs w:val="20"/>
+        </w:rPr>
+      </w:pPr>
+      <w:r>
+        <w:rPr>
+          <w:rFonts w:ascii="Arvo" w:hAnsi="Arvo"/>
+          <w:sz w:val="20"/>
+          <w:szCs w:val="20"/>
+        </w:rPr>
+        <w:t>Os honorários devidos em razão da prestação dos serviços jurídicos e as condições de pagamento</w:t>
+      </w:r>
+      <w:r>
+        <w:rPr>
+          <w:rFonts w:ascii="Arvo" w:hAnsi="Arvo"/>
           <w:sz w:val="20"/>
           <w:szCs w:val="20"/>
         </w:rPr>
@@ -2242,6 +2099,7 @@
       </w:r>
       <w:r>
         <w:rPr>
+          <w:rFonts w:ascii="Arvo" w:hAnsi="Arvo"/>
           <w:sz w:val="20"/>
           <w:szCs w:val="20"/>
         </w:rPr>
@@ -2249,6 +2107,7 @@
       </w:r>
       <w:r>
         <w:rPr>
+          <w:rFonts w:ascii="Arvo" w:hAnsi="Arvo"/>
           <w:sz w:val="20"/>
           <w:szCs w:val="20"/>
         </w:rPr>
@@ -2256,6 +2115,7 @@
       </w:r>
       <w:r>
         <w:rPr>
+          <w:rFonts w:ascii="Arvo" w:hAnsi="Arvo"/>
           <w:sz w:val="20"/>
           <w:szCs w:val="20"/>
         </w:rPr>
@@ -2263,6 +2123,7 @@
       </w:r>
       <w:r>
         <w:rPr>
+          <w:rFonts w:ascii="Arvo" w:hAnsi="Arvo"/>
           <w:sz w:val="20"/>
           <w:szCs w:val="20"/>
         </w:rPr>
@@ -2270,13 +2131,23 @@
       </w:r>
       <w:r>
         <w:rPr>
-          <w:sz w:val="20"/>
-          <w:szCs w:val="20"/>
-        </w:rPr>
-        <w:t>Os valores estabelecidos serão anualmente reajustados</w:t>
-      </w:r>
-      <w:r>
-        <w:rPr>
+          <w:rFonts w:ascii="Arvo" w:hAnsi="Arvo"/>
+          <w:sz w:val="20"/>
+          <w:szCs w:val="20"/>
+        </w:rPr>
+        <w:t>Todos os</w:t>
+      </w:r>
+      <w:r>
+        <w:rPr>
+          <w:rFonts w:ascii="Arvo" w:hAnsi="Arvo"/>
+          <w:sz w:val="20"/>
+          <w:szCs w:val="20"/>
+        </w:rPr>
+        <w:t xml:space="preserve"> valores estabelecidos serão anualmente reajustados</w:t>
+      </w:r>
+      <w:r>
+        <w:rPr>
+          <w:rFonts w:ascii="Arvo" w:hAnsi="Arvo"/>
           <w:sz w:val="20"/>
           <w:szCs w:val="20"/>
         </w:rPr>
@@ -2284,6 +2155,7 @@
       </w:r>
       <w:r>
         <w:rPr>
+          <w:rFonts w:ascii="Arvo" w:hAnsi="Arvo"/>
           <w:sz w:val="20"/>
           <w:szCs w:val="20"/>
         </w:rPr>
@@ -2291,6 +2163,7 @@
       </w:r>
       <w:r>
         <w:rPr>
+          <w:rFonts w:ascii="Arvo" w:hAnsi="Arvo"/>
           <w:sz w:val="20"/>
           <w:szCs w:val="20"/>
         </w:rPr>
@@ -2298,6 +2171,7 @@
       </w:r>
       <w:r>
         <w:rPr>
+          <w:rFonts w:ascii="Arvo" w:hAnsi="Arvo"/>
           <w:sz w:val="20"/>
           <w:szCs w:val="20"/>
         </w:rPr>
@@ -2305,6 +2179,7 @@
       </w:r>
       <w:r>
         <w:rPr>
+          <w:rFonts w:ascii="Arvo" w:hAnsi="Arvo"/>
           <w:sz w:val="20"/>
           <w:szCs w:val="20"/>
         </w:rPr>
@@ -2312,6 +2187,7 @@
       </w:r>
       <w:r>
         <w:rPr>
+          <w:rFonts w:ascii="Arvo" w:hAnsi="Arvo"/>
           <w:sz w:val="20"/>
           <w:szCs w:val="20"/>
         </w:rPr>
@@ -2322,9 +2198,11 @@
       <w:pPr>
         <w:pStyle w:val="PargrafodaLista"/>
         <w:snapToGrid w:val="0"/>
+        <w:spacing w:line="276" w:lineRule="auto"/>
         <w:ind w:left="720"/>
         <w:jc w:val="both"/>
         <w:rPr>
+          <w:rFonts w:ascii="Arvo" w:hAnsi="Arvo"/>
           <w:sz w:val="20"/>
           <w:szCs w:val="20"/>
         </w:rPr>
@@ -2338,15 +2216,18 @@
           <w:numId w:val="2"/>
         </w:numPr>
         <w:snapToGrid w:val="0"/>
+        <w:spacing w:line="276" w:lineRule="auto"/>
         <w:ind w:hanging="720"/>
         <w:jc w:val="both"/>
         <w:rPr>
-          <w:sz w:val="20"/>
-          <w:szCs w:val="20"/>
-        </w:rPr>
-      </w:pPr>
-      <w:r>
-        <w:rPr>
+          <w:rFonts w:ascii="Arvo" w:hAnsi="Arvo"/>
+          <w:sz w:val="20"/>
+          <w:szCs w:val="20"/>
+        </w:rPr>
+      </w:pPr>
+      <w:r>
+        <w:rPr>
+          <w:rFonts w:ascii="Arvo" w:hAnsi="Arvo"/>
           <w:sz w:val="20"/>
           <w:szCs w:val="20"/>
         </w:rPr>
@@ -2354,6 +2235,7 @@
       </w:r>
       <w:r>
         <w:rPr>
+          <w:rFonts w:ascii="Arvo" w:hAnsi="Arvo"/>
           <w:sz w:val="20"/>
           <w:szCs w:val="20"/>
         </w:rPr>
@@ -2361,6 +2243,7 @@
       </w:r>
       <w:r>
         <w:rPr>
+          <w:rFonts w:ascii="Arvo" w:hAnsi="Arvo"/>
           <w:sz w:val="20"/>
           <w:szCs w:val="20"/>
         </w:rPr>
@@ -2368,6 +2251,7 @@
       </w:r>
       <w:r>
         <w:rPr>
+          <w:rFonts w:ascii="Arvo" w:hAnsi="Arvo"/>
           <w:sz w:val="20"/>
           <w:szCs w:val="20"/>
         </w:rPr>
@@ -2375,6 +2259,7 @@
       </w:r>
       <w:r>
         <w:rPr>
+          <w:rFonts w:ascii="Arvo" w:hAnsi="Arvo"/>
           <w:sz w:val="20"/>
           <w:szCs w:val="20"/>
         </w:rPr>
@@ -2385,7 +2270,9 @@
       <w:pPr>
         <w:pStyle w:val="PargrafodaLista"/>
         <w:snapToGrid w:val="0"/>
-        <w:rPr>
+        <w:spacing w:line="276" w:lineRule="auto"/>
+        <w:rPr>
+          <w:rFonts w:ascii="Arvo" w:hAnsi="Arvo"/>
           <w:sz w:val="20"/>
           <w:szCs w:val="20"/>
         </w:rPr>
@@ -2399,15 +2286,18 @@
           <w:numId w:val="2"/>
         </w:numPr>
         <w:snapToGrid w:val="0"/>
+        <w:spacing w:line="276" w:lineRule="auto"/>
         <w:ind w:hanging="720"/>
         <w:jc w:val="both"/>
         <w:rPr>
-          <w:sz w:val="20"/>
-          <w:szCs w:val="20"/>
-        </w:rPr>
-      </w:pPr>
-      <w:r>
-        <w:rPr>
+          <w:rFonts w:ascii="Arvo" w:hAnsi="Arvo"/>
+          <w:sz w:val="20"/>
+          <w:szCs w:val="20"/>
+        </w:rPr>
+      </w:pPr>
+      <w:r>
+        <w:rPr>
+          <w:rFonts w:ascii="Arvo" w:hAnsi="Arvo"/>
           <w:sz w:val="20"/>
           <w:szCs w:val="20"/>
         </w:rPr>
@@ -2416,6 +2306,7 @@
       </w:r>
       <w:r>
         <w:rPr>
+          <w:rFonts w:ascii="Arvo" w:hAnsi="Arvo"/>
           <w:sz w:val="20"/>
           <w:szCs w:val="20"/>
         </w:rPr>
@@ -2423,6 +2314,7 @@
       </w:r>
       <w:r>
         <w:rPr>
+          <w:rFonts w:ascii="Arvo" w:hAnsi="Arvo"/>
           <w:sz w:val="20"/>
           <w:szCs w:val="20"/>
         </w:rPr>
@@ -2430,6 +2322,7 @@
       </w:r>
       <w:r>
         <w:rPr>
+          <w:rFonts w:ascii="Arvo" w:hAnsi="Arvo"/>
           <w:sz w:val="20"/>
           <w:szCs w:val="20"/>
         </w:rPr>
@@ -2437,13 +2330,15 @@
       </w:r>
       <w:r>
         <w:rPr>
-          <w:sz w:val="20"/>
-          <w:szCs w:val="20"/>
-        </w:rPr>
-        <w:t xml:space="preserve"> de correção monetária pelo IPCA/IBGE, acumulado entre o vencimento e a data do efetivo pagamento, juros moratórios </w:t>
-      </w:r>
-      <w:r>
-        <w:rPr>
+          <w:rFonts w:ascii="Arvo" w:hAnsi="Arvo"/>
+          <w:sz w:val="20"/>
+          <w:szCs w:val="20"/>
+        </w:rPr>
+        <w:t xml:space="preserve"> de juros moratórios </w:t>
+      </w:r>
+      <w:r>
+        <w:rPr>
+          <w:rFonts w:ascii="Arvo" w:hAnsi="Arvo"/>
           <w:sz w:val="20"/>
           <w:szCs w:val="20"/>
         </w:rPr>
@@ -2451,13 +2346,23 @@
       </w:r>
       <w:r>
         <w:rPr>
-          <w:sz w:val="20"/>
-          <w:szCs w:val="20"/>
-        </w:rPr>
-        <w:t xml:space="preserve"> e multa moratória de </w:t>
-      </w:r>
-      <w:r>
-        <w:rPr>
+          <w:rFonts w:ascii="Arvo" w:hAnsi="Arvo"/>
+          <w:sz w:val="20"/>
+          <w:szCs w:val="20"/>
+        </w:rPr>
+        <w:t>,</w:t>
+      </w:r>
+      <w:r>
+        <w:rPr>
+          <w:rFonts w:ascii="Arvo" w:hAnsi="Arvo"/>
+          <w:sz w:val="20"/>
+          <w:szCs w:val="20"/>
+        </w:rPr>
+        <w:t xml:space="preserve"> multa moratória de </w:t>
+      </w:r>
+      <w:r>
+        <w:rPr>
+          <w:rFonts w:ascii="Arvo" w:hAnsi="Arvo"/>
           <w:sz w:val="20"/>
           <w:szCs w:val="20"/>
         </w:rPr>
@@ -2465,6 +2370,7 @@
       </w:r>
       <w:r>
         <w:rPr>
+          <w:rFonts w:ascii="Arvo" w:hAnsi="Arvo"/>
           <w:sz w:val="20"/>
           <w:szCs w:val="20"/>
         </w:rPr>
@@ -2472,6 +2378,7 @@
       </w:r>
       <w:r>
         <w:rPr>
+          <w:rFonts w:ascii="Arvo" w:hAnsi="Arvo"/>
           <w:sz w:val="20"/>
           <w:szCs w:val="20"/>
         </w:rPr>
@@ -2479,13 +2386,31 @@
       </w:r>
       <w:r>
         <w:rPr>
-          <w:sz w:val="20"/>
-          <w:szCs w:val="20"/>
-        </w:rPr>
-        <w:t xml:space="preserve"> por cento) sobre o valor em aberto, apurados </w:t>
-      </w:r>
-      <w:r>
-        <w:rPr>
+          <w:rFonts w:ascii="Arvo" w:hAnsi="Arvo"/>
+          <w:sz w:val="20"/>
+          <w:szCs w:val="20"/>
+        </w:rPr>
+        <w:t xml:space="preserve"> por cento) sobre o valor em </w:t>
+      </w:r>
+      <w:r>
+        <w:rPr>
+          <w:rFonts w:ascii="Arvo" w:hAnsi="Arvo"/>
+          <w:sz w:val="20"/>
+          <w:szCs w:val="20"/>
+        </w:rPr>
+        <w:t>atraso e correção monetária pelo IPCA/IBGE, acumulado entre o vencimento e a data do efetivo pagamento</w:t>
+      </w:r>
+      <w:r>
+        <w:rPr>
+          <w:rFonts w:ascii="Arvo" w:hAnsi="Arvo"/>
+          <w:sz w:val="20"/>
+          <w:szCs w:val="20"/>
+        </w:rPr>
+        <w:t xml:space="preserve">, apurados </w:t>
+      </w:r>
+      <w:r>
+        <w:rPr>
+          <w:rFonts w:ascii="Arvo" w:hAnsi="Arvo"/>
           <w:i/>
           <w:iCs/>
           <w:sz w:val="20"/>
@@ -2495,17 +2420,50 @@
       </w:r>
       <w:r>
         <w:rPr>
-          <w:sz w:val="20"/>
-          <w:szCs w:val="20"/>
-        </w:rPr>
-        <w:t>, sem prejuízo das demais medidas legais cabíveis.</w:t>
-      </w:r>
-    </w:p>
-    <w:p>
-      <w:pPr>
-        <w:pStyle w:val="PargrafodaLista"/>
-        <w:snapToGrid w:val="0"/>
-        <w:rPr>
+          <w:rFonts w:ascii="Arvo" w:hAnsi="Arvo"/>
+          <w:sz w:val="20"/>
+          <w:szCs w:val="20"/>
+        </w:rPr>
+        <w:t>.</w:t>
+      </w:r>
+      <w:r>
+        <w:rPr>
+          <w:rFonts w:ascii="Arvo" w:hAnsi="Arvo"/>
+          <w:sz w:val="20"/>
+          <w:szCs w:val="20"/>
+        </w:rPr>
+        <w:t xml:space="preserve"> </w:t>
+      </w:r>
+      <w:r>
+        <w:rPr>
+          <w:rFonts w:ascii="Arvo" w:hAnsi="Arvo"/>
+          <w:sz w:val="20"/>
+          <w:szCs w:val="20"/>
+        </w:rPr>
+        <w:t xml:space="preserve">Em caso de atraso superior a 10 (dez) dias, será facultado ao Contratado suspender a prestação dos serviços, </w:t>
+      </w:r>
+      <w:r>
+        <w:rPr>
+          <w:rFonts w:ascii="Arvo" w:hAnsi="Arvo"/>
+          <w:sz w:val="20"/>
+          <w:szCs w:val="20"/>
+        </w:rPr>
+        <w:t>sem prejuízo das demais medidas legais cabíveis.</w:t>
+      </w:r>
+      <w:r>
+        <w:rPr>
+          <w:rFonts w:ascii="Arvo" w:hAnsi="Arvo"/>
+          <w:sz w:val="20"/>
+          <w:szCs w:val="20"/>
+        </w:rPr>
+        <w:t xml:space="preserve"> </w:t>
+      </w:r>
+    </w:p>
+    <w:p>
+      <w:pPr>
+        <w:pStyle w:val="PargrafodaLista"/>
+        <w:rPr>
+          <w:rFonts w:ascii="Arvo" w:hAnsi="Arvo"/>
           <w:sz w:val="20"/>
           <w:szCs w:val="20"/>
         </w:rPr>
@@ -2519,26 +2477,31 @@
           <w:numId w:val="2"/>
         </w:numPr>
         <w:snapToGrid w:val="0"/>
+        <w:spacing w:line="276" w:lineRule="auto"/>
         <w:ind w:hanging="720"/>
         <w:jc w:val="both"/>
         <w:rPr>
-          <w:sz w:val="20"/>
-          <w:szCs w:val="20"/>
-        </w:rPr>
-      </w:pPr>
-      <w:r>
-        <w:rPr>
-          <w:sz w:val="20"/>
-          <w:szCs w:val="20"/>
-        </w:rPr>
-        <w:t>Na hipótese de instituição, extinção, majoração, redução ou alteração de tributos ou contribuições fiscais e parafiscais, bem como de suas bases de cálculo, alíquotas ou critérios de apuração, que comprovadamente venha a impactar os valores contratados, as Partes promoverão, de boa-fé, a revisão proporcional dos preços, para mais ou para menos, a fim de restabelecer o equilíbrio econômico-financeiro originalmente pactuado, compensando-se as diferenças na primeira oportunidade.</w:t>
-      </w:r>
-    </w:p>
-    <w:p>
-      <w:pPr>
-        <w:pStyle w:val="PargrafodaLista"/>
-        <w:snapToGrid w:val="0"/>
-        <w:rPr>
+          <w:rFonts w:ascii="Arvo" w:hAnsi="Arvo"/>
+          <w:sz w:val="20"/>
+          <w:szCs w:val="20"/>
+        </w:rPr>
+      </w:pPr>
+      <w:r>
+        <w:rPr>
+          <w:rFonts w:ascii="Arvo" w:hAnsi="Arvo"/>
+          <w:sz w:val="20"/>
+          <w:szCs w:val="20"/>
+        </w:rPr>
+        <w:t>Caso aplicável a esta Proposta, os honorários de sucumbência arbitrados em favor da parte patrocinada, nos termos do artigo 85 do Código de Processo Civil e do artigo 22 da Lei n. 8.906/1994, pertencem com exclusividade ao Contratado.</w:t>
+      </w:r>
+    </w:p>
+    <w:p>
+      <w:pPr>
+        <w:pStyle w:val="PargrafodaLista"/>
+        <w:snapToGrid w:val="0"/>
+        <w:spacing w:line="276" w:lineRule="auto"/>
+        <w:rPr>
+          <w:rFonts w:ascii="Arvo" w:hAnsi="Arvo"/>
           <w:sz w:val="20"/>
           <w:szCs w:val="20"/>
         </w:rPr>
@@ -2552,26 +2515,137 @@
           <w:numId w:val="2"/>
         </w:numPr>
         <w:snapToGrid w:val="0"/>
+        <w:spacing w:line="276" w:lineRule="auto"/>
         <w:ind w:hanging="720"/>
         <w:jc w:val="both"/>
         <w:rPr>
-          <w:sz w:val="20"/>
-          <w:szCs w:val="20"/>
-        </w:rPr>
-      </w:pPr>
-      <w:r>
-        <w:rPr>
-          <w:sz w:val="20"/>
-          <w:szCs w:val="20"/>
-        </w:rPr>
-        <w:t>Caso aplicável a esta Proposta, os honorários de sucumbência arbitrados em favor da parte patrocinada, nos termos do artigo 85 do Código de Processo Civil e do artigo 22 da Lei n. 8.906/1994, pertencem com exclusividade ao Contratado.</w:t>
-      </w:r>
-    </w:p>
-    <w:p>
-      <w:pPr>
-        <w:snapToGrid w:val="0"/>
+          <w:rFonts w:ascii="Arvo" w:hAnsi="Arvo"/>
+          <w:sz w:val="20"/>
+          <w:szCs w:val="20"/>
+        </w:rPr>
+      </w:pPr>
+      <w:r>
+        <w:rPr>
+          <w:rFonts w:ascii="Arvo" w:hAnsi="Arvo"/>
+          <w:sz w:val="20"/>
+          <w:szCs w:val="20"/>
+        </w:rPr>
+        <w:t>Na hipótese de criação, extinção ou modificação de tributos e contribuições fiscais e parafiscais, de alteração de alíquotas ou dos critérios legais de apuração da base de cálculo, bem como de instituição, ampliação ou supressão de incentivos fiscais de qualquer natureza, incluídas as isenções, reduções ou majorações incidentes sobre tributos federais, estaduais e municipais, as Partes promoverão a revisão dos preços contratados, para mais ou para menos, conforme o caso.</w:t>
+      </w:r>
+    </w:p>
+    <w:p>
+      <w:pPr>
+        <w:pStyle w:val="PargrafodaLista"/>
+        <w:rPr>
+          <w:rFonts w:ascii="Arvo" w:hAnsi="Arvo"/>
+          <w:sz w:val="20"/>
+          <w:szCs w:val="20"/>
+        </w:rPr>
+      </w:pPr>
+    </w:p>
+    <w:p>
+      <w:pPr>
+        <w:pStyle w:val="PargrafodaLista"/>
+        <w:numPr>
+          <w:ilvl w:val="1"/>
+          <w:numId w:val="2"/>
+        </w:numPr>
+        <w:snapToGrid w:val="0"/>
+        <w:spacing w:line="276" w:lineRule="auto"/>
+        <w:ind w:hanging="720"/>
         <w:jc w:val="both"/>
         <w:rPr>
+          <w:rFonts w:ascii="Arvo" w:hAnsi="Arvo"/>
+          <w:sz w:val="20"/>
+          <w:szCs w:val="20"/>
+        </w:rPr>
+      </w:pPr>
+      <w:r>
+        <w:rPr>
+          <w:rFonts w:ascii="Arvo" w:hAnsi="Arvo"/>
+          <w:sz w:val="20"/>
+          <w:szCs w:val="20"/>
+        </w:rPr>
+        <w:t>Estão compreendidas nessa cláusula as alterações decorrentes da reforma tributária instituída pela Emenda Constitucional nº 132/2023 e pela Lei Complementar nº 214/2025, notadamente aquelas relativas ao Imposto sobre Bens e Serviços</w:t>
+      </w:r>
+      <w:r>
+        <w:rPr>
+          <w:rFonts w:ascii="Arvo" w:hAnsi="Arvo"/>
+          <w:sz w:val="20"/>
+          <w:szCs w:val="20"/>
+        </w:rPr>
+        <w:t xml:space="preserve"> (IBS)</w:t>
+      </w:r>
+      <w:r>
+        <w:rPr>
+          <w:rFonts w:ascii="Arvo" w:hAnsi="Arvo"/>
+          <w:sz w:val="20"/>
+          <w:szCs w:val="20"/>
+        </w:rPr>
+        <w:t xml:space="preserve"> e à Contribuição sobre Bens e Serviços</w:t>
+      </w:r>
+      <w:r>
+        <w:rPr>
+          <w:rFonts w:ascii="Arvo" w:hAnsi="Arvo"/>
+          <w:sz w:val="20"/>
+          <w:szCs w:val="20"/>
+        </w:rPr>
+        <w:t xml:space="preserve"> (CBS)</w:t>
+      </w:r>
+      <w:r>
+        <w:rPr>
+          <w:rFonts w:ascii="Arvo" w:hAnsi="Arvo"/>
+          <w:sz w:val="20"/>
+          <w:szCs w:val="20"/>
+        </w:rPr>
+        <w:t>, bem como as modificações que se sucedam ao longo do período de transição previsto para a substituição progressiva dos tributos atualmente vigentes.</w:t>
+      </w:r>
+    </w:p>
+    <w:p>
+      <w:pPr>
+        <w:snapToGrid w:val="0"/>
+        <w:spacing w:line="276" w:lineRule="auto"/>
+        <w:jc w:val="both"/>
+        <w:rPr>
+          <w:rFonts w:ascii="Arvo" w:hAnsi="Arvo"/>
+          <w:sz w:val="20"/>
+          <w:szCs w:val="20"/>
+        </w:rPr>
+      </w:pPr>
+    </w:p>
+    <w:p>
+      <w:pPr>
+        <w:pStyle w:val="PargrafodaLista"/>
+        <w:numPr>
+          <w:ilvl w:val="1"/>
+          <w:numId w:val="2"/>
+        </w:numPr>
+        <w:snapToGrid w:val="0"/>
+        <w:spacing w:line="276" w:lineRule="auto"/>
+        <w:ind w:hanging="720"/>
+        <w:jc w:val="both"/>
+        <w:rPr>
+          <w:rFonts w:ascii="Arvo" w:hAnsi="Arvo"/>
+          <w:sz w:val="20"/>
+          <w:szCs w:val="20"/>
+        </w:rPr>
+      </w:pPr>
+      <w:r>
+        <w:rPr>
+          <w:rFonts w:ascii="Arvo" w:hAnsi="Arvo"/>
+          <w:sz w:val="20"/>
+          <w:szCs w:val="20"/>
+        </w:rPr>
+        <w:t>A revisão de preços, em qualquer caso, pressupõe a comprovação de que as alterações tributárias referidas majoraram ou reduziram, efetivamente, os ônus suportados por qualquer das Partes.</w:t>
+      </w:r>
+    </w:p>
+    <w:p>
+      <w:pPr>
+        <w:pStyle w:val="PargrafodaLista"/>
+        <w:snapToGrid w:val="0"/>
+        <w:spacing w:line="276" w:lineRule="auto"/>
+        <w:rPr>
+          <w:rFonts w:ascii="Arvo" w:hAnsi="Arvo"/>
           <w:sz w:val="20"/>
           <w:szCs w:val="20"/>
         </w:rPr>
@@ -2586,8 +2660,10 @@
           <w:numId w:val="2"/>
         </w:numPr>
         <w:snapToGrid w:val="0"/>
+        <w:spacing w:line="276" w:lineRule="auto"/>
         <w:ind w:hanging="720"/>
         <w:rPr>
+          <w:rFonts w:ascii="Arvo" w:hAnsi="Arvo"/>
           <w:b/>
           <w:bCs/>
           <w:smallCaps/>
@@ -2597,6 +2673,7 @@
       </w:pPr>
       <w:r>
         <w:rPr>
+          <w:rFonts w:ascii="Arvo" w:hAnsi="Arvo"/>
           <w:b/>
           <w:bCs/>
           <w:smallCaps/>
@@ -2609,8 +2686,10 @@
     <w:p>
       <w:pPr>
         <w:snapToGrid w:val="0"/>
+        <w:spacing w:line="276" w:lineRule="auto"/>
         <w:jc w:val="both"/>
         <w:rPr>
+          <w:rFonts w:ascii="Arvo" w:hAnsi="Arvo"/>
           <w:sz w:val="20"/>
           <w:szCs w:val="20"/>
         </w:rPr>
@@ -2624,15 +2703,18 @@
           <w:numId w:val="2"/>
         </w:numPr>
         <w:snapToGrid w:val="0"/>
+        <w:spacing w:line="276" w:lineRule="auto"/>
         <w:ind w:hanging="720"/>
         <w:jc w:val="both"/>
         <w:rPr>
-          <w:sz w:val="20"/>
-          <w:szCs w:val="20"/>
-        </w:rPr>
-      </w:pPr>
-      <w:r>
-        <w:rPr>
+          <w:rFonts w:ascii="Arvo" w:hAnsi="Arvo"/>
+          <w:sz w:val="20"/>
+          <w:szCs w:val="20"/>
+        </w:rPr>
+      </w:pPr>
+      <w:r>
+        <w:rPr>
+          <w:rFonts w:ascii="Arvo" w:hAnsi="Arvo"/>
           <w:sz w:val="20"/>
           <w:szCs w:val="20"/>
         </w:rPr>
@@ -2640,6 +2722,7 @@
       </w:r>
       <w:r>
         <w:rPr>
+          <w:rFonts w:ascii="Arvo" w:hAnsi="Arvo"/>
           <w:sz w:val="20"/>
           <w:szCs w:val="20"/>
         </w:rPr>
@@ -2647,6 +2730,7 @@
       </w:r>
       <w:r>
         <w:rPr>
+          <w:rFonts w:ascii="Arvo" w:hAnsi="Arvo"/>
           <w:sz w:val="20"/>
           <w:szCs w:val="20"/>
         </w:rPr>
@@ -2654,6 +2738,7 @@
       </w:r>
       <w:r>
         <w:rPr>
+          <w:rFonts w:ascii="Arvo" w:hAnsi="Arvo"/>
           <w:sz w:val="20"/>
           <w:szCs w:val="20"/>
         </w:rPr>
@@ -2661,6 +2746,7 @@
       </w:r>
       <w:r>
         <w:rPr>
+          <w:rFonts w:ascii="Arvo" w:hAnsi="Arvo"/>
           <w:sz w:val="20"/>
           <w:szCs w:val="20"/>
         </w:rPr>
@@ -2668,6 +2754,7 @@
       </w:r>
       <w:r>
         <w:rPr>
+          <w:rFonts w:ascii="Arvo" w:hAnsi="Arvo"/>
           <w:sz w:val="20"/>
           <w:szCs w:val="20"/>
         </w:rPr>
@@ -2675,6 +2762,7 @@
       </w:r>
       <w:r>
         <w:rPr>
+          <w:rFonts w:ascii="Arvo" w:hAnsi="Arvo"/>
           <w:sz w:val="20"/>
           <w:szCs w:val="20"/>
         </w:rPr>
@@ -2682,6 +2770,7 @@
       </w:r>
       <w:r>
         <w:rPr>
+          <w:rFonts w:ascii="Arvo" w:hAnsi="Arvo"/>
           <w:sz w:val="20"/>
           <w:szCs w:val="20"/>
         </w:rPr>
@@ -2692,9 +2781,11 @@
       <w:pPr>
         <w:pStyle w:val="PargrafodaLista"/>
         <w:snapToGrid w:val="0"/>
+        <w:spacing w:line="276" w:lineRule="auto"/>
         <w:ind w:left="720"/>
         <w:jc w:val="both"/>
         <w:rPr>
+          <w:rFonts w:ascii="Arvo" w:hAnsi="Arvo"/>
           <w:sz w:val="20"/>
           <w:szCs w:val="20"/>
         </w:rPr>
@@ -2708,15 +2799,18 @@
           <w:numId w:val="2"/>
         </w:numPr>
         <w:snapToGrid w:val="0"/>
+        <w:spacing w:line="276" w:lineRule="auto"/>
         <w:ind w:hanging="720"/>
         <w:jc w:val="both"/>
         <w:rPr>
-          <w:sz w:val="20"/>
-          <w:szCs w:val="20"/>
-        </w:rPr>
-      </w:pPr>
-      <w:r>
-        <w:rPr>
+          <w:rFonts w:ascii="Arvo" w:hAnsi="Arvo"/>
+          <w:sz w:val="20"/>
+          <w:szCs w:val="20"/>
+        </w:rPr>
+      </w:pPr>
+      <w:r>
+        <w:rPr>
+          <w:rFonts w:ascii="Arvo" w:hAnsi="Arvo"/>
           <w:sz w:val="20"/>
           <w:szCs w:val="20"/>
         </w:rPr>
@@ -2724,6 +2818,7 @@
       </w:r>
       <w:r>
         <w:rPr>
+          <w:rFonts w:ascii="Arvo" w:hAnsi="Arvo"/>
           <w:sz w:val="20"/>
           <w:szCs w:val="20"/>
         </w:rPr>
@@ -2731,6 +2826,7 @@
       </w:r>
       <w:r>
         <w:rPr>
+          <w:rFonts w:ascii="Arvo" w:hAnsi="Arvo"/>
           <w:sz w:val="20"/>
           <w:szCs w:val="20"/>
         </w:rPr>
@@ -2738,6 +2834,7 @@
       </w:r>
       <w:r>
         <w:rPr>
+          <w:rFonts w:ascii="Arvo" w:hAnsi="Arvo"/>
           <w:sz w:val="20"/>
           <w:szCs w:val="20"/>
         </w:rPr>
@@ -2745,6 +2842,7 @@
       </w:r>
       <w:r>
         <w:rPr>
+          <w:rFonts w:ascii="Arvo" w:hAnsi="Arvo"/>
           <w:sz w:val="20"/>
           <w:szCs w:val="20"/>
         </w:rPr>
@@ -2752,6 +2850,7 @@
       </w:r>
       <w:r>
         <w:rPr>
+          <w:rFonts w:ascii="Arvo" w:hAnsi="Arvo"/>
           <w:sz w:val="20"/>
           <w:szCs w:val="20"/>
         </w:rPr>
@@ -2759,6 +2858,7 @@
       </w:r>
       <w:r>
         <w:rPr>
+          <w:rFonts w:ascii="Arvo" w:hAnsi="Arvo"/>
           <w:sz w:val="20"/>
           <w:szCs w:val="20"/>
         </w:rPr>
@@ -2766,6 +2866,7 @@
       </w:r>
       <w:r>
         <w:rPr>
+          <w:rFonts w:ascii="Arvo" w:hAnsi="Arvo"/>
           <w:sz w:val="20"/>
           <w:szCs w:val="20"/>
         </w:rPr>
@@ -2773,6 +2874,7 @@
       </w:r>
       <w:r>
         <w:rPr>
+          <w:rFonts w:ascii="Arvo" w:hAnsi="Arvo"/>
           <w:sz w:val="20"/>
           <w:szCs w:val="20"/>
         </w:rPr>
@@ -2780,6 +2882,7 @@
       </w:r>
       <w:r>
         <w:rPr>
+          <w:rFonts w:ascii="Arvo" w:hAnsi="Arvo"/>
           <w:sz w:val="20"/>
           <w:szCs w:val="20"/>
         </w:rPr>
@@ -2787,6 +2890,7 @@
       </w:r>
       <w:r>
         <w:rPr>
+          <w:rFonts w:ascii="Arvo" w:hAnsi="Arvo"/>
           <w:sz w:val="20"/>
           <w:szCs w:val="20"/>
         </w:rPr>
@@ -2797,7 +2901,9 @@
       <w:pPr>
         <w:pStyle w:val="PargrafodaLista"/>
         <w:snapToGrid w:val="0"/>
-        <w:rPr>
+        <w:spacing w:line="276" w:lineRule="auto"/>
+        <w:rPr>
+          <w:rFonts w:ascii="Arvo" w:hAnsi="Arvo"/>
           <w:sz w:val="20"/>
           <w:szCs w:val="20"/>
         </w:rPr>
@@ -2812,14 +2918,17 @@
           <w:numId w:val="2"/>
         </w:numPr>
         <w:snapToGrid w:val="0"/>
+        <w:spacing w:line="276" w:lineRule="auto"/>
         <w:ind w:hanging="720"/>
         <w:rPr>
-          <w:sz w:val="20"/>
-          <w:szCs w:val="20"/>
-        </w:rPr>
-      </w:pPr>
-      <w:r>
-        <w:rPr>
+          <w:rFonts w:ascii="Arvo" w:hAnsi="Arvo"/>
+          <w:sz w:val="20"/>
+          <w:szCs w:val="20"/>
+        </w:rPr>
+      </w:pPr>
+      <w:r>
+        <w:rPr>
+          <w:rFonts w:ascii="Arvo" w:hAnsi="Arvo"/>
           <w:b/>
           <w:bCs/>
           <w:smallCaps/>
@@ -2834,8 +2943,10 @@
         <w:pStyle w:val="PargrafodaLista"/>
         <w:keepNext/>
         <w:snapToGrid w:val="0"/>
+        <w:spacing w:line="276" w:lineRule="auto"/>
         <w:ind w:left="720"/>
         <w:rPr>
+          <w:rFonts w:ascii="Arvo" w:hAnsi="Arvo"/>
           <w:sz w:val="20"/>
           <w:szCs w:val="20"/>
         </w:rPr>
@@ -2849,15 +2960,18 @@
           <w:numId w:val="2"/>
         </w:numPr>
         <w:snapToGrid w:val="0"/>
+        <w:spacing w:line="276" w:lineRule="auto"/>
         <w:ind w:left="709" w:hanging="709"/>
         <w:jc w:val="both"/>
         <w:rPr>
-          <w:sz w:val="20"/>
-          <w:szCs w:val="20"/>
-        </w:rPr>
-      </w:pPr>
-      <w:r>
-        <w:rPr>
+          <w:rFonts w:ascii="Arvo" w:hAnsi="Arvo"/>
+          <w:sz w:val="20"/>
+          <w:szCs w:val="20"/>
+        </w:rPr>
+      </w:pPr>
+      <w:r>
+        <w:rPr>
+          <w:rFonts w:ascii="Arvo" w:hAnsi="Arvo"/>
           <w:sz w:val="20"/>
           <w:szCs w:val="20"/>
         </w:rPr>
@@ -2865,16 +2979,44 @@
       </w:r>
       <w:r>
         <w:rPr>
-          <w:sz w:val="20"/>
-          <w:szCs w:val="20"/>
-        </w:rPr>
-        <w:t>as Partes, sendo facultado a qualquer delas promover o seu encerramento mediante notificação por escrito à outra Parte, com antecedência mínima de 60 (sessenta) dias.</w:t>
-      </w:r>
-    </w:p>
-    <w:p>
-      <w:pPr>
-        <w:pStyle w:val="PargrafodaLista"/>
-        <w:rPr>
+          <w:rFonts w:ascii="Arvo" w:hAnsi="Arvo"/>
+          <w:sz w:val="20"/>
+          <w:szCs w:val="20"/>
+        </w:rPr>
+        <w:t xml:space="preserve">as Partes, sendo facultado a qualquer delas promover o seu encerramento mediante notificação por escrito à outra Parte, com </w:t>
+      </w:r>
+      <w:r>
+        <w:rPr>
+          <w:rFonts w:ascii="Arvo" w:hAnsi="Arvo"/>
+          <w:sz w:val="20"/>
+          <w:szCs w:val="20"/>
+        </w:rPr>
+        <w:lastRenderedPageBreak/>
+        <w:t>antecedência mínima de 60 (sessenta) dias</w:t>
+      </w:r>
+      <w:r>
+        <w:rPr>
+          <w:rFonts w:ascii="Arvo" w:hAnsi="Arvo"/>
+          <w:sz w:val="20"/>
+          <w:szCs w:val="20"/>
+        </w:rPr>
+        <w:t>, durante os quais o Contratado permanecerá obrigado a prestar os serviços em curso e a adotar as providências necessárias à regular transição, caso aplicável</w:t>
+      </w:r>
+      <w:r>
+        <w:rPr>
+          <w:rFonts w:ascii="Arvo" w:hAnsi="Arvo"/>
+          <w:sz w:val="20"/>
+          <w:szCs w:val="20"/>
+        </w:rPr>
+        <w:t>.</w:t>
+      </w:r>
+    </w:p>
+    <w:p>
+      <w:pPr>
+        <w:pStyle w:val="PargrafodaLista"/>
+        <w:spacing w:line="276" w:lineRule="auto"/>
+        <w:rPr>
+          <w:rFonts w:ascii="Arvo" w:hAnsi="Arvo"/>
           <w:sz w:val="20"/>
           <w:szCs w:val="20"/>
         </w:rPr>
@@ -2888,15 +3030,18 @@
           <w:numId w:val="2"/>
         </w:numPr>
         <w:snapToGrid w:val="0"/>
+        <w:spacing w:line="276" w:lineRule="auto"/>
         <w:ind w:left="709" w:hanging="709"/>
         <w:jc w:val="both"/>
         <w:rPr>
-          <w:sz w:val="20"/>
-          <w:szCs w:val="20"/>
-        </w:rPr>
-      </w:pPr>
-      <w:r>
-        <w:rPr>
+          <w:rFonts w:ascii="Arvo" w:hAnsi="Arvo"/>
+          <w:sz w:val="20"/>
+          <w:szCs w:val="20"/>
+        </w:rPr>
+      </w:pPr>
+      <w:r>
+        <w:rPr>
+          <w:rFonts w:ascii="Arvo" w:hAnsi="Arvo"/>
           <w:sz w:val="20"/>
           <w:szCs w:val="20"/>
         </w:rPr>
@@ -2904,6 +3049,7 @@
       </w:r>
       <w:r>
         <w:rPr>
+          <w:rFonts w:ascii="Arvo" w:hAnsi="Arvo"/>
           <w:sz w:val="20"/>
           <w:szCs w:val="20"/>
         </w:rPr>
@@ -2911,6 +3057,7 @@
       </w:r>
       <w:r>
         <w:rPr>
+          <w:rFonts w:ascii="Arvo" w:hAnsi="Arvo"/>
           <w:sz w:val="20"/>
           <w:szCs w:val="20"/>
         </w:rPr>
@@ -2918,6 +3065,7 @@
       </w:r>
       <w:r>
         <w:rPr>
+          <w:rFonts w:ascii="Arvo" w:hAnsi="Arvo"/>
           <w:sz w:val="20"/>
           <w:szCs w:val="20"/>
         </w:rPr>
@@ -2925,6 +3073,7 @@
       </w:r>
       <w:r>
         <w:rPr>
+          <w:rFonts w:ascii="Arvo" w:hAnsi="Arvo"/>
           <w:sz w:val="20"/>
           <w:szCs w:val="20"/>
         </w:rPr>
@@ -2932,6 +3081,7 @@
       </w:r>
       <w:r>
         <w:rPr>
+          <w:rFonts w:ascii="Arvo" w:hAnsi="Arvo"/>
           <w:sz w:val="20"/>
           <w:szCs w:val="20"/>
         </w:rPr>
@@ -2941,8 +3091,10 @@
     <w:p>
       <w:pPr>
         <w:snapToGrid w:val="0"/>
+        <w:spacing w:line="276" w:lineRule="auto"/>
         <w:jc w:val="both"/>
         <w:rPr>
+          <w:rFonts w:ascii="Arvo" w:hAnsi="Arvo"/>
           <w:sz w:val="20"/>
           <w:szCs w:val="20"/>
         </w:rPr>
@@ -2957,25 +3109,30 @@
           <w:numId w:val="2"/>
         </w:numPr>
         <w:snapToGrid w:val="0"/>
+        <w:spacing w:line="276" w:lineRule="auto"/>
         <w:ind w:hanging="720"/>
         <w:rPr>
-          <w:sz w:val="20"/>
-          <w:szCs w:val="20"/>
-        </w:rPr>
-      </w:pPr>
-      <w:r>
-        <w:rPr>
+          <w:rFonts w:ascii="Arvo" w:hAnsi="Arvo"/>
+          <w:sz w:val="20"/>
+          <w:szCs w:val="20"/>
+        </w:rPr>
+      </w:pPr>
+      <w:r>
+        <w:rPr>
+          <w:rFonts w:ascii="Arvo" w:hAnsi="Arvo"/>
           <w:b/>
           <w:sz w:val="20"/>
           <w:szCs w:val="20"/>
         </w:rPr>
-        <w:t>DAS OBRIGAÇÕES DO CONTRATADO</w:t>
-      </w:r>
-    </w:p>
-    <w:p>
-      <w:pPr>
-        <w:pStyle w:val="PargrafodaLista"/>
-        <w:rPr>
+        <w:t>OBRIGAÇÕES DO CONTRATADO</w:t>
+      </w:r>
+    </w:p>
+    <w:p>
+      <w:pPr>
+        <w:pStyle w:val="PargrafodaLista"/>
+        <w:spacing w:line="276" w:lineRule="auto"/>
+        <w:rPr>
+          <w:rFonts w:ascii="Arvo" w:hAnsi="Arvo"/>
           <w:sz w:val="20"/>
           <w:szCs w:val="20"/>
         </w:rPr>
@@ -2989,15 +3146,18 @@
           <w:numId w:val="2"/>
         </w:numPr>
         <w:snapToGrid w:val="0"/>
+        <w:spacing w:line="276" w:lineRule="auto"/>
         <w:ind w:left="709" w:hanging="709"/>
         <w:jc w:val="both"/>
         <w:rPr>
-          <w:sz w:val="20"/>
-          <w:szCs w:val="20"/>
-        </w:rPr>
-      </w:pPr>
-      <w:r>
-        <w:rPr>
+          <w:rFonts w:ascii="Arvo" w:hAnsi="Arvo"/>
+          <w:sz w:val="20"/>
+          <w:szCs w:val="20"/>
+        </w:rPr>
+      </w:pPr>
+      <w:r>
+        <w:rPr>
+          <w:rFonts w:ascii="Arvo" w:hAnsi="Arvo"/>
           <w:sz w:val="20"/>
           <w:szCs w:val="20"/>
         </w:rPr>
@@ -3007,7 +3167,9 @@
     <w:p>
       <w:pPr>
         <w:pStyle w:val="PargrafodaLista"/>
-        <w:rPr>
+        <w:spacing w:line="276" w:lineRule="auto"/>
+        <w:rPr>
+          <w:rFonts w:ascii="Arvo" w:hAnsi="Arvo"/>
           <w:sz w:val="20"/>
           <w:szCs w:val="20"/>
         </w:rPr>
@@ -3021,15 +3183,18 @@
           <w:numId w:val="2"/>
         </w:numPr>
         <w:snapToGrid w:val="0"/>
+        <w:spacing w:line="276" w:lineRule="auto"/>
         <w:ind w:left="709" w:hanging="709"/>
         <w:jc w:val="both"/>
         <w:rPr>
-          <w:sz w:val="20"/>
-          <w:szCs w:val="20"/>
-        </w:rPr>
-      </w:pPr>
-      <w:r>
-        <w:rPr>
+          <w:rFonts w:ascii="Arvo" w:hAnsi="Arvo"/>
+          <w:sz w:val="20"/>
+          <w:szCs w:val="20"/>
+        </w:rPr>
+      </w:pPr>
+      <w:r>
+        <w:rPr>
+          <w:rFonts w:ascii="Arvo" w:hAnsi="Arvo"/>
           <w:sz w:val="20"/>
           <w:szCs w:val="20"/>
         </w:rPr>
@@ -3037,6 +3202,7 @@
       </w:r>
       <w:r>
         <w:rPr>
+          <w:rFonts w:ascii="Arvo" w:hAnsi="Arvo"/>
           <w:sz w:val="20"/>
           <w:szCs w:val="20"/>
         </w:rPr>
@@ -3044,6 +3210,7 @@
       </w:r>
       <w:r>
         <w:rPr>
+          <w:rFonts w:ascii="Arvo" w:hAnsi="Arvo"/>
           <w:sz w:val="20"/>
           <w:szCs w:val="20"/>
         </w:rPr>
@@ -3051,6 +3218,7 @@
       </w:r>
       <w:r>
         <w:rPr>
+          <w:rFonts w:ascii="Arvo" w:hAnsi="Arvo"/>
           <w:sz w:val="20"/>
           <w:szCs w:val="20"/>
         </w:rPr>
@@ -3058,6 +3226,7 @@
       </w:r>
       <w:r>
         <w:rPr>
+          <w:rFonts w:ascii="Arvo" w:hAnsi="Arvo"/>
           <w:sz w:val="20"/>
           <w:szCs w:val="20"/>
         </w:rPr>
@@ -3067,7 +3236,9 @@
     <w:p>
       <w:pPr>
         <w:pStyle w:val="PargrafodaLista"/>
-        <w:rPr>
+        <w:spacing w:line="276" w:lineRule="auto"/>
+        <w:rPr>
+          <w:rFonts w:ascii="Arvo" w:hAnsi="Arvo"/>
           <w:sz w:val="20"/>
           <w:szCs w:val="20"/>
         </w:rPr>
@@ -3081,15 +3252,18 @@
           <w:numId w:val="2"/>
         </w:numPr>
         <w:snapToGrid w:val="0"/>
+        <w:spacing w:line="276" w:lineRule="auto"/>
         <w:ind w:left="709" w:hanging="709"/>
         <w:jc w:val="both"/>
         <w:rPr>
-          <w:sz w:val="20"/>
-          <w:szCs w:val="20"/>
-        </w:rPr>
-      </w:pPr>
-      <w:r>
-        <w:rPr>
+          <w:rFonts w:ascii="Arvo" w:hAnsi="Arvo"/>
+          <w:sz w:val="20"/>
+          <w:szCs w:val="20"/>
+        </w:rPr>
+      </w:pPr>
+      <w:r>
+        <w:rPr>
+          <w:rFonts w:ascii="Arvo" w:hAnsi="Arvo"/>
           <w:sz w:val="20"/>
           <w:szCs w:val="20"/>
         </w:rPr>
@@ -3097,6 +3271,7 @@
       </w:r>
       <w:r>
         <w:rPr>
+          <w:rFonts w:ascii="Arvo" w:hAnsi="Arvo"/>
           <w:sz w:val="20"/>
           <w:szCs w:val="20"/>
         </w:rPr>
@@ -3104,6 +3279,7 @@
       </w:r>
       <w:r>
         <w:rPr>
+          <w:rFonts w:ascii="Arvo" w:hAnsi="Arvo"/>
           <w:sz w:val="20"/>
           <w:szCs w:val="20"/>
         </w:rPr>
@@ -3111,6 +3287,7 @@
       </w:r>
       <w:r>
         <w:rPr>
+          <w:rFonts w:ascii="Arvo" w:hAnsi="Arvo"/>
           <w:sz w:val="20"/>
           <w:szCs w:val="20"/>
         </w:rPr>
@@ -3120,7 +3297,9 @@
     <w:p>
       <w:pPr>
         <w:pStyle w:val="PargrafodaLista"/>
-        <w:rPr>
+        <w:spacing w:line="276" w:lineRule="auto"/>
+        <w:rPr>
+          <w:rFonts w:ascii="Arvo" w:hAnsi="Arvo"/>
           <w:sz w:val="20"/>
           <w:szCs w:val="20"/>
         </w:rPr>
@@ -3134,15 +3313,18 @@
           <w:numId w:val="2"/>
         </w:numPr>
         <w:snapToGrid w:val="0"/>
+        <w:spacing w:line="276" w:lineRule="auto"/>
         <w:ind w:left="709" w:hanging="709"/>
         <w:jc w:val="both"/>
         <w:rPr>
-          <w:sz w:val="20"/>
-          <w:szCs w:val="20"/>
-        </w:rPr>
-      </w:pPr>
-      <w:r>
-        <w:rPr>
+          <w:rFonts w:ascii="Arvo" w:hAnsi="Arvo"/>
+          <w:sz w:val="20"/>
+          <w:szCs w:val="20"/>
+        </w:rPr>
+      </w:pPr>
+      <w:r>
+        <w:rPr>
+          <w:rFonts w:ascii="Arvo" w:hAnsi="Arvo"/>
           <w:sz w:val="20"/>
           <w:szCs w:val="20"/>
         </w:rPr>
@@ -3150,6 +3332,7 @@
       </w:r>
       <w:r>
         <w:rPr>
+          <w:rFonts w:ascii="Arvo" w:hAnsi="Arvo"/>
           <w:sz w:val="20"/>
           <w:szCs w:val="20"/>
         </w:rPr>
@@ -3159,7 +3342,9 @@
     <w:p>
       <w:pPr>
         <w:pStyle w:val="PargrafodaLista"/>
-        <w:rPr>
+        <w:spacing w:line="276" w:lineRule="auto"/>
+        <w:rPr>
+          <w:rFonts w:ascii="Arvo" w:hAnsi="Arvo"/>
           <w:sz w:val="20"/>
           <w:szCs w:val="20"/>
         </w:rPr>
@@ -3173,15 +3358,18 @@
           <w:numId w:val="2"/>
         </w:numPr>
         <w:snapToGrid w:val="0"/>
+        <w:spacing w:line="276" w:lineRule="auto"/>
         <w:ind w:left="709" w:hanging="709"/>
         <w:jc w:val="both"/>
         <w:rPr>
-          <w:sz w:val="20"/>
-          <w:szCs w:val="20"/>
-        </w:rPr>
-      </w:pPr>
-      <w:r>
-        <w:rPr>
+          <w:rFonts w:ascii="Arvo" w:hAnsi="Arvo"/>
+          <w:sz w:val="20"/>
+          <w:szCs w:val="20"/>
+        </w:rPr>
+      </w:pPr>
+      <w:r>
+        <w:rPr>
+          <w:rFonts w:ascii="Arvo" w:hAnsi="Arvo"/>
           <w:sz w:val="20"/>
           <w:szCs w:val="20"/>
         </w:rPr>
@@ -3189,6 +3377,7 @@
       </w:r>
       <w:r>
         <w:rPr>
+          <w:rFonts w:ascii="Arvo" w:hAnsi="Arvo"/>
           <w:sz w:val="20"/>
           <w:szCs w:val="20"/>
         </w:rPr>
@@ -3196,6 +3385,7 @@
       </w:r>
       <w:r>
         <w:rPr>
+          <w:rFonts w:ascii="Arvo" w:hAnsi="Arvo"/>
           <w:sz w:val="20"/>
           <w:szCs w:val="20"/>
         </w:rPr>
@@ -3205,7 +3395,9 @@
     <w:p>
       <w:pPr>
         <w:pStyle w:val="PargrafodaLista"/>
-        <w:rPr>
+        <w:spacing w:line="276" w:lineRule="auto"/>
+        <w:rPr>
+          <w:rFonts w:ascii="Arvo" w:hAnsi="Arvo"/>
           <w:sz w:val="20"/>
           <w:szCs w:val="20"/>
         </w:rPr>
@@ -3219,26 +3411,30 @@
           <w:numId w:val="2"/>
         </w:numPr>
         <w:snapToGrid w:val="0"/>
+        <w:spacing w:line="276" w:lineRule="auto"/>
         <w:ind w:left="709" w:hanging="709"/>
         <w:jc w:val="both"/>
         <w:rPr>
-          <w:sz w:val="20"/>
-          <w:szCs w:val="20"/>
-        </w:rPr>
-      </w:pPr>
-      <w:r>
-        <w:rPr>
-          <w:sz w:val="20"/>
-          <w:szCs w:val="20"/>
-        </w:rPr>
-        <w:lastRenderedPageBreak/>
+          <w:rFonts w:ascii="Arvo" w:hAnsi="Arvo"/>
+          <w:sz w:val="20"/>
+          <w:szCs w:val="20"/>
+        </w:rPr>
+      </w:pPr>
+      <w:r>
+        <w:rPr>
+          <w:rFonts w:ascii="Arvo" w:hAnsi="Arvo"/>
+          <w:sz w:val="20"/>
+          <w:szCs w:val="20"/>
+        </w:rPr>
         <w:t>Emitir os documentos fiscais correspondentes aos honorários e despesas cobrados, na forma da legislação tributária aplicável.</w:t>
       </w:r>
     </w:p>
     <w:p>
       <w:pPr>
         <w:pStyle w:val="PargrafodaLista"/>
-        <w:rPr>
+        <w:spacing w:line="276" w:lineRule="auto"/>
+        <w:rPr>
+          <w:rFonts w:ascii="Arvo" w:hAnsi="Arvo"/>
           <w:sz w:val="20"/>
           <w:szCs w:val="20"/>
         </w:rPr>
@@ -3253,25 +3449,30 @@
           <w:numId w:val="2"/>
         </w:numPr>
         <w:snapToGrid w:val="0"/>
+        <w:spacing w:line="276" w:lineRule="auto"/>
         <w:ind w:left="709" w:hanging="709"/>
         <w:rPr>
-          <w:sz w:val="20"/>
-          <w:szCs w:val="20"/>
-        </w:rPr>
-      </w:pPr>
-      <w:r>
-        <w:rPr>
+          <w:rFonts w:ascii="Arvo" w:hAnsi="Arvo"/>
+          <w:sz w:val="20"/>
+          <w:szCs w:val="20"/>
+        </w:rPr>
+      </w:pPr>
+      <w:r>
+        <w:rPr>
+          <w:rFonts w:ascii="Arvo" w:hAnsi="Arvo"/>
           <w:b/>
           <w:sz w:val="20"/>
           <w:szCs w:val="20"/>
         </w:rPr>
-        <w:t>DAS OBRIGAÇÕES DA CONTRATANTE</w:t>
-      </w:r>
-    </w:p>
-    <w:p>
-      <w:pPr>
-        <w:pStyle w:val="PargrafodaLista"/>
-        <w:rPr>
+        <w:t>OBRIGAÇÕES DA CONTRATANTE</w:t>
+      </w:r>
+    </w:p>
+    <w:p>
+      <w:pPr>
+        <w:pStyle w:val="PargrafodaLista"/>
+        <w:spacing w:line="276" w:lineRule="auto"/>
+        <w:rPr>
+          <w:rFonts w:ascii="Arvo" w:hAnsi="Arvo"/>
           <w:sz w:val="20"/>
           <w:szCs w:val="20"/>
         </w:rPr>
@@ -3285,15 +3486,18 @@
           <w:numId w:val="2"/>
         </w:numPr>
         <w:snapToGrid w:val="0"/>
+        <w:spacing w:line="276" w:lineRule="auto"/>
         <w:ind w:left="709" w:hanging="709"/>
         <w:jc w:val="both"/>
         <w:rPr>
-          <w:sz w:val="20"/>
-          <w:szCs w:val="20"/>
-        </w:rPr>
-      </w:pPr>
-      <w:r>
-        <w:rPr>
+          <w:rFonts w:ascii="Arvo" w:hAnsi="Arvo"/>
+          <w:sz w:val="20"/>
+          <w:szCs w:val="20"/>
+        </w:rPr>
+      </w:pPr>
+      <w:r>
+        <w:rPr>
+          <w:rFonts w:ascii="Arvo" w:hAnsi="Arvo"/>
           <w:sz w:val="20"/>
           <w:szCs w:val="20"/>
         </w:rPr>
@@ -3303,7 +3507,9 @@
     <w:p>
       <w:pPr>
         <w:pStyle w:val="PargrafodaLista"/>
-        <w:rPr>
+        <w:spacing w:line="276" w:lineRule="auto"/>
+        <w:rPr>
+          <w:rFonts w:ascii="Arvo" w:hAnsi="Arvo"/>
           <w:sz w:val="20"/>
           <w:szCs w:val="20"/>
         </w:rPr>
@@ -3317,22 +3523,27 @@
           <w:numId w:val="2"/>
         </w:numPr>
         <w:snapToGrid w:val="0"/>
+        <w:spacing w:line="276" w:lineRule="auto"/>
         <w:ind w:left="709" w:hanging="709"/>
         <w:jc w:val="both"/>
         <w:rPr>
-          <w:sz w:val="20"/>
-          <w:szCs w:val="20"/>
-        </w:rPr>
-      </w:pPr>
-      <w:r>
-        <w:rPr>
-          <w:sz w:val="20"/>
-          <w:szCs w:val="20"/>
-        </w:rPr>
+          <w:rFonts w:ascii="Arvo" w:hAnsi="Arvo"/>
+          <w:sz w:val="20"/>
+          <w:szCs w:val="20"/>
+        </w:rPr>
+      </w:pPr>
+      <w:r>
+        <w:rPr>
+          <w:rFonts w:ascii="Arvo" w:hAnsi="Arvo"/>
+          <w:sz w:val="20"/>
+          <w:szCs w:val="20"/>
+        </w:rPr>
+        <w:lastRenderedPageBreak/>
         <w:t xml:space="preserve">Comunicar imediatamente ao Contratado qualquer fato superveniente que possa impactar os serviços prestados, notadamente alterações societárias, notificações, intimações, decisões e prazos recebidos </w:t>
       </w:r>
       <w:r>
         <w:rPr>
+          <w:rFonts w:ascii="Arvo" w:hAnsi="Arvo"/>
           <w:sz w:val="20"/>
           <w:szCs w:val="20"/>
         </w:rPr>
@@ -3340,6 +3551,7 @@
       </w:r>
       <w:r>
         <w:rPr>
+          <w:rFonts w:ascii="Arvo" w:hAnsi="Arvo"/>
           <w:sz w:val="20"/>
           <w:szCs w:val="20"/>
         </w:rPr>
@@ -3349,7 +3561,9 @@
     <w:p>
       <w:pPr>
         <w:pStyle w:val="PargrafodaLista"/>
-        <w:rPr>
+        <w:spacing w:line="276" w:lineRule="auto"/>
+        <w:rPr>
+          <w:rFonts w:ascii="Arvo" w:hAnsi="Arvo"/>
           <w:sz w:val="20"/>
           <w:szCs w:val="20"/>
         </w:rPr>
@@ -3363,15 +3577,18 @@
           <w:numId w:val="2"/>
         </w:numPr>
         <w:snapToGrid w:val="0"/>
+        <w:spacing w:line="276" w:lineRule="auto"/>
         <w:ind w:left="709" w:hanging="709"/>
         <w:jc w:val="both"/>
         <w:rPr>
-          <w:sz w:val="20"/>
-          <w:szCs w:val="20"/>
-        </w:rPr>
-      </w:pPr>
-      <w:r>
-        <w:rPr>
+          <w:rFonts w:ascii="Arvo" w:hAnsi="Arvo"/>
+          <w:sz w:val="20"/>
+          <w:szCs w:val="20"/>
+        </w:rPr>
+      </w:pPr>
+      <w:r>
+        <w:rPr>
+          <w:rFonts w:ascii="Arvo" w:hAnsi="Arvo"/>
           <w:sz w:val="20"/>
           <w:szCs w:val="20"/>
         </w:rPr>
@@ -3379,6 +3596,7 @@
       </w:r>
       <w:r>
         <w:rPr>
+          <w:rFonts w:ascii="Arvo" w:hAnsi="Arvo"/>
           <w:sz w:val="20"/>
           <w:szCs w:val="20"/>
         </w:rPr>
@@ -3386,6 +3604,7 @@
       </w:r>
       <w:r>
         <w:rPr>
+          <w:rFonts w:ascii="Arvo" w:hAnsi="Arvo"/>
           <w:sz w:val="20"/>
           <w:szCs w:val="20"/>
         </w:rPr>
@@ -3395,7 +3614,9 @@
     <w:p>
       <w:pPr>
         <w:pStyle w:val="PargrafodaLista"/>
-        <w:rPr>
+        <w:spacing w:line="276" w:lineRule="auto"/>
+        <w:rPr>
+          <w:rFonts w:ascii="Arvo" w:hAnsi="Arvo"/>
           <w:sz w:val="20"/>
           <w:szCs w:val="20"/>
         </w:rPr>
@@ -3409,15 +3630,18 @@
           <w:numId w:val="2"/>
         </w:numPr>
         <w:snapToGrid w:val="0"/>
+        <w:spacing w:line="276" w:lineRule="auto"/>
         <w:ind w:left="709" w:hanging="709"/>
         <w:jc w:val="both"/>
         <w:rPr>
-          <w:sz w:val="20"/>
-          <w:szCs w:val="20"/>
-        </w:rPr>
-      </w:pPr>
-      <w:r>
-        <w:rPr>
+          <w:rFonts w:ascii="Arvo" w:hAnsi="Arvo"/>
+          <w:sz w:val="20"/>
+          <w:szCs w:val="20"/>
+        </w:rPr>
+      </w:pPr>
+      <w:r>
+        <w:rPr>
+          <w:rFonts w:ascii="Arvo" w:hAnsi="Arvo"/>
           <w:sz w:val="20"/>
           <w:szCs w:val="20"/>
         </w:rPr>
@@ -3427,7 +3651,9 @@
     <w:p>
       <w:pPr>
         <w:pStyle w:val="PargrafodaLista"/>
-        <w:rPr>
+        <w:spacing w:line="276" w:lineRule="auto"/>
+        <w:rPr>
+          <w:rFonts w:ascii="Arvo" w:hAnsi="Arvo"/>
           <w:sz w:val="20"/>
           <w:szCs w:val="20"/>
         </w:rPr>
@@ -3442,25 +3668,30 @@
           <w:numId w:val="2"/>
         </w:numPr>
         <w:snapToGrid w:val="0"/>
+        <w:spacing w:line="276" w:lineRule="auto"/>
         <w:ind w:hanging="720"/>
         <w:rPr>
-          <w:sz w:val="20"/>
-          <w:szCs w:val="20"/>
-        </w:rPr>
-      </w:pPr>
-      <w:r>
-        <w:rPr>
+          <w:rFonts w:ascii="Arvo" w:hAnsi="Arvo"/>
+          <w:sz w:val="20"/>
+          <w:szCs w:val="20"/>
+        </w:rPr>
+      </w:pPr>
+      <w:r>
+        <w:rPr>
+          <w:rFonts w:ascii="Arvo" w:hAnsi="Arvo"/>
           <w:b/>
           <w:sz w:val="20"/>
           <w:szCs w:val="20"/>
         </w:rPr>
-        <w:t>DA ANTICORRUPÇÃO E CONFORMIDADE</w:t>
-      </w:r>
-    </w:p>
-    <w:p>
-      <w:pPr>
-        <w:pStyle w:val="PargrafodaLista"/>
-        <w:rPr>
+        <w:t>ANTICORRUPÇÃO E CONFORMIDADE</w:t>
+      </w:r>
+    </w:p>
+    <w:p>
+      <w:pPr>
+        <w:pStyle w:val="PargrafodaLista"/>
+        <w:spacing w:line="276" w:lineRule="auto"/>
+        <w:rPr>
+          <w:rFonts w:ascii="Arvo" w:hAnsi="Arvo"/>
           <w:sz w:val="20"/>
           <w:szCs w:val="20"/>
         </w:rPr>
@@ -3474,118 +3705,26 @@
           <w:numId w:val="2"/>
         </w:numPr>
         <w:snapToGrid w:val="0"/>
+        <w:spacing w:line="276" w:lineRule="auto"/>
         <w:ind w:left="709" w:hanging="709"/>
         <w:jc w:val="both"/>
         <w:rPr>
-          <w:sz w:val="20"/>
-          <w:szCs w:val="20"/>
-        </w:rPr>
-      </w:pPr>
-      <w:r>
-        <w:rPr>
-          <w:sz w:val="20"/>
-          <w:szCs w:val="20"/>
-        </w:rPr>
-        <w:t xml:space="preserve">As Partes declaram conduzir suas atividades em estrita conformidade com a legislação anticorrupção aplicável, incluindo a Lei n. 12.846/2013, o Decreto n. 11.129/2022, a Lei n. 9.613/1998 e, quando cabíveis em razão da jurisdição das operações, a </w:t>
-      </w:r>
-      <w:proofErr w:type="spellStart"/>
-      <w:r>
-        <w:rPr>
-          <w:sz w:val="20"/>
-          <w:szCs w:val="20"/>
-        </w:rPr>
-        <w:t>Foreign</w:t>
-      </w:r>
-      <w:proofErr w:type="spellEnd"/>
-      <w:r>
-        <w:rPr>
-          <w:sz w:val="20"/>
-          <w:szCs w:val="20"/>
-        </w:rPr>
-        <w:t xml:space="preserve"> </w:t>
-      </w:r>
-      <w:proofErr w:type="spellStart"/>
-      <w:r>
-        <w:rPr>
-          <w:sz w:val="20"/>
-          <w:szCs w:val="20"/>
-        </w:rPr>
-        <w:t>Corrupt</w:t>
-      </w:r>
-      <w:proofErr w:type="spellEnd"/>
-      <w:r>
-        <w:rPr>
-          <w:sz w:val="20"/>
-          <w:szCs w:val="20"/>
-        </w:rPr>
-        <w:t xml:space="preserve"> </w:t>
-      </w:r>
-      <w:proofErr w:type="spellStart"/>
-      <w:r>
-        <w:rPr>
-          <w:sz w:val="20"/>
-          <w:szCs w:val="20"/>
-        </w:rPr>
-        <w:t>Practices</w:t>
-      </w:r>
-      <w:proofErr w:type="spellEnd"/>
-      <w:r>
-        <w:rPr>
-          <w:sz w:val="20"/>
-          <w:szCs w:val="20"/>
-        </w:rPr>
-        <w:t xml:space="preserve"> </w:t>
-      </w:r>
-      <w:proofErr w:type="spellStart"/>
-      <w:r>
-        <w:rPr>
-          <w:sz w:val="20"/>
-          <w:szCs w:val="20"/>
-        </w:rPr>
-        <w:t>Act</w:t>
-      </w:r>
-      <w:proofErr w:type="spellEnd"/>
-      <w:r>
-        <w:rPr>
-          <w:sz w:val="20"/>
-          <w:szCs w:val="20"/>
-        </w:rPr>
-        <w:t xml:space="preserve"> (FCPA) e o UK </w:t>
-      </w:r>
-      <w:proofErr w:type="spellStart"/>
-      <w:r>
-        <w:rPr>
-          <w:sz w:val="20"/>
-          <w:szCs w:val="20"/>
-        </w:rPr>
-        <w:t>Bribery</w:t>
-      </w:r>
-      <w:proofErr w:type="spellEnd"/>
-      <w:r>
-        <w:rPr>
-          <w:sz w:val="20"/>
-          <w:szCs w:val="20"/>
-        </w:rPr>
-        <w:t xml:space="preserve"> </w:t>
-      </w:r>
-      <w:proofErr w:type="spellStart"/>
-      <w:r>
-        <w:rPr>
-          <w:sz w:val="20"/>
-          <w:szCs w:val="20"/>
-        </w:rPr>
-        <w:t>Act</w:t>
-      </w:r>
-      <w:proofErr w:type="spellEnd"/>
-      <w:r>
-        <w:rPr>
-          <w:sz w:val="20"/>
-          <w:szCs w:val="20"/>
-        </w:rPr>
-        <w:t>, comprometendo-se a não oferecer, prometer, dar ou autorizar, direta ou indiretamente, qualquer vantagem indevida a agente público ou a terceiro com a finalidade de obter vantagem imprópria relacionada à execução dest</w:t>
-      </w:r>
-      <w:r>
-        <w:rPr>
+          <w:rFonts w:ascii="Arvo" w:hAnsi="Arvo"/>
+          <w:sz w:val="20"/>
+          <w:szCs w:val="20"/>
+        </w:rPr>
+      </w:pPr>
+      <w:r>
+        <w:rPr>
+          <w:rFonts w:ascii="Arvo" w:hAnsi="Arvo"/>
+          <w:sz w:val="20"/>
+          <w:szCs w:val="20"/>
+        </w:rPr>
+        <w:t>As Partes declaram conduzir suas atividades em estrita conformidade com a legislação anticorrupção aplicável, incluindo a Lei n. 12.846/2013, o Decreto n. 11.129/2022, a Lei n. 9.613/1998 e, quando cabíveis em razão da jurisdição das operações, a Foreign Corrupt Practices Act (FCPA) e o UK Bribery Act, comprometendo-se a não oferecer, prometer, dar ou autorizar, direta ou indiretamente, qualquer vantagem indevida a agente público ou a terceiro com a finalidade de obter vantagem imprópria relacionada à execução dest</w:t>
+      </w:r>
+      <w:r>
+        <w:rPr>
+          <w:rFonts w:ascii="Arvo" w:hAnsi="Arvo"/>
           <w:sz w:val="20"/>
           <w:szCs w:val="20"/>
         </w:rPr>
@@ -3593,6 +3732,7 @@
       </w:r>
       <w:r>
         <w:rPr>
+          <w:rFonts w:ascii="Arvo" w:hAnsi="Arvo"/>
           <w:sz w:val="20"/>
           <w:szCs w:val="20"/>
         </w:rPr>
@@ -3602,7 +3742,9 @@
     <w:p>
       <w:pPr>
         <w:pStyle w:val="PargrafodaLista"/>
-        <w:rPr>
+        <w:spacing w:line="276" w:lineRule="auto"/>
+        <w:rPr>
+          <w:rFonts w:ascii="Arvo" w:hAnsi="Arvo"/>
           <w:sz w:val="20"/>
           <w:szCs w:val="20"/>
         </w:rPr>
@@ -3616,15 +3758,18 @@
           <w:numId w:val="2"/>
         </w:numPr>
         <w:snapToGrid w:val="0"/>
+        <w:spacing w:line="276" w:lineRule="auto"/>
         <w:ind w:left="709" w:hanging="709"/>
         <w:jc w:val="both"/>
         <w:rPr>
-          <w:sz w:val="20"/>
-          <w:szCs w:val="20"/>
-        </w:rPr>
-      </w:pPr>
-      <w:r>
-        <w:rPr>
+          <w:rFonts w:ascii="Arvo" w:hAnsi="Arvo"/>
+          <w:sz w:val="20"/>
+          <w:szCs w:val="20"/>
+        </w:rPr>
+      </w:pPr>
+      <w:r>
+        <w:rPr>
+          <w:rFonts w:ascii="Arvo" w:hAnsi="Arvo"/>
           <w:sz w:val="20"/>
           <w:szCs w:val="20"/>
         </w:rPr>
@@ -3632,6 +3777,7 @@
       </w:r>
       <w:r>
         <w:rPr>
+          <w:rFonts w:ascii="Arvo" w:hAnsi="Arvo"/>
           <w:sz w:val="20"/>
           <w:szCs w:val="20"/>
         </w:rPr>
@@ -3639,6 +3785,7 @@
       </w:r>
       <w:r>
         <w:rPr>
+          <w:rFonts w:ascii="Arvo" w:hAnsi="Arvo"/>
           <w:sz w:val="20"/>
           <w:szCs w:val="20"/>
         </w:rPr>
@@ -3648,7 +3795,9 @@
     <w:p>
       <w:pPr>
         <w:pStyle w:val="PargrafodaLista"/>
-        <w:rPr>
+        <w:spacing w:line="276" w:lineRule="auto"/>
+        <w:rPr>
+          <w:rFonts w:ascii="Arvo" w:hAnsi="Arvo"/>
           <w:sz w:val="20"/>
           <w:szCs w:val="20"/>
         </w:rPr>
@@ -3663,25 +3812,30 @@
           <w:numId w:val="2"/>
         </w:numPr>
         <w:snapToGrid w:val="0"/>
+        <w:spacing w:line="276" w:lineRule="auto"/>
         <w:ind w:hanging="720"/>
         <w:rPr>
-          <w:sz w:val="20"/>
-          <w:szCs w:val="20"/>
-        </w:rPr>
-      </w:pPr>
-      <w:r>
-        <w:rPr>
+          <w:rFonts w:ascii="Arvo" w:hAnsi="Arvo"/>
+          <w:sz w:val="20"/>
+          <w:szCs w:val="20"/>
+        </w:rPr>
+      </w:pPr>
+      <w:r>
+        <w:rPr>
+          <w:rFonts w:ascii="Arvo" w:hAnsi="Arvo"/>
           <w:b/>
           <w:sz w:val="20"/>
           <w:szCs w:val="20"/>
         </w:rPr>
-        <w:t>DA CONFIDENCIALIDADE</w:t>
-      </w:r>
-    </w:p>
-    <w:p>
-      <w:pPr>
-        <w:pStyle w:val="PargrafodaLista"/>
-        <w:rPr>
+        <w:t>CONFIDENCIALIDADE</w:t>
+      </w:r>
+    </w:p>
+    <w:p>
+      <w:pPr>
+        <w:pStyle w:val="PargrafodaLista"/>
+        <w:spacing w:line="276" w:lineRule="auto"/>
+        <w:rPr>
+          <w:rFonts w:ascii="Arvo" w:hAnsi="Arvo"/>
           <w:sz w:val="20"/>
           <w:szCs w:val="20"/>
         </w:rPr>
@@ -3695,15 +3849,18 @@
           <w:numId w:val="2"/>
         </w:numPr>
         <w:snapToGrid w:val="0"/>
+        <w:spacing w:line="276" w:lineRule="auto"/>
         <w:ind w:left="709" w:hanging="709"/>
         <w:jc w:val="both"/>
         <w:rPr>
-          <w:sz w:val="20"/>
-          <w:szCs w:val="20"/>
-        </w:rPr>
-      </w:pPr>
-      <w:r>
-        <w:rPr>
+          <w:rFonts w:ascii="Arvo" w:hAnsi="Arvo"/>
+          <w:sz w:val="20"/>
+          <w:szCs w:val="20"/>
+        </w:rPr>
+      </w:pPr>
+      <w:r>
+        <w:rPr>
+          <w:rFonts w:ascii="Arvo" w:hAnsi="Arvo"/>
           <w:sz w:val="20"/>
           <w:szCs w:val="20"/>
         </w:rPr>
@@ -3713,7 +3870,9 @@
     <w:p>
       <w:pPr>
         <w:pStyle w:val="PargrafodaLista"/>
-        <w:rPr>
+        <w:spacing w:line="276" w:lineRule="auto"/>
+        <w:rPr>
+          <w:rFonts w:ascii="Arvo" w:hAnsi="Arvo"/>
           <w:sz w:val="20"/>
           <w:szCs w:val="20"/>
         </w:rPr>
@@ -3727,15 +3886,18 @@
           <w:numId w:val="2"/>
         </w:numPr>
         <w:snapToGrid w:val="0"/>
+        <w:spacing w:line="276" w:lineRule="auto"/>
         <w:ind w:left="709" w:hanging="709"/>
         <w:jc w:val="both"/>
         <w:rPr>
-          <w:sz w:val="20"/>
-          <w:szCs w:val="20"/>
-        </w:rPr>
-      </w:pPr>
-      <w:r>
-        <w:rPr>
+          <w:rFonts w:ascii="Arvo" w:hAnsi="Arvo"/>
+          <w:sz w:val="20"/>
+          <w:szCs w:val="20"/>
+        </w:rPr>
+      </w:pPr>
+      <w:r>
+        <w:rPr>
+          <w:rFonts w:ascii="Arvo" w:hAnsi="Arvo"/>
           <w:sz w:val="20"/>
           <w:szCs w:val="20"/>
         </w:rPr>
@@ -3745,7 +3907,9 @@
     <w:p>
       <w:pPr>
         <w:pStyle w:val="PargrafodaLista"/>
-        <w:rPr>
+        <w:spacing w:line="276" w:lineRule="auto"/>
+        <w:rPr>
+          <w:rFonts w:ascii="Arvo" w:hAnsi="Arvo"/>
           <w:sz w:val="20"/>
           <w:szCs w:val="20"/>
         </w:rPr>
@@ -3759,25 +3923,31 @@
           <w:numId w:val="2"/>
         </w:numPr>
         <w:snapToGrid w:val="0"/>
+        <w:spacing w:line="276" w:lineRule="auto"/>
         <w:ind w:left="709" w:hanging="709"/>
         <w:jc w:val="both"/>
         <w:rPr>
-          <w:sz w:val="20"/>
-          <w:szCs w:val="20"/>
-        </w:rPr>
-      </w:pPr>
-      <w:r>
-        <w:rPr>
-          <w:sz w:val="20"/>
-          <w:szCs w:val="20"/>
-        </w:rPr>
+          <w:rFonts w:ascii="Arvo" w:hAnsi="Arvo"/>
+          <w:sz w:val="20"/>
+          <w:szCs w:val="20"/>
+        </w:rPr>
+      </w:pPr>
+      <w:r>
+        <w:rPr>
+          <w:rFonts w:ascii="Arvo" w:hAnsi="Arvo"/>
+          <w:sz w:val="20"/>
+          <w:szCs w:val="20"/>
+        </w:rPr>
+        <w:lastRenderedPageBreak/>
         <w:t>As Partes obrigam-se a manter sob absoluto sigilo as Informações Confidenciais, utilizá-las exclusivamente para as finalidades desta contratação, restringir o acesso a colaboradores que delas necessitem e que estejam sujeitos a obrigações equivalentes de confidencialidade, e adotar medidas adequadas para impedir acesso, uso ou divulgação não autorizados, respondendo cada Parte pelos atos de terceiros a ela vinculados.</w:t>
       </w:r>
     </w:p>
     <w:p>
       <w:pPr>
         <w:pStyle w:val="PargrafodaLista"/>
-        <w:rPr>
+        <w:spacing w:line="276" w:lineRule="auto"/>
+        <w:rPr>
+          <w:rFonts w:ascii="Arvo" w:hAnsi="Arvo"/>
           <w:sz w:val="20"/>
           <w:szCs w:val="20"/>
         </w:rPr>
@@ -3791,23 +3961,26 @@
           <w:numId w:val="2"/>
         </w:numPr>
         <w:snapToGrid w:val="0"/>
+        <w:spacing w:line="276" w:lineRule="auto"/>
         <w:ind w:left="709" w:hanging="709"/>
         <w:jc w:val="both"/>
         <w:rPr>
-          <w:sz w:val="20"/>
-          <w:szCs w:val="20"/>
-        </w:rPr>
-      </w:pPr>
-      <w:r>
-        <w:rPr>
-          <w:sz w:val="20"/>
-          <w:szCs w:val="20"/>
-        </w:rPr>
-        <w:lastRenderedPageBreak/>
+          <w:rFonts w:ascii="Arvo" w:hAnsi="Arvo"/>
+          <w:sz w:val="20"/>
+          <w:szCs w:val="20"/>
+        </w:rPr>
+      </w:pPr>
+      <w:r>
+        <w:rPr>
+          <w:rFonts w:ascii="Arvo" w:hAnsi="Arvo"/>
+          <w:sz w:val="20"/>
+          <w:szCs w:val="20"/>
+        </w:rPr>
         <w:t>As obrigações desta cláusula s</w:t>
       </w:r>
       <w:r>
         <w:rPr>
+          <w:rFonts w:ascii="Arvo" w:hAnsi="Arvo"/>
           <w:sz w:val="20"/>
           <w:szCs w:val="20"/>
         </w:rPr>
@@ -3815,6 +3988,7 @@
       </w:r>
       <w:r>
         <w:rPr>
+          <w:rFonts w:ascii="Arvo" w:hAnsi="Arvo"/>
           <w:sz w:val="20"/>
           <w:szCs w:val="20"/>
         </w:rPr>
@@ -3822,6 +3996,7 @@
       </w:r>
       <w:r>
         <w:rPr>
+          <w:rFonts w:ascii="Arvo" w:hAnsi="Arvo"/>
           <w:sz w:val="20"/>
           <w:szCs w:val="20"/>
         </w:rPr>
@@ -3829,6 +4004,7 @@
       </w:r>
       <w:r>
         <w:rPr>
+          <w:rFonts w:ascii="Arvo" w:hAnsi="Arvo"/>
           <w:sz w:val="20"/>
           <w:szCs w:val="20"/>
         </w:rPr>
@@ -3838,7 +4014,9 @@
     <w:p>
       <w:pPr>
         <w:pStyle w:val="PargrafodaLista"/>
-        <w:rPr>
+        <w:spacing w:line="276" w:lineRule="auto"/>
+        <w:rPr>
+          <w:rFonts w:ascii="Arvo" w:hAnsi="Arvo"/>
           <w:sz w:val="20"/>
           <w:szCs w:val="20"/>
         </w:rPr>
@@ -3853,25 +4031,30 @@
           <w:numId w:val="2"/>
         </w:numPr>
         <w:snapToGrid w:val="0"/>
+        <w:spacing w:line="276" w:lineRule="auto"/>
         <w:ind w:hanging="720"/>
         <w:rPr>
-          <w:sz w:val="20"/>
-          <w:szCs w:val="20"/>
-        </w:rPr>
-      </w:pPr>
-      <w:r>
-        <w:rPr>
+          <w:rFonts w:ascii="Arvo" w:hAnsi="Arvo"/>
+          <w:sz w:val="20"/>
+          <w:szCs w:val="20"/>
+        </w:rPr>
+      </w:pPr>
+      <w:r>
+        <w:rPr>
+          <w:rFonts w:ascii="Arvo" w:hAnsi="Arvo"/>
           <w:b/>
           <w:sz w:val="20"/>
           <w:szCs w:val="20"/>
         </w:rPr>
-        <w:t>DA PROTEÇÃO DE DADOS PESSOAIS</w:t>
-      </w:r>
-    </w:p>
-    <w:p>
-      <w:pPr>
-        <w:pStyle w:val="PargrafodaLista"/>
-        <w:rPr>
+        <w:t>PROTEÇÃO DE DADOS PESSOAIS</w:t>
+      </w:r>
+    </w:p>
+    <w:p>
+      <w:pPr>
+        <w:pStyle w:val="PargrafodaLista"/>
+        <w:spacing w:line="276" w:lineRule="auto"/>
+        <w:rPr>
+          <w:rFonts w:ascii="Arvo" w:hAnsi="Arvo"/>
           <w:sz w:val="20"/>
           <w:szCs w:val="20"/>
         </w:rPr>
@@ -3885,39 +4068,32 @@
           <w:numId w:val="2"/>
         </w:numPr>
         <w:snapToGrid w:val="0"/>
+        <w:spacing w:line="276" w:lineRule="auto"/>
         <w:ind w:left="709" w:hanging="709"/>
         <w:jc w:val="both"/>
         <w:rPr>
-          <w:sz w:val="20"/>
-          <w:szCs w:val="20"/>
-        </w:rPr>
-      </w:pPr>
-      <w:r>
-        <w:rPr>
-          <w:sz w:val="20"/>
-          <w:szCs w:val="20"/>
-        </w:rPr>
-        <w:t>No tratamento de dados pessoais realizado em razão dest</w:t>
-      </w:r>
-      <w:r>
-        <w:rPr>
-          <w:sz w:val="20"/>
-          <w:szCs w:val="20"/>
-        </w:rPr>
-        <w:t>a Proposta</w:t>
-      </w:r>
-      <w:r>
-        <w:rPr>
-          <w:sz w:val="20"/>
-          <w:szCs w:val="20"/>
-        </w:rPr>
-        <w:t>, as Partes observarão a Lei n. 13.709/2018 (LGPD) e as normas editadas pela Autoridade Nacional de Proteção de Dados (ANPD), atuando cada qual, conforme o caso, na qualidade de controladora ou operadora, nos termos do artigo 5º da LGPD.</w:t>
-      </w:r>
-    </w:p>
-    <w:p>
-      <w:pPr>
-        <w:pStyle w:val="PargrafodaLista"/>
-        <w:rPr>
+          <w:rFonts w:ascii="Arvo" w:hAnsi="Arvo"/>
+          <w:sz w:val="20"/>
+          <w:szCs w:val="20"/>
+        </w:rPr>
+      </w:pPr>
+      <w:r>
+        <w:rPr>
+          <w:rFonts w:ascii="Arvo" w:hAnsi="Arvo"/>
+          <w:sz w:val="20"/>
+          <w:szCs w:val="20"/>
+        </w:rPr>
+        <w:t>No tratamento de dados pessoais realizado em razão desta Proposta, as Partes observarão a Lei n. 13.709/2018 (LGPD) e as normas editadas pela Autoridade Nacional de Proteção de Dados (ANPD), atuando cada qual, conforme o caso, na qualidade de controladora ou operadora, nos termos do artigo 5º da LGPD. O tratamento de dados pessoais limitar-se-á às finalidades necessárias ou decorrentes do cumprimento das obrigações contratuais, observados os princípios da LGPD.</w:t>
+      </w:r>
+    </w:p>
+    <w:p>
+      <w:pPr>
+        <w:pStyle w:val="PargrafodaLista"/>
+        <w:spacing w:line="276" w:lineRule="auto"/>
+        <w:ind w:left="709" w:hanging="709"/>
+        <w:jc w:val="both"/>
+        <w:rPr>
+          <w:rFonts w:ascii="Arvo" w:hAnsi="Arvo"/>
           <w:sz w:val="20"/>
           <w:szCs w:val="20"/>
         </w:rPr>
@@ -3931,25 +4107,30 @@
           <w:numId w:val="2"/>
         </w:numPr>
         <w:snapToGrid w:val="0"/>
+        <w:spacing w:line="276" w:lineRule="auto"/>
         <w:ind w:left="709" w:hanging="709"/>
         <w:jc w:val="both"/>
         <w:rPr>
-          <w:sz w:val="20"/>
-          <w:szCs w:val="20"/>
-        </w:rPr>
-      </w:pPr>
-      <w:r>
-        <w:rPr>
-          <w:sz w:val="20"/>
-          <w:szCs w:val="20"/>
-        </w:rPr>
-        <w:t>O tratamento de dados pessoais limitar-se-á às finalidades necessárias ao cumprimento das obrigações contratuais, tendo por base legal, conforme o caso, a execução de contrato, o cumprimento de obrigação legal ou regulatória, o exercício regular de direitos em processos judiciais, administrativos ou arbitrais, ou os interesses legítimos das Partes, observados os princípios da LGPD.</w:t>
-      </w:r>
-    </w:p>
-    <w:p>
-      <w:pPr>
-        <w:pStyle w:val="PargrafodaLista"/>
-        <w:rPr>
+          <w:rFonts w:ascii="Arvo" w:hAnsi="Arvo"/>
+          <w:sz w:val="20"/>
+          <w:szCs w:val="20"/>
+        </w:rPr>
+      </w:pPr>
+      <w:r>
+        <w:rPr>
+          <w:rFonts w:ascii="Arvo" w:hAnsi="Arvo"/>
+          <w:sz w:val="20"/>
+          <w:szCs w:val="20"/>
+        </w:rPr>
+        <w:t>A Contratada possui uma Política de Privacidade que estabelece as regras e práticas de tratamento pela Contratada dos dados pessoais dos seus clientes, incluindo dos respectivos representantes legais, diretores e funcionários, podendo o Contratante solicitar à Contratada uma cópia da versão atualizada desse documento. As Partes comprometem-se a adotar medidas técnicas e administrativas adequadas para proteger os dados pessoais tratados contra acessos não autorizados e situações ilícitas, e a não os compartilhar fora das hipóteses legais ou contratuais.</w:t>
+      </w:r>
+    </w:p>
+    <w:p>
+      <w:pPr>
+        <w:pStyle w:val="PargrafodaLista"/>
+        <w:spacing w:line="276" w:lineRule="auto"/>
+        <w:rPr>
+          <w:rFonts w:ascii="Arvo" w:hAnsi="Arvo"/>
           <w:sz w:val="20"/>
           <w:szCs w:val="20"/>
         </w:rPr>
@@ -3963,77 +4144,18 @@
           <w:numId w:val="2"/>
         </w:numPr>
         <w:snapToGrid w:val="0"/>
+        <w:spacing w:line="276" w:lineRule="auto"/>
         <w:ind w:left="709" w:hanging="709"/>
         <w:jc w:val="both"/>
         <w:rPr>
-          <w:sz w:val="20"/>
-          <w:szCs w:val="20"/>
-        </w:rPr>
-      </w:pPr>
-      <w:r>
-        <w:rPr>
-          <w:sz w:val="20"/>
-          <w:szCs w:val="20"/>
-        </w:rPr>
-        <w:t xml:space="preserve">As Partes comprometem-se a adotar medidas técnicas e administrativas adequadas para proteger os dados pessoais tratados contra acessos não autorizados e situações ilícitas, a não </w:t>
-      </w:r>
-      <w:r>
-        <w:rPr>
-          <w:sz w:val="20"/>
-          <w:szCs w:val="20"/>
-        </w:rPr>
-        <w:t>os compartilhar</w:t>
-      </w:r>
-      <w:r>
-        <w:rPr>
-          <w:sz w:val="20"/>
-          <w:szCs w:val="20"/>
-        </w:rPr>
-        <w:t xml:space="preserve"> fora das hipóteses legais ou contratuais, a submeter eventuais </w:t>
-      </w:r>
-      <w:proofErr w:type="spellStart"/>
-      <w:r>
-        <w:rPr>
-          <w:sz w:val="20"/>
-          <w:szCs w:val="20"/>
-        </w:rPr>
-        <w:t>suboperadores</w:t>
-      </w:r>
-      <w:proofErr w:type="spellEnd"/>
-      <w:r>
-        <w:rPr>
-          <w:sz w:val="20"/>
-          <w:szCs w:val="20"/>
-        </w:rPr>
-        <w:t xml:space="preserve"> a obrigações equivalentes e a notificar a outra Parte, em até 24 (vinte e quatro) horas da ciência, de qualquer incidente de segurança envolvendo dados pessoais desta contratação.</w:t>
-      </w:r>
-    </w:p>
-    <w:p>
-      <w:pPr>
-        <w:pStyle w:val="PargrafodaLista"/>
-        <w:rPr>
-          <w:sz w:val="20"/>
-          <w:szCs w:val="20"/>
-        </w:rPr>
-      </w:pPr>
-    </w:p>
-    <w:p>
-      <w:pPr>
-        <w:pStyle w:val="PargrafodaLista"/>
-        <w:numPr>
-          <w:ilvl w:val="1"/>
-          <w:numId w:val="2"/>
-        </w:numPr>
-        <w:snapToGrid w:val="0"/>
-        <w:ind w:left="709" w:hanging="709"/>
-        <w:jc w:val="both"/>
-        <w:rPr>
-          <w:sz w:val="20"/>
-          <w:szCs w:val="20"/>
-        </w:rPr>
-      </w:pPr>
-      <w:r>
-        <w:rPr>
+          <w:rFonts w:ascii="Arvo" w:hAnsi="Arvo"/>
+          <w:sz w:val="20"/>
+          <w:szCs w:val="20"/>
+        </w:rPr>
+      </w:pPr>
+      <w:r>
+        <w:rPr>
+          <w:rFonts w:ascii="Arvo" w:hAnsi="Arvo"/>
           <w:sz w:val="20"/>
           <w:szCs w:val="20"/>
         </w:rPr>
@@ -4043,7 +4165,9 @@
     <w:p>
       <w:pPr>
         <w:pStyle w:val="PargrafodaLista"/>
-        <w:rPr>
+        <w:spacing w:line="276" w:lineRule="auto"/>
+        <w:rPr>
+          <w:rFonts w:ascii="Arvo" w:hAnsi="Arvo"/>
           <w:sz w:val="20"/>
           <w:szCs w:val="20"/>
         </w:rPr>
@@ -4058,25 +4182,30 @@
           <w:numId w:val="2"/>
         </w:numPr>
         <w:snapToGrid w:val="0"/>
+        <w:spacing w:line="276" w:lineRule="auto"/>
         <w:ind w:hanging="720"/>
         <w:rPr>
-          <w:sz w:val="20"/>
-          <w:szCs w:val="20"/>
-        </w:rPr>
-      </w:pPr>
-      <w:r>
-        <w:rPr>
+          <w:rFonts w:ascii="Arvo" w:hAnsi="Arvo"/>
+          <w:sz w:val="20"/>
+          <w:szCs w:val="20"/>
+        </w:rPr>
+      </w:pPr>
+      <w:r>
+        <w:rPr>
+          <w:rFonts w:ascii="Arvo" w:hAnsi="Arvo"/>
           <w:b/>
           <w:sz w:val="20"/>
           <w:szCs w:val="20"/>
         </w:rPr>
-        <w:t>DA RESPONSABILIDADE</w:t>
-      </w:r>
-    </w:p>
-    <w:p>
-      <w:pPr>
-        <w:pStyle w:val="PargrafodaLista"/>
-        <w:rPr>
+        <w:t>RESPONSABILIDADE</w:t>
+      </w:r>
+    </w:p>
+    <w:p>
+      <w:pPr>
+        <w:pStyle w:val="PargrafodaLista"/>
+        <w:spacing w:line="276" w:lineRule="auto"/>
+        <w:rPr>
+          <w:rFonts w:ascii="Arvo" w:hAnsi="Arvo"/>
           <w:sz w:val="20"/>
           <w:szCs w:val="20"/>
         </w:rPr>
@@ -4090,25 +4219,62 @@
           <w:numId w:val="2"/>
         </w:numPr>
         <w:snapToGrid w:val="0"/>
+        <w:spacing w:line="276" w:lineRule="auto"/>
         <w:ind w:left="709" w:hanging="709"/>
         <w:jc w:val="both"/>
         <w:rPr>
-          <w:sz w:val="20"/>
-          <w:szCs w:val="20"/>
-        </w:rPr>
-      </w:pPr>
-      <w:r>
-        <w:rPr>
-          <w:sz w:val="20"/>
-          <w:szCs w:val="20"/>
-        </w:rPr>
-        <w:t>A responsabilidade do Contratado limita-se aos danos diretos e efetivamente comprovados decorrentes de culpa ou dolo na execução dos serviços, excluídos, expressamente, os danos indiretos, lucros cessantes, perda de chance, danos reflexos e demais danos consequenciais, salvo nas hipóteses em que a lei vedar a limitação de responsabilidade.</w:t>
-      </w:r>
-    </w:p>
-    <w:p>
-      <w:pPr>
-        <w:pStyle w:val="PargrafodaLista"/>
-        <w:rPr>
+          <w:rFonts w:ascii="Arvo" w:hAnsi="Arvo"/>
+          <w:sz w:val="20"/>
+          <w:szCs w:val="20"/>
+        </w:rPr>
+      </w:pPr>
+      <w:r>
+        <w:rPr>
+          <w:rFonts w:ascii="Arvo" w:hAnsi="Arvo"/>
+          <w:sz w:val="20"/>
+          <w:szCs w:val="20"/>
+        </w:rPr>
+        <w:t>A responsabilidade do Contratado</w:t>
+      </w:r>
+      <w:r>
+        <w:rPr>
+          <w:rFonts w:ascii="Arvo" w:hAnsi="Arvo"/>
+          <w:sz w:val="20"/>
+          <w:szCs w:val="20"/>
+        </w:rPr>
+        <w:t>, em qualquer hipótese, fica limitada ao valor total efetivamente pago pelo Contratante</w:t>
+      </w:r>
+      <w:r>
+        <w:rPr>
+          <w:rFonts w:ascii="Arvo" w:hAnsi="Arvo"/>
+          <w:sz w:val="20"/>
+          <w:szCs w:val="20"/>
+        </w:rPr>
+        <w:t xml:space="preserve"> ao Contratado</w:t>
+      </w:r>
+      <w:r>
+        <w:rPr>
+          <w:rFonts w:ascii="Arvo" w:hAnsi="Arvo"/>
+          <w:sz w:val="20"/>
+          <w:szCs w:val="20"/>
+        </w:rPr>
+        <w:t xml:space="preserve"> nos 12 (doze) meses anteriores, respondendo exclusivamente por danos diretos e efetivamente comprovados decorrentes de culpa ou dolo na execução dos serviços. Ficam expressamente excluídos quaisquer danos indiretos, lucros cessantes, perda de chance, danos reflexos e</w:t>
+      </w:r>
+      <w:r>
+        <w:rPr>
+          <w:rFonts w:ascii="Arvo" w:hAnsi="Arvo"/>
+          <w:sz w:val="20"/>
+          <w:szCs w:val="20"/>
+        </w:rPr>
+        <w:t xml:space="preserve"> danos consequenciais, salvo nas hipóteses em que a lei vedar a limitação de responsabilidade.</w:t>
+      </w:r>
+    </w:p>
+    <w:p>
+      <w:pPr>
+        <w:pStyle w:val="PargrafodaLista"/>
+        <w:spacing w:line="276" w:lineRule="auto"/>
+        <w:rPr>
+          <w:rFonts w:ascii="Arvo" w:hAnsi="Arvo"/>
           <w:sz w:val="20"/>
           <w:szCs w:val="20"/>
         </w:rPr>
@@ -4122,22 +4288,35 @@
           <w:numId w:val="2"/>
         </w:numPr>
         <w:snapToGrid w:val="0"/>
+        <w:spacing w:line="276" w:lineRule="auto"/>
         <w:ind w:left="709" w:hanging="709"/>
         <w:jc w:val="both"/>
         <w:rPr>
-          <w:sz w:val="20"/>
-          <w:szCs w:val="20"/>
-        </w:rPr>
-      </w:pPr>
-      <w:r>
-        <w:rPr>
-          <w:sz w:val="20"/>
-          <w:szCs w:val="20"/>
-        </w:rPr>
-        <w:t xml:space="preserve">Os pareceres, opiniões legais, minutas e estratégias elaborados pelo Contratado constituem obrigação de meio, não importando garantia de resultado ou de êxito, ressalvadas as obrigações em que, por sua natureza ou por expressa </w:t>
-      </w:r>
-      <w:r>
-        <w:rPr>
+          <w:rFonts w:ascii="Arvo" w:hAnsi="Arvo"/>
+          <w:sz w:val="20"/>
+          <w:szCs w:val="20"/>
+        </w:rPr>
+      </w:pPr>
+      <w:r>
+        <w:rPr>
+          <w:rFonts w:ascii="Arvo" w:hAnsi="Arvo"/>
+          <w:sz w:val="20"/>
+          <w:szCs w:val="20"/>
+        </w:rPr>
+        <w:t xml:space="preserve">Os pareceres, opiniões legais, minutas e estratégias elaborados pelo Contratado constituem obrigação de meio, não importando garantia de resultado ou de êxito, ressalvadas as </w:t>
+      </w:r>
+      <w:r>
+        <w:rPr>
+          <w:rFonts w:ascii="Arvo" w:hAnsi="Arvo"/>
+          <w:sz w:val="20"/>
+          <w:szCs w:val="20"/>
+        </w:rPr>
+        <w:lastRenderedPageBreak/>
+        <w:t xml:space="preserve">obrigações em que, por sua natureza ou por expressa </w:t>
+      </w:r>
+      <w:r>
+        <w:rPr>
+          <w:rFonts w:ascii="Arvo" w:hAnsi="Arvo"/>
           <w:sz w:val="20"/>
           <w:szCs w:val="20"/>
         </w:rPr>
@@ -4145,6 +4324,7 @@
       </w:r>
       <w:r>
         <w:rPr>
+          <w:rFonts w:ascii="Arvo" w:hAnsi="Arvo"/>
           <w:sz w:val="20"/>
           <w:szCs w:val="20"/>
         </w:rPr>
@@ -4154,7 +4334,9 @@
     <w:p>
       <w:pPr>
         <w:pStyle w:val="PargrafodaLista"/>
-        <w:rPr>
+        <w:spacing w:line="276" w:lineRule="auto"/>
+        <w:rPr>
+          <w:rFonts w:ascii="Arvo" w:hAnsi="Arvo"/>
           <w:sz w:val="20"/>
           <w:szCs w:val="20"/>
         </w:rPr>
@@ -4169,25 +4351,30 @@
           <w:numId w:val="2"/>
         </w:numPr>
         <w:snapToGrid w:val="0"/>
+        <w:spacing w:line="276" w:lineRule="auto"/>
         <w:ind w:hanging="720"/>
         <w:rPr>
-          <w:sz w:val="20"/>
-          <w:szCs w:val="20"/>
-        </w:rPr>
-      </w:pPr>
-      <w:r>
-        <w:rPr>
+          <w:rFonts w:ascii="Arvo" w:hAnsi="Arvo"/>
+          <w:sz w:val="20"/>
+          <w:szCs w:val="20"/>
+        </w:rPr>
+      </w:pPr>
+      <w:r>
+        <w:rPr>
+          <w:rFonts w:ascii="Arvo" w:hAnsi="Arvo"/>
           <w:b/>
           <w:sz w:val="20"/>
           <w:szCs w:val="20"/>
         </w:rPr>
-        <w:t>DA RESCISÃO</w:t>
-      </w:r>
-    </w:p>
-    <w:p>
-      <w:pPr>
-        <w:pStyle w:val="PargrafodaLista"/>
-        <w:rPr>
+        <w:t>RESCISÃO</w:t>
+      </w:r>
+    </w:p>
+    <w:p>
+      <w:pPr>
+        <w:pStyle w:val="PargrafodaLista"/>
+        <w:spacing w:line="276" w:lineRule="auto"/>
+        <w:rPr>
+          <w:rFonts w:ascii="Arvo" w:hAnsi="Arvo"/>
           <w:sz w:val="20"/>
           <w:szCs w:val="20"/>
         </w:rPr>
@@ -4201,15 +4388,18 @@
           <w:numId w:val="2"/>
         </w:numPr>
         <w:snapToGrid w:val="0"/>
+        <w:spacing w:line="276" w:lineRule="auto"/>
         <w:ind w:left="709" w:hanging="709"/>
         <w:jc w:val="both"/>
         <w:rPr>
-          <w:sz w:val="20"/>
-          <w:szCs w:val="20"/>
-        </w:rPr>
-      </w:pPr>
-      <w:r>
-        <w:rPr>
+          <w:rFonts w:ascii="Arvo" w:hAnsi="Arvo"/>
+          <w:sz w:val="20"/>
+          <w:szCs w:val="20"/>
+        </w:rPr>
+      </w:pPr>
+      <w:r>
+        <w:rPr>
+          <w:rFonts w:ascii="Arvo" w:hAnsi="Arvo"/>
           <w:sz w:val="20"/>
           <w:szCs w:val="20"/>
         </w:rPr>
@@ -4217,6 +4407,7 @@
       </w:r>
       <w:r>
         <w:rPr>
+          <w:rFonts w:ascii="Arvo" w:hAnsi="Arvo"/>
           <w:sz w:val="20"/>
           <w:szCs w:val="20"/>
         </w:rPr>
@@ -4224,6 +4415,7 @@
       </w:r>
       <w:r>
         <w:rPr>
+          <w:rFonts w:ascii="Arvo" w:hAnsi="Arvo"/>
           <w:sz w:val="20"/>
           <w:szCs w:val="20"/>
         </w:rPr>
@@ -4231,6 +4423,7 @@
       </w:r>
       <w:r>
         <w:rPr>
+          <w:rFonts w:ascii="Arvo" w:hAnsi="Arvo"/>
           <w:sz w:val="20"/>
           <w:szCs w:val="20"/>
         </w:rPr>
@@ -4238,6 +4431,7 @@
       </w:r>
       <w:r>
         <w:rPr>
+          <w:rFonts w:ascii="Arvo" w:hAnsi="Arvo"/>
           <w:sz w:val="20"/>
           <w:szCs w:val="20"/>
         </w:rPr>
@@ -4245,6 +4439,7 @@
       </w:r>
       <w:r>
         <w:rPr>
+          <w:rFonts w:ascii="Arvo" w:hAnsi="Arvo"/>
           <w:sz w:val="20"/>
           <w:szCs w:val="20"/>
         </w:rPr>
@@ -4254,7 +4449,9 @@
     <w:p>
       <w:pPr>
         <w:pStyle w:val="PargrafodaLista"/>
-        <w:rPr>
+        <w:spacing w:line="276" w:lineRule="auto"/>
+        <w:rPr>
+          <w:rFonts w:ascii="Arvo" w:hAnsi="Arvo"/>
           <w:sz w:val="20"/>
           <w:szCs w:val="20"/>
         </w:rPr>
@@ -4268,68 +4465,42 @@
           <w:numId w:val="2"/>
         </w:numPr>
         <w:snapToGrid w:val="0"/>
+        <w:spacing w:line="276" w:lineRule="auto"/>
         <w:ind w:left="709" w:hanging="709"/>
         <w:jc w:val="both"/>
         <w:rPr>
-          <w:sz w:val="20"/>
-          <w:szCs w:val="20"/>
-        </w:rPr>
-      </w:pPr>
-      <w:r>
-        <w:rPr>
-          <w:sz w:val="20"/>
-          <w:szCs w:val="20"/>
-        </w:rPr>
-        <w:t>A rescisão imotivada poderá ser promovida por qualquer das Partes mediante notificação escrita com antecedência mínima de 60 (sessenta) dias, durante os quais o Contratado permanecerá obrigado a prestar os serviços em curso e a adotar as providências necessárias à regular transição.</w:t>
-      </w:r>
-    </w:p>
-    <w:p>
-      <w:pPr>
-        <w:pStyle w:val="PargrafodaLista"/>
-        <w:rPr>
-          <w:sz w:val="20"/>
-          <w:szCs w:val="20"/>
-        </w:rPr>
-      </w:pPr>
-    </w:p>
-    <w:p>
-      <w:pPr>
-        <w:pStyle w:val="PargrafodaLista"/>
-        <w:numPr>
-          <w:ilvl w:val="1"/>
-          <w:numId w:val="2"/>
-        </w:numPr>
-        <w:snapToGrid w:val="0"/>
-        <w:ind w:left="709" w:hanging="709"/>
-        <w:jc w:val="both"/>
-        <w:rPr>
-          <w:sz w:val="20"/>
-          <w:szCs w:val="20"/>
-        </w:rPr>
-      </w:pPr>
-      <w:r>
-        <w:rPr>
-          <w:sz w:val="20"/>
-          <w:szCs w:val="20"/>
-        </w:rPr>
-        <w:t xml:space="preserve">Em qualquer hipótese, serão devidos ao Contratado os honorários pelos serviços efetivamente prestados até a data de cessação, o reembolso das despesas incorridas no período, </w:t>
-      </w:r>
-      <w:r>
-        <w:rPr>
-          <w:sz w:val="20"/>
-          <w:szCs w:val="20"/>
-        </w:rPr>
-        <w:t xml:space="preserve">nos termos da </w:t>
-      </w:r>
-      <w:r>
-        <w:rPr>
-          <w:sz w:val="20"/>
-          <w:szCs w:val="20"/>
-        </w:rPr>
-        <w:t>cláusula de Reembolso de Despesas</w:t>
-      </w:r>
-      <w:r>
-        <w:rPr>
+          <w:rFonts w:ascii="Arvo" w:hAnsi="Arvo"/>
+          <w:sz w:val="20"/>
+          <w:szCs w:val="20"/>
+        </w:rPr>
+      </w:pPr>
+      <w:r>
+        <w:rPr>
+          <w:rFonts w:ascii="Arvo" w:hAnsi="Arvo"/>
+          <w:sz w:val="20"/>
+          <w:szCs w:val="20"/>
+        </w:rPr>
+        <w:t>Em qualquer hipótese</w:t>
+      </w:r>
+      <w:r>
+        <w:rPr>
+          <w:rFonts w:ascii="Arvo" w:hAnsi="Arvo"/>
+          <w:sz w:val="20"/>
+          <w:szCs w:val="20"/>
+        </w:rPr>
+        <w:t xml:space="preserve"> de rescisão</w:t>
+      </w:r>
+      <w:r>
+        <w:rPr>
+          <w:rFonts w:ascii="Arvo" w:hAnsi="Arvo"/>
+          <w:sz w:val="20"/>
+          <w:szCs w:val="20"/>
+        </w:rPr>
+        <w:t>, serão devidos ao Contratado os honorários pelos serviços efetivamente prestados até a data de cessação, o reembolso das despesas incorridas no período</w:t>
+      </w:r>
+      <w:r>
+        <w:rPr>
+          <w:rFonts w:ascii="Arvo" w:hAnsi="Arvo"/>
           <w:sz w:val="20"/>
           <w:szCs w:val="20"/>
         </w:rPr>
@@ -4337,16 +4508,35 @@
       </w:r>
       <w:r>
         <w:rPr>
-          <w:sz w:val="20"/>
-          <w:szCs w:val="20"/>
-        </w:rPr>
-        <w:t xml:space="preserve"> os honorários de projeto ou fase já concluídos e aqueles devidos em razão de evento futuro e certo vinculado a serviços prestados antes da rescisão.</w:t>
-      </w:r>
-    </w:p>
-    <w:p>
-      <w:pPr>
-        <w:pStyle w:val="PargrafodaLista"/>
-        <w:rPr>
+          <w:rFonts w:ascii="Arvo" w:hAnsi="Arvo"/>
+          <w:sz w:val="20"/>
+          <w:szCs w:val="20"/>
+        </w:rPr>
+        <w:t xml:space="preserve"> os honorários de projeto ou fase já concluídos e aqueles devidos em razão de evento futuro e certo vinculado a serviços prestados antes da rescisão</w:t>
+      </w:r>
+      <w:r>
+        <w:rPr>
+          <w:rFonts w:ascii="Arvo" w:hAnsi="Arvo"/>
+          <w:sz w:val="20"/>
+          <w:szCs w:val="20"/>
+        </w:rPr>
+        <w:t>, como honorários por êxito e/ou de sucumbência, conforme aplicável</w:t>
+      </w:r>
+      <w:r>
+        <w:rPr>
+          <w:rFonts w:ascii="Arvo" w:hAnsi="Arvo"/>
+          <w:sz w:val="20"/>
+          <w:szCs w:val="20"/>
+        </w:rPr>
+        <w:t>.</w:t>
+      </w:r>
+    </w:p>
+    <w:p>
+      <w:pPr>
+        <w:pStyle w:val="PargrafodaLista"/>
+        <w:spacing w:line="276" w:lineRule="auto"/>
+        <w:rPr>
+          <w:rFonts w:ascii="Arvo" w:hAnsi="Arvo"/>
           <w:sz w:val="20"/>
           <w:szCs w:val="20"/>
         </w:rPr>
@@ -4361,25 +4551,30 @@
           <w:numId w:val="2"/>
         </w:numPr>
         <w:snapToGrid w:val="0"/>
+        <w:spacing w:line="276" w:lineRule="auto"/>
         <w:ind w:hanging="720"/>
         <w:rPr>
-          <w:sz w:val="20"/>
-          <w:szCs w:val="20"/>
-        </w:rPr>
-      </w:pPr>
-      <w:r>
-        <w:rPr>
+          <w:rFonts w:ascii="Arvo" w:hAnsi="Arvo"/>
+          <w:sz w:val="20"/>
+          <w:szCs w:val="20"/>
+        </w:rPr>
+      </w:pPr>
+      <w:r>
+        <w:rPr>
+          <w:rFonts w:ascii="Arvo" w:hAnsi="Arvo"/>
           <w:b/>
           <w:sz w:val="20"/>
           <w:szCs w:val="20"/>
         </w:rPr>
-        <w:t>DAS DISPOSIÇÕES GERAIS</w:t>
-      </w:r>
-    </w:p>
-    <w:p>
-      <w:pPr>
-        <w:pStyle w:val="PargrafodaLista"/>
-        <w:rPr>
+        <w:t>DISPOSIÇÕES GERAIS</w:t>
+      </w:r>
+    </w:p>
+    <w:p>
+      <w:pPr>
+        <w:pStyle w:val="PargrafodaLista"/>
+        <w:spacing w:line="276" w:lineRule="auto"/>
+        <w:rPr>
+          <w:rFonts w:ascii="Arvo" w:hAnsi="Arvo"/>
           <w:sz w:val="20"/>
           <w:szCs w:val="20"/>
         </w:rPr>
@@ -4393,61 +4588,46 @@
           <w:numId w:val="2"/>
         </w:numPr>
         <w:snapToGrid w:val="0"/>
+        <w:spacing w:line="276" w:lineRule="auto"/>
         <w:ind w:left="709" w:hanging="709"/>
         <w:jc w:val="both"/>
         <w:rPr>
-          <w:sz w:val="20"/>
-          <w:szCs w:val="20"/>
-        </w:rPr>
-      </w:pPr>
-      <w:r>
-        <w:rPr>
-          <w:sz w:val="20"/>
-          <w:szCs w:val="20"/>
-        </w:rPr>
-        <w:lastRenderedPageBreak/>
+          <w:rFonts w:ascii="Arvo" w:hAnsi="Arvo"/>
+          <w:sz w:val="20"/>
+          <w:szCs w:val="20"/>
+        </w:rPr>
+      </w:pPr>
+      <w:r>
+        <w:rPr>
+          <w:rFonts w:ascii="Arvo" w:hAnsi="Arvo"/>
+          <w:sz w:val="20"/>
+          <w:szCs w:val="20"/>
+        </w:rPr>
         <w:t>A presente Proposta</w:t>
       </w:r>
       <w:r>
         <w:rPr>
-          <w:sz w:val="20"/>
-          <w:szCs w:val="20"/>
-        </w:rPr>
-        <w:t xml:space="preserve">, </w:t>
-      </w:r>
-      <w:r>
-        <w:rPr>
-          <w:sz w:val="20"/>
-          <w:szCs w:val="20"/>
-        </w:rPr>
-        <w:t>composta pelo Escopo</w:t>
-      </w:r>
-      <w:r>
-        <w:rPr>
-          <w:sz w:val="20"/>
-          <w:szCs w:val="20"/>
-        </w:rPr>
-        <w:t xml:space="preserve"> de Trabalho </w:t>
-      </w:r>
-      <w:r>
-        <w:rPr>
-          <w:sz w:val="20"/>
-          <w:szCs w:val="20"/>
-        </w:rPr>
-        <w:t>e pelos presentes Termos e Condiçõe</w:t>
-      </w:r>
-      <w:r>
-        <w:rPr>
-          <w:sz w:val="20"/>
-          <w:szCs w:val="20"/>
-        </w:rPr>
-        <w:t>s, representa a integralidade do entendimento entre as Partes, prevalecendo sobre quaisquer ajustes, entendimentos ou comunicações anteriores que lhe sejam contrários. Qualquer modificação somente produzirá efeitos se formalizada por escrito e subscrita por representantes autorizados de ambas as Partes.</w:t>
-      </w:r>
-    </w:p>
-    <w:p>
-      <w:pPr>
-        <w:pStyle w:val="PargrafodaLista"/>
-        <w:rPr>
+          <w:rFonts w:ascii="Arvo" w:hAnsi="Arvo"/>
+          <w:sz w:val="20"/>
+          <w:szCs w:val="20"/>
+        </w:rPr>
+        <w:t xml:space="preserve"> prevalece</w:t>
+      </w:r>
+      <w:r>
+        <w:rPr>
+          <w:rFonts w:ascii="Arvo" w:hAnsi="Arvo"/>
+          <w:sz w:val="20"/>
+          <w:szCs w:val="20"/>
+        </w:rPr>
+        <w:t xml:space="preserve"> sobre quaisquer ajustes, entendimentos ou comunicações anteriores. Qualquer modificação somente produzirá efeitos se formalizada por escrito e subscrita por representantes autorizados de ambas as Partes.</w:t>
+      </w:r>
+    </w:p>
+    <w:p>
+      <w:pPr>
+        <w:pStyle w:val="PargrafodaLista"/>
+        <w:spacing w:line="276" w:lineRule="auto"/>
+        <w:rPr>
+          <w:rFonts w:ascii="Arvo" w:hAnsi="Arvo"/>
           <w:sz w:val="20"/>
           <w:szCs w:val="20"/>
         </w:rPr>
@@ -4461,15 +4641,18 @@
           <w:numId w:val="2"/>
         </w:numPr>
         <w:snapToGrid w:val="0"/>
+        <w:spacing w:line="276" w:lineRule="auto"/>
         <w:ind w:left="709" w:hanging="709"/>
         <w:jc w:val="both"/>
         <w:rPr>
-          <w:sz w:val="20"/>
-          <w:szCs w:val="20"/>
-        </w:rPr>
-      </w:pPr>
-      <w:r>
-        <w:rPr>
+          <w:rFonts w:ascii="Arvo" w:hAnsi="Arvo"/>
+          <w:sz w:val="20"/>
+          <w:szCs w:val="20"/>
+        </w:rPr>
+      </w:pPr>
+      <w:r>
+        <w:rPr>
+          <w:rFonts w:ascii="Arvo" w:hAnsi="Arvo"/>
           <w:sz w:val="20"/>
           <w:szCs w:val="20"/>
         </w:rPr>
@@ -4477,6 +4660,7 @@
       </w:r>
       <w:r>
         <w:rPr>
+          <w:rFonts w:ascii="Arvo" w:hAnsi="Arvo"/>
           <w:sz w:val="20"/>
           <w:szCs w:val="20"/>
         </w:rPr>
@@ -4484,6 +4668,7 @@
       </w:r>
       <w:r>
         <w:rPr>
+          <w:rFonts w:ascii="Arvo" w:hAnsi="Arvo"/>
           <w:sz w:val="20"/>
           <w:szCs w:val="20"/>
         </w:rPr>
@@ -4493,7 +4678,9 @@
     <w:p>
       <w:pPr>
         <w:pStyle w:val="PargrafodaLista"/>
-        <w:rPr>
+        <w:spacing w:line="276" w:lineRule="auto"/>
+        <w:rPr>
+          <w:rFonts w:ascii="Arvo" w:hAnsi="Arvo"/>
           <w:sz w:val="20"/>
           <w:szCs w:val="20"/>
         </w:rPr>
@@ -4507,15 +4694,18 @@
           <w:numId w:val="2"/>
         </w:numPr>
         <w:snapToGrid w:val="0"/>
+        <w:spacing w:line="276" w:lineRule="auto"/>
         <w:ind w:left="709" w:hanging="709"/>
         <w:jc w:val="both"/>
         <w:rPr>
-          <w:sz w:val="20"/>
-          <w:szCs w:val="20"/>
-        </w:rPr>
-      </w:pPr>
-      <w:r>
-        <w:rPr>
+          <w:rFonts w:ascii="Arvo" w:hAnsi="Arvo"/>
+          <w:sz w:val="20"/>
+          <w:szCs w:val="20"/>
+        </w:rPr>
+      </w:pPr>
+      <w:r>
+        <w:rPr>
+          <w:rFonts w:ascii="Arvo" w:hAnsi="Arvo"/>
           <w:sz w:val="20"/>
           <w:szCs w:val="20"/>
         </w:rPr>
@@ -4523,6 +4713,7 @@
       </w:r>
       <w:r>
         <w:rPr>
+          <w:rFonts w:ascii="Arvo" w:hAnsi="Arvo"/>
           <w:sz w:val="20"/>
           <w:szCs w:val="20"/>
         </w:rPr>
@@ -4530,6 +4721,7 @@
       </w:r>
       <w:r>
         <w:rPr>
+          <w:rFonts w:ascii="Arvo" w:hAnsi="Arvo"/>
           <w:sz w:val="20"/>
           <w:szCs w:val="20"/>
         </w:rPr>
@@ -4539,7 +4731,9 @@
     <w:p>
       <w:pPr>
         <w:pStyle w:val="PargrafodaLista"/>
-        <w:rPr>
+        <w:spacing w:line="276" w:lineRule="auto"/>
+        <w:rPr>
+          <w:rFonts w:ascii="Arvo" w:hAnsi="Arvo"/>
           <w:sz w:val="20"/>
           <w:szCs w:val="20"/>
         </w:rPr>
@@ -4553,15 +4747,18 @@
           <w:numId w:val="2"/>
         </w:numPr>
         <w:snapToGrid w:val="0"/>
+        <w:spacing w:line="276" w:lineRule="auto"/>
         <w:ind w:left="709" w:hanging="709"/>
         <w:jc w:val="both"/>
         <w:rPr>
-          <w:sz w:val="20"/>
-          <w:szCs w:val="20"/>
-        </w:rPr>
-      </w:pPr>
-      <w:r>
-        <w:rPr>
+          <w:rFonts w:ascii="Arvo" w:hAnsi="Arvo"/>
+          <w:sz w:val="20"/>
+          <w:szCs w:val="20"/>
+        </w:rPr>
+      </w:pPr>
+      <w:r>
+        <w:rPr>
+          <w:rFonts w:ascii="Arvo" w:hAnsi="Arvo"/>
           <w:sz w:val="20"/>
           <w:szCs w:val="20"/>
         </w:rPr>
@@ -4569,6 +4766,7 @@
       </w:r>
       <w:r>
         <w:rPr>
+          <w:rFonts w:ascii="Arvo" w:hAnsi="Arvo"/>
           <w:sz w:val="20"/>
           <w:szCs w:val="20"/>
         </w:rPr>
@@ -4578,7 +4776,9 @@
     <w:p>
       <w:pPr>
         <w:pStyle w:val="PargrafodaLista"/>
-        <w:rPr>
+        <w:spacing w:line="276" w:lineRule="auto"/>
+        <w:rPr>
+          <w:rFonts w:ascii="Arvo" w:hAnsi="Arvo"/>
           <w:sz w:val="20"/>
           <w:szCs w:val="20"/>
         </w:rPr>
@@ -4593,25 +4793,39 @@
           <w:numId w:val="2"/>
         </w:numPr>
         <w:snapToGrid w:val="0"/>
+        <w:spacing w:line="276" w:lineRule="auto"/>
         <w:ind w:hanging="720"/>
         <w:rPr>
-          <w:sz w:val="20"/>
-          <w:szCs w:val="20"/>
-        </w:rPr>
-      </w:pPr>
-      <w:r>
-        <w:rPr>
+          <w:rFonts w:ascii="Arvo" w:hAnsi="Arvo"/>
+          <w:sz w:val="20"/>
+          <w:szCs w:val="20"/>
+        </w:rPr>
+      </w:pPr>
+      <w:r>
+        <w:rPr>
+          <w:rFonts w:ascii="Arvo" w:hAnsi="Arvo"/>
           <w:b/>
           <w:sz w:val="20"/>
           <w:szCs w:val="20"/>
         </w:rPr>
-        <w:t>DO FORO</w:t>
-      </w:r>
-    </w:p>
-    <w:p>
-      <w:pPr>
-        <w:pStyle w:val="PargrafodaLista"/>
-        <w:rPr>
+        <w:t xml:space="preserve">LEGISLAÇÃO APLICÁVEL E </w:t>
+      </w:r>
+      <w:r>
+        <w:rPr>
+          <w:rFonts w:ascii="Arvo" w:hAnsi="Arvo"/>
+          <w:b/>
+          <w:sz w:val="20"/>
+          <w:szCs w:val="20"/>
+        </w:rPr>
+        <w:t>FORO</w:t>
+      </w:r>
+    </w:p>
+    <w:p>
+      <w:pPr>
+        <w:pStyle w:val="PargrafodaLista"/>
+        <w:spacing w:line="276" w:lineRule="auto"/>
+        <w:rPr>
+          <w:rFonts w:ascii="Arvo" w:hAnsi="Arvo"/>
           <w:sz w:val="20"/>
           <w:szCs w:val="20"/>
         </w:rPr>
@@ -4625,103 +4839,569 @@
           <w:numId w:val="2"/>
         </w:numPr>
         <w:snapToGrid w:val="0"/>
+        <w:spacing w:line="276" w:lineRule="auto"/>
         <w:ind w:left="709" w:hanging="709"/>
         <w:jc w:val="both"/>
         <w:rPr>
-          <w:sz w:val="20"/>
-          <w:szCs w:val="20"/>
-        </w:rPr>
-      </w:pPr>
-      <w:r>
-        <w:rPr>
-          <w:sz w:val="20"/>
-          <w:szCs w:val="20"/>
-        </w:rPr>
-        <w:t>Fica eleito o foro da Comarca de Belo Horizonte, Estado de Minas Gerais, com renúncia expressa a qualquer outro, por mais privilegiado que seja, para dirimir quaisquer dúvidas ou controvérsias oriundas dest</w:t>
-      </w:r>
-      <w:r>
-        <w:rPr>
-          <w:sz w:val="20"/>
-          <w:szCs w:val="20"/>
-        </w:rPr>
-        <w:t>a Proposta</w:t>
-      </w:r>
-      <w:r>
-        <w:rPr>
-          <w:sz w:val="20"/>
-          <w:szCs w:val="20"/>
-        </w:rPr>
-        <w:t xml:space="preserve"> que não possam ser solucionadas pela via amigável.</w:t>
-      </w:r>
-    </w:p>
-    <w:p>
-      <w:pPr>
-        <w:pStyle w:val="PargrafodaLista"/>
-        <w:rPr>
-          <w:sz w:val="20"/>
-          <w:szCs w:val="20"/>
-        </w:rPr>
-      </w:pPr>
-    </w:p>
-    <w:p>
-      <w:pPr>
-        <w:pStyle w:val="PargrafodaLista"/>
+          <w:rFonts w:ascii="Arvo" w:hAnsi="Arvo"/>
+          <w:sz w:val="20"/>
+          <w:szCs w:val="20"/>
+        </w:rPr>
+      </w:pPr>
+      <w:r>
+        <w:rPr>
+          <w:rFonts w:ascii="Arvo" w:hAnsi="Arvo"/>
+          <w:sz w:val="20"/>
+          <w:szCs w:val="20"/>
+        </w:rPr>
+        <w:lastRenderedPageBreak/>
+        <w:t>As Leis da República Federativa do Brasil são aplicáveis a esta Proposta. Fica eleito o foro da Comarca de Belo Horizonte, Estado de Minas Gerais, com renúncia expressa a qualquer outro, por mais privilegiado que seja, para dirimir quaisquer dúvidas ou controvérsias oriundas desta Proposta que não possam ser solucionadas pela via amigável.</w:t>
+      </w:r>
+    </w:p>
+    <w:p>
+      <w:pPr>
+        <w:pStyle w:val="PargrafodaLista"/>
+        <w:spacing w:line="276" w:lineRule="auto"/>
+        <w:rPr>
+          <w:rFonts w:ascii="Arvo" w:hAnsi="Arvo"/>
+          <w:sz w:val="20"/>
+          <w:szCs w:val="20"/>
+        </w:rPr>
+      </w:pPr>
+    </w:p>
+    <w:p>
+      <w:pPr>
+        <w:pStyle w:val="PargrafodaLista"/>
+        <w:spacing w:line="276" w:lineRule="auto"/>
         <w:jc w:val="both"/>
         <w:rPr>
-          <w:sz w:val="20"/>
-          <w:szCs w:val="20"/>
-        </w:rPr>
-      </w:pPr>
-      <w:r>
-        <w:rPr>
-          <w:sz w:val="20"/>
-          <w:szCs w:val="20"/>
-        </w:rPr>
-        <w:t>As Partes reconhecem a veracidade, autenticidade, validade e eficácia desta Proposta em formato eletrônico, assinada por meio de plataforma de assinaturas eletrônicas (DocuSign ou similar), nos termos do artigo 10, § 2º, da Medida Provisória n. 2.200-2/2001 e do artigo 219 do Código Civil, dispensando expressamente a colheita de assinaturas de testemunhas, na forma do artigo 34 da Lei n. 14.620/2023.</w:t>
-      </w:r>
-    </w:p>
-    <w:p>
-      <w:pPr>
-        <w:pStyle w:val="PargrafodaLista"/>
-        <w:jc w:val="center"/>
-        <w:rPr>
-          <w:sz w:val="20"/>
-          <w:szCs w:val="20"/>
-        </w:rPr>
-      </w:pPr>
-      <w:r>
-        <w:rPr>
-          <w:sz w:val="20"/>
-          <w:szCs w:val="20"/>
-        </w:rPr>
-        <w:t>____________________________________________</w:t>
-      </w:r>
-    </w:p>
-    <w:p>
-      <w:pPr>
-        <w:snapToGrid w:val="0"/>
-        <w:jc w:val="center"/>
-        <w:rPr>
-          <w:sz w:val="20"/>
-          <w:szCs w:val="20"/>
-        </w:rPr>
-      </w:pPr>
-      <w:r>
-        <w:rPr>
+          <w:rFonts w:ascii="Arvo" w:hAnsi="Arvo"/>
+          <w:sz w:val="20"/>
+          <w:szCs w:val="20"/>
+        </w:rPr>
+      </w:pPr>
+      <w:r>
+        <w:rPr>
+          <w:rFonts w:ascii="Arvo" w:hAnsi="Arvo"/>
+          <w:sz w:val="20"/>
+          <w:szCs w:val="20"/>
+        </w:rPr>
+        <w:t xml:space="preserve">As Partes reconhecem a veracidade, autenticidade, validade e eficácia desta Proposta </w:t>
+      </w:r>
+      <w:r>
+        <w:rPr>
+          <w:rFonts w:ascii="Arvo" w:hAnsi="Arvo"/>
+          <w:sz w:val="20"/>
+          <w:szCs w:val="20"/>
+        </w:rPr>
+        <w:t>caso firmada caso</w:t>
+      </w:r>
+      <w:r>
+        <w:rPr>
+          <w:rFonts w:ascii="Arvo" w:hAnsi="Arvo"/>
+          <w:sz w:val="20"/>
+          <w:szCs w:val="20"/>
+        </w:rPr>
+        <w:t xml:space="preserve"> assinada por meio de plataforma de assinaturas eletrônicas (DocuSign ou similar), nos termos do artigo 10, § 2º, da Medida Provisória n. 2.200-2/2001 e do artigo 219 do Código Civil, </w:t>
+      </w:r>
+      <w:r>
+        <w:rPr>
+          <w:rFonts w:ascii="Arvo" w:hAnsi="Arvo"/>
+          <w:sz w:val="20"/>
+          <w:szCs w:val="20"/>
+        </w:rPr>
+        <w:t xml:space="preserve">neste caso </w:t>
+      </w:r>
+      <w:r>
+        <w:rPr>
+          <w:rFonts w:ascii="Arvo" w:hAnsi="Arvo"/>
+          <w:sz w:val="20"/>
+          <w:szCs w:val="20"/>
+        </w:rPr>
+        <w:t>dispensando expressamente a colheita de assinaturas de testemunhas, na forma do artigo 34 da Lei n. 14.620/2023.</w:t>
+      </w:r>
+    </w:p>
+    <w:p>
+      <w:pPr>
+        <w:pStyle w:val="PargrafodaLista"/>
+        <w:spacing w:line="276" w:lineRule="auto"/>
+        <w:jc w:val="both"/>
+        <w:rPr>
+          <w:rFonts w:ascii="Arvo" w:hAnsi="Arvo"/>
+          <w:sz w:val="20"/>
+          <w:szCs w:val="20"/>
+        </w:rPr>
+      </w:pPr>
+    </w:p>
+    <w:p>
+      <w:pPr>
+        <w:keepNext/>
+        <w:snapToGrid w:val="0"/>
+        <w:spacing w:line="276" w:lineRule="auto"/>
+        <w:rPr>
+          <w:rFonts w:ascii="Arvo" w:hAnsi="Arvo"/>
           <w:b/>
           <w:bCs/>
-          <w:sz w:val="20"/>
-          <w:szCs w:val="20"/>
-        </w:rPr>
-        <w:t xml:space="preserve">Joao da Silva</w:t>
-      </w:r>
-    </w:p>
-    <w:p>
-      <w:pPr>
-        <w:snapToGrid w:val="0"/>
+          <w:color w:val="FFFFFF" w:themeColor="background1"/>
+          <w:sz w:val="20"/>
+          <w:szCs w:val="20"/>
+        </w:rPr>
+      </w:pPr>
+      <w:r>
+        <w:rPr>
+          <w:rFonts w:ascii="Arvo" w:hAnsi="Arvo"/>
+          <w:b/>
+          <w:bCs/>
+          <w:color w:val="FFFFFF" w:themeColor="background1"/>
+          <w:sz w:val="20"/>
+          <w:szCs w:val="20"/>
+        </w:rPr>
+        <w:t>.</w:t>
+      </w:r>
+    </w:p>
+    <w:p>
+      <w:pPr>
+        <w:keepNext/>
+        <w:snapToGrid w:val="0"/>
+        <w:spacing w:line="276" w:lineRule="auto"/>
         <w:jc w:val="center"/>
         <w:rPr>
-          <w:sz w:val="2"/>
+          <w:rFonts w:ascii="Arvo" w:hAnsi="Arvo"/>
+          <w:b/>
+          <w:bCs/>
+          <w:sz w:val="20"/>
+          <w:szCs w:val="20"/>
+        </w:rPr>
+      </w:pPr>
+    </w:p>
+    <w:tbl>
+      <w:tblPr>
+        <w:tblStyle w:val="Tabelacomgrade"/>
+        <w:tblW w:w="0" w:type="auto"/>
+        <w:tblBorders>
+          <w:top w:val="none" w:sz="0" w:space="0" w:color="auto"/>
+          <w:left w:val="none" w:sz="0" w:space="0" w:color="auto"/>
+          <w:bottom w:val="none" w:sz="0" w:space="0" w:color="auto"/>
+          <w:right w:val="none" w:sz="0" w:space="0" w:color="auto"/>
+          <w:insideH w:val="none" w:sz="0" w:space="0" w:color="auto"/>
+          <w:insideV w:val="none" w:sz="0" w:space="0" w:color="auto"/>
+        </w:tblBorders>
+        <w:tblLook w:val="04A0" w:firstRow="1" w:lastRow="0" w:firstColumn="1" w:lastColumn="0" w:noHBand="0" w:noVBand="1"/>
+      </w:tblPr>
+      <w:tblGrid>
+        <w:gridCol w:w="4814"/>
+        <w:gridCol w:w="4814"/>
+      </w:tblGrid>
+      <w:tr>
+        <w:tc>
+          <w:tcPr>
+            <w:tcW w:w="4814" w:type="dxa"/>
+          </w:tcPr>
+          <w:p>
+            <w:pPr>
+              <w:pStyle w:val="PargrafodaLista"/>
+              <w:spacing w:line="276" w:lineRule="auto"/>
+              <w:rPr>
+                <w:rFonts w:ascii="Arvo" w:hAnsi="Arvo"/>
+                <w:sz w:val="20"/>
+                <w:szCs w:val="20"/>
+              </w:rPr>
+            </w:pPr>
+            <w:r>
+              <w:rPr>
+                <w:rFonts w:ascii="Arvo" w:hAnsi="Arvo"/>
+                <w:sz w:val="20"/>
+                <w:szCs w:val="20"/>
+              </w:rPr>
+              <w:t>____________________________________________</w:t>
+            </w:r>
+          </w:p>
+          <w:p>
+            <w:pPr>
+              <w:snapToGrid w:val="0"/>
+              <w:spacing w:line="276" w:lineRule="auto"/>
+              <w:rPr>
+                <w:rFonts w:ascii="Arvo" w:hAnsi="Arvo"/>
+                <w:sz w:val="20"/>
+                <w:szCs w:val="20"/>
+              </w:rPr>
+            </w:pPr>
+            <w:r>
+              <w:rPr>
+                <w:rFonts w:ascii="Arvo" w:hAnsi="Arvo"/>
+                <w:b/>
+                <w:bCs/>
+                <w:sz w:val="20"/>
+                <w:szCs w:val="20"/>
+              </w:rPr>
+              <w:t xml:space="preserve"/>
+            </w:r>
+            <w:r>
+              <w:rPr>
+                <w:sz w:val="20"/>
+                <w:szCs w:val="20"/>
+                <w:b/>
+                <w:rFonts w:ascii="Arvo" w:hAnsi="Arvo" w:cs="Arvo"/>
+              </w:rPr>
+              <w:t xml:space="preserve">JOAO DA SILVA</w:t>
+            </w:r>
+            <w:r>
+              <w:t xml:space="preserve"/>
+            </w:r>
+          </w:p>
+          <w:p>
+            <w:pPr>
+              <w:keepNext/>
+              <w:snapToGrid w:val="0"/>
+              <w:spacing w:line="276" w:lineRule="auto"/>
+              <w:jc w:val="center"/>
+              <w:rPr>
+                <w:rFonts w:ascii="Arvo" w:hAnsi="Arvo"/>
+                <w:b/>
+                <w:bCs/>
+                <w:sz w:val="20"/>
+                <w:szCs w:val="20"/>
+              </w:rPr>
+            </w:pPr>
+          </w:p>
+        </w:tc>
+        <w:tc>
+          <w:tcPr>
+            <w:tcW w:w="4814" w:type="dxa"/>
+          </w:tcPr>
+          <w:p>
+            <w:pPr>
+              <w:pStyle w:val="PargrafodaLista"/>
+              <w:spacing w:line="276" w:lineRule="auto"/>
+              <w:rPr>
+                <w:rFonts w:ascii="Arvo" w:hAnsi="Arvo"/>
+                <w:sz w:val="20"/>
+                <w:szCs w:val="20"/>
+              </w:rPr>
+            </w:pPr>
+            <w:r>
+              <w:rPr>
+                <w:rFonts w:ascii="Arvo" w:hAnsi="Arvo"/>
+                <w:sz w:val="20"/>
+                <w:szCs w:val="20"/>
+              </w:rPr>
+              <w:t>____________________________________________</w:t>
+            </w:r>
+          </w:p>
+          <w:p>
+            <w:pPr>
+              <w:snapToGrid w:val="0"/>
+              <w:spacing w:line="276" w:lineRule="auto"/>
+              <w:rPr>
+                <w:rFonts w:ascii="Arvo" w:hAnsi="Arvo"/>
+                <w:sz w:val="20"/>
+                <w:szCs w:val="20"/>
+              </w:rPr>
+            </w:pPr>
+            <w:r>
+              <w:rPr>
+                <w:rFonts w:ascii="Arvo" w:hAnsi="Arvo"/>
+                <w:b/>
+                <w:bCs/>
+                <w:sz w:val="20"/>
+                <w:szCs w:val="20"/>
+              </w:rPr>
+              <w:t>PMRA PORTO MIRANDA ROCHA ADVOGADOS</w:t>
+            </w:r>
+          </w:p>
+          <w:p>
+            <w:pPr>
+              <w:keepNext/>
+              <w:snapToGrid w:val="0"/>
+              <w:spacing w:line="276" w:lineRule="auto"/>
+              <w:jc w:val="center"/>
+              <w:rPr>
+                <w:rFonts w:ascii="Arvo" w:hAnsi="Arvo"/>
+                <w:b/>
+                <w:bCs/>
+                <w:sz w:val="20"/>
+                <w:szCs w:val="20"/>
+              </w:rPr>
+            </w:pPr>
+          </w:p>
+        </w:tc>
+      </w:tr>
+    </w:tbl>
+    <w:p>
+      <w:pPr>
+        <w:keepNext/>
+        <w:snapToGrid w:val="0"/>
+        <w:spacing w:line="276" w:lineRule="auto"/>
+        <w:rPr>
+          <w:rFonts w:ascii="Arvo" w:hAnsi="Arvo"/>
+          <w:b/>
+          <w:bCs/>
+          <w:sz w:val="20"/>
+          <w:szCs w:val="20"/>
+        </w:rPr>
+      </w:pPr>
+    </w:p>
+    <w:p>
+      <w:pPr>
+        <w:keepNext/>
+        <w:snapToGrid w:val="0"/>
+        <w:spacing w:line="276" w:lineRule="auto"/>
+        <w:rPr>
+          <w:rFonts w:ascii="Arvo" w:hAnsi="Arvo"/>
+          <w:b/>
+          <w:bCs/>
+          <w:color w:val="FFFFFF" w:themeColor="background1"/>
+          <w:sz w:val="20"/>
+          <w:szCs w:val="20"/>
+        </w:rPr>
+      </w:pPr>
+      <w:r>
+        <w:rPr>
+          <w:rFonts w:ascii="Arvo" w:hAnsi="Arvo"/>
+          <w:b/>
+          <w:bCs/>
+          <w:color w:val="FFFFFF" w:themeColor="background1"/>
+          <w:sz w:val="20"/>
+          <w:szCs w:val="20"/>
+        </w:rPr>
+        <w:t>.</w:t>
+      </w:r>
+    </w:p>
+    <w:p>
+      <w:pPr>
+        <w:keepNext/>
+        <w:snapToGrid w:val="0"/>
+        <w:spacing w:line="276" w:lineRule="auto"/>
+        <w:rPr>
+          <w:rFonts w:ascii="Arvo" w:hAnsi="Arvo"/>
+          <w:b/>
+          <w:bCs/>
+          <w:color w:val="FFFFFF" w:themeColor="background1"/>
+          <w:sz w:val="20"/>
+          <w:szCs w:val="20"/>
+        </w:rPr>
+      </w:pPr>
+      <w:r>
+        <w:rPr>
+          <w:rFonts w:ascii="Arvo" w:hAnsi="Arvo"/>
+          <w:b/>
+          <w:bCs/>
+          <w:color w:val="FFFFFF" w:themeColor="background1"/>
+          <w:sz w:val="20"/>
+          <w:szCs w:val="20"/>
+        </w:rPr>
+        <w:t>.</w:t>
+      </w:r>
+    </w:p>
+    <w:p>
+      <w:pPr>
+        <w:snapToGrid w:val="0"/>
+        <w:spacing w:line="276" w:lineRule="auto"/>
+        <w:rPr>
+          <w:rFonts w:ascii="Arvo" w:hAnsi="Arvo"/>
+          <w:b/>
+          <w:bCs/>
+          <w:sz w:val="20"/>
+          <w:szCs w:val="20"/>
+        </w:rPr>
+      </w:pPr>
+      <w:r>
+        <w:rPr>
+          <w:rFonts w:ascii="Arvo" w:hAnsi="Arvo"/>
+          <w:b/>
+          <w:bCs/>
+          <w:sz w:val="20"/>
+          <w:szCs w:val="20"/>
+        </w:rPr>
+        <w:t>Testemunhas:</w:t>
+      </w:r>
+    </w:p>
+    <w:p>
+      <w:pPr>
+        <w:snapToGrid w:val="0"/>
+        <w:spacing w:line="276" w:lineRule="auto"/>
+        <w:rPr>
+          <w:rFonts w:ascii="Arvo" w:hAnsi="Arvo"/>
+          <w:i/>
+          <w:iCs/>
+          <w:sz w:val="20"/>
+          <w:szCs w:val="20"/>
+        </w:rPr>
+      </w:pPr>
+      <w:r>
+        <w:rPr>
+          <w:rFonts w:ascii="Arvo" w:hAnsi="Arvo"/>
+          <w:i/>
+          <w:iCs/>
+          <w:sz w:val="20"/>
+          <w:szCs w:val="20"/>
+        </w:rPr>
+        <w:t>(preencher e assinar caso firmado com assinaturas físicas ou por meio de certificado digital)</w:t>
+      </w:r>
+    </w:p>
+    <w:p>
+      <w:pPr>
+        <w:snapToGrid w:val="0"/>
+        <w:spacing w:line="276" w:lineRule="auto"/>
+        <w:rPr>
+          <w:rFonts w:ascii="Arvo" w:hAnsi="Arvo"/>
+          <w:b/>
+          <w:bCs/>
+          <w:sz w:val="20"/>
+          <w:szCs w:val="20"/>
+        </w:rPr>
+      </w:pPr>
+    </w:p>
+    <w:tbl>
+      <w:tblPr>
+        <w:tblStyle w:val="Tabelacomgrade"/>
+        <w:tblW w:w="0" w:type="auto"/>
+        <w:tblBorders>
+          <w:top w:val="none" w:sz="0" w:space="0" w:color="auto"/>
+          <w:left w:val="none" w:sz="0" w:space="0" w:color="auto"/>
+          <w:bottom w:val="none" w:sz="0" w:space="0" w:color="auto"/>
+          <w:right w:val="none" w:sz="0" w:space="0" w:color="auto"/>
+          <w:insideH w:val="none" w:sz="0" w:space="0" w:color="auto"/>
+          <w:insideV w:val="none" w:sz="0" w:space="0" w:color="auto"/>
+        </w:tblBorders>
+        <w:tblLook w:val="04A0" w:firstRow="1" w:lastRow="0" w:firstColumn="1" w:lastColumn="0" w:noHBand="0" w:noVBand="1"/>
+      </w:tblPr>
+      <w:tblGrid>
+        <w:gridCol w:w="4814"/>
+        <w:gridCol w:w="4814"/>
+      </w:tblGrid>
+      <w:tr>
+        <w:tc>
+          <w:tcPr>
+            <w:tcW w:w="4814" w:type="dxa"/>
+          </w:tcPr>
+          <w:p>
+            <w:pPr>
+              <w:pStyle w:val="PargrafodaLista"/>
+              <w:spacing w:line="276" w:lineRule="auto"/>
+              <w:rPr>
+                <w:rFonts w:ascii="Arvo" w:hAnsi="Arvo"/>
+                <w:sz w:val="20"/>
+                <w:szCs w:val="20"/>
+              </w:rPr>
+            </w:pPr>
+            <w:r>
+              <w:rPr>
+                <w:rFonts w:ascii="Arvo" w:hAnsi="Arvo"/>
+                <w:sz w:val="20"/>
+                <w:szCs w:val="20"/>
+              </w:rPr>
+              <w:t>____________________________________________</w:t>
+            </w:r>
+          </w:p>
+          <w:p>
+            <w:pPr>
+              <w:snapToGrid w:val="0"/>
+              <w:spacing w:line="276" w:lineRule="auto"/>
+              <w:rPr>
+                <w:rFonts w:ascii="Arvo" w:hAnsi="Arvo"/>
+                <w:sz w:val="20"/>
+                <w:szCs w:val="20"/>
+              </w:rPr>
+            </w:pPr>
+            <w:r>
+              <w:rPr>
+                <w:rFonts w:ascii="Arvo" w:hAnsi="Arvo"/>
+                <w:b/>
+                <w:bCs/>
+                <w:sz w:val="20"/>
+                <w:szCs w:val="20"/>
+              </w:rPr>
+              <w:t>Nome:</w:t>
+            </w:r>
+          </w:p>
+          <w:p>
+            <w:pPr>
+              <w:keepNext/>
+              <w:snapToGrid w:val="0"/>
+              <w:spacing w:line="276" w:lineRule="auto"/>
+              <w:jc w:val="center"/>
+              <w:rPr>
+                <w:rFonts w:ascii="Arvo" w:hAnsi="Arvo"/>
+                <w:b/>
+                <w:bCs/>
+                <w:sz w:val="20"/>
+                <w:szCs w:val="20"/>
+              </w:rPr>
+            </w:pPr>
+          </w:p>
+        </w:tc>
+        <w:tc>
+          <w:tcPr>
+            <w:tcW w:w="4814" w:type="dxa"/>
+          </w:tcPr>
+          <w:p>
+            <w:pPr>
+              <w:pStyle w:val="PargrafodaLista"/>
+              <w:spacing w:line="276" w:lineRule="auto"/>
+              <w:rPr>
+                <w:rFonts w:ascii="Arvo" w:hAnsi="Arvo"/>
+                <w:sz w:val="20"/>
+                <w:szCs w:val="20"/>
+              </w:rPr>
+            </w:pPr>
+            <w:r>
+              <w:rPr>
+                <w:rFonts w:ascii="Arvo" w:hAnsi="Arvo"/>
+                <w:sz w:val="20"/>
+                <w:szCs w:val="20"/>
+              </w:rPr>
+              <w:t>____________________________________________</w:t>
+            </w:r>
+          </w:p>
+          <w:p>
+            <w:pPr>
+              <w:snapToGrid w:val="0"/>
+              <w:spacing w:line="276" w:lineRule="auto"/>
+              <w:rPr>
+                <w:rFonts w:ascii="Arvo" w:hAnsi="Arvo"/>
+                <w:sz w:val="20"/>
+                <w:szCs w:val="20"/>
+              </w:rPr>
+            </w:pPr>
+            <w:r>
+              <w:rPr>
+                <w:rFonts w:ascii="Arvo" w:hAnsi="Arvo"/>
+                <w:b/>
+                <w:bCs/>
+                <w:sz w:val="20"/>
+                <w:szCs w:val="20"/>
+              </w:rPr>
+              <w:t>Nome:</w:t>
+            </w:r>
+          </w:p>
+          <w:p>
+            <w:pPr>
+              <w:keepNext/>
+              <w:snapToGrid w:val="0"/>
+              <w:spacing w:line="276" w:lineRule="auto"/>
+              <w:jc w:val="center"/>
+              <w:rPr>
+                <w:rFonts w:ascii="Arvo" w:hAnsi="Arvo"/>
+                <w:b/>
+                <w:bCs/>
+                <w:sz w:val="20"/>
+                <w:szCs w:val="20"/>
+              </w:rPr>
+            </w:pPr>
+          </w:p>
+        </w:tc>
+      </w:tr>
+    </w:tbl>
+    <w:p>
+      <w:pPr>
+        <w:snapToGrid w:val="0"/>
+        <w:spacing w:line="276" w:lineRule="auto"/>
+        <w:rPr>
+          <w:rFonts w:ascii="Arvo" w:hAnsi="Arvo"/>
+          <w:b/>
+          <w:bCs/>
+          <w:sz w:val="20"/>
           <w:szCs w:val="20"/>
         </w:rPr>
       </w:pPr>
@@ -4763,9 +5443,69 @@
 
 <file path=word/footer1.xml><?xml version="1.0" encoding="utf-8"?>
 <w:ftr xmlns:wpc="http://schemas.microsoft.com/office/word/2010/wordprocessingCanvas" xmlns:cx="http://schemas.microsoft.com/office/drawing/2014/chartex" xmlns:cx1="http://schemas.microsoft.com/office/drawing/2015/9/8/chartex" xmlns:cx2="http://schemas.microsoft.com/office/drawing/2015/10/21/chartex" xmlns:cx3="http://schemas.microsoft.com/office/drawing/2016/5/9/chartex" xmlns:cx4="http://schemas.microsoft.com/office/drawing/2016/5/10/chartex" xmlns:cx5="http://schemas.microsoft.com/office/drawing/2016/5/11/chartex" xmlns:cx6="http://schemas.microsoft.com/office/drawing/2016/5/12/chartex" xmlns:cx7="http://schemas.microsoft.com/office/drawing/2016/5/13/chartex" xmlns:cx8="http://schemas.microsoft.com/office/drawing/2016/5/14/chartex" xmlns:mc="http://schemas.openxmlformats.org/markup-compatibility/2006" xmlns:aink="http://schemas.microsoft.com/office/drawing/2016/ink" xmlns:am3d="http://schemas.microsoft.com/office/drawing/2017/model3d" xmlns:o="urn:schemas-microsoft-com:office:office" xmlns:oel="http://schemas.microsoft.com/office/2019/extlst" xmlns:r="http://schemas.openxmlformats.org/officeDocument/2006/relationships" xmlns:m="http://schemas.openxmlformats.org/officeDocument/2006/math" xmlns:v="urn:schemas-microsoft-com:vml" xmlns:wp14="http://schemas.microsoft.com/office/word/2010/wordprocessingDrawing" xmlns:wp="http://schemas.openxmlformats.org/drawingml/2006/wordprocessingDrawing" xmlns:w10="urn:schemas-microsoft-com:office:word" xmlns:w="http://schemas.openxmlformats.org/wordprocessingml/2006/main" xmlns:w14="http://schemas.microsoft.com/office/word/2010/wordml" xmlns:w15="http://schemas.microsoft.com/office/word/2012/wordml" xmlns:w16cex="http://schemas.microsoft.com/office/word/2018/wordml/cex" xmlns:w16cid="http://schemas.microsoft.com/office/word/2016/wordml/cid" xmlns:w16="http://schemas.microsoft.com/office/word/2018/wordml" xmlns:w16du="http://schemas.microsoft.com/office/word/2023/wordml/word16du" xmlns:w16sdtdh="http://schemas.microsoft.com/office/word/2020/wordml/sdtdatahash" xmlns:w16sdtfl="http://schemas.microsoft.com/office/word/2024/wordml/sdtformatlock" xmlns:w16se="http://schemas.microsoft.com/office/word/2015/wordml/symex" xmlns:wpg="http://schemas.microsoft.com/office/word/2010/wordprocessingGroup" xmlns:wpi="http://schemas.microsoft.com/office/word/2010/wordprocessingInk" xmlns:wne="http://schemas.microsoft.com/office/word/2006/wordml" xmlns:wps="http://schemas.microsoft.com/office/word/2010/wordprocessingShape" mc:Ignorable="w14 w15 w16se w16cid w16 w16cex w16sdtdh w16sdtfl w16du wp14">
+  <w:sdt>
+    <w:sdtPr>
+      <w:rPr>
+        <w:rStyle w:val="Nmerodepgina"/>
+        <w:sz w:val="20"/>
+        <w:szCs w:val="20"/>
+      </w:rPr>
+      <w:id w:val="1008332648"/>
+      <w:docPartObj>
+        <w:docPartGallery w:val="Page Numbers (Bottom of Page)"/>
+        <w:docPartUnique/>
+      </w:docPartObj>
+    </w:sdtPr>
+    <w:sdtContent>
+      <w:p>
+        <w:pPr>
+          <w:pStyle w:val="Rodap"/>
+          <w:framePr w:wrap="none" w:vAnchor="text" w:hAnchor="margin" w:xAlign="right" w:y="1"/>
+          <w:rPr>
+            <w:rStyle w:val="Nmerodepgina"/>
+            <w:sz w:val="20"/>
+            <w:szCs w:val="20"/>
+          </w:rPr>
+        </w:pPr>
+        <w:r>
+          <w:rPr>
+            <w:rStyle w:val="Nmerodepgina"/>
+            <w:sz w:val="20"/>
+            <w:szCs w:val="20"/>
+          </w:rPr>
+          <w:fldChar w:fldCharType="begin"/>
+        </w:r>
+        <w:r>
+          <w:rPr>
+            <w:rStyle w:val="Nmerodepgina"/>
+            <w:sz w:val="20"/>
+            <w:szCs w:val="20"/>
+          </w:rPr>
+          <w:instrText xml:space="preserve"> PAGE </w:instrText>
+        </w:r>
+        <w:r>
+          <w:rPr>
+            <w:rStyle w:val="Nmerodepgina"/>
+            <w:sz w:val="20"/>
+            <w:szCs w:val="20"/>
+          </w:rPr>
+          <w:fldChar w:fldCharType="separate"/>
+        </w:r>
+        <w:r>
+          <w:rPr>
+            <w:rStyle w:val="Nmerodepgina"/>
+            <w:sz w:val="20"/>
+            <w:szCs w:val="20"/>
+          </w:rPr>
+          <w:fldChar w:fldCharType="end"/>
+        </w:r>
+      </w:p>
+    </w:sdtContent>
+  </w:sdt>
   <w:p>
     <w:pPr>
       <w:pStyle w:val="Rodap"/>
+      <w:ind w:right="360"/>
     </w:pPr>
   </w:p>
 </w:ftr>
@@ -4773,6 +5513,74 @@
 
 <file path=word/footer2.xml><?xml version="1.0" encoding="utf-8"?>
 <w:ftr xmlns:wpc="http://schemas.microsoft.com/office/word/2010/wordprocessingCanvas" xmlns:cx="http://schemas.microsoft.com/office/drawing/2014/chartex" xmlns:cx1="http://schemas.microsoft.com/office/drawing/2015/9/8/chartex" xmlns:cx2="http://schemas.microsoft.com/office/drawing/2015/10/21/chartex" xmlns:cx3="http://schemas.microsoft.com/office/drawing/2016/5/9/chartex" xmlns:cx4="http://schemas.microsoft.com/office/drawing/2016/5/10/chartex" xmlns:cx5="http://schemas.microsoft.com/office/drawing/2016/5/11/chartex" xmlns:cx6="http://schemas.microsoft.com/office/drawing/2016/5/12/chartex" xmlns:cx7="http://schemas.microsoft.com/office/drawing/2016/5/13/chartex" xmlns:cx8="http://schemas.microsoft.com/office/drawing/2016/5/14/chartex" xmlns:mc="http://schemas.openxmlformats.org/markup-compatibility/2006" xmlns:aink="http://schemas.microsoft.com/office/drawing/2016/ink" xmlns:am3d="http://schemas.microsoft.com/office/drawing/2017/model3d" xmlns:o="urn:schemas-microsoft-com:office:office" xmlns:oel="http://schemas.microsoft.com/office/2019/extlst" xmlns:r="http://schemas.openxmlformats.org/officeDocument/2006/relationships" xmlns:m="http://schemas.openxmlformats.org/officeDocument/2006/math" xmlns:v="urn:schemas-microsoft-com:vml" xmlns:wp14="http://schemas.microsoft.com/office/word/2010/wordprocessingDrawing" xmlns:wp="http://schemas.openxmlformats.org/drawingml/2006/wordprocessingDrawing" xmlns:w10="urn:schemas-microsoft-com:office:word" xmlns:w="http://schemas.openxmlformats.org/wordprocessingml/2006/main" xmlns:w14="http://schemas.microsoft.com/office/word/2010/wordml" xmlns:w15="http://schemas.microsoft.com/office/word/2012/wordml" xmlns:w16cex="http://schemas.microsoft.com/office/word/2018/wordml/cex" xmlns:w16cid="http://schemas.microsoft.com/office/word/2016/wordml/cid" xmlns:w16="http://schemas.microsoft.com/office/word/2018/wordml" xmlns:w16du="http://schemas.microsoft.com/office/word/2023/wordml/word16du" xmlns:w16sdtdh="http://schemas.microsoft.com/office/word/2020/wordml/sdtdatahash" xmlns:w16sdtfl="http://schemas.microsoft.com/office/word/2024/wordml/sdtformatlock" xmlns:w16se="http://schemas.microsoft.com/office/word/2015/wordml/symex" xmlns:wpg="http://schemas.microsoft.com/office/word/2010/wordprocessingGroup" xmlns:wpi="http://schemas.microsoft.com/office/word/2010/wordprocessingInk" xmlns:wne="http://schemas.microsoft.com/office/word/2006/wordml" xmlns:wps="http://schemas.microsoft.com/office/word/2010/wordprocessingShape" mc:Ignorable="w14 w15 w16se w16cid w16 w16cex w16sdtdh w16sdtfl w16du wp14">
+  <w:sdt>
+    <w:sdtPr>
+      <w:rPr>
+        <w:rStyle w:val="Nmerodepgina"/>
+        <w:sz w:val="20"/>
+        <w:szCs w:val="20"/>
+      </w:rPr>
+      <w:id w:val="1444961039"/>
+      <w:docPartObj>
+        <w:docPartGallery w:val="Page Numbers (Bottom of Page)"/>
+        <w:docPartUnique/>
+      </w:docPartObj>
+    </w:sdtPr>
+    <w:sdtContent>
+      <w:p>
+        <w:pPr>
+          <w:pStyle w:val="Rodap"/>
+          <w:framePr w:wrap="none" w:vAnchor="text" w:hAnchor="margin" w:xAlign="right" w:y="1"/>
+          <w:rPr>
+            <w:rStyle w:val="Nmerodepgina"/>
+            <w:sz w:val="20"/>
+            <w:szCs w:val="20"/>
+          </w:rPr>
+        </w:pPr>
+        <w:r>
+          <w:rPr>
+            <w:rStyle w:val="Nmerodepgina"/>
+            <w:sz w:val="20"/>
+            <w:szCs w:val="20"/>
+          </w:rPr>
+          <w:fldChar w:fldCharType="begin"/>
+        </w:r>
+        <w:r>
+          <w:rPr>
+            <w:rStyle w:val="Nmerodepgina"/>
+            <w:sz w:val="20"/>
+            <w:szCs w:val="20"/>
+          </w:rPr>
+          <w:instrText xml:space="preserve"> PAGE </w:instrText>
+        </w:r>
+        <w:r>
+          <w:rPr>
+            <w:rStyle w:val="Nmerodepgina"/>
+            <w:sz w:val="20"/>
+            <w:szCs w:val="20"/>
+          </w:rPr>
+          <w:fldChar w:fldCharType="separate"/>
+        </w:r>
+        <w:r>
+          <w:rPr>
+            <w:rStyle w:val="Nmerodepgina"/>
+            <w:noProof/>
+            <w:sz w:val="20"/>
+            <w:szCs w:val="20"/>
+          </w:rPr>
+          <w:t>8</w:t>
+        </w:r>
+        <w:r>
+          <w:rPr>
+            <w:rStyle w:val="Nmerodepgina"/>
+            <w:sz w:val="20"/>
+            <w:szCs w:val="20"/>
+          </w:rPr>
+          <w:fldChar w:fldCharType="end"/>
+        </w:r>
+      </w:p>
+    </w:sdtContent>
+  </w:sdt>
   <w:p>
     <w:pPr>
       <w:tabs>
@@ -4780,6 +5588,7 @@
         <w:tab w:val="right" w:pos="9072"/>
       </w:tabs>
       <w:spacing w:before="60"/>
+      <w:ind w:right="360"/>
     </w:pPr>
   </w:p>
 </w:ftr>
@@ -4831,6 +5640,8 @@
       <w:rPr>
         <w:noProof/>
         <w:color w:val="000000"/>
+        <w:sz w:val="20"/>
+        <w:szCs w:val="20"/>
       </w:rPr>
       <w:drawing>
         <wp:anchor distT="0" distB="0" distL="114300" distR="114300" simplePos="0" relativeHeight="251658240" behindDoc="1" locked="0" layoutInCell="1" allowOverlap="1" wp14:anchorId="514AAAE6" wp14:editId="3658720C">
@@ -5787,6 +6598,14 @@
     <w:semiHidden/>
     <w:rsid w:val="00674224"/>
   </w:style>
+  <w:style w:type="character" w:styleId="Nmerodepgina">
+    <w:name w:val="page number"/>
+    <w:basedOn w:val="Fontepargpadro"/>
+    <w:uiPriority w:val="99"/>
+    <w:semiHidden/>
+    <w:unhideWhenUsed/>
+    <w:rsid w:val="005121E2"/>
+  </w:style>
 </w:styles>
 </file>
 
@@ -6128,6 +6947,17 @@
 </file>
 
 <file path=customXml/item1.xml><?xml version="1.0" encoding="utf-8"?>
+<p:properties xmlns:p="http://schemas.microsoft.com/office/2006/metadata/properties" xmlns:xsi="http://www.w3.org/2001/XMLSchema-instance" xmlns:pc="http://schemas.microsoft.com/office/infopath/2007/PartnerControls">
+  <documentManagement>
+    <lcf76f155ced4ddcb4097134ff3c332f xmlns="e5b1cd33-4eca-41a4-b7d8-fdf3e6200119">
+      <Terms xmlns="http://schemas.microsoft.com/office/infopath/2007/PartnerControls"/>
+    </lcf76f155ced4ddcb4097134ff3c332f>
+    <TaxCatchAll xmlns="c710a95f-4097-48d0-b72e-528dcf24b561" xsi:nil="true"/>
+  </documentManagement>
+</p:properties>
+</file>
+
+<file path=customXml/item2.xml><?xml version="1.0" encoding="utf-8"?>
 <ct:contentTypeSchema xmlns:ct="http://schemas.microsoft.com/office/2006/metadata/contentType" xmlns:ma="http://schemas.microsoft.com/office/2006/metadata/properties/metaAttributes" ct:_="" ma:_="" ma:contentTypeName="Documento" ma:contentTypeID="0x010100C538FE3DE9F5C249B208F757A39C9CF1" ma:contentTypeVersion="13" ma:contentTypeDescription="Crie um novo documento." ma:contentTypeScope="" ma:versionID="f58841031a2b8acc55807e179e1eb129">
   <xsd:schema xmlns:xsd="http://www.w3.org/2001/XMLSchema" xmlns:xs="http://www.w3.org/2001/XMLSchema" xmlns:p="http://schemas.microsoft.com/office/2006/metadata/properties" xmlns:ns2="e5b1cd33-4eca-41a4-b7d8-fdf3e6200119" xmlns:ns3="c710a95f-4097-48d0-b72e-528dcf24b561" targetNamespace="http://schemas.microsoft.com/office/2006/metadata/properties" ma:root="true" ma:fieldsID="eabb80da9e4a7645788b9624de58e5c8" ns2:_="" ns3:_="">
     <xsd:import namespace="e5b1cd33-4eca-41a4-b7d8-fdf3e6200119"/>
@@ -6334,7 +7164,7 @@
 </ct:contentTypeSchema>
 </file>
 
-<file path=customXml/item2.xml><?xml version="1.0" encoding="utf-8"?>
+<file path=customXml/item3.xml><?xml version="1.0" encoding="utf-8"?>
 <?mso-contentType ?>
 <FormTemplates xmlns="http://schemas.microsoft.com/sharepoint/v3/contenttype/forms">
   <Display>DocumentLibraryForm</Display>
@@ -6343,18 +7173,18 @@
 </FormTemplates>
 </file>
 
-<file path=customXml/item3.xml><?xml version="1.0" encoding="utf-8"?>
-<p:properties xmlns:p="http://schemas.microsoft.com/office/2006/metadata/properties" xmlns:xsi="http://www.w3.org/2001/XMLSchema-instance" xmlns:pc="http://schemas.microsoft.com/office/infopath/2007/PartnerControls">
-  <documentManagement>
-    <lcf76f155ced4ddcb4097134ff3c332f xmlns="e5b1cd33-4eca-41a4-b7d8-fdf3e6200119">
-      <Terms xmlns="http://schemas.microsoft.com/office/infopath/2007/PartnerControls"/>
-    </lcf76f155ced4ddcb4097134ff3c332f>
-    <TaxCatchAll xmlns="c710a95f-4097-48d0-b72e-528dcf24b561" xsi:nil="true"/>
-  </documentManagement>
-</p:properties>
+<file path=customXml/itemProps1.xml><?xml version="1.0" encoding="utf-8"?>
+<ds:datastoreItem xmlns:ds="http://schemas.openxmlformats.org/officeDocument/2006/customXml" ds:itemID="{CB7613A1-A0CB-4E22-AF85-27793339D14D}">
+  <ds:schemaRefs>
+    <ds:schemaRef ds:uri="http://schemas.microsoft.com/office/2006/metadata/properties"/>
+    <ds:schemaRef ds:uri="http://schemas.microsoft.com/office/infopath/2007/PartnerControls"/>
+    <ds:schemaRef ds:uri="e5b1cd33-4eca-41a4-b7d8-fdf3e6200119"/>
+    <ds:schemaRef ds:uri="c710a95f-4097-48d0-b72e-528dcf24b561"/>
+  </ds:schemaRefs>
+</ds:datastoreItem>
 </file>
 
-<file path=customXml/itemProps1.xml><?xml version="1.0" encoding="utf-8"?>
+<file path=customXml/itemProps2.xml><?xml version="1.0" encoding="utf-8"?>
 <ds:datastoreItem xmlns:ds="http://schemas.openxmlformats.org/officeDocument/2006/customXml" ds:itemID="{527C8FAF-F895-460C-92FD-63B7C6027339}">
   <ds:schemaRefs>
     <ds:schemaRef ds:uri="http://schemas.microsoft.com/office/2006/metadata/contentType"/>
@@ -6373,21 +7203,10 @@
 </ds:datastoreItem>
 </file>
 
-<file path=customXml/itemProps2.xml><?xml version="1.0" encoding="utf-8"?>
+<file path=customXml/itemProps3.xml><?xml version="1.0" encoding="utf-8"?>
 <ds:datastoreItem xmlns:ds="http://schemas.openxmlformats.org/officeDocument/2006/customXml" ds:itemID="{A5ED3DFB-4F39-4BF8-995C-27FE2C86527B}">
   <ds:schemaRefs>
     <ds:schemaRef ds:uri="http://schemas.microsoft.com/sharepoint/v3/contenttype/forms"/>
   </ds:schemaRefs>
 </ds:datastoreItem>
-</file>
-
-<file path=customXml/itemProps3.xml><?xml version="1.0" encoding="utf-8"?>
-<ds:datastoreItem xmlns:ds="http://schemas.openxmlformats.org/officeDocument/2006/customXml" ds:itemID="{CB7613A1-A0CB-4E22-AF85-27793339D14D}">
-  <ds:schemaRefs>
-    <ds:schemaRef ds:uri="http://schemas.microsoft.com/office/2006/metadata/properties"/>
-    <ds:schemaRef ds:uri="http://schemas.microsoft.com/office/infopath/2007/PartnerControls"/>
-    <ds:schemaRef ds:uri="e5b1cd33-4eca-41a4-b7d8-fdf3e6200119"/>
-    <ds:schemaRef ds:uri="c710a95f-4097-48d0-b72e-528dcf24b561"/>
-  </ds:schemaRefs>
-</ds:datastoreItem>
 </file>